--- a/output/chem-u02/SHULL_CHEM_Guided_Notes_U02_S02.1-S02.5_Key.docx
+++ b/output/chem-u02/SHULL_CHEM_Guided_Notes_U02_S02.1-S02.5_Key.docx
@@ -77,7 +77,7 @@
                 <w:sz w:val="16"/>
                 <w:spacing w:val="26"/>
               </w:rPr>
-              <w:t>GUIDED NOTES · 5 SECTIONS · S2.1 – S2.5  ·  TEACHER KEY</w:t>
+              <w:t>GUIDED NOTES · 5 SECTIONS · S02.1 – S02.5  ·  TEACHER KEY</w:t>
             </w:r>
           </w:p>
         </w:tc>
@@ -346,7 +346,7 @@
                 <w:sz w:val="22"/>
                 <w:u w:val="none"/>
               </w:rPr>
-              <w:t>S2.1</w:t>
+              <w:t>S02.1</w:t>
             </w:r>
           </w:p>
         </w:tc>
@@ -472,7 +472,7 @@
                 <w:sz w:val="22"/>
                 <w:u w:val="none"/>
               </w:rPr>
-              <w:t>S2.2</w:t>
+              <w:t>S02.2</w:t>
             </w:r>
           </w:p>
         </w:tc>
@@ -598,7 +598,7 @@
                 <w:sz w:val="22"/>
                 <w:u w:val="none"/>
               </w:rPr>
-              <w:t>S2.3</w:t>
+              <w:t>S02.3</w:t>
             </w:r>
           </w:p>
         </w:tc>
@@ -724,7 +724,7 @@
                 <w:sz w:val="22"/>
                 <w:u w:val="none"/>
               </w:rPr>
-              <w:t>S2.4</w:t>
+              <w:t>S02.4</w:t>
             </w:r>
           </w:p>
         </w:tc>
@@ -850,7 +850,7 @@
                 <w:sz w:val="22"/>
                 <w:u w:val="none"/>
               </w:rPr>
-              <w:t>S2.5</w:t>
+              <w:t>S02.5</w:t>
             </w:r>
           </w:p>
         </w:tc>
@@ -1299,7 +1299,7 @@
                 <w:sz w:val="17"/>
                 <w:spacing w:val="26"/>
               </w:rPr>
-              <w:t>U2 / S2.1</w:t>
+              <w:t>U02 / S02.1</w:t>
             </w:r>
           </w:p>
           <w:p>
@@ -1432,7 +1432,9 @@
               <w:rPr>
                 <w:rFonts w:ascii="Trade Gothic Next" w:hAnsi="Trade Gothic Next"/>
                 <w:b w:val="0"/>
+                <w:color w:val="14161B"/>
                 <w:sz w:val="17"/>
+                <w:u w:val="none"/>
               </w:rPr>
               <w:t>Name for the energy-level label</w:t>
             </w:r>
@@ -1445,7 +1447,9 @@
               <w:rPr>
                 <w:rFonts w:ascii="Trade Gothic Next" w:hAnsi="Trade Gothic Next"/>
                 <w:b w:val="0"/>
+                <w:color w:val="14161B"/>
                 <w:sz w:val="17"/>
+                <w:u w:val="none"/>
               </w:rPr>
               <w:t>Definition — quantized</w:t>
             </w:r>
@@ -1458,7 +1462,9 @@
               <w:rPr>
                 <w:rFonts w:ascii="Trade Gothic Next" w:hAnsi="Trade Gothic Next"/>
                 <w:b w:val="0"/>
+                <w:color w:val="14161B"/>
                 <w:sz w:val="17"/>
+                <w:u w:val="none"/>
               </w:rPr>
               <w:t>Today's model against Bohr's</w:t>
             </w:r>
@@ -1491,10 +1497,10 @@
           </w:p>
           <w:p>
             <w:pPr>
-              <w:spacing w:after="40" w:before="0"/>
               <w:pBdr>
                 <w:left w:val="single" w:sz="18" w:space="6" w:color="A3E635"/>
               </w:pBdr>
+              <w:spacing w:after="40" w:before="0"/>
             </w:pPr>
             <w:r>
               <w:rPr>
@@ -1604,10 +1610,10 @@
           </w:p>
           <w:p>
             <w:pPr>
-              <w:spacing w:after="40" w:before="0"/>
               <w:pBdr>
                 <w:left w:val="single" w:sz="18" w:space="6" w:color="A3E635"/>
               </w:pBdr>
+              <w:spacing w:after="40" w:before="0"/>
             </w:pPr>
             <w:r>
               <w:rPr>
@@ -1767,7 +1773,9 @@
               <w:rPr>
                 <w:rFonts w:ascii="Trade Gothic Next" w:hAnsi="Trade Gothic Next"/>
                 <w:b w:val="0"/>
+                <w:color w:val="14161B"/>
                 <w:sz w:val="17"/>
+                <w:u w:val="none"/>
               </w:rPr>
               <w:t>Ground state</w:t>
             </w:r>
@@ -1780,7 +1788,9 @@
               <w:rPr>
                 <w:rFonts w:ascii="Trade Gothic Next" w:hAnsi="Trade Gothic Next"/>
                 <w:b w:val="0"/>
+                <w:color w:val="14161B"/>
                 <w:sz w:val="17"/>
+                <w:u w:val="none"/>
               </w:rPr>
               <w:t>Excited state</w:t>
             </w:r>
@@ -1793,7 +1803,9 @@
               <w:rPr>
                 <w:rFonts w:ascii="Trade Gothic Next" w:hAnsi="Trade Gothic Next"/>
                 <w:b w:val="0"/>
+                <w:color w:val="14161B"/>
                 <w:sz w:val="17"/>
+                <w:u w:val="none"/>
               </w:rPr>
               <w:t>Ionization</w:t>
             </w:r>
@@ -1806,7 +1818,9 @@
               <w:rPr>
                 <w:rFonts w:ascii="Trade Gothic Next" w:hAnsi="Trade Gothic Next"/>
                 <w:b w:val="0"/>
+                <w:color w:val="14161B"/>
                 <w:sz w:val="17"/>
+                <w:u w:val="none"/>
               </w:rPr>
               <w:t>Spacing of the higher levels</w:t>
             </w:r>
@@ -1960,9 +1974,9 @@
                     <w:right w:val="single" w:sz="4" w:color="C8CDC2"/>
                   </w:tcBorders>
                   <w:tcMar>
-                    <w:top w:w="50" w:type="dxa"/>
+                    <w:top w:w="30" w:type="dxa"/>
                     <w:left w:w="70" w:type="dxa"/>
-                    <w:bottom w:w="50" w:type="dxa"/>
+                    <w:bottom w:w="30" w:type="dxa"/>
                     <w:right w:w="70" w:type="dxa"/>
                   </w:tcMar>
                 </w:tcPr>
@@ -1992,9 +2006,9 @@
                     <w:right w:val="single" w:sz="4" w:color="C8CDC2"/>
                   </w:tcBorders>
                   <w:tcMar>
-                    <w:top w:w="50" w:type="dxa"/>
+                    <w:top w:w="30" w:type="dxa"/>
                     <w:left w:w="70" w:type="dxa"/>
-                    <w:bottom w:w="50" w:type="dxa"/>
+                    <w:bottom w:w="30" w:type="dxa"/>
                     <w:right w:w="70" w:type="dxa"/>
                   </w:tcMar>
                 </w:tcPr>
@@ -2069,9 +2083,9 @@
                     <w:right w:val="single" w:sz="4" w:color="C8CDC2"/>
                   </w:tcBorders>
                   <w:tcMar>
-                    <w:top w:w="50" w:type="dxa"/>
+                    <w:top w:w="30" w:type="dxa"/>
                     <w:left w:w="70" w:type="dxa"/>
-                    <w:bottom w:w="50" w:type="dxa"/>
+                    <w:bottom w:w="30" w:type="dxa"/>
                     <w:right w:w="70" w:type="dxa"/>
                   </w:tcMar>
                 </w:tcPr>
@@ -2101,9 +2115,9 @@
                     <w:right w:val="single" w:sz="4" w:color="C8CDC2"/>
                   </w:tcBorders>
                   <w:tcMar>
-                    <w:top w:w="50" w:type="dxa"/>
+                    <w:top w:w="30" w:type="dxa"/>
                     <w:left w:w="70" w:type="dxa"/>
-                    <w:bottom w:w="50" w:type="dxa"/>
+                    <w:bottom w:w="30" w:type="dxa"/>
                     <w:right w:w="70" w:type="dxa"/>
                   </w:tcMar>
                 </w:tcPr>
@@ -2158,9 +2172,9 @@
                     <w:right w:val="single" w:sz="4" w:color="C8CDC2"/>
                   </w:tcBorders>
                   <w:tcMar>
-                    <w:top w:w="50" w:type="dxa"/>
+                    <w:top w:w="30" w:type="dxa"/>
                     <w:left w:w="70" w:type="dxa"/>
-                    <w:bottom w:w="50" w:type="dxa"/>
+                    <w:bottom w:w="30" w:type="dxa"/>
                     <w:right w:w="70" w:type="dxa"/>
                   </w:tcMar>
                 </w:tcPr>
@@ -2190,9 +2204,9 @@
                     <w:right w:val="single" w:sz="4" w:color="C8CDC2"/>
                   </w:tcBorders>
                   <w:tcMar>
-                    <w:top w:w="50" w:type="dxa"/>
+                    <w:top w:w="30" w:type="dxa"/>
                     <w:left w:w="70" w:type="dxa"/>
-                    <w:bottom w:w="50" w:type="dxa"/>
+                    <w:bottom w:w="30" w:type="dxa"/>
                     <w:right w:w="70" w:type="dxa"/>
                   </w:tcMar>
                 </w:tcPr>
@@ -2841,7 +2855,7 @@
                 <w:sz w:val="17"/>
                 <w:spacing w:val="26"/>
               </w:rPr>
-              <w:t>U2 / S2.2</w:t>
+              <w:t>U02 / S02.2</w:t>
             </w:r>
           </w:p>
           <w:p>
@@ -2974,7 +2988,9 @@
               <w:rPr>
                 <w:rFonts w:ascii="Trade Gothic Next" w:hAnsi="Trade Gothic Next"/>
                 <w:b w:val="0"/>
+                <w:color w:val="14161B"/>
                 <w:sz w:val="17"/>
+                <w:u w:val="none"/>
               </w:rPr>
               <w:t>The four-step chain from level to electron</w:t>
             </w:r>
@@ -3062,10 +3078,10 @@
           </w:p>
           <w:p>
             <w:pPr>
-              <w:spacing w:after="40" w:before="0"/>
               <w:pBdr>
                 <w:left w:val="single" w:sz="18" w:space="6" w:color="A3E635"/>
               </w:pBdr>
+              <w:spacing w:after="40" w:before="0"/>
             </w:pPr>
             <w:r>
               <w:rPr>
@@ -3180,7 +3196,9 @@
               <w:rPr>
                 <w:rFonts w:ascii="Trade Gothic Next" w:hAnsi="Trade Gothic Next"/>
                 <w:b w:val="0"/>
+                <w:color w:val="14161B"/>
                 <w:sz w:val="17"/>
+                <w:u w:val="none"/>
               </w:rPr>
               <w:t>Definition — orbital</w:t>
             </w:r>
@@ -3193,7 +3211,9 @@
               <w:rPr>
                 <w:rFonts w:ascii="Trade Gothic Next" w:hAnsi="Trade Gothic Next"/>
                 <w:b w:val="0"/>
+                <w:color w:val="14161B"/>
                 <w:sz w:val="17"/>
+                <w:u w:val="none"/>
               </w:rPr>
               <w:t>Electron limit per orbital</w:t>
             </w:r>
@@ -3226,10 +3246,10 @@
           </w:p>
           <w:p>
             <w:pPr>
-              <w:spacing w:after="40" w:before="0"/>
               <w:pBdr>
                 <w:left w:val="single" w:sz="18" w:space="6" w:color="A3E635"/>
               </w:pBdr>
+              <w:spacing w:after="40" w:before="0"/>
             </w:pPr>
             <w:r>
               <w:rPr>
@@ -3349,7 +3369,9 @@
               <w:rPr>
                 <w:rFonts w:ascii="Trade Gothic Next" w:hAnsi="Trade Gothic Next"/>
                 <w:b w:val="0"/>
+                <w:color w:val="14161B"/>
                 <w:sz w:val="17"/>
+                <w:u w:val="none"/>
               </w:rPr>
               <w:t>Table — sublevels in each level</w:t>
             </w:r>
@@ -3362,7 +3384,9 @@
               <w:rPr>
                 <w:rFonts w:ascii="Trade Gothic Next" w:hAnsi="Trade Gothic Next"/>
                 <w:b w:val="0"/>
+                <w:color w:val="14161B"/>
                 <w:sz w:val="17"/>
+                <w:u w:val="none"/>
               </w:rPr>
               <w:t>Rule linking level number to sublevels</w:t>
             </w:r>
@@ -3546,9 +3570,9 @@
                     <w:right w:val="single" w:sz="4" w:color="C8CDC2"/>
                   </w:tcBorders>
                   <w:tcMar>
-                    <w:top w:w="50" w:type="dxa"/>
+                    <w:top w:w="30" w:type="dxa"/>
                     <w:left w:w="70" w:type="dxa"/>
-                    <w:bottom w:w="50" w:type="dxa"/>
+                    <w:bottom w:w="30" w:type="dxa"/>
                     <w:right w:w="70" w:type="dxa"/>
                   </w:tcMar>
                 </w:tcPr>
@@ -3578,9 +3602,9 @@
                     <w:right w:val="single" w:sz="4" w:color="C8CDC2"/>
                   </w:tcBorders>
                   <w:tcMar>
-                    <w:top w:w="50" w:type="dxa"/>
+                    <w:top w:w="30" w:type="dxa"/>
                     <w:left w:w="70" w:type="dxa"/>
-                    <w:bottom w:w="50" w:type="dxa"/>
+                    <w:bottom w:w="30" w:type="dxa"/>
                     <w:right w:w="70" w:type="dxa"/>
                   </w:tcMar>
                 </w:tcPr>
@@ -3610,9 +3634,9 @@
                     <w:right w:val="single" w:sz="4" w:color="C8CDC2"/>
                   </w:tcBorders>
                   <w:tcMar>
-                    <w:top w:w="50" w:type="dxa"/>
+                    <w:top w:w="30" w:type="dxa"/>
                     <w:left w:w="70" w:type="dxa"/>
-                    <w:bottom w:w="50" w:type="dxa"/>
+                    <w:bottom w:w="30" w:type="dxa"/>
                     <w:right w:w="70" w:type="dxa"/>
                   </w:tcMar>
                 </w:tcPr>
@@ -3647,9 +3671,9 @@
                     <w:right w:val="single" w:sz="4" w:color="C8CDC2"/>
                   </w:tcBorders>
                   <w:tcMar>
-                    <w:top w:w="50" w:type="dxa"/>
+                    <w:top w:w="30" w:type="dxa"/>
                     <w:left w:w="70" w:type="dxa"/>
-                    <w:bottom w:w="50" w:type="dxa"/>
+                    <w:bottom w:w="30" w:type="dxa"/>
                     <w:right w:w="70" w:type="dxa"/>
                   </w:tcMar>
                 </w:tcPr>
@@ -3679,9 +3703,9 @@
                     <w:right w:val="single" w:sz="4" w:color="C8CDC2"/>
                   </w:tcBorders>
                   <w:tcMar>
-                    <w:top w:w="50" w:type="dxa"/>
+                    <w:top w:w="30" w:type="dxa"/>
                     <w:left w:w="70" w:type="dxa"/>
-                    <w:bottom w:w="50" w:type="dxa"/>
+                    <w:bottom w:w="30" w:type="dxa"/>
                     <w:right w:w="70" w:type="dxa"/>
                   </w:tcMar>
                 </w:tcPr>
@@ -3711,9 +3735,9 @@
                     <w:right w:val="single" w:sz="4" w:color="C8CDC2"/>
                   </w:tcBorders>
                   <w:tcMar>
-                    <w:top w:w="50" w:type="dxa"/>
+                    <w:top w:w="30" w:type="dxa"/>
                     <w:left w:w="70" w:type="dxa"/>
-                    <w:bottom w:w="50" w:type="dxa"/>
+                    <w:bottom w:w="30" w:type="dxa"/>
                     <w:right w:w="70" w:type="dxa"/>
                   </w:tcMar>
                 </w:tcPr>
@@ -3748,9 +3772,9 @@
                     <w:right w:val="single" w:sz="4" w:color="C8CDC2"/>
                   </w:tcBorders>
                   <w:tcMar>
-                    <w:top w:w="50" w:type="dxa"/>
+                    <w:top w:w="30" w:type="dxa"/>
                     <w:left w:w="70" w:type="dxa"/>
-                    <w:bottom w:w="50" w:type="dxa"/>
+                    <w:bottom w:w="30" w:type="dxa"/>
                     <w:right w:w="70" w:type="dxa"/>
                   </w:tcMar>
                 </w:tcPr>
@@ -3780,9 +3804,9 @@
                     <w:right w:val="single" w:sz="4" w:color="C8CDC2"/>
                   </w:tcBorders>
                   <w:tcMar>
-                    <w:top w:w="50" w:type="dxa"/>
+                    <w:top w:w="30" w:type="dxa"/>
                     <w:left w:w="70" w:type="dxa"/>
-                    <w:bottom w:w="50" w:type="dxa"/>
+                    <w:bottom w:w="30" w:type="dxa"/>
                     <w:right w:w="70" w:type="dxa"/>
                   </w:tcMar>
                 </w:tcPr>
@@ -3812,9 +3836,9 @@
                     <w:right w:val="single" w:sz="4" w:color="C8CDC2"/>
                   </w:tcBorders>
                   <w:tcMar>
-                    <w:top w:w="50" w:type="dxa"/>
+                    <w:top w:w="30" w:type="dxa"/>
                     <w:left w:w="70" w:type="dxa"/>
-                    <w:bottom w:w="50" w:type="dxa"/>
+                    <w:bottom w:w="30" w:type="dxa"/>
                     <w:right w:w="70" w:type="dxa"/>
                   </w:tcMar>
                 </w:tcPr>
@@ -3849,9 +3873,9 @@
                     <w:right w:val="single" w:sz="4" w:color="C8CDC2"/>
                   </w:tcBorders>
                   <w:tcMar>
-                    <w:top w:w="50" w:type="dxa"/>
+                    <w:top w:w="30" w:type="dxa"/>
                     <w:left w:w="70" w:type="dxa"/>
-                    <w:bottom w:w="50" w:type="dxa"/>
+                    <w:bottom w:w="30" w:type="dxa"/>
                     <w:right w:w="70" w:type="dxa"/>
                   </w:tcMar>
                 </w:tcPr>
@@ -3881,9 +3905,9 @@
                     <w:right w:val="single" w:sz="4" w:color="C8CDC2"/>
                   </w:tcBorders>
                   <w:tcMar>
-                    <w:top w:w="50" w:type="dxa"/>
+                    <w:top w:w="30" w:type="dxa"/>
                     <w:left w:w="70" w:type="dxa"/>
-                    <w:bottom w:w="50" w:type="dxa"/>
+                    <w:bottom w:w="30" w:type="dxa"/>
                     <w:right w:w="70" w:type="dxa"/>
                   </w:tcMar>
                 </w:tcPr>
@@ -3913,9 +3937,9 @@
                     <w:right w:val="single" w:sz="4" w:color="C8CDC2"/>
                   </w:tcBorders>
                   <w:tcMar>
-                    <w:top w:w="50" w:type="dxa"/>
+                    <w:top w:w="30" w:type="dxa"/>
                     <w:left w:w="70" w:type="dxa"/>
-                    <w:bottom w:w="50" w:type="dxa"/>
+                    <w:bottom w:w="30" w:type="dxa"/>
                     <w:right w:w="70" w:type="dxa"/>
                   </w:tcMar>
                 </w:tcPr>
@@ -4001,7 +4025,9 @@
               <w:rPr>
                 <w:rFonts w:ascii="Trade Gothic Next" w:hAnsi="Trade Gothic Next"/>
                 <w:b w:val="0"/>
+                <w:color w:val="14161B"/>
                 <w:sz w:val="17"/>
+                <w:u w:val="none"/>
               </w:rPr>
               <w:t>Table — orbitals and electrons per sublevel</w:t>
             </w:r>
@@ -4014,7 +4040,9 @@
               <w:rPr>
                 <w:rFonts w:ascii="Trade Gothic Next" w:hAnsi="Trade Gothic Next"/>
                 <w:b w:val="0"/>
+                <w:color w:val="14161B"/>
                 <w:sz w:val="17"/>
+                <w:u w:val="none"/>
               </w:rPr>
               <w:t>Formulas for a whole level</w:t>
             </w:r>
@@ -4062,10 +4090,10 @@
           </w:p>
           <w:p>
             <w:pPr>
-              <w:spacing w:after="40" w:before="0"/>
               <w:pBdr>
                 <w:left w:val="single" w:sz="18" w:space="6" w:color="A3E635"/>
               </w:pBdr>
+              <w:spacing w:after="40" w:before="0"/>
             </w:pPr>
             <w:r>
               <w:rPr>
@@ -4236,9 +4264,9 @@
                     <w:right w:val="single" w:sz="4" w:color="C8CDC2"/>
                   </w:tcBorders>
                   <w:tcMar>
-                    <w:top w:w="50" w:type="dxa"/>
+                    <w:top w:w="30" w:type="dxa"/>
                     <w:left w:w="70" w:type="dxa"/>
-                    <w:bottom w:w="50" w:type="dxa"/>
+                    <w:bottom w:w="30" w:type="dxa"/>
                     <w:right w:w="70" w:type="dxa"/>
                   </w:tcMar>
                 </w:tcPr>
@@ -4268,9 +4296,9 @@
                     <w:right w:val="single" w:sz="4" w:color="C8CDC2"/>
                   </w:tcBorders>
                   <w:tcMar>
-                    <w:top w:w="50" w:type="dxa"/>
+                    <w:top w:w="30" w:type="dxa"/>
                     <w:left w:w="70" w:type="dxa"/>
-                    <w:bottom w:w="50" w:type="dxa"/>
+                    <w:bottom w:w="30" w:type="dxa"/>
                     <w:right w:w="70" w:type="dxa"/>
                   </w:tcMar>
                 </w:tcPr>
@@ -4300,9 +4328,9 @@
                     <w:right w:val="single" w:sz="4" w:color="C8CDC2"/>
                   </w:tcBorders>
                   <w:tcMar>
-                    <w:top w:w="50" w:type="dxa"/>
+                    <w:top w:w="30" w:type="dxa"/>
                     <w:left w:w="70" w:type="dxa"/>
-                    <w:bottom w:w="50" w:type="dxa"/>
+                    <w:bottom w:w="30" w:type="dxa"/>
                     <w:right w:w="70" w:type="dxa"/>
                   </w:tcMar>
                 </w:tcPr>
@@ -4337,9 +4365,9 @@
                     <w:right w:val="single" w:sz="4" w:color="C8CDC2"/>
                   </w:tcBorders>
                   <w:tcMar>
-                    <w:top w:w="50" w:type="dxa"/>
+                    <w:top w:w="30" w:type="dxa"/>
                     <w:left w:w="70" w:type="dxa"/>
-                    <w:bottom w:w="50" w:type="dxa"/>
+                    <w:bottom w:w="30" w:type="dxa"/>
                     <w:right w:w="70" w:type="dxa"/>
                   </w:tcMar>
                 </w:tcPr>
@@ -4369,9 +4397,9 @@
                     <w:right w:val="single" w:sz="4" w:color="C8CDC2"/>
                   </w:tcBorders>
                   <w:tcMar>
-                    <w:top w:w="50" w:type="dxa"/>
+                    <w:top w:w="30" w:type="dxa"/>
                     <w:left w:w="70" w:type="dxa"/>
-                    <w:bottom w:w="50" w:type="dxa"/>
+                    <w:bottom w:w="30" w:type="dxa"/>
                     <w:right w:w="70" w:type="dxa"/>
                   </w:tcMar>
                 </w:tcPr>
@@ -4401,9 +4429,9 @@
                     <w:right w:val="single" w:sz="4" w:color="C8CDC2"/>
                   </w:tcBorders>
                   <w:tcMar>
-                    <w:top w:w="50" w:type="dxa"/>
+                    <w:top w:w="30" w:type="dxa"/>
                     <w:left w:w="70" w:type="dxa"/>
-                    <w:bottom w:w="50" w:type="dxa"/>
+                    <w:bottom w:w="30" w:type="dxa"/>
                     <w:right w:w="70" w:type="dxa"/>
                   </w:tcMar>
                 </w:tcPr>
@@ -4438,9 +4466,9 @@
                     <w:right w:val="single" w:sz="4" w:color="C8CDC2"/>
                   </w:tcBorders>
                   <w:tcMar>
-                    <w:top w:w="50" w:type="dxa"/>
+                    <w:top w:w="30" w:type="dxa"/>
                     <w:left w:w="70" w:type="dxa"/>
-                    <w:bottom w:w="50" w:type="dxa"/>
+                    <w:bottom w:w="30" w:type="dxa"/>
                     <w:right w:w="70" w:type="dxa"/>
                   </w:tcMar>
                 </w:tcPr>
@@ -4470,9 +4498,9 @@
                     <w:right w:val="single" w:sz="4" w:color="C8CDC2"/>
                   </w:tcBorders>
                   <w:tcMar>
-                    <w:top w:w="50" w:type="dxa"/>
+                    <w:top w:w="30" w:type="dxa"/>
                     <w:left w:w="70" w:type="dxa"/>
-                    <w:bottom w:w="50" w:type="dxa"/>
+                    <w:bottom w:w="30" w:type="dxa"/>
                     <w:right w:w="70" w:type="dxa"/>
                   </w:tcMar>
                 </w:tcPr>
@@ -4502,9 +4530,9 @@
                     <w:right w:val="single" w:sz="4" w:color="C8CDC2"/>
                   </w:tcBorders>
                   <w:tcMar>
-                    <w:top w:w="50" w:type="dxa"/>
+                    <w:top w:w="30" w:type="dxa"/>
                     <w:left w:w="70" w:type="dxa"/>
-                    <w:bottom w:w="50" w:type="dxa"/>
+                    <w:bottom w:w="30" w:type="dxa"/>
                     <w:right w:w="70" w:type="dxa"/>
                   </w:tcMar>
                 </w:tcPr>
@@ -4539,9 +4567,9 @@
                     <w:right w:val="single" w:sz="4" w:color="C8CDC2"/>
                   </w:tcBorders>
                   <w:tcMar>
-                    <w:top w:w="50" w:type="dxa"/>
+                    <w:top w:w="30" w:type="dxa"/>
                     <w:left w:w="70" w:type="dxa"/>
-                    <w:bottom w:w="50" w:type="dxa"/>
+                    <w:bottom w:w="30" w:type="dxa"/>
                     <w:right w:w="70" w:type="dxa"/>
                   </w:tcMar>
                 </w:tcPr>
@@ -4571,9 +4599,9 @@
                     <w:right w:val="single" w:sz="4" w:color="C8CDC2"/>
                   </w:tcBorders>
                   <w:tcMar>
-                    <w:top w:w="50" w:type="dxa"/>
+                    <w:top w:w="30" w:type="dxa"/>
                     <w:left w:w="70" w:type="dxa"/>
-                    <w:bottom w:w="50" w:type="dxa"/>
+                    <w:bottom w:w="30" w:type="dxa"/>
                     <w:right w:w="70" w:type="dxa"/>
                   </w:tcMar>
                 </w:tcPr>
@@ -4603,9 +4631,9 @@
                     <w:right w:val="single" w:sz="4" w:color="C8CDC2"/>
                   </w:tcBorders>
                   <w:tcMar>
-                    <w:top w:w="50" w:type="dxa"/>
+                    <w:top w:w="30" w:type="dxa"/>
                     <w:left w:w="70" w:type="dxa"/>
-                    <w:bottom w:w="50" w:type="dxa"/>
+                    <w:bottom w:w="30" w:type="dxa"/>
                     <w:right w:w="70" w:type="dxa"/>
                   </w:tcMar>
                 </w:tcPr>
@@ -4691,7 +4719,9 @@
               <w:rPr>
                 <w:rFonts w:ascii="Trade Gothic Next" w:hAnsi="Trade Gothic Next"/>
                 <w:b w:val="0"/>
+                <w:color w:val="14161B"/>
                 <w:sz w:val="17"/>
+                <w:u w:val="none"/>
               </w:rPr>
               <w:t>Block widths in columns</w:t>
             </w:r>
@@ -4704,7 +4734,9 @@
               <w:rPr>
                 <w:rFonts w:ascii="Trade Gothic Next" w:hAnsi="Trade Gothic Next"/>
                 <w:b w:val="0"/>
+                <w:color w:val="14161B"/>
                 <w:sz w:val="17"/>
+                <w:u w:val="none"/>
               </w:rPr>
               <w:t>Helium's placement</w:t>
             </w:r>
@@ -4717,7 +4749,9 @@
               <w:rPr>
                 <w:rFonts w:ascii="Trade Gothic Next" w:hAnsi="Trade Gothic Next"/>
                 <w:b w:val="0"/>
+                <w:color w:val="14161B"/>
                 <w:sz w:val="17"/>
+                <w:u w:val="none"/>
               </w:rPr>
               <w:t>Order of K and Ca</w:t>
             </w:r>
@@ -4941,9 +4975,9 @@
                     <w:right w:val="single" w:sz="4" w:color="C8CDC2"/>
                   </w:tcBorders>
                   <w:tcMar>
-                    <w:top w:w="50" w:type="dxa"/>
+                    <w:top w:w="30" w:type="dxa"/>
                     <w:left w:w="70" w:type="dxa"/>
-                    <w:bottom w:w="50" w:type="dxa"/>
+                    <w:bottom w:w="30" w:type="dxa"/>
                     <w:right w:w="70" w:type="dxa"/>
                   </w:tcMar>
                 </w:tcPr>
@@ -4973,9 +5007,9 @@
                     <w:right w:val="single" w:sz="4" w:color="C8CDC2"/>
                   </w:tcBorders>
                   <w:tcMar>
-                    <w:top w:w="50" w:type="dxa"/>
+                    <w:top w:w="30" w:type="dxa"/>
                     <w:left w:w="70" w:type="dxa"/>
-                    <w:bottom w:w="50" w:type="dxa"/>
+                    <w:bottom w:w="30" w:type="dxa"/>
                     <w:right w:w="70" w:type="dxa"/>
                   </w:tcMar>
                 </w:tcPr>
@@ -5020,9 +5054,9 @@
                     <w:right w:val="single" w:sz="4" w:color="C8CDC2"/>
                   </w:tcBorders>
                   <w:tcMar>
-                    <w:top w:w="50" w:type="dxa"/>
+                    <w:top w:w="30" w:type="dxa"/>
                     <w:left w:w="70" w:type="dxa"/>
-                    <w:bottom w:w="50" w:type="dxa"/>
+                    <w:bottom w:w="30" w:type="dxa"/>
                     <w:right w:w="70" w:type="dxa"/>
                   </w:tcMar>
                 </w:tcPr>
@@ -5052,9 +5086,9 @@
                     <w:right w:val="single" w:sz="4" w:color="C8CDC2"/>
                   </w:tcBorders>
                   <w:tcMar>
-                    <w:top w:w="50" w:type="dxa"/>
+                    <w:top w:w="30" w:type="dxa"/>
                     <w:left w:w="70" w:type="dxa"/>
-                    <w:bottom w:w="50" w:type="dxa"/>
+                    <w:bottom w:w="30" w:type="dxa"/>
                     <w:right w:w="70" w:type="dxa"/>
                   </w:tcMar>
                 </w:tcPr>
@@ -5099,9 +5133,9 @@
                     <w:right w:val="single" w:sz="4" w:color="C8CDC2"/>
                   </w:tcBorders>
                   <w:tcMar>
-                    <w:top w:w="50" w:type="dxa"/>
+                    <w:top w:w="30" w:type="dxa"/>
                     <w:left w:w="70" w:type="dxa"/>
-                    <w:bottom w:w="50" w:type="dxa"/>
+                    <w:bottom w:w="30" w:type="dxa"/>
                     <w:right w:w="70" w:type="dxa"/>
                   </w:tcMar>
                 </w:tcPr>
@@ -5131,9 +5165,9 @@
                     <w:right w:val="single" w:sz="4" w:color="C8CDC2"/>
                   </w:tcBorders>
                   <w:tcMar>
-                    <w:top w:w="50" w:type="dxa"/>
+                    <w:top w:w="30" w:type="dxa"/>
                     <w:left w:w="70" w:type="dxa"/>
-                    <w:bottom w:w="50" w:type="dxa"/>
+                    <w:bottom w:w="30" w:type="dxa"/>
                     <w:right w:w="70" w:type="dxa"/>
                   </w:tcMar>
                 </w:tcPr>
@@ -5178,9 +5212,9 @@
                     <w:right w:val="single" w:sz="4" w:color="C8CDC2"/>
                   </w:tcBorders>
                   <w:tcMar>
-                    <w:top w:w="50" w:type="dxa"/>
+                    <w:top w:w="30" w:type="dxa"/>
                     <w:left w:w="70" w:type="dxa"/>
-                    <w:bottom w:w="50" w:type="dxa"/>
+                    <w:bottom w:w="30" w:type="dxa"/>
                     <w:right w:w="70" w:type="dxa"/>
                   </w:tcMar>
                 </w:tcPr>
@@ -5210,9 +5244,9 @@
                     <w:right w:val="single" w:sz="4" w:color="C8CDC2"/>
                   </w:tcBorders>
                   <w:tcMar>
-                    <w:top w:w="50" w:type="dxa"/>
+                    <w:top w:w="30" w:type="dxa"/>
                     <w:left w:w="70" w:type="dxa"/>
-                    <w:bottom w:w="50" w:type="dxa"/>
+                    <w:bottom w:w="30" w:type="dxa"/>
                     <w:right w:w="70" w:type="dxa"/>
                   </w:tcMar>
                 </w:tcPr>
@@ -5308,7 +5342,9 @@
               <w:rPr>
                 <w:rFonts w:ascii="Trade Gothic Next" w:hAnsi="Trade Gothic Next"/>
                 <w:b w:val="0"/>
+                <w:color w:val="14161B"/>
                 <w:sz w:val="17"/>
+                <w:u w:val="none"/>
               </w:rPr>
               <w:t>Sublevels in n = 3</w:t>
             </w:r>
@@ -5321,7 +5357,9 @@
               <w:rPr>
                 <w:rFonts w:ascii="Trade Gothic Next" w:hAnsi="Trade Gothic Next"/>
                 <w:b w:val="0"/>
+                <w:color w:val="14161B"/>
                 <w:sz w:val="17"/>
+                <w:u w:val="none"/>
               </w:rPr>
               <w:t>Electrons in 4f</w:t>
             </w:r>
@@ -5334,7 +5372,9 @@
               <w:rPr>
                 <w:rFonts w:ascii="Trade Gothic Next" w:hAnsi="Trade Gothic Next"/>
                 <w:b w:val="0"/>
+                <w:color w:val="14161B"/>
                 <w:sz w:val="17"/>
+                <w:u w:val="none"/>
               </w:rPr>
               <w:t>Orbitals in n = 4</w:t>
             </w:r>
@@ -5347,7 +5387,9 @@
               <w:rPr>
                 <w:rFonts w:ascii="Trade Gothic Next" w:hAnsi="Trade Gothic Next"/>
                 <w:b w:val="0"/>
+                <w:color w:val="14161B"/>
                 <w:sz w:val="17"/>
+                <w:u w:val="none"/>
               </w:rPr>
               <w:t>Totals for n = 3</w:t>
             </w:r>
@@ -5986,7 +6028,7 @@
                 <w:sz w:val="17"/>
                 <w:spacing w:val="26"/>
               </w:rPr>
-              <w:t>U2 / S2.3</w:t>
+              <w:t>U02 / S02.3</w:t>
             </w:r>
           </w:p>
           <w:p>
@@ -6119,7 +6161,9 @@
               <w:rPr>
                 <w:rFonts w:ascii="Trade Gothic Next" w:hAnsi="Trade Gothic Next"/>
                 <w:b w:val="0"/>
+                <w:color w:val="14161B"/>
                 <w:sz w:val="17"/>
+                <w:u w:val="none"/>
               </w:rPr>
               <w:t>Definition — electron configuration</w:t>
             </w:r>
@@ -6132,7 +6176,9 @@
               <w:rPr>
                 <w:rFonts w:ascii="Trade Gothic Next" w:hAnsi="Trade Gothic Next"/>
                 <w:b w:val="0"/>
+                <w:color w:val="14161B"/>
                 <w:sz w:val="17"/>
+                <w:u w:val="none"/>
               </w:rPr>
               <w:t>Number of filling rules</w:t>
             </w:r>
@@ -6165,10 +6211,10 @@
           </w:p>
           <w:p>
             <w:pPr>
-              <w:spacing w:after="40" w:before="0"/>
               <w:pBdr>
                 <w:left w:val="single" w:sz="18" w:space="6" w:color="A3E635"/>
               </w:pBdr>
+              <w:spacing w:after="40" w:before="0"/>
             </w:pPr>
             <w:r>
               <w:rPr>
@@ -6338,7 +6384,9 @@
               <w:rPr>
                 <w:rFonts w:ascii="Trade Gothic Next" w:hAnsi="Trade Gothic Next"/>
                 <w:b w:val="0"/>
+                <w:color w:val="14161B"/>
                 <w:sz w:val="17"/>
+                <w:u w:val="none"/>
               </w:rPr>
               <w:t>Table — the three parts of 2p⁴</w:t>
             </w:r>
@@ -6351,7 +6399,9 @@
               <w:rPr>
                 <w:rFonts w:ascii="Trade Gothic Next" w:hAnsi="Trade Gothic Next"/>
                 <w:b w:val="0"/>
+                <w:color w:val="14161B"/>
                 <w:sz w:val="17"/>
+                <w:u w:val="none"/>
               </w:rPr>
               <w:t>Check for a neutral atom</w:t>
             </w:r>
@@ -6439,10 +6489,10 @@
           </w:p>
           <w:p>
             <w:pPr>
-              <w:spacing w:after="40" w:before="0"/>
               <w:pBdr>
                 <w:left w:val="single" w:sz="18" w:space="6" w:color="A3E635"/>
               </w:pBdr>
+              <w:spacing w:after="40" w:before="0"/>
             </w:pPr>
             <w:r>
               <w:rPr>
@@ -6563,9 +6613,9 @@
                     <w:right w:val="single" w:sz="4" w:color="C8CDC2"/>
                   </w:tcBorders>
                   <w:tcMar>
-                    <w:top w:w="50" w:type="dxa"/>
+                    <w:top w:w="30" w:type="dxa"/>
                     <w:left w:w="70" w:type="dxa"/>
-                    <w:bottom w:w="50" w:type="dxa"/>
+                    <w:bottom w:w="30" w:type="dxa"/>
                     <w:right w:w="70" w:type="dxa"/>
                   </w:tcMar>
                 </w:tcPr>
@@ -6595,9 +6645,9 @@
                     <w:right w:val="single" w:sz="4" w:color="C8CDC2"/>
                   </w:tcBorders>
                   <w:tcMar>
-                    <w:top w:w="50" w:type="dxa"/>
+                    <w:top w:w="30" w:type="dxa"/>
                     <w:left w:w="70" w:type="dxa"/>
-                    <w:bottom w:w="50" w:type="dxa"/>
+                    <w:bottom w:w="30" w:type="dxa"/>
                     <w:right w:w="70" w:type="dxa"/>
                   </w:tcMar>
                 </w:tcPr>
@@ -6632,9 +6682,9 @@
                     <w:right w:val="single" w:sz="4" w:color="C8CDC2"/>
                   </w:tcBorders>
                   <w:tcMar>
-                    <w:top w:w="50" w:type="dxa"/>
+                    <w:top w:w="30" w:type="dxa"/>
                     <w:left w:w="70" w:type="dxa"/>
-                    <w:bottom w:w="50" w:type="dxa"/>
+                    <w:bottom w:w="30" w:type="dxa"/>
                     <w:right w:w="70" w:type="dxa"/>
                   </w:tcMar>
                 </w:tcPr>
@@ -6664,9 +6714,9 @@
                     <w:right w:val="single" w:sz="4" w:color="C8CDC2"/>
                   </w:tcBorders>
                   <w:tcMar>
-                    <w:top w:w="50" w:type="dxa"/>
+                    <w:top w:w="30" w:type="dxa"/>
                     <w:left w:w="70" w:type="dxa"/>
-                    <w:bottom w:w="50" w:type="dxa"/>
+                    <w:bottom w:w="30" w:type="dxa"/>
                     <w:right w:w="70" w:type="dxa"/>
                   </w:tcMar>
                 </w:tcPr>
@@ -6701,9 +6751,9 @@
                     <w:right w:val="single" w:sz="4" w:color="C8CDC2"/>
                   </w:tcBorders>
                   <w:tcMar>
-                    <w:top w:w="50" w:type="dxa"/>
+                    <w:top w:w="30" w:type="dxa"/>
                     <w:left w:w="70" w:type="dxa"/>
-                    <w:bottom w:w="50" w:type="dxa"/>
+                    <w:bottom w:w="30" w:type="dxa"/>
                     <w:right w:w="70" w:type="dxa"/>
                   </w:tcMar>
                 </w:tcPr>
@@ -6733,9 +6783,9 @@
                     <w:right w:val="single" w:sz="4" w:color="C8CDC2"/>
                   </w:tcBorders>
                   <w:tcMar>
-                    <w:top w:w="50" w:type="dxa"/>
+                    <w:top w:w="30" w:type="dxa"/>
                     <w:left w:w="70" w:type="dxa"/>
-                    <w:bottom w:w="50" w:type="dxa"/>
+                    <w:bottom w:w="30" w:type="dxa"/>
                     <w:right w:w="70" w:type="dxa"/>
                   </w:tcMar>
                 </w:tcPr>
@@ -6821,7 +6871,9 @@
               <w:rPr>
                 <w:rFonts w:ascii="Trade Gothic Next" w:hAnsi="Trade Gothic Next"/>
                 <w:b w:val="0"/>
+                <w:color w:val="14161B"/>
                 <w:sz w:val="17"/>
+                <w:u w:val="none"/>
               </w:rPr>
               <w:t>Definition — Aufbau principle</w:t>
             </w:r>
@@ -6834,7 +6886,9 @@
               <w:rPr>
                 <w:rFonts w:ascii="Trade Gothic Next" w:hAnsi="Trade Gothic Next"/>
                 <w:b w:val="0"/>
+                <w:color w:val="14161B"/>
                 <w:sz w:val="17"/>
+                <w:u w:val="none"/>
               </w:rPr>
               <w:t>Filling order, first nine sublevels</w:t>
             </w:r>
@@ -6847,7 +6901,9 @@
               <w:rPr>
                 <w:rFonts w:ascii="Trade Gothic Next" w:hAnsi="Trade Gothic Next"/>
                 <w:b w:val="0"/>
+                <w:color w:val="14161B"/>
                 <w:sz w:val="17"/>
+                <w:u w:val="none"/>
               </w:rPr>
               <w:t>Maximum electrons per sublevel</w:t>
             </w:r>
@@ -6880,10 +6936,10 @@
           </w:p>
           <w:p>
             <w:pPr>
-              <w:spacing w:after="40" w:before="0"/>
               <w:pBdr>
                 <w:left w:val="single" w:sz="18" w:space="6" w:color="A3E635"/>
               </w:pBdr>
+              <w:spacing w:after="40" w:before="0"/>
             </w:pPr>
             <w:r>
               <w:rPr>
@@ -7228,7 +7284,9 @@
               <w:rPr>
                 <w:rFonts w:ascii="Trade Gothic Next" w:hAnsi="Trade Gothic Next"/>
                 <w:b w:val="0"/>
+                <w:color w:val="14161B"/>
                 <w:sz w:val="17"/>
+                <w:u w:val="none"/>
               </w:rPr>
               <w:t>Definition — Pauli rule</w:t>
             </w:r>
@@ -7241,7 +7299,9 @@
               <w:rPr>
                 <w:rFonts w:ascii="Trade Gothic Next" w:hAnsi="Trade Gothic Next"/>
                 <w:b w:val="0"/>
+                <w:color w:val="14161B"/>
                 <w:sz w:val="17"/>
+                <w:u w:val="none"/>
               </w:rPr>
               <w:t>Allowed and not allowed spins</w:t>
             </w:r>
@@ -7269,15 +7329,15 @@
                 <w:sz w:val="15"/>
                 <w:spacing w:val="26"/>
               </w:rPr>
-              <w:t>PAULI: TWO ELECTRONS, OPPOSITE SPINS</w:t>
-            </w:r>
-          </w:p>
-          <w:p>
-            <w:pPr>
-              <w:spacing w:after="40" w:before="0"/>
+              <w:t>PAULI RULE</w:t>
+            </w:r>
+          </w:p>
+          <w:p>
+            <w:pPr>
               <w:pBdr>
                 <w:left w:val="single" w:sz="18" w:space="6" w:color="A3E635"/>
               </w:pBdr>
+              <w:spacing w:after="40" w:before="0"/>
             </w:pPr>
             <w:r>
               <w:rPr>
@@ -7581,7 +7641,9 @@
               <w:rPr>
                 <w:rFonts w:ascii="Trade Gothic Next" w:hAnsi="Trade Gothic Next"/>
                 <w:b w:val="0"/>
+                <w:color w:val="14161B"/>
                 <w:sz w:val="17"/>
+                <w:u w:val="none"/>
               </w:rPr>
               <w:t>Definition — Hund's rule</w:t>
             </w:r>
@@ -7594,7 +7656,9 @@
               <w:rPr>
                 <w:rFonts w:ascii="Trade Gothic Next" w:hAnsi="Trade Gothic Next"/>
                 <w:b w:val="0"/>
+                <w:color w:val="14161B"/>
                 <w:sz w:val="17"/>
+                <w:u w:val="none"/>
               </w:rPr>
               <w:t>Carbon, nitrogen, oxygen in 2p</w:t>
             </w:r>
@@ -7622,15 +7686,15 @@
                 <w:sz w:val="15"/>
                 <w:spacing w:val="26"/>
               </w:rPr>
-              <w:t>HUND: ONE IN EACH BEFORE PAIRING</w:t>
-            </w:r>
-          </w:p>
-          <w:p>
-            <w:pPr>
-              <w:spacing w:after="40" w:before="0"/>
+              <w:t>HUND'S RULE</w:t>
+            </w:r>
+          </w:p>
+          <w:p>
+            <w:pPr>
               <w:pBdr>
                 <w:left w:val="single" w:sz="18" w:space="6" w:color="A3E635"/>
               </w:pBdr>
+              <w:spacing w:after="40" w:before="0"/>
             </w:pPr>
             <w:r>
               <w:rPr>
@@ -8169,7 +8233,9 @@
               <w:rPr>
                 <w:rFonts w:ascii="Trade Gothic Next" w:hAnsi="Trade Gothic Next"/>
                 <w:b w:val="0"/>
+                <w:color w:val="14161B"/>
                 <w:sz w:val="17"/>
+                <w:u w:val="none"/>
               </w:rPr>
               <w:t>Atomic number and electron count</w:t>
             </w:r>
@@ -8182,7 +8248,9 @@
               <w:rPr>
                 <w:rFonts w:ascii="Trade Gothic Next" w:hAnsi="Trade Gothic Next"/>
                 <w:b w:val="0"/>
+                <w:color w:val="14161B"/>
                 <w:sz w:val="17"/>
+                <w:u w:val="none"/>
               </w:rPr>
               <w:t>Full configuration</w:t>
             </w:r>
@@ -8195,7 +8263,9 @@
               <w:rPr>
                 <w:rFonts w:ascii="Trade Gothic Next" w:hAnsi="Trade Gothic Next"/>
                 <w:b w:val="0"/>
+                <w:color w:val="14161B"/>
                 <w:sz w:val="17"/>
+                <w:u w:val="none"/>
               </w:rPr>
               <w:t>Orbital diagram</w:t>
             </w:r>
@@ -8208,7 +8278,9 @@
               <w:rPr>
                 <w:rFonts w:ascii="Trade Gothic Next" w:hAnsi="Trade Gothic Next"/>
                 <w:b w:val="0"/>
+                <w:color w:val="14161B"/>
                 <w:sz w:val="17"/>
+                <w:u w:val="none"/>
               </w:rPr>
               <w:t>Unpaired electrons</w:t>
             </w:r>
@@ -8276,10 +8348,10 @@
           </w:p>
           <w:p>
             <w:pPr>
-              <w:spacing w:after="40" w:before="0"/>
               <w:pBdr>
                 <w:left w:val="single" w:sz="18" w:space="6" w:color="A3E635"/>
               </w:pBdr>
+              <w:spacing w:after="40" w:before="0"/>
             </w:pPr>
             <w:r>
               <w:rPr>
@@ -8665,7 +8737,9 @@
               <w:rPr>
                 <w:rFonts w:ascii="Trade Gothic Next" w:hAnsi="Trade Gothic Next"/>
                 <w:b w:val="0"/>
+                <w:color w:val="14161B"/>
                 <w:sz w:val="17"/>
+                <w:u w:val="none"/>
               </w:rPr>
               <w:t>Full configuration of Ar</w:t>
             </w:r>
@@ -8678,7 +8752,9 @@
               <w:rPr>
                 <w:rFonts w:ascii="Trade Gothic Next" w:hAnsi="Trade Gothic Next"/>
                 <w:b w:val="0"/>
+                <w:color w:val="14161B"/>
                 <w:sz w:val="17"/>
+                <w:u w:val="none"/>
               </w:rPr>
               <w:t>Check the sum</w:t>
             </w:r>
@@ -8746,10 +8822,10 @@
           </w:p>
           <w:p>
             <w:pPr>
-              <w:spacing w:after="40" w:before="0"/>
               <w:pBdr>
                 <w:left w:val="single" w:sz="18" w:space="6" w:color="A3E635"/>
               </w:pBdr>
+              <w:spacing w:after="40" w:before="0"/>
             </w:pPr>
             <w:r>
               <w:rPr>
@@ -8784,7 +8860,7 @@
                 <w:sz w:val="19"/>
                 <w:u w:val="none"/>
               </w:rPr>
-              <w:t xml:space="preserve">Check: 2 + 2 + 6 + 2 + 6 = </w:t>
+              <w:t xml:space="preserve">Check: the raised numbers add to </w:t>
             </w:r>
             <w:r>
               <w:rPr>
@@ -8859,7 +8935,9 @@
               <w:rPr>
                 <w:rFonts w:ascii="Trade Gothic Next" w:hAnsi="Trade Gothic Next"/>
                 <w:b w:val="0"/>
+                <w:color w:val="14161B"/>
                 <w:sz w:val="17"/>
+                <w:u w:val="none"/>
               </w:rPr>
               <w:t>Steps to shorten a configuration</w:t>
             </w:r>
@@ -8872,7 +8950,9 @@
               <w:rPr>
                 <w:rFonts w:ascii="Trade Gothic Next" w:hAnsi="Trade Gothic Next"/>
                 <w:b w:val="0"/>
+                <w:color w:val="14161B"/>
                 <w:sz w:val="17"/>
+                <w:u w:val="none"/>
               </w:rPr>
               <w:t>Germanium, shorthand</w:t>
             </w:r>
@@ -8905,10 +8985,10 @@
           </w:p>
           <w:p>
             <w:pPr>
-              <w:spacing w:after="40" w:before="0"/>
               <w:pBdr>
                 <w:left w:val="single" w:sz="18" w:space="6" w:color="A3E635"/>
               </w:pBdr>
+              <w:spacing w:after="40" w:before="0"/>
             </w:pPr>
             <w:r>
               <w:rPr>
@@ -8973,7 +9053,17 @@
                 <w:sz w:val="19"/>
                 <w:u w:val="none"/>
               </w:rPr>
-              <w:t xml:space="preserve"> electrons: 1s² 2s² 2p⁶ 3s² 3p⁶ 4s² 3d¹⁰ 4p²</w:t>
+              <w:t xml:space="preserve"> electrons: </w:t>
+            </w:r>
+            <w:r>
+              <w:rPr>
+                <w:rFonts w:ascii="Trade Gothic Next" w:hAnsi="Trade Gothic Next"/>
+                <w:b/>
+                <w:color w:val="4D730E"/>
+                <w:sz w:val="19"/>
+                <w:u w:val="single"/>
+              </w:rPr>
+              <w:t>1s² 2s² 2p⁶ 3s² 3p⁶ 4s² 3d¹⁰ 4p²</w:t>
             </w:r>
           </w:p>
           <w:p>
@@ -9128,7 +9218,9 @@
               <w:rPr>
                 <w:rFonts w:ascii="Trade Gothic Next" w:hAnsi="Trade Gothic Next"/>
                 <w:b w:val="0"/>
+                <w:color w:val="14161B"/>
                 <w:sz w:val="17"/>
+                <w:u w:val="none"/>
               </w:rPr>
               <w:t>Electrons left after [Ar]</w:t>
             </w:r>
@@ -9141,7 +9233,9 @@
               <w:rPr>
                 <w:rFonts w:ascii="Trade Gothic Next" w:hAnsi="Trade Gothic Next"/>
                 <w:b w:val="0"/>
+                <w:color w:val="14161B"/>
                 <w:sz w:val="17"/>
+                <w:u w:val="none"/>
               </w:rPr>
               <w:t>Iron shorthand</w:t>
             </w:r>
@@ -9154,7 +9248,9 @@
               <w:rPr>
                 <w:rFonts w:ascii="Trade Gothic Next" w:hAnsi="Trade Gothic Next"/>
                 <w:b w:val="0"/>
+                <w:color w:val="14161B"/>
                 <w:sz w:val="17"/>
+                <w:u w:val="none"/>
               </w:rPr>
               <w:t>Unpaired electrons in iron</w:t>
             </w:r>
@@ -9277,10 +9373,10 @@
           </w:p>
           <w:p>
             <w:pPr>
-              <w:spacing w:after="40" w:before="0"/>
               <w:pBdr>
                 <w:left w:val="single" w:sz="18" w:space="6" w:color="A3E635"/>
               </w:pBdr>
+              <w:spacing w:after="40" w:before="0"/>
             </w:pPr>
             <w:r>
               <w:rPr>
@@ -9310,7 +9406,27 @@
                 <w:sz w:val="19"/>
                 <w:u w:val="none"/>
               </w:rPr>
-              <w:t>, and 18 + 2 + 6 = 26</w:t>
+              <w:t xml:space="preserve">. The electrons add to </w:t>
+            </w:r>
+            <w:r>
+              <w:rPr>
+                <w:rFonts w:ascii="Trade Gothic Next" w:hAnsi="Trade Gothic Next"/>
+                <w:b/>
+                <w:color w:val="4D730E"/>
+                <w:sz w:val="19"/>
+                <w:u w:val="single"/>
+              </w:rPr>
+              <w:t>26</w:t>
+            </w:r>
+            <w:r>
+              <w:rPr>
+                <w:rFonts w:ascii="Trade Gothic Next" w:hAnsi="Trade Gothic Next"/>
+                <w:b/>
+                <w:color w:val="14161B"/>
+                <w:sz w:val="19"/>
+                <w:u w:val="none"/>
+              </w:rPr>
+              <w:t>.</w:t>
             </w:r>
           </w:p>
           <w:p>
@@ -9689,7 +9805,9 @@
               <w:rPr>
                 <w:rFonts w:ascii="Trade Gothic Next" w:hAnsi="Trade Gothic Next"/>
                 <w:b w:val="0"/>
+                <w:color w:val="14161B"/>
                 <w:sz w:val="17"/>
+                <w:u w:val="none"/>
               </w:rPr>
               <w:t>Br shorthand and check</w:t>
             </w:r>
@@ -9702,7 +9820,9 @@
               <w:rPr>
                 <w:rFonts w:ascii="Trade Gothic Next" w:hAnsi="Trade Gothic Next"/>
                 <w:b w:val="0"/>
+                <w:color w:val="14161B"/>
                 <w:sz w:val="17"/>
+                <w:u w:val="none"/>
               </w:rPr>
               <w:t>Ni shorthand and check</w:t>
             </w:r>
@@ -9780,7 +9900,7 @@
                 <w:sz w:val="19"/>
                 <w:u w:val="none"/>
               </w:rPr>
-              <w:t xml:space="preserve">, and 18 + 2 + 10 + 5 = </w:t>
+              <w:t xml:space="preserve">. The electrons add to </w:t>
             </w:r>
             <w:r>
               <w:rPr>
@@ -9792,6 +9912,16 @@
               </w:rPr>
               <w:t>35</w:t>
             </w:r>
+            <w:r>
+              <w:rPr>
+                <w:rFonts w:ascii="Trade Gothic Next" w:hAnsi="Trade Gothic Next"/>
+                <w:b w:val="0"/>
+                <w:color w:val="14161B"/>
+                <w:sz w:val="19"/>
+                <w:u w:val="none"/>
+              </w:rPr>
+              <w:t>.</w:t>
+            </w:r>
           </w:p>
           <w:p>
             <w:pPr>
@@ -9825,7 +9955,7 @@
                 <w:sz w:val="19"/>
                 <w:u w:val="none"/>
               </w:rPr>
-              <w:t xml:space="preserve">, and 18 + 2 + 8 = </w:t>
+              <w:t xml:space="preserve">. The electrons add to </w:t>
             </w:r>
             <w:r>
               <w:rPr>
@@ -9836,6 +9966,16 @@
                 <w:u w:val="single"/>
               </w:rPr>
               <w:t>28</w:t>
+            </w:r>
+            <w:r>
+              <w:rPr>
+                <w:rFonts w:ascii="Trade Gothic Next" w:hAnsi="Trade Gothic Next"/>
+                <w:b w:val="0"/>
+                <w:color w:val="14161B"/>
+                <w:sz w:val="19"/>
+                <w:u w:val="none"/>
+              </w:rPr>
+              <w:t>.</w:t>
             </w:r>
           </w:p>
           <w:p>
@@ -9925,7 +10065,9 @@
               <w:rPr>
                 <w:rFonts w:ascii="Trade Gothic Next" w:hAnsi="Trade Gothic Next"/>
                 <w:b w:val="0"/>
+                <w:color w:val="14161B"/>
                 <w:sz w:val="17"/>
+                <w:u w:val="none"/>
               </w:rPr>
               <w:t>Table — simple prediction against actual</w:t>
             </w:r>
@@ -9938,7 +10080,9 @@
               <w:rPr>
                 <w:rFonts w:ascii="Trade Gothic Next" w:hAnsi="Trade Gothic Next"/>
                 <w:b w:val="0"/>
+                <w:color w:val="14161B"/>
                 <w:sz w:val="17"/>
+                <w:u w:val="none"/>
               </w:rPr>
               <w:t>Reason for the exceptions</w:t>
             </w:r>
@@ -9986,10 +10130,10 @@
           </w:p>
           <w:p>
             <w:pPr>
-              <w:spacing w:after="40" w:before="0"/>
               <w:pBdr>
                 <w:left w:val="single" w:sz="18" w:space="6" w:color="A3E635"/>
               </w:pBdr>
+              <w:spacing w:after="40" w:before="0"/>
             </w:pPr>
             <w:r>
               <w:rPr>
@@ -10160,9 +10304,9 @@
                     <w:right w:val="single" w:sz="4" w:color="C8CDC2"/>
                   </w:tcBorders>
                   <w:tcMar>
-                    <w:top w:w="50" w:type="dxa"/>
+                    <w:top w:w="30" w:type="dxa"/>
                     <w:left w:w="70" w:type="dxa"/>
-                    <w:bottom w:w="50" w:type="dxa"/>
+                    <w:bottom w:w="30" w:type="dxa"/>
                     <w:right w:w="70" w:type="dxa"/>
                   </w:tcMar>
                 </w:tcPr>
@@ -10192,9 +10336,9 @@
                     <w:right w:val="single" w:sz="4" w:color="C8CDC2"/>
                   </w:tcBorders>
                   <w:tcMar>
-                    <w:top w:w="50" w:type="dxa"/>
+                    <w:top w:w="30" w:type="dxa"/>
                     <w:left w:w="70" w:type="dxa"/>
-                    <w:bottom w:w="50" w:type="dxa"/>
+                    <w:bottom w:w="30" w:type="dxa"/>
                     <w:right w:w="70" w:type="dxa"/>
                   </w:tcMar>
                 </w:tcPr>
@@ -10224,9 +10368,9 @@
                     <w:right w:val="single" w:sz="4" w:color="C8CDC2"/>
                   </w:tcBorders>
                   <w:tcMar>
-                    <w:top w:w="50" w:type="dxa"/>
+                    <w:top w:w="30" w:type="dxa"/>
                     <w:left w:w="70" w:type="dxa"/>
-                    <w:bottom w:w="50" w:type="dxa"/>
+                    <w:bottom w:w="30" w:type="dxa"/>
                     <w:right w:w="70" w:type="dxa"/>
                   </w:tcMar>
                 </w:tcPr>
@@ -10261,9 +10405,9 @@
                     <w:right w:val="single" w:sz="4" w:color="C8CDC2"/>
                   </w:tcBorders>
                   <w:tcMar>
-                    <w:top w:w="50" w:type="dxa"/>
+                    <w:top w:w="30" w:type="dxa"/>
                     <w:left w:w="70" w:type="dxa"/>
-                    <w:bottom w:w="50" w:type="dxa"/>
+                    <w:bottom w:w="30" w:type="dxa"/>
                     <w:right w:w="70" w:type="dxa"/>
                   </w:tcMar>
                 </w:tcPr>
@@ -10293,9 +10437,9 @@
                     <w:right w:val="single" w:sz="4" w:color="C8CDC2"/>
                   </w:tcBorders>
                   <w:tcMar>
-                    <w:top w:w="50" w:type="dxa"/>
+                    <w:top w:w="30" w:type="dxa"/>
                     <w:left w:w="70" w:type="dxa"/>
-                    <w:bottom w:w="50" w:type="dxa"/>
+                    <w:bottom w:w="30" w:type="dxa"/>
                     <w:right w:w="70" w:type="dxa"/>
                   </w:tcMar>
                 </w:tcPr>
@@ -10325,9 +10469,9 @@
                     <w:right w:val="single" w:sz="4" w:color="C8CDC2"/>
                   </w:tcBorders>
                   <w:tcMar>
-                    <w:top w:w="50" w:type="dxa"/>
+                    <w:top w:w="30" w:type="dxa"/>
                     <w:left w:w="70" w:type="dxa"/>
-                    <w:bottom w:w="50" w:type="dxa"/>
+                    <w:bottom w:w="30" w:type="dxa"/>
                     <w:right w:w="70" w:type="dxa"/>
                   </w:tcMar>
                 </w:tcPr>
@@ -10413,7 +10557,9 @@
               <w:rPr>
                 <w:rFonts w:ascii="Trade Gothic Next" w:hAnsi="Trade Gothic Next"/>
                 <w:b w:val="0"/>
+                <w:color w:val="14161B"/>
                 <w:sz w:val="17"/>
+                <w:u w:val="none"/>
               </w:rPr>
               <w:t>Phosphorus, longhand</w:t>
             </w:r>
@@ -10426,7 +10572,9 @@
               <w:rPr>
                 <w:rFonts w:ascii="Trade Gothic Next" w:hAnsi="Trade Gothic Next"/>
                 <w:b w:val="0"/>
+                <w:color w:val="14161B"/>
                 <w:sz w:val="17"/>
+                <w:u w:val="none"/>
               </w:rPr>
               <w:t>Sulfur, shorthand and 3p boxes</w:t>
             </w:r>
@@ -10439,7 +10587,9 @@
               <w:rPr>
                 <w:rFonts w:ascii="Trade Gothic Next" w:hAnsi="Trade Gothic Next"/>
                 <w:b w:val="0"/>
+                <w:color w:val="14161B"/>
                 <w:sz w:val="17"/>
+                <w:u w:val="none"/>
               </w:rPr>
               <w:t>Potassium, corrected</w:t>
             </w:r>
@@ -10647,7 +10797,9 @@
               <w:rPr>
                 <w:rFonts w:ascii="Trade Gothic Next" w:hAnsi="Trade Gothic Next"/>
                 <w:b w:val="0"/>
+                <w:color w:val="14161B"/>
                 <w:sz w:val="17"/>
+                <w:u w:val="none"/>
               </w:rPr>
               <w:t>Nitrogen error and the rule broken</w:t>
             </w:r>
@@ -10660,7 +10812,9 @@
               <w:rPr>
                 <w:rFonts w:ascii="Trade Gothic Next" w:hAnsi="Trade Gothic Next"/>
                 <w:b w:val="0"/>
+                <w:color w:val="14161B"/>
                 <w:sz w:val="17"/>
+                <w:u w:val="none"/>
               </w:rPr>
               <w:t>Neon error and the rule broken</w:t>
             </w:r>
@@ -11272,7 +11426,7 @@
                 <w:sz w:val="17"/>
                 <w:spacing w:val="26"/>
               </w:rPr>
-              <w:t>U2 / S2.4</w:t>
+              <w:t>U02 / S02.4</w:t>
             </w:r>
           </w:p>
           <w:p>
@@ -11405,7 +11559,9 @@
               <w:rPr>
                 <w:rFonts w:ascii="Trade Gothic Next" w:hAnsi="Trade Gothic Next"/>
                 <w:b w:val="0"/>
+                <w:color w:val="14161B"/>
                 <w:sz w:val="17"/>
+                <w:u w:val="none"/>
               </w:rPr>
               <w:t>Definition — valence electrons</w:t>
             </w:r>
@@ -11418,7 +11574,9 @@
               <w:rPr>
                 <w:rFonts w:ascii="Trade Gothic Next" w:hAnsi="Trade Gothic Next"/>
                 <w:b w:val="0"/>
+                <w:color w:val="14161B"/>
                 <w:sz w:val="17"/>
+                <w:u w:val="none"/>
               </w:rPr>
               <w:t>Chlorine, inner and outer</w:t>
             </w:r>
@@ -11431,7 +11589,9 @@
               <w:rPr>
                 <w:rFonts w:ascii="Trade Gothic Next" w:hAnsi="Trade Gothic Next"/>
                 <w:b w:val="0"/>
+                <w:color w:val="14161B"/>
                 <w:sz w:val="17"/>
+                <w:u w:val="none"/>
               </w:rPr>
               <w:t>Noble-gas outer electrons</w:t>
             </w:r>
@@ -11464,10 +11624,10 @@
           </w:p>
           <w:p>
             <w:pPr>
-              <w:spacing w:after="40" w:before="0"/>
               <w:pBdr>
                 <w:left w:val="single" w:sz="18" w:space="6" w:color="A3E635"/>
               </w:pBdr>
+              <w:spacing w:after="40" w:before="0"/>
             </w:pPr>
             <w:r>
               <w:rPr>
@@ -11757,7 +11917,9 @@
               <w:rPr>
                 <w:rFonts w:ascii="Trade Gothic Next" w:hAnsi="Trade Gothic Next"/>
                 <w:b w:val="0"/>
+                <w:color w:val="14161B"/>
                 <w:sz w:val="17"/>
+                <w:u w:val="none"/>
               </w:rPr>
               <w:t>Main groups</w:t>
             </w:r>
@@ -11770,7 +11932,9 @@
               <w:rPr>
                 <w:rFonts w:ascii="Trade Gothic Next" w:hAnsi="Trade Gothic Next"/>
                 <w:b w:val="0"/>
+                <w:color w:val="14161B"/>
                 <w:sz w:val="17"/>
+                <w:u w:val="none"/>
               </w:rPr>
               <w:t>Table — valence electrons by group</w:t>
             </w:r>
@@ -11783,7 +11947,9 @@
               <w:rPr>
                 <w:rFonts w:ascii="Trade Gothic Next" w:hAnsi="Trade Gothic Next"/>
                 <w:b w:val="0"/>
+                <w:color w:val="14161B"/>
                 <w:sz w:val="17"/>
+                <w:u w:val="none"/>
               </w:rPr>
               <w:t>The helium exception</w:t>
             </w:r>
@@ -12222,9 +12388,9 @@
                     <w:right w:val="single" w:sz="4" w:color="C8CDC2"/>
                   </w:tcBorders>
                   <w:tcMar>
-                    <w:top w:w="50" w:type="dxa"/>
+                    <w:top w:w="30" w:type="dxa"/>
                     <w:left w:w="70" w:type="dxa"/>
-                    <w:bottom w:w="50" w:type="dxa"/>
+                    <w:bottom w:w="30" w:type="dxa"/>
                     <w:right w:w="70" w:type="dxa"/>
                   </w:tcMar>
                 </w:tcPr>
@@ -12265,9 +12431,9 @@
                     <w:right w:val="single" w:sz="4" w:color="C8CDC2"/>
                   </w:tcBorders>
                   <w:tcMar>
-                    <w:top w:w="50" w:type="dxa"/>
+                    <w:top w:w="30" w:type="dxa"/>
                     <w:left w:w="70" w:type="dxa"/>
-                    <w:bottom w:w="50" w:type="dxa"/>
+                    <w:bottom w:w="30" w:type="dxa"/>
                     <w:right w:w="70" w:type="dxa"/>
                   </w:tcMar>
                 </w:tcPr>
@@ -12297,9 +12463,9 @@
                     <w:right w:val="single" w:sz="4" w:color="C8CDC2"/>
                   </w:tcBorders>
                   <w:tcMar>
-                    <w:top w:w="50" w:type="dxa"/>
+                    <w:top w:w="30" w:type="dxa"/>
                     <w:left w:w="70" w:type="dxa"/>
-                    <w:bottom w:w="50" w:type="dxa"/>
+                    <w:bottom w:w="30" w:type="dxa"/>
                     <w:right w:w="70" w:type="dxa"/>
                   </w:tcMar>
                 </w:tcPr>
@@ -12329,9 +12495,9 @@
                     <w:right w:val="single" w:sz="4" w:color="C8CDC2"/>
                   </w:tcBorders>
                   <w:tcMar>
-                    <w:top w:w="50" w:type="dxa"/>
+                    <w:top w:w="30" w:type="dxa"/>
                     <w:left w:w="70" w:type="dxa"/>
-                    <w:bottom w:w="50" w:type="dxa"/>
+                    <w:bottom w:w="30" w:type="dxa"/>
                     <w:right w:w="70" w:type="dxa"/>
                   </w:tcMar>
                 </w:tcPr>
@@ -12361,9 +12527,9 @@
                     <w:right w:val="single" w:sz="4" w:color="C8CDC2"/>
                   </w:tcBorders>
                   <w:tcMar>
-                    <w:top w:w="50" w:type="dxa"/>
+                    <w:top w:w="30" w:type="dxa"/>
                     <w:left w:w="70" w:type="dxa"/>
-                    <w:bottom w:w="50" w:type="dxa"/>
+                    <w:bottom w:w="30" w:type="dxa"/>
                     <w:right w:w="70" w:type="dxa"/>
                   </w:tcMar>
                 </w:tcPr>
@@ -12393,9 +12559,9 @@
                     <w:right w:val="single" w:sz="4" w:color="C8CDC2"/>
                   </w:tcBorders>
                   <w:tcMar>
-                    <w:top w:w="50" w:type="dxa"/>
+                    <w:top w:w="30" w:type="dxa"/>
                     <w:left w:w="70" w:type="dxa"/>
-                    <w:bottom w:w="50" w:type="dxa"/>
+                    <w:bottom w:w="30" w:type="dxa"/>
                     <w:right w:w="70" w:type="dxa"/>
                   </w:tcMar>
                 </w:tcPr>
@@ -12425,9 +12591,9 @@
                     <w:right w:val="single" w:sz="4" w:color="C8CDC2"/>
                   </w:tcBorders>
                   <w:tcMar>
-                    <w:top w:w="50" w:type="dxa"/>
+                    <w:top w:w="30" w:type="dxa"/>
                     <w:left w:w="70" w:type="dxa"/>
-                    <w:bottom w:w="50" w:type="dxa"/>
+                    <w:bottom w:w="30" w:type="dxa"/>
                     <w:right w:w="70" w:type="dxa"/>
                   </w:tcMar>
                 </w:tcPr>
@@ -12457,9 +12623,9 @@
                     <w:right w:val="single" w:sz="4" w:color="C8CDC2"/>
                   </w:tcBorders>
                   <w:tcMar>
-                    <w:top w:w="50" w:type="dxa"/>
+                    <w:top w:w="30" w:type="dxa"/>
                     <w:left w:w="70" w:type="dxa"/>
-                    <w:bottom w:w="50" w:type="dxa"/>
+                    <w:bottom w:w="30" w:type="dxa"/>
                     <w:right w:w="70" w:type="dxa"/>
                   </w:tcMar>
                 </w:tcPr>
@@ -12489,9 +12655,9 @@
                     <w:right w:val="single" w:sz="4" w:color="C8CDC2"/>
                   </w:tcBorders>
                   <w:tcMar>
-                    <w:top w:w="50" w:type="dxa"/>
+                    <w:top w:w="30" w:type="dxa"/>
                     <w:left w:w="70" w:type="dxa"/>
-                    <w:bottom w:w="50" w:type="dxa"/>
+                    <w:bottom w:w="30" w:type="dxa"/>
                     <w:right w:w="70" w:type="dxa"/>
                   </w:tcMar>
                 </w:tcPr>
@@ -12507,17 +12673,7 @@
                       <w:sz w:val="19"/>
                       <w:u w:val="single"/>
                     </w:rPr>
-                    <w:t>8</w:t>
-                  </w:r>
-                  <w:r>
-                    <w:rPr>
-                      <w:rFonts w:ascii="Trade Gothic Next" w:hAnsi="Trade Gothic Next"/>
-                      <w:b w:val="0"/>
-                      <w:color w:val="14161B"/>
-                      <w:sz w:val="19"/>
-                      <w:u w:val="none"/>
-                    </w:rPr>
-                    <w:t>*</w:t>
+                    <w:t>8*</w:t>
                   </w:r>
                 </w:p>
               </w:tc>
@@ -12587,7 +12743,9 @@
               <w:rPr>
                 <w:rFonts w:ascii="Trade Gothic Next" w:hAnsi="Trade Gothic Next"/>
                 <w:b w:val="0"/>
+                <w:color w:val="14161B"/>
                 <w:sz w:val="17"/>
+                <w:u w:val="none"/>
               </w:rPr>
               <w:t>Cation and anion, with an example each</w:t>
             </w:r>
@@ -12600,7 +12758,9 @@
               <w:rPr>
                 <w:rFonts w:ascii="Trade Gothic Next" w:hAnsi="Trade Gothic Next"/>
                 <w:b w:val="0"/>
+                <w:color w:val="14161B"/>
                 <w:sz w:val="17"/>
+                <w:u w:val="none"/>
               </w:rPr>
               <w:t>Counting electrons in an ion</w:t>
             </w:r>
@@ -12924,10 +13084,10 @@
           </w:p>
           <w:p>
             <w:pPr>
-              <w:spacing w:after="40" w:before="0"/>
               <w:pBdr>
                 <w:left w:val="single" w:sz="18" w:space="6" w:color="A3E635"/>
               </w:pBdr>
+              <w:spacing w:after="40" w:before="0"/>
             </w:pPr>
             <w:r>
               <w:rPr>
@@ -13012,7 +13172,9 @@
               <w:rPr>
                 <w:rFonts w:ascii="Trade Gothic Next" w:hAnsi="Trade Gothic Next"/>
                 <w:b w:val="0"/>
+                <w:color w:val="14161B"/>
                 <w:sz w:val="17"/>
+                <w:u w:val="none"/>
               </w:rPr>
               <w:t>Table — group, valence and common charge</w:t>
             </w:r>
@@ -13296,9 +13458,9 @@
                     <w:right w:val="single" w:sz="4" w:color="C8CDC2"/>
                   </w:tcBorders>
                   <w:tcMar>
-                    <w:top w:w="50" w:type="dxa"/>
+                    <w:top w:w="30" w:type="dxa"/>
                     <w:left w:w="70" w:type="dxa"/>
-                    <w:bottom w:w="50" w:type="dxa"/>
+                    <w:bottom w:w="30" w:type="dxa"/>
                     <w:right w:w="70" w:type="dxa"/>
                   </w:tcMar>
                 </w:tcPr>
@@ -13339,9 +13501,9 @@
                     <w:right w:val="single" w:sz="4" w:color="C8CDC2"/>
                   </w:tcBorders>
                   <w:tcMar>
-                    <w:top w:w="50" w:type="dxa"/>
+                    <w:top w:w="30" w:type="dxa"/>
                     <w:left w:w="70" w:type="dxa"/>
-                    <w:bottom w:w="50" w:type="dxa"/>
+                    <w:bottom w:w="30" w:type="dxa"/>
                     <w:right w:w="70" w:type="dxa"/>
                   </w:tcMar>
                 </w:tcPr>
@@ -13371,9 +13533,9 @@
                     <w:right w:val="single" w:sz="4" w:color="C8CDC2"/>
                   </w:tcBorders>
                   <w:tcMar>
-                    <w:top w:w="50" w:type="dxa"/>
+                    <w:top w:w="30" w:type="dxa"/>
                     <w:left w:w="70" w:type="dxa"/>
-                    <w:bottom w:w="50" w:type="dxa"/>
+                    <w:bottom w:w="30" w:type="dxa"/>
                     <w:right w:w="70" w:type="dxa"/>
                   </w:tcMar>
                 </w:tcPr>
@@ -13403,9 +13565,9 @@
                     <w:right w:val="single" w:sz="4" w:color="C8CDC2"/>
                   </w:tcBorders>
                   <w:tcMar>
-                    <w:top w:w="50" w:type="dxa"/>
+                    <w:top w:w="30" w:type="dxa"/>
                     <w:left w:w="70" w:type="dxa"/>
-                    <w:bottom w:w="50" w:type="dxa"/>
+                    <w:bottom w:w="30" w:type="dxa"/>
                     <w:right w:w="70" w:type="dxa"/>
                   </w:tcMar>
                 </w:tcPr>
@@ -13435,9 +13597,9 @@
                     <w:right w:val="single" w:sz="4" w:color="C8CDC2"/>
                   </w:tcBorders>
                   <w:tcMar>
-                    <w:top w:w="50" w:type="dxa"/>
+                    <w:top w:w="30" w:type="dxa"/>
                     <w:left w:w="70" w:type="dxa"/>
-                    <w:bottom w:w="50" w:type="dxa"/>
+                    <w:bottom w:w="30" w:type="dxa"/>
                     <w:right w:w="70" w:type="dxa"/>
                   </w:tcMar>
                 </w:tcPr>
@@ -13467,9 +13629,9 @@
                     <w:right w:val="single" w:sz="4" w:color="C8CDC2"/>
                   </w:tcBorders>
                   <w:tcMar>
-                    <w:top w:w="50" w:type="dxa"/>
+                    <w:top w:w="30" w:type="dxa"/>
                     <w:left w:w="70" w:type="dxa"/>
-                    <w:bottom w:w="50" w:type="dxa"/>
+                    <w:bottom w:w="30" w:type="dxa"/>
                     <w:right w:w="70" w:type="dxa"/>
                   </w:tcMar>
                 </w:tcPr>
@@ -13499,9 +13661,9 @@
                     <w:right w:val="single" w:sz="4" w:color="C8CDC2"/>
                   </w:tcBorders>
                   <w:tcMar>
-                    <w:top w:w="50" w:type="dxa"/>
+                    <w:top w:w="30" w:type="dxa"/>
                     <w:left w:w="70" w:type="dxa"/>
-                    <w:bottom w:w="50" w:type="dxa"/>
+                    <w:bottom w:w="30" w:type="dxa"/>
                     <w:right w:w="70" w:type="dxa"/>
                   </w:tcMar>
                 </w:tcPr>
@@ -13536,9 +13698,9 @@
                     <w:right w:val="single" w:sz="4" w:color="C8CDC2"/>
                   </w:tcBorders>
                   <w:tcMar>
-                    <w:top w:w="50" w:type="dxa"/>
+                    <w:top w:w="30" w:type="dxa"/>
                     <w:left w:w="70" w:type="dxa"/>
-                    <w:bottom w:w="50" w:type="dxa"/>
+                    <w:bottom w:w="30" w:type="dxa"/>
                     <w:right w:w="70" w:type="dxa"/>
                   </w:tcMar>
                 </w:tcPr>
@@ -13568,9 +13730,9 @@
                     <w:right w:val="single" w:sz="4" w:color="C8CDC2"/>
                   </w:tcBorders>
                   <w:tcMar>
-                    <w:top w:w="50" w:type="dxa"/>
+                    <w:top w:w="30" w:type="dxa"/>
                     <w:left w:w="70" w:type="dxa"/>
-                    <w:bottom w:w="50" w:type="dxa"/>
+                    <w:bottom w:w="30" w:type="dxa"/>
                     <w:right w:w="70" w:type="dxa"/>
                   </w:tcMar>
                 </w:tcPr>
@@ -13600,9 +13762,9 @@
                     <w:right w:val="single" w:sz="4" w:color="C8CDC2"/>
                   </w:tcBorders>
                   <w:tcMar>
-                    <w:top w:w="50" w:type="dxa"/>
+                    <w:top w:w="30" w:type="dxa"/>
                     <w:left w:w="70" w:type="dxa"/>
-                    <w:bottom w:w="50" w:type="dxa"/>
+                    <w:bottom w:w="30" w:type="dxa"/>
                     <w:right w:w="70" w:type="dxa"/>
                   </w:tcMar>
                 </w:tcPr>
@@ -13632,9 +13794,9 @@
                     <w:right w:val="single" w:sz="4" w:color="C8CDC2"/>
                   </w:tcBorders>
                   <w:tcMar>
-                    <w:top w:w="50" w:type="dxa"/>
+                    <w:top w:w="30" w:type="dxa"/>
                     <w:left w:w="70" w:type="dxa"/>
-                    <w:bottom w:w="50" w:type="dxa"/>
+                    <w:bottom w:w="30" w:type="dxa"/>
                     <w:right w:w="70" w:type="dxa"/>
                   </w:tcMar>
                 </w:tcPr>
@@ -13664,9 +13826,9 @@
                     <w:right w:val="single" w:sz="4" w:color="C8CDC2"/>
                   </w:tcBorders>
                   <w:tcMar>
-                    <w:top w:w="50" w:type="dxa"/>
+                    <w:top w:w="30" w:type="dxa"/>
                     <w:left w:w="70" w:type="dxa"/>
-                    <w:bottom w:w="50" w:type="dxa"/>
+                    <w:bottom w:w="30" w:type="dxa"/>
                     <w:right w:w="70" w:type="dxa"/>
                   </w:tcMar>
                 </w:tcPr>
@@ -13696,9 +13858,9 @@
                     <w:right w:val="single" w:sz="4" w:color="C8CDC2"/>
                   </w:tcBorders>
                   <w:tcMar>
-                    <w:top w:w="50" w:type="dxa"/>
+                    <w:top w:w="30" w:type="dxa"/>
                     <w:left w:w="70" w:type="dxa"/>
-                    <w:bottom w:w="50" w:type="dxa"/>
+                    <w:bottom w:w="30" w:type="dxa"/>
                     <w:right w:w="70" w:type="dxa"/>
                   </w:tcMar>
                 </w:tcPr>
@@ -13728,9 +13890,9 @@
                     <w:right w:val="single" w:sz="4" w:color="C8CDC2"/>
                   </w:tcBorders>
                   <w:tcMar>
-                    <w:top w:w="50" w:type="dxa"/>
+                    <w:top w:w="30" w:type="dxa"/>
                     <w:left w:w="70" w:type="dxa"/>
-                    <w:bottom w:w="50" w:type="dxa"/>
+                    <w:bottom w:w="30" w:type="dxa"/>
                     <w:right w:w="70" w:type="dxa"/>
                   </w:tcMar>
                 </w:tcPr>
@@ -13816,7 +13978,9 @@
               <w:rPr>
                 <w:rFonts w:ascii="Trade Gothic Next" w:hAnsi="Trade Gothic Next"/>
                 <w:b w:val="0"/>
+                <w:color w:val="14161B"/>
                 <w:sz w:val="17"/>
+                <w:u w:val="none"/>
               </w:rPr>
               <w:t>Table — Mg, Al, S, Br with change, ion and noble gas</w:t>
             </w:r>
@@ -14081,9 +14245,9 @@
                     <w:right w:val="single" w:sz="4" w:color="C8CDC2"/>
                   </w:tcBorders>
                   <w:tcMar>
-                    <w:top w:w="50" w:type="dxa"/>
+                    <w:top w:w="30" w:type="dxa"/>
                     <w:left w:w="70" w:type="dxa"/>
-                    <w:bottom w:w="50" w:type="dxa"/>
+                    <w:bottom w:w="30" w:type="dxa"/>
                     <w:right w:w="70" w:type="dxa"/>
                   </w:tcMar>
                 </w:tcPr>
@@ -14113,9 +14277,9 @@
                     <w:right w:val="single" w:sz="4" w:color="C8CDC2"/>
                   </w:tcBorders>
                   <w:tcMar>
-                    <w:top w:w="50" w:type="dxa"/>
+                    <w:top w:w="30" w:type="dxa"/>
                     <w:left w:w="70" w:type="dxa"/>
-                    <w:bottom w:w="50" w:type="dxa"/>
+                    <w:bottom w:w="30" w:type="dxa"/>
                     <w:right w:w="70" w:type="dxa"/>
                   </w:tcMar>
                 </w:tcPr>
@@ -14145,9 +14309,9 @@
                     <w:right w:val="single" w:sz="4" w:color="C8CDC2"/>
                   </w:tcBorders>
                   <w:tcMar>
-                    <w:top w:w="50" w:type="dxa"/>
+                    <w:top w:w="30" w:type="dxa"/>
                     <w:left w:w="70" w:type="dxa"/>
-                    <w:bottom w:w="50" w:type="dxa"/>
+                    <w:bottom w:w="30" w:type="dxa"/>
                     <w:right w:w="70" w:type="dxa"/>
                   </w:tcMar>
                 </w:tcPr>
@@ -14177,9 +14341,9 @@
                     <w:right w:val="single" w:sz="4" w:color="C8CDC2"/>
                   </w:tcBorders>
                   <w:tcMar>
-                    <w:top w:w="50" w:type="dxa"/>
+                    <w:top w:w="30" w:type="dxa"/>
                     <w:left w:w="70" w:type="dxa"/>
-                    <w:bottom w:w="50" w:type="dxa"/>
+                    <w:bottom w:w="30" w:type="dxa"/>
                     <w:right w:w="70" w:type="dxa"/>
                   </w:tcMar>
                 </w:tcPr>
@@ -14209,9 +14373,9 @@
                     <w:right w:val="single" w:sz="4" w:color="C8CDC2"/>
                   </w:tcBorders>
                   <w:tcMar>
-                    <w:top w:w="50" w:type="dxa"/>
+                    <w:top w:w="30" w:type="dxa"/>
                     <w:left w:w="70" w:type="dxa"/>
-                    <w:bottom w:w="50" w:type="dxa"/>
+                    <w:bottom w:w="30" w:type="dxa"/>
                     <w:right w:w="70" w:type="dxa"/>
                   </w:tcMar>
                 </w:tcPr>
@@ -14252,9 +14416,9 @@
                     <w:right w:val="single" w:sz="4" w:color="C8CDC2"/>
                   </w:tcBorders>
                   <w:tcMar>
-                    <w:top w:w="50" w:type="dxa"/>
+                    <w:top w:w="30" w:type="dxa"/>
                     <w:left w:w="70" w:type="dxa"/>
-                    <w:bottom w:w="50" w:type="dxa"/>
+                    <w:bottom w:w="30" w:type="dxa"/>
                     <w:right w:w="70" w:type="dxa"/>
                   </w:tcMar>
                 </w:tcPr>
@@ -14289,9 +14453,9 @@
                     <w:right w:val="single" w:sz="4" w:color="C8CDC2"/>
                   </w:tcBorders>
                   <w:tcMar>
-                    <w:top w:w="50" w:type="dxa"/>
+                    <w:top w:w="30" w:type="dxa"/>
                     <w:left w:w="70" w:type="dxa"/>
-                    <w:bottom w:w="50" w:type="dxa"/>
+                    <w:bottom w:w="30" w:type="dxa"/>
                     <w:right w:w="70" w:type="dxa"/>
                   </w:tcMar>
                 </w:tcPr>
@@ -14321,9 +14485,9 @@
                     <w:right w:val="single" w:sz="4" w:color="C8CDC2"/>
                   </w:tcBorders>
                   <w:tcMar>
-                    <w:top w:w="50" w:type="dxa"/>
+                    <w:top w:w="30" w:type="dxa"/>
                     <w:left w:w="70" w:type="dxa"/>
-                    <w:bottom w:w="50" w:type="dxa"/>
+                    <w:bottom w:w="30" w:type="dxa"/>
                     <w:right w:w="70" w:type="dxa"/>
                   </w:tcMar>
                 </w:tcPr>
@@ -14353,9 +14517,9 @@
                     <w:right w:val="single" w:sz="4" w:color="C8CDC2"/>
                   </w:tcBorders>
                   <w:tcMar>
-                    <w:top w:w="50" w:type="dxa"/>
+                    <w:top w:w="30" w:type="dxa"/>
                     <w:left w:w="70" w:type="dxa"/>
-                    <w:bottom w:w="50" w:type="dxa"/>
+                    <w:bottom w:w="30" w:type="dxa"/>
                     <w:right w:w="70" w:type="dxa"/>
                   </w:tcMar>
                 </w:tcPr>
@@ -14385,9 +14549,9 @@
                     <w:right w:val="single" w:sz="4" w:color="C8CDC2"/>
                   </w:tcBorders>
                   <w:tcMar>
-                    <w:top w:w="50" w:type="dxa"/>
+                    <w:top w:w="30" w:type="dxa"/>
                     <w:left w:w="70" w:type="dxa"/>
-                    <w:bottom w:w="50" w:type="dxa"/>
+                    <w:bottom w:w="30" w:type="dxa"/>
                     <w:right w:w="70" w:type="dxa"/>
                   </w:tcMar>
                 </w:tcPr>
@@ -14417,9 +14581,9 @@
                     <w:right w:val="single" w:sz="4" w:color="C8CDC2"/>
                   </w:tcBorders>
                   <w:tcMar>
-                    <w:top w:w="50" w:type="dxa"/>
+                    <w:top w:w="30" w:type="dxa"/>
                     <w:left w:w="70" w:type="dxa"/>
-                    <w:bottom w:w="50" w:type="dxa"/>
+                    <w:bottom w:w="30" w:type="dxa"/>
                     <w:right w:w="70" w:type="dxa"/>
                   </w:tcMar>
                 </w:tcPr>
@@ -14460,9 +14624,9 @@
                     <w:right w:val="single" w:sz="4" w:color="C8CDC2"/>
                   </w:tcBorders>
                   <w:tcMar>
-                    <w:top w:w="50" w:type="dxa"/>
+                    <w:top w:w="30" w:type="dxa"/>
                     <w:left w:w="70" w:type="dxa"/>
-                    <w:bottom w:w="50" w:type="dxa"/>
+                    <w:bottom w:w="30" w:type="dxa"/>
                     <w:right w:w="70" w:type="dxa"/>
                   </w:tcMar>
                 </w:tcPr>
@@ -14497,9 +14661,9 @@
                     <w:right w:val="single" w:sz="4" w:color="C8CDC2"/>
                   </w:tcBorders>
                   <w:tcMar>
-                    <w:top w:w="50" w:type="dxa"/>
+                    <w:top w:w="30" w:type="dxa"/>
                     <w:left w:w="70" w:type="dxa"/>
-                    <w:bottom w:w="50" w:type="dxa"/>
+                    <w:bottom w:w="30" w:type="dxa"/>
                     <w:right w:w="70" w:type="dxa"/>
                   </w:tcMar>
                 </w:tcPr>
@@ -14529,9 +14693,9 @@
                     <w:right w:val="single" w:sz="4" w:color="C8CDC2"/>
                   </w:tcBorders>
                   <w:tcMar>
-                    <w:top w:w="50" w:type="dxa"/>
+                    <w:top w:w="30" w:type="dxa"/>
                     <w:left w:w="70" w:type="dxa"/>
-                    <w:bottom w:w="50" w:type="dxa"/>
+                    <w:bottom w:w="30" w:type="dxa"/>
                     <w:right w:w="70" w:type="dxa"/>
                   </w:tcMar>
                 </w:tcPr>
@@ -14561,9 +14725,9 @@
                     <w:right w:val="single" w:sz="4" w:color="C8CDC2"/>
                   </w:tcBorders>
                   <w:tcMar>
-                    <w:top w:w="50" w:type="dxa"/>
+                    <w:top w:w="30" w:type="dxa"/>
                     <w:left w:w="70" w:type="dxa"/>
-                    <w:bottom w:w="50" w:type="dxa"/>
+                    <w:bottom w:w="30" w:type="dxa"/>
                     <w:right w:w="70" w:type="dxa"/>
                   </w:tcMar>
                 </w:tcPr>
@@ -14593,9 +14757,9 @@
                     <w:right w:val="single" w:sz="4" w:color="C8CDC2"/>
                   </w:tcBorders>
                   <w:tcMar>
-                    <w:top w:w="50" w:type="dxa"/>
+                    <w:top w:w="30" w:type="dxa"/>
                     <w:left w:w="70" w:type="dxa"/>
-                    <w:bottom w:w="50" w:type="dxa"/>
+                    <w:bottom w:w="30" w:type="dxa"/>
                     <w:right w:w="70" w:type="dxa"/>
                   </w:tcMar>
                 </w:tcPr>
@@ -14625,9 +14789,9 @@
                     <w:right w:val="single" w:sz="4" w:color="C8CDC2"/>
                   </w:tcBorders>
                   <w:tcMar>
-                    <w:top w:w="50" w:type="dxa"/>
+                    <w:top w:w="30" w:type="dxa"/>
                     <w:left w:w="70" w:type="dxa"/>
-                    <w:bottom w:w="50" w:type="dxa"/>
+                    <w:bottom w:w="30" w:type="dxa"/>
                     <w:right w:w="70" w:type="dxa"/>
                   </w:tcMar>
                 </w:tcPr>
@@ -14668,9 +14832,9 @@
                     <w:right w:val="single" w:sz="4" w:color="C8CDC2"/>
                   </w:tcBorders>
                   <w:tcMar>
-                    <w:top w:w="50" w:type="dxa"/>
+                    <w:top w:w="30" w:type="dxa"/>
                     <w:left w:w="70" w:type="dxa"/>
-                    <w:bottom w:w="50" w:type="dxa"/>
+                    <w:bottom w:w="30" w:type="dxa"/>
                     <w:right w:w="70" w:type="dxa"/>
                   </w:tcMar>
                 </w:tcPr>
@@ -14705,9 +14869,9 @@
                     <w:right w:val="single" w:sz="4" w:color="C8CDC2"/>
                   </w:tcBorders>
                   <w:tcMar>
-                    <w:top w:w="50" w:type="dxa"/>
+                    <w:top w:w="30" w:type="dxa"/>
                     <w:left w:w="70" w:type="dxa"/>
-                    <w:bottom w:w="50" w:type="dxa"/>
+                    <w:bottom w:w="30" w:type="dxa"/>
                     <w:right w:w="70" w:type="dxa"/>
                   </w:tcMar>
                 </w:tcPr>
@@ -14737,9 +14901,9 @@
                     <w:right w:val="single" w:sz="4" w:color="C8CDC2"/>
                   </w:tcBorders>
                   <w:tcMar>
-                    <w:top w:w="50" w:type="dxa"/>
+                    <w:top w:w="30" w:type="dxa"/>
                     <w:left w:w="70" w:type="dxa"/>
-                    <w:bottom w:w="50" w:type="dxa"/>
+                    <w:bottom w:w="30" w:type="dxa"/>
                     <w:right w:w="70" w:type="dxa"/>
                   </w:tcMar>
                 </w:tcPr>
@@ -14769,9 +14933,9 @@
                     <w:right w:val="single" w:sz="4" w:color="C8CDC2"/>
                   </w:tcBorders>
                   <w:tcMar>
-                    <w:top w:w="50" w:type="dxa"/>
+                    <w:top w:w="30" w:type="dxa"/>
                     <w:left w:w="70" w:type="dxa"/>
-                    <w:bottom w:w="50" w:type="dxa"/>
+                    <w:bottom w:w="30" w:type="dxa"/>
                     <w:right w:w="70" w:type="dxa"/>
                   </w:tcMar>
                 </w:tcPr>
@@ -14801,9 +14965,9 @@
                     <w:right w:val="single" w:sz="4" w:color="C8CDC2"/>
                   </w:tcBorders>
                   <w:tcMar>
-                    <w:top w:w="50" w:type="dxa"/>
+                    <w:top w:w="30" w:type="dxa"/>
                     <w:left w:w="70" w:type="dxa"/>
-                    <w:bottom w:w="50" w:type="dxa"/>
+                    <w:bottom w:w="30" w:type="dxa"/>
                     <w:right w:w="70" w:type="dxa"/>
                   </w:tcMar>
                 </w:tcPr>
@@ -14833,9 +14997,9 @@
                     <w:right w:val="single" w:sz="4" w:color="C8CDC2"/>
                   </w:tcBorders>
                   <w:tcMar>
-                    <w:top w:w="50" w:type="dxa"/>
+                    <w:top w:w="30" w:type="dxa"/>
                     <w:left w:w="70" w:type="dxa"/>
-                    <w:bottom w:w="50" w:type="dxa"/>
+                    <w:bottom w:w="30" w:type="dxa"/>
                     <w:right w:w="70" w:type="dxa"/>
                   </w:tcMar>
                 </w:tcPr>
@@ -14876,9 +15040,9 @@
                     <w:right w:val="single" w:sz="4" w:color="C8CDC2"/>
                   </w:tcBorders>
                   <w:tcMar>
-                    <w:top w:w="50" w:type="dxa"/>
+                    <w:top w:w="30" w:type="dxa"/>
                     <w:left w:w="70" w:type="dxa"/>
-                    <w:bottom w:w="50" w:type="dxa"/>
+                    <w:bottom w:w="30" w:type="dxa"/>
                     <w:right w:w="70" w:type="dxa"/>
                   </w:tcMar>
                 </w:tcPr>
@@ -14964,7 +15128,9 @@
               <w:rPr>
                 <w:rFonts w:ascii="Trade Gothic Next" w:hAnsi="Trade Gothic Next"/>
                 <w:b w:val="0"/>
+                <w:color w:val="14161B"/>
                 <w:sz w:val="17"/>
+                <w:u w:val="none"/>
               </w:rPr>
               <w:t>Order the electrons leave</w:t>
             </w:r>
@@ -14977,7 +15143,9 @@
               <w:rPr>
                 <w:rFonts w:ascii="Trade Gothic Next" w:hAnsi="Trade Gothic Next"/>
                 <w:b w:val="0"/>
+                <w:color w:val="14161B"/>
                 <w:sz w:val="17"/>
+                <w:u w:val="none"/>
               </w:rPr>
               <w:t>Table — Fe, Cu, Zn ions</w:t>
             </w:r>
@@ -15010,10 +15178,10 @@
           </w:p>
           <w:p>
             <w:pPr>
-              <w:spacing w:after="40" w:before="0"/>
               <w:pBdr>
                 <w:left w:val="single" w:sz="18" w:space="6" w:color="A3E635"/>
               </w:pBdr>
+              <w:spacing w:after="40" w:before="0"/>
             </w:pPr>
             <w:r>
               <w:rPr>
@@ -15229,9 +15397,9 @@
                     <w:right w:val="single" w:sz="4" w:color="C8CDC2"/>
                   </w:tcBorders>
                   <w:tcMar>
-                    <w:top w:w="50" w:type="dxa"/>
+                    <w:top w:w="30" w:type="dxa"/>
                     <w:left w:w="70" w:type="dxa"/>
-                    <w:bottom w:w="50" w:type="dxa"/>
+                    <w:bottom w:w="30" w:type="dxa"/>
                     <w:right w:w="70" w:type="dxa"/>
                   </w:tcMar>
                 </w:tcPr>
@@ -15261,9 +15429,9 @@
                     <w:right w:val="single" w:sz="4" w:color="C8CDC2"/>
                   </w:tcBorders>
                   <w:tcMar>
-                    <w:top w:w="50" w:type="dxa"/>
+                    <w:top w:w="30" w:type="dxa"/>
                     <w:left w:w="70" w:type="dxa"/>
-                    <w:bottom w:w="50" w:type="dxa"/>
+                    <w:bottom w:w="30" w:type="dxa"/>
                     <w:right w:w="70" w:type="dxa"/>
                   </w:tcMar>
                 </w:tcPr>
@@ -15325,9 +15493,9 @@
                     <w:right w:val="single" w:sz="4" w:color="C8CDC2"/>
                   </w:tcBorders>
                   <w:tcMar>
-                    <w:top w:w="50" w:type="dxa"/>
+                    <w:top w:w="30" w:type="dxa"/>
                     <w:left w:w="70" w:type="dxa"/>
-                    <w:bottom w:w="50" w:type="dxa"/>
+                    <w:bottom w:w="30" w:type="dxa"/>
                     <w:right w:w="70" w:type="dxa"/>
                   </w:tcMar>
                 </w:tcPr>
@@ -15382,9 +15550,9 @@
                     <w:right w:val="single" w:sz="4" w:color="C8CDC2"/>
                   </w:tcBorders>
                   <w:tcMar>
-                    <w:top w:w="50" w:type="dxa"/>
+                    <w:top w:w="30" w:type="dxa"/>
                     <w:left w:w="70" w:type="dxa"/>
-                    <w:bottom w:w="50" w:type="dxa"/>
+                    <w:bottom w:w="30" w:type="dxa"/>
                     <w:right w:w="70" w:type="dxa"/>
                   </w:tcMar>
                 </w:tcPr>
@@ -15414,9 +15582,9 @@
                     <w:right w:val="single" w:sz="4" w:color="C8CDC2"/>
                   </w:tcBorders>
                   <w:tcMar>
-                    <w:top w:w="50" w:type="dxa"/>
+                    <w:top w:w="30" w:type="dxa"/>
                     <w:left w:w="70" w:type="dxa"/>
-                    <w:bottom w:w="50" w:type="dxa"/>
+                    <w:bottom w:w="30" w:type="dxa"/>
                     <w:right w:w="70" w:type="dxa"/>
                   </w:tcMar>
                 </w:tcPr>
@@ -15478,9 +15646,9 @@
                     <w:right w:val="single" w:sz="4" w:color="C8CDC2"/>
                   </w:tcBorders>
                   <w:tcMar>
-                    <w:top w:w="50" w:type="dxa"/>
+                    <w:top w:w="30" w:type="dxa"/>
                     <w:left w:w="70" w:type="dxa"/>
-                    <w:bottom w:w="50" w:type="dxa"/>
+                    <w:bottom w:w="30" w:type="dxa"/>
                     <w:right w:w="70" w:type="dxa"/>
                   </w:tcMar>
                 </w:tcPr>
@@ -15535,9 +15703,9 @@
                     <w:right w:val="single" w:sz="4" w:color="C8CDC2"/>
                   </w:tcBorders>
                   <w:tcMar>
-                    <w:top w:w="50" w:type="dxa"/>
+                    <w:top w:w="30" w:type="dxa"/>
                     <w:left w:w="70" w:type="dxa"/>
-                    <w:bottom w:w="50" w:type="dxa"/>
+                    <w:bottom w:w="30" w:type="dxa"/>
                     <w:right w:w="70" w:type="dxa"/>
                   </w:tcMar>
                 </w:tcPr>
@@ -15567,9 +15735,9 @@
                     <w:right w:val="single" w:sz="4" w:color="C8CDC2"/>
                   </w:tcBorders>
                   <w:tcMar>
-                    <w:top w:w="50" w:type="dxa"/>
+                    <w:top w:w="30" w:type="dxa"/>
                     <w:left w:w="70" w:type="dxa"/>
-                    <w:bottom w:w="50" w:type="dxa"/>
+                    <w:bottom w:w="30" w:type="dxa"/>
                     <w:right w:w="70" w:type="dxa"/>
                   </w:tcMar>
                 </w:tcPr>
@@ -15610,9 +15778,9 @@
                     <w:right w:val="single" w:sz="4" w:color="C8CDC2"/>
                   </w:tcBorders>
                   <w:tcMar>
-                    <w:top w:w="50" w:type="dxa"/>
+                    <w:top w:w="30" w:type="dxa"/>
                     <w:left w:w="70" w:type="dxa"/>
-                    <w:bottom w:w="50" w:type="dxa"/>
+                    <w:bottom w:w="30" w:type="dxa"/>
                     <w:right w:w="70" w:type="dxa"/>
                   </w:tcMar>
                 </w:tcPr>
@@ -15698,7 +15866,9 @@
               <w:rPr>
                 <w:rFonts w:ascii="Trade Gothic Next" w:hAnsi="Trade Gothic Next"/>
                 <w:b w:val="0"/>
+                <w:color w:val="14161B"/>
                 <w:sz w:val="17"/>
+                <w:u w:val="none"/>
               </w:rPr>
               <w:t>Definition — isoelectronic</w:t>
             </w:r>
@@ -15711,7 +15881,9 @@
               <w:rPr>
                 <w:rFonts w:ascii="Trade Gothic Next" w:hAnsi="Trade Gothic Next"/>
                 <w:b w:val="0"/>
+                <w:color w:val="14161B"/>
                 <w:sz w:val="17"/>
+                <w:u w:val="none"/>
               </w:rPr>
               <w:t>The five species with 10 electrons</w:t>
             </w:r>
@@ -15724,7 +15896,9 @@
               <w:rPr>
                 <w:rFonts w:ascii="Trade Gothic Next" w:hAnsi="Trade Gothic Next"/>
                 <w:b w:val="0"/>
+                <w:color w:val="14161B"/>
                 <w:sz w:val="17"/>
+                <w:u w:val="none"/>
               </w:rPr>
               <w:t>Reason they are still different elements</w:t>
             </w:r>
@@ -15757,10 +15931,10 @@
           </w:p>
           <w:p>
             <w:pPr>
-              <w:spacing w:after="40" w:before="0"/>
               <w:pBdr>
                 <w:left w:val="single" w:sz="18" w:space="6" w:color="A3E635"/>
               </w:pBdr>
+              <w:spacing w:after="40" w:before="0"/>
             </w:pPr>
             <w:r>
               <w:rPr>
@@ -16073,7 +16247,7 @@
                 <w:sz w:val="19"/>
                 <w:u w:val="none"/>
               </w:rPr>
-              <w:t xml:space="preserve"> electrons, and a main-group atom's count matches its </w:t>
+              <w:t xml:space="preserve"> electrons, and for groups 13–18 the count is the group number minus </w:t>
             </w:r>
             <w:r>
               <w:rPr>
@@ -16083,7 +16257,7 @@
                 <w:sz w:val="19"/>
                 <w:u w:val="single"/>
               </w:rPr>
-              <w:t>group</w:t>
+              <w:t>10</w:t>
             </w:r>
             <w:r>
               <w:rPr>
@@ -16458,7 +16632,7 @@
                 <w:sz w:val="17"/>
                 <w:spacing w:val="26"/>
               </w:rPr>
-              <w:t>U2 / S2.5</w:t>
+              <w:t>U02 / S02.5</w:t>
             </w:r>
           </w:p>
           <w:p>
@@ -16591,7 +16765,9 @@
               <w:rPr>
                 <w:rFonts w:ascii="Trade Gothic Next" w:hAnsi="Trade Gothic Next"/>
                 <w:b w:val="0"/>
+                <w:color w:val="14161B"/>
                 <w:sz w:val="17"/>
+                <w:u w:val="none"/>
               </w:rPr>
               <w:t>Definition — photon</w:t>
             </w:r>
@@ -16604,7 +16780,9 @@
               <w:rPr>
                 <w:rFonts w:ascii="Trade Gothic Next" w:hAnsi="Trade Gothic Next"/>
                 <w:b w:val="0"/>
+                <w:color w:val="14161B"/>
                 <w:sz w:val="17"/>
+                <w:u w:val="none"/>
               </w:rPr>
               <w:t>Absorption, with direction of the electron</w:t>
             </w:r>
@@ -16617,7 +16795,9 @@
               <w:rPr>
                 <w:rFonts w:ascii="Trade Gothic Next" w:hAnsi="Trade Gothic Next"/>
                 <w:b w:val="0"/>
+                <w:color w:val="14161B"/>
                 <w:sz w:val="17"/>
+                <w:u w:val="none"/>
               </w:rPr>
               <w:t>Emission, with direction of the electron</w:t>
             </w:r>
@@ -16630,7 +16810,9 @@
               <w:rPr>
                 <w:rFonts w:ascii="Trade Gothic Next" w:hAnsi="Trade Gothic Next"/>
                 <w:b w:val="0"/>
+                <w:color w:val="14161B"/>
                 <w:sz w:val="17"/>
+                <w:u w:val="none"/>
               </w:rPr>
               <w:t>Photon energy rule</w:t>
             </w:r>
@@ -16663,10 +16845,10 @@
           </w:p>
           <w:p>
             <w:pPr>
-              <w:spacing w:after="40" w:before="0"/>
               <w:pBdr>
                 <w:left w:val="single" w:sz="18" w:space="6" w:color="A3E635"/>
               </w:pBdr>
+              <w:spacing w:after="40" w:before="0"/>
             </w:pPr>
             <w:r>
               <w:rPr>
@@ -16771,10 +16953,10 @@
           </w:p>
           <w:p>
             <w:pPr>
-              <w:spacing w:after="40" w:before="0"/>
               <w:pBdr>
                 <w:left w:val="single" w:sz="18" w:space="6" w:color="A3E635"/>
               </w:pBdr>
+              <w:spacing w:after="40" w:before="0"/>
             </w:pPr>
             <w:r>
               <w:rPr>
@@ -16859,7 +17041,9 @@
               <w:rPr>
                 <w:rFonts w:ascii="Trade Gothic Next" w:hAnsi="Trade Gothic Next"/>
                 <w:b w:val="0"/>
+                <w:color w:val="14161B"/>
                 <w:sz w:val="17"/>
+                <w:u w:val="none"/>
               </w:rPr>
               <w:t>The three drops compared</w:t>
             </w:r>
@@ -16872,7 +17056,9 @@
               <w:rPr>
                 <w:rFonts w:ascii="Trade Gothic Next" w:hAnsi="Trade Gothic Next"/>
                 <w:b w:val="0"/>
+                <w:color w:val="14161B"/>
                 <w:sz w:val="17"/>
+                <w:u w:val="none"/>
               </w:rPr>
               <w:t>Largest gap of the three</w:t>
             </w:r>
@@ -17025,7 +17211,9 @@
               <w:rPr>
                 <w:rFonts w:ascii="Trade Gothic Next" w:hAnsi="Trade Gothic Next"/>
                 <w:b w:val="0"/>
+                <w:color w:val="14161B"/>
                 <w:sz w:val="17"/>
+                <w:u w:val="none"/>
               </w:rPr>
               <w:t>Table — violet against red</w:t>
             </w:r>
@@ -17038,7 +17226,9 @@
               <w:rPr>
                 <w:rFonts w:ascii="Trade Gothic Next" w:hAnsi="Trade Gothic Next"/>
                 <w:b w:val="0"/>
+                <w:color w:val="14161B"/>
                 <w:sz w:val="17"/>
+                <w:u w:val="none"/>
               </w:rPr>
               <w:t>Visible range</w:t>
             </w:r>
@@ -17071,10 +17261,10 @@
           </w:p>
           <w:p>
             <w:pPr>
-              <w:spacing w:after="40" w:before="0"/>
               <w:pBdr>
                 <w:left w:val="single" w:sz="18" w:space="6" w:color="A3E635"/>
               </w:pBdr>
+              <w:spacing w:after="40" w:before="0"/>
             </w:pPr>
             <w:r>
               <w:rPr>
@@ -17300,9 +17490,9 @@
                     <w:right w:val="single" w:sz="4" w:color="C8CDC2"/>
                   </w:tcBorders>
                   <w:tcMar>
-                    <w:top w:w="50" w:type="dxa"/>
+                    <w:top w:w="30" w:type="dxa"/>
                     <w:left w:w="70" w:type="dxa"/>
-                    <w:bottom w:w="50" w:type="dxa"/>
+                    <w:bottom w:w="30" w:type="dxa"/>
                     <w:right w:w="70" w:type="dxa"/>
                   </w:tcMar>
                 </w:tcPr>
@@ -17332,9 +17522,9 @@
                     <w:right w:val="single" w:sz="4" w:color="C8CDC2"/>
                   </w:tcBorders>
                   <w:tcMar>
-                    <w:top w:w="50" w:type="dxa"/>
+                    <w:top w:w="30" w:type="dxa"/>
                     <w:left w:w="70" w:type="dxa"/>
-                    <w:bottom w:w="50" w:type="dxa"/>
+                    <w:bottom w:w="30" w:type="dxa"/>
                     <w:right w:w="70" w:type="dxa"/>
                   </w:tcMar>
                 </w:tcPr>
@@ -17364,9 +17554,9 @@
                     <w:right w:val="single" w:sz="4" w:color="C8CDC2"/>
                   </w:tcBorders>
                   <w:tcMar>
-                    <w:top w:w="50" w:type="dxa"/>
+                    <w:top w:w="30" w:type="dxa"/>
                     <w:left w:w="70" w:type="dxa"/>
-                    <w:bottom w:w="50" w:type="dxa"/>
+                    <w:bottom w:w="30" w:type="dxa"/>
                     <w:right w:w="70" w:type="dxa"/>
                   </w:tcMar>
                 </w:tcPr>
@@ -17401,9 +17591,9 @@
                     <w:right w:val="single" w:sz="4" w:color="C8CDC2"/>
                   </w:tcBorders>
                   <w:tcMar>
-                    <w:top w:w="50" w:type="dxa"/>
+                    <w:top w:w="30" w:type="dxa"/>
                     <w:left w:w="70" w:type="dxa"/>
-                    <w:bottom w:w="50" w:type="dxa"/>
+                    <w:bottom w:w="30" w:type="dxa"/>
                     <w:right w:w="70" w:type="dxa"/>
                   </w:tcMar>
                 </w:tcPr>
@@ -17433,9 +17623,9 @@
                     <w:right w:val="single" w:sz="4" w:color="C8CDC2"/>
                   </w:tcBorders>
                   <w:tcMar>
-                    <w:top w:w="50" w:type="dxa"/>
+                    <w:top w:w="30" w:type="dxa"/>
                     <w:left w:w="70" w:type="dxa"/>
-                    <w:bottom w:w="50" w:type="dxa"/>
+                    <w:bottom w:w="30" w:type="dxa"/>
                     <w:right w:w="70" w:type="dxa"/>
                   </w:tcMar>
                 </w:tcPr>
@@ -17465,9 +17655,9 @@
                     <w:right w:val="single" w:sz="4" w:color="C8CDC2"/>
                   </w:tcBorders>
                   <w:tcMar>
-                    <w:top w:w="50" w:type="dxa"/>
+                    <w:top w:w="30" w:type="dxa"/>
                     <w:left w:w="70" w:type="dxa"/>
-                    <w:bottom w:w="50" w:type="dxa"/>
+                    <w:bottom w:w="30" w:type="dxa"/>
                     <w:right w:w="70" w:type="dxa"/>
                   </w:tcMar>
                 </w:tcPr>
@@ -17553,7 +17743,9 @@
               <w:rPr>
                 <w:rFonts w:ascii="Trade Gothic Next" w:hAnsi="Trade Gothic Next"/>
                 <w:b w:val="0"/>
+                <w:color w:val="14161B"/>
                 <w:sz w:val="17"/>
+                <w:u w:val="none"/>
               </w:rPr>
               <w:t>Definition — spectrum</w:t>
             </w:r>
@@ -17566,7 +17758,9 @@
               <w:rPr>
                 <w:rFonts w:ascii="Trade Gothic Next" w:hAnsi="Trade Gothic Next"/>
                 <w:b w:val="0"/>
+                <w:color w:val="14161B"/>
                 <w:sz w:val="17"/>
+                <w:u w:val="none"/>
               </w:rPr>
               <w:t>Table — three kinds of spectra</w:t>
             </w:r>
@@ -17755,9 +17949,9 @@
                     <w:right w:val="single" w:sz="4" w:color="C8CDC2"/>
                   </w:tcBorders>
                   <w:tcMar>
-                    <w:top w:w="50" w:type="dxa"/>
+                    <w:top w:w="30" w:type="dxa"/>
                     <w:left w:w="70" w:type="dxa"/>
-                    <w:bottom w:w="50" w:type="dxa"/>
+                    <w:bottom w:w="30" w:type="dxa"/>
                     <w:right w:w="70" w:type="dxa"/>
                   </w:tcMar>
                 </w:tcPr>
@@ -17787,9 +17981,9 @@
                     <w:right w:val="single" w:sz="4" w:color="C8CDC2"/>
                   </w:tcBorders>
                   <w:tcMar>
-                    <w:top w:w="50" w:type="dxa"/>
+                    <w:top w:w="30" w:type="dxa"/>
                     <w:left w:w="70" w:type="dxa"/>
-                    <w:bottom w:w="50" w:type="dxa"/>
+                    <w:bottom w:w="30" w:type="dxa"/>
                     <w:right w:w="70" w:type="dxa"/>
                   </w:tcMar>
                 </w:tcPr>
@@ -17824,9 +18018,9 @@
                     <w:right w:val="single" w:sz="4" w:color="C8CDC2"/>
                   </w:tcBorders>
                   <w:tcMar>
-                    <w:top w:w="50" w:type="dxa"/>
+                    <w:top w:w="30" w:type="dxa"/>
                     <w:left w:w="70" w:type="dxa"/>
-                    <w:bottom w:w="50" w:type="dxa"/>
+                    <w:bottom w:w="30" w:type="dxa"/>
                     <w:right w:w="70" w:type="dxa"/>
                   </w:tcMar>
                 </w:tcPr>
@@ -17856,9 +18050,9 @@
                     <w:right w:val="single" w:sz="4" w:color="C8CDC2"/>
                   </w:tcBorders>
                   <w:tcMar>
-                    <w:top w:w="50" w:type="dxa"/>
+                    <w:top w:w="30" w:type="dxa"/>
                     <w:left w:w="70" w:type="dxa"/>
-                    <w:bottom w:w="50" w:type="dxa"/>
+                    <w:bottom w:w="30" w:type="dxa"/>
                     <w:right w:w="70" w:type="dxa"/>
                   </w:tcMar>
                 </w:tcPr>
@@ -17893,9 +18087,9 @@
                     <w:right w:val="single" w:sz="4" w:color="C8CDC2"/>
                   </w:tcBorders>
                   <w:tcMar>
-                    <w:top w:w="50" w:type="dxa"/>
+                    <w:top w:w="30" w:type="dxa"/>
                     <w:left w:w="70" w:type="dxa"/>
-                    <w:bottom w:w="50" w:type="dxa"/>
+                    <w:bottom w:w="30" w:type="dxa"/>
                     <w:right w:w="70" w:type="dxa"/>
                   </w:tcMar>
                 </w:tcPr>
@@ -17925,9 +18119,9 @@
                     <w:right w:val="single" w:sz="4" w:color="C8CDC2"/>
                   </w:tcBorders>
                   <w:tcMar>
-                    <w:top w:w="50" w:type="dxa"/>
+                    <w:top w:w="30" w:type="dxa"/>
                     <w:left w:w="70" w:type="dxa"/>
-                    <w:bottom w:w="50" w:type="dxa"/>
+                    <w:bottom w:w="30" w:type="dxa"/>
                     <w:right w:w="70" w:type="dxa"/>
                   </w:tcMar>
                 </w:tcPr>
@@ -18013,7 +18207,9 @@
               <w:rPr>
                 <w:rFonts w:ascii="Trade Gothic Next" w:hAnsi="Trade Gothic Next"/>
                 <w:b w:val="0"/>
+                <w:color w:val="14161B"/>
                 <w:sz w:val="17"/>
+                <w:u w:val="none"/>
               </w:rPr>
               <w:t>Three steps that produce the light</w:t>
             </w:r>
@@ -18026,7 +18222,9 @@
               <w:rPr>
                 <w:rFonts w:ascii="Trade Gothic Next" w:hAnsi="Trade Gothic Next"/>
                 <w:b w:val="0"/>
+                <w:color w:val="14161B"/>
                 <w:sz w:val="17"/>
+                <w:u w:val="none"/>
               </w:rPr>
               <w:t>Reason only certain colors appear</w:t>
             </w:r>
@@ -18179,10 +18377,10 @@
           </w:p>
           <w:p>
             <w:pPr>
-              <w:spacing w:after="40" w:before="0"/>
               <w:pBdr>
                 <w:left w:val="single" w:sz="18" w:space="6" w:color="A3E635"/>
               </w:pBdr>
+              <w:spacing w:after="40" w:before="0"/>
             </w:pPr>
             <w:r>
               <w:rPr>
@@ -18267,7 +18465,9 @@
               <w:rPr>
                 <w:rFonts w:ascii="Trade Gothic Next" w:hAnsi="Trade Gothic Next"/>
                 <w:b w:val="0"/>
+                <w:color w:val="14161B"/>
                 <w:sz w:val="17"/>
+                <w:u w:val="none"/>
               </w:rPr>
               <w:t>Table — four visible lines</w:t>
             </w:r>
@@ -18280,7 +18480,9 @@
               <w:rPr>
                 <w:rFonts w:ascii="Trade Gothic Next" w:hAnsi="Trade Gothic Next"/>
                 <w:b w:val="0"/>
+                <w:color w:val="14161B"/>
                 <w:sz w:val="17"/>
+                <w:u w:val="none"/>
               </w:rPr>
               <w:t>Largest drop of the four</w:t>
             </w:r>
@@ -18519,9 +18721,9 @@
                     <w:right w:val="single" w:sz="4" w:color="C8CDC2"/>
                   </w:tcBorders>
                   <w:tcMar>
-                    <w:top w:w="50" w:type="dxa"/>
+                    <w:top w:w="30" w:type="dxa"/>
                     <w:left w:w="70" w:type="dxa"/>
-                    <w:bottom w:w="50" w:type="dxa"/>
+                    <w:bottom w:w="30" w:type="dxa"/>
                     <w:right w:w="70" w:type="dxa"/>
                   </w:tcMar>
                 </w:tcPr>
@@ -18551,9 +18753,9 @@
                     <w:right w:val="single" w:sz="4" w:color="C8CDC2"/>
                   </w:tcBorders>
                   <w:tcMar>
-                    <w:top w:w="50" w:type="dxa"/>
+                    <w:top w:w="30" w:type="dxa"/>
                     <w:left w:w="70" w:type="dxa"/>
-                    <w:bottom w:w="50" w:type="dxa"/>
+                    <w:bottom w:w="30" w:type="dxa"/>
                     <w:right w:w="70" w:type="dxa"/>
                   </w:tcMar>
                 </w:tcPr>
@@ -18583,9 +18785,9 @@
                     <w:right w:val="single" w:sz="4" w:color="C8CDC2"/>
                   </w:tcBorders>
                   <w:tcMar>
-                    <w:top w:w="50" w:type="dxa"/>
+                    <w:top w:w="30" w:type="dxa"/>
                     <w:left w:w="70" w:type="dxa"/>
-                    <w:bottom w:w="50" w:type="dxa"/>
+                    <w:bottom w:w="30" w:type="dxa"/>
                     <w:right w:w="70" w:type="dxa"/>
                   </w:tcMar>
                 </w:tcPr>
@@ -18620,9 +18822,9 @@
                     <w:right w:val="single" w:sz="4" w:color="C8CDC2"/>
                   </w:tcBorders>
                   <w:tcMar>
-                    <w:top w:w="50" w:type="dxa"/>
+                    <w:top w:w="30" w:type="dxa"/>
                     <w:left w:w="70" w:type="dxa"/>
-                    <w:bottom w:w="50" w:type="dxa"/>
+                    <w:bottom w:w="30" w:type="dxa"/>
                     <w:right w:w="70" w:type="dxa"/>
                   </w:tcMar>
                 </w:tcPr>
@@ -18652,9 +18854,9 @@
                     <w:right w:val="single" w:sz="4" w:color="C8CDC2"/>
                   </w:tcBorders>
                   <w:tcMar>
-                    <w:top w:w="50" w:type="dxa"/>
+                    <w:top w:w="30" w:type="dxa"/>
                     <w:left w:w="70" w:type="dxa"/>
-                    <w:bottom w:w="50" w:type="dxa"/>
+                    <w:bottom w:w="30" w:type="dxa"/>
                     <w:right w:w="70" w:type="dxa"/>
                   </w:tcMar>
                 </w:tcPr>
@@ -18684,9 +18886,9 @@
                     <w:right w:val="single" w:sz="4" w:color="C8CDC2"/>
                   </w:tcBorders>
                   <w:tcMar>
-                    <w:top w:w="50" w:type="dxa"/>
+                    <w:top w:w="30" w:type="dxa"/>
                     <w:left w:w="70" w:type="dxa"/>
-                    <w:bottom w:w="50" w:type="dxa"/>
+                    <w:bottom w:w="30" w:type="dxa"/>
                     <w:right w:w="70" w:type="dxa"/>
                   </w:tcMar>
                 </w:tcPr>
@@ -18721,9 +18923,9 @@
                     <w:right w:val="single" w:sz="4" w:color="C8CDC2"/>
                   </w:tcBorders>
                   <w:tcMar>
-                    <w:top w:w="50" w:type="dxa"/>
+                    <w:top w:w="30" w:type="dxa"/>
                     <w:left w:w="70" w:type="dxa"/>
-                    <w:bottom w:w="50" w:type="dxa"/>
+                    <w:bottom w:w="30" w:type="dxa"/>
                     <w:right w:w="70" w:type="dxa"/>
                   </w:tcMar>
                 </w:tcPr>
@@ -18753,9 +18955,9 @@
                     <w:right w:val="single" w:sz="4" w:color="C8CDC2"/>
                   </w:tcBorders>
                   <w:tcMar>
-                    <w:top w:w="50" w:type="dxa"/>
+                    <w:top w:w="30" w:type="dxa"/>
                     <w:left w:w="70" w:type="dxa"/>
-                    <w:bottom w:w="50" w:type="dxa"/>
+                    <w:bottom w:w="30" w:type="dxa"/>
                     <w:right w:w="70" w:type="dxa"/>
                   </w:tcMar>
                 </w:tcPr>
@@ -18785,9 +18987,9 @@
                     <w:right w:val="single" w:sz="4" w:color="C8CDC2"/>
                   </w:tcBorders>
                   <w:tcMar>
-                    <w:top w:w="50" w:type="dxa"/>
+                    <w:top w:w="30" w:type="dxa"/>
                     <w:left w:w="70" w:type="dxa"/>
-                    <w:bottom w:w="50" w:type="dxa"/>
+                    <w:bottom w:w="30" w:type="dxa"/>
                     <w:right w:w="70" w:type="dxa"/>
                   </w:tcMar>
                 </w:tcPr>
@@ -18822,9 +19024,9 @@
                     <w:right w:val="single" w:sz="4" w:color="C8CDC2"/>
                   </w:tcBorders>
                   <w:tcMar>
-                    <w:top w:w="50" w:type="dxa"/>
+                    <w:top w:w="30" w:type="dxa"/>
                     <w:left w:w="70" w:type="dxa"/>
-                    <w:bottom w:w="50" w:type="dxa"/>
+                    <w:bottom w:w="30" w:type="dxa"/>
                     <w:right w:w="70" w:type="dxa"/>
                   </w:tcMar>
                 </w:tcPr>
@@ -18854,9 +19056,9 @@
                     <w:right w:val="single" w:sz="4" w:color="C8CDC2"/>
                   </w:tcBorders>
                   <w:tcMar>
-                    <w:top w:w="50" w:type="dxa"/>
+                    <w:top w:w="30" w:type="dxa"/>
                     <w:left w:w="70" w:type="dxa"/>
-                    <w:bottom w:w="50" w:type="dxa"/>
+                    <w:bottom w:w="30" w:type="dxa"/>
                     <w:right w:w="70" w:type="dxa"/>
                   </w:tcMar>
                 </w:tcPr>
@@ -18886,9 +19088,9 @@
                     <w:right w:val="single" w:sz="4" w:color="C8CDC2"/>
                   </w:tcBorders>
                   <w:tcMar>
-                    <w:top w:w="50" w:type="dxa"/>
+                    <w:top w:w="30" w:type="dxa"/>
                     <w:left w:w="70" w:type="dxa"/>
-                    <w:bottom w:w="50" w:type="dxa"/>
+                    <w:bottom w:w="30" w:type="dxa"/>
                     <w:right w:w="70" w:type="dxa"/>
                   </w:tcMar>
                 </w:tcPr>
@@ -18974,7 +19176,9 @@
               <w:rPr>
                 <w:rFonts w:ascii="Trade Gothic Next" w:hAnsi="Trade Gothic Next"/>
                 <w:b w:val="0"/>
+                <w:color w:val="14161B"/>
                 <w:sz w:val="17"/>
+                <w:u w:val="none"/>
               </w:rPr>
               <w:t>Source of the flame light</w:t>
             </w:r>
@@ -18987,7 +19191,9 @@
               <w:rPr>
                 <w:rFonts w:ascii="Trade Gothic Next" w:hAnsi="Trade Gothic Next"/>
                 <w:b w:val="0"/>
+                <w:color w:val="14161B"/>
                 <w:sz w:val="17"/>
+                <w:u w:val="none"/>
               </w:rPr>
               <w:t>Limit of a flame color</w:t>
             </w:r>
@@ -19000,7 +19206,9 @@
               <w:rPr>
                 <w:rFonts w:ascii="Trade Gothic Next" w:hAnsi="Trade Gothic Next"/>
                 <w:b w:val="0"/>
+                <w:color w:val="14161B"/>
                 <w:sz w:val="17"/>
+                <w:u w:val="none"/>
               </w:rPr>
               <w:t>Table — flame colors by ion</w:t>
             </w:r>
@@ -19143,10 +19351,10 @@
           </w:p>
           <w:p>
             <w:pPr>
-              <w:spacing w:after="40" w:before="0"/>
               <w:pBdr>
                 <w:left w:val="single" w:sz="18" w:space="6" w:color="A3E635"/>
               </w:pBdr>
+              <w:spacing w:after="40" w:before="0"/>
             </w:pPr>
             <w:r>
               <w:rPr>
@@ -19267,9 +19475,9 @@
                     <w:right w:val="single" w:sz="4" w:color="C8CDC2"/>
                   </w:tcBorders>
                   <w:tcMar>
-                    <w:top w:w="50" w:type="dxa"/>
+                    <w:top w:w="30" w:type="dxa"/>
                     <w:left w:w="70" w:type="dxa"/>
-                    <w:bottom w:w="50" w:type="dxa"/>
+                    <w:bottom w:w="30" w:type="dxa"/>
                     <w:right w:w="70" w:type="dxa"/>
                   </w:tcMar>
                 </w:tcPr>
@@ -19310,9 +19518,9 @@
                     <w:right w:val="single" w:sz="4" w:color="C8CDC2"/>
                   </w:tcBorders>
                   <w:tcMar>
-                    <w:top w:w="50" w:type="dxa"/>
+                    <w:top w:w="30" w:type="dxa"/>
                     <w:left w:w="70" w:type="dxa"/>
-                    <w:bottom w:w="50" w:type="dxa"/>
+                    <w:bottom w:w="30" w:type="dxa"/>
                     <w:right w:w="70" w:type="dxa"/>
                   </w:tcMar>
                 </w:tcPr>
@@ -19347,9 +19555,9 @@
                     <w:right w:val="single" w:sz="4" w:color="C8CDC2"/>
                   </w:tcBorders>
                   <w:tcMar>
-                    <w:top w:w="50" w:type="dxa"/>
+                    <w:top w:w="30" w:type="dxa"/>
                     <w:left w:w="70" w:type="dxa"/>
-                    <w:bottom w:w="50" w:type="dxa"/>
+                    <w:bottom w:w="30" w:type="dxa"/>
                     <w:right w:w="70" w:type="dxa"/>
                   </w:tcMar>
                 </w:tcPr>
@@ -19390,9 +19598,9 @@
                     <w:right w:val="single" w:sz="4" w:color="C8CDC2"/>
                   </w:tcBorders>
                   <w:tcMar>
-                    <w:top w:w="50" w:type="dxa"/>
+                    <w:top w:w="30" w:type="dxa"/>
                     <w:left w:w="70" w:type="dxa"/>
-                    <w:bottom w:w="50" w:type="dxa"/>
+                    <w:bottom w:w="30" w:type="dxa"/>
                     <w:right w:w="70" w:type="dxa"/>
                   </w:tcMar>
                 </w:tcPr>
@@ -19427,9 +19635,9 @@
                     <w:right w:val="single" w:sz="4" w:color="C8CDC2"/>
                   </w:tcBorders>
                   <w:tcMar>
-                    <w:top w:w="50" w:type="dxa"/>
+                    <w:top w:w="30" w:type="dxa"/>
                     <w:left w:w="70" w:type="dxa"/>
-                    <w:bottom w:w="50" w:type="dxa"/>
+                    <w:bottom w:w="30" w:type="dxa"/>
                     <w:right w:w="70" w:type="dxa"/>
                   </w:tcMar>
                 </w:tcPr>
@@ -19470,9 +19678,9 @@
                     <w:right w:val="single" w:sz="4" w:color="C8CDC2"/>
                   </w:tcBorders>
                   <w:tcMar>
-                    <w:top w:w="50" w:type="dxa"/>
+                    <w:top w:w="30" w:type="dxa"/>
                     <w:left w:w="70" w:type="dxa"/>
-                    <w:bottom w:w="50" w:type="dxa"/>
+                    <w:bottom w:w="30" w:type="dxa"/>
                     <w:right w:w="70" w:type="dxa"/>
                   </w:tcMar>
                 </w:tcPr>
@@ -19507,9 +19715,9 @@
                     <w:right w:val="single" w:sz="4" w:color="C8CDC2"/>
                   </w:tcBorders>
                   <w:tcMar>
-                    <w:top w:w="50" w:type="dxa"/>
+                    <w:top w:w="30" w:type="dxa"/>
                     <w:left w:w="70" w:type="dxa"/>
-                    <w:bottom w:w="50" w:type="dxa"/>
+                    <w:bottom w:w="30" w:type="dxa"/>
                     <w:right w:w="70" w:type="dxa"/>
                   </w:tcMar>
                 </w:tcPr>
@@ -19550,9 +19758,9 @@
                     <w:right w:val="single" w:sz="4" w:color="C8CDC2"/>
                   </w:tcBorders>
                   <w:tcMar>
-                    <w:top w:w="50" w:type="dxa"/>
+                    <w:top w:w="30" w:type="dxa"/>
                     <w:left w:w="70" w:type="dxa"/>
-                    <w:bottom w:w="50" w:type="dxa"/>
+                    <w:bottom w:w="30" w:type="dxa"/>
                     <w:right w:w="70" w:type="dxa"/>
                   </w:tcMar>
                 </w:tcPr>
@@ -19587,9 +19795,9 @@
                     <w:right w:val="single" w:sz="4" w:color="C8CDC2"/>
                   </w:tcBorders>
                   <w:tcMar>
-                    <w:top w:w="50" w:type="dxa"/>
+                    <w:top w:w="30" w:type="dxa"/>
                     <w:left w:w="70" w:type="dxa"/>
-                    <w:bottom w:w="50" w:type="dxa"/>
+                    <w:bottom w:w="30" w:type="dxa"/>
                     <w:right w:w="70" w:type="dxa"/>
                   </w:tcMar>
                 </w:tcPr>
@@ -19630,9 +19838,9 @@
                     <w:right w:val="single" w:sz="4" w:color="C8CDC2"/>
                   </w:tcBorders>
                   <w:tcMar>
-                    <w:top w:w="50" w:type="dxa"/>
+                    <w:top w:w="30" w:type="dxa"/>
                     <w:left w:w="70" w:type="dxa"/>
-                    <w:bottom w:w="50" w:type="dxa"/>
+                    <w:bottom w:w="30" w:type="dxa"/>
                     <w:right w:w="70" w:type="dxa"/>
                   </w:tcMar>
                 </w:tcPr>
@@ -19667,9 +19875,9 @@
                     <w:right w:val="single" w:sz="4" w:color="C8CDC2"/>
                   </w:tcBorders>
                   <w:tcMar>
-                    <w:top w:w="50" w:type="dxa"/>
+                    <w:top w:w="30" w:type="dxa"/>
                     <w:left w:w="70" w:type="dxa"/>
-                    <w:bottom w:w="50" w:type="dxa"/>
+                    <w:bottom w:w="30" w:type="dxa"/>
                     <w:right w:w="70" w:type="dxa"/>
                   </w:tcMar>
                 </w:tcPr>
@@ -19710,9 +19918,9 @@
                     <w:right w:val="single" w:sz="4" w:color="C8CDC2"/>
                   </w:tcBorders>
                   <w:tcMar>
-                    <w:top w:w="50" w:type="dxa"/>
+                    <w:top w:w="30" w:type="dxa"/>
                     <w:left w:w="70" w:type="dxa"/>
-                    <w:bottom w:w="50" w:type="dxa"/>
+                    <w:bottom w:w="30" w:type="dxa"/>
                     <w:right w:w="70" w:type="dxa"/>
                   </w:tcMar>
                 </w:tcPr>
@@ -19747,9 +19955,9 @@
                     <w:right w:val="single" w:sz="4" w:color="C8CDC2"/>
                   </w:tcBorders>
                   <w:tcMar>
-                    <w:top w:w="50" w:type="dxa"/>
+                    <w:top w:w="30" w:type="dxa"/>
                     <w:left w:w="70" w:type="dxa"/>
-                    <w:bottom w:w="50" w:type="dxa"/>
+                    <w:bottom w:w="30" w:type="dxa"/>
                     <w:right w:w="70" w:type="dxa"/>
                   </w:tcMar>
                 </w:tcPr>
@@ -19790,9 +19998,9 @@
                     <w:right w:val="single" w:sz="4" w:color="C8CDC2"/>
                   </w:tcBorders>
                   <w:tcMar>
-                    <w:top w:w="50" w:type="dxa"/>
+                    <w:top w:w="30" w:type="dxa"/>
                     <w:left w:w="70" w:type="dxa"/>
-                    <w:bottom w:w="50" w:type="dxa"/>
+                    <w:bottom w:w="30" w:type="dxa"/>
                     <w:right w:w="70" w:type="dxa"/>
                   </w:tcMar>
                 </w:tcPr>
@@ -19878,7 +20086,9 @@
               <w:rPr>
                 <w:rFonts w:ascii="Trade Gothic Next" w:hAnsi="Trade Gothic Next"/>
                 <w:b w:val="0"/>
+                <w:color w:val="14161B"/>
                 <w:sz w:val="17"/>
+                <w:u w:val="none"/>
               </w:rPr>
               <w:t>Reason hydrogen emits set wavelengths</w:t>
             </w:r>
@@ -19891,7 +20101,9 @@
               <w:rPr>
                 <w:rFonts w:ascii="Trade Gothic Next" w:hAnsi="Trade Gothic Next"/>
                 <w:b w:val="0"/>
+                <w:color w:val="14161B"/>
                 <w:sz w:val="17"/>
+                <w:u w:val="none"/>
               </w:rPr>
               <w:t>d sublevel capacity</w:t>
             </w:r>
@@ -19904,7 +20116,9 @@
               <w:rPr>
                 <w:rFonts w:ascii="Trade Gothic Next" w:hAnsi="Trade Gothic Next"/>
                 <w:b w:val="0"/>
+                <w:color w:val="14161B"/>
                 <w:sz w:val="17"/>
+                <w:u w:val="none"/>
               </w:rPr>
               <w:t>Sulfur configuration and unpaired count</w:t>
             </w:r>
@@ -19917,9 +20131,22 @@
               <w:rPr>
                 <w:rFonts w:ascii="Trade Gothic Next" w:hAnsi="Trade Gothic Next"/>
                 <w:b w:val="0"/>
+                <w:color w:val="14161B"/>
                 <w:sz w:val="17"/>
-              </w:rPr>
-              <w:t>Electrons lost first from Fe^3+^</w:t>
+                <w:u w:val="none"/>
+              </w:rPr>
+              <w:t>Electrons lost first from Fe</w:t>
+            </w:r>
+            <w:r>
+              <w:rPr>
+                <w:rFonts w:ascii="Trade Gothic Next" w:hAnsi="Trade Gothic Next"/>
+                <w:b w:val="0"/>
+                <w:color w:val="14161B"/>
+                <w:sz w:val="17"/>
+                <w:u w:val="none"/>
+                <w:vertAlign w:val="superscript"/>
+              </w:rPr>
+              <w:t>3+</w:t>
             </w:r>
           </w:p>
           <w:p>
@@ -19930,7 +20157,9 @@
               <w:rPr>
                 <w:rFonts w:ascii="Trade Gothic Next" w:hAnsi="Trade Gothic Next"/>
                 <w:b w:val="0"/>
+                <w:color w:val="14161B"/>
                 <w:sz w:val="17"/>
+                <w:u w:val="none"/>
               </w:rPr>
               <w:t>Higher-energy photon, 410 nm or 656 nm</w:t>
             </w:r>
@@ -20789,7 +21018,7 @@
                 <w:sz w:val="17"/>
                 <w:u w:val="none"/>
               </w:rPr>
-              <w:t>S2.1</w:t>
+              <w:t>S02.1</w:t>
             </w:r>
           </w:p>
         </w:tc>
@@ -20934,7 +21163,7 @@
                 <w:sz w:val="17"/>
                 <w:u w:val="none"/>
               </w:rPr>
-              <w:t>S2.1</w:t>
+              <w:t>S02.1</w:t>
             </w:r>
           </w:p>
         </w:tc>
@@ -21079,7 +21308,7 @@
                 <w:sz w:val="17"/>
                 <w:u w:val="none"/>
               </w:rPr>
-              <w:t>S2.2</w:t>
+              <w:t>S02.2</w:t>
             </w:r>
           </w:p>
         </w:tc>
@@ -21254,7 +21483,7 @@
                 <w:sz w:val="17"/>
                 <w:u w:val="none"/>
               </w:rPr>
-              <w:t>S2.2</w:t>
+              <w:t>S02.2</w:t>
             </w:r>
           </w:p>
         </w:tc>
@@ -21389,7 +21618,7 @@
                 <w:sz w:val="17"/>
                 <w:u w:val="none"/>
               </w:rPr>
-              <w:t>S2.3</w:t>
+              <w:t>S02.3</w:t>
             </w:r>
           </w:p>
         </w:tc>
@@ -21534,7 +21763,7 @@
                 <w:sz w:val="17"/>
                 <w:u w:val="none"/>
               </w:rPr>
-              <w:t>S2.3</w:t>
+              <w:t>S02.3</w:t>
             </w:r>
           </w:p>
         </w:tc>
@@ -21749,7 +21978,7 @@
                 <w:sz w:val="17"/>
                 <w:u w:val="none"/>
               </w:rPr>
-              <w:t>S2.3</w:t>
+              <w:t>S02.3</w:t>
             </w:r>
           </w:p>
         </w:tc>
@@ -21884,7 +22113,7 @@
                 <w:sz w:val="17"/>
                 <w:u w:val="none"/>
               </w:rPr>
-              <w:t>S2.4</w:t>
+              <w:t>S02.4</w:t>
             </w:r>
           </w:p>
         </w:tc>
@@ -22029,7 +22258,7 @@
                 <w:sz w:val="17"/>
                 <w:u w:val="none"/>
               </w:rPr>
-              <w:t>S2.4</w:t>
+              <w:t>S02.4</w:t>
             </w:r>
           </w:p>
         </w:tc>
@@ -22134,7 +22363,7 @@
                 <w:sz w:val="17"/>
                 <w:u w:val="none"/>
               </w:rPr>
-              <w:t>S2.4</w:t>
+              <w:t>S02.4</w:t>
             </w:r>
           </w:p>
         </w:tc>
@@ -22359,7 +22588,7 @@
                 <w:sz w:val="17"/>
                 <w:u w:val="none"/>
               </w:rPr>
-              <w:t>S2.4</w:t>
+              <w:t>S02.4</w:t>
             </w:r>
           </w:p>
         </w:tc>
@@ -22504,7 +22733,7 @@
                 <w:sz w:val="17"/>
                 <w:u w:val="none"/>
               </w:rPr>
-              <w:t>S2.5</w:t>
+              <w:t>S02.5</w:t>
             </w:r>
           </w:p>
         </w:tc>
@@ -22669,7 +22898,7 @@
                 <w:sz w:val="17"/>
                 <w:u w:val="none"/>
               </w:rPr>
-              <w:t>S2.5</w:t>
+              <w:t>S02.5</w:t>
             </w:r>
           </w:p>
         </w:tc>
@@ -22814,7 +23043,7 @@
                 <w:sz w:val="17"/>
                 <w:u w:val="none"/>
               </w:rPr>
-              <w:t>S2.5</w:t>
+              <w:t>S02.5</w:t>
             </w:r>
           </w:p>
         </w:tc>
@@ -23024,7 +23253,7 @@
                 <w:color w:val="14161B"/>
                 <w:sz w:val="18"/>
               </w:rPr>
-              <w:t xml:space="preserve">   S2.1  I can define quantized and name ground and excited states.</w:t>
+              <w:t xml:space="preserve">   S02.1  I can define quantized and name ground and excited states.</w:t>
             </w:r>
           </w:p>
           <w:p>
@@ -23047,7 +23276,7 @@
                 <w:color w:val="14161B"/>
                 <w:sz w:val="18"/>
               </w:rPr>
-              <w:t xml:space="preserve">   S2.2  I can give the capacity of s, p, d and f and count orbitals in a level.</w:t>
+              <w:t xml:space="preserve">   S02.2  I can give the capacity of s, p, d and f and count orbitals in a level.</w:t>
             </w:r>
           </w:p>
           <w:p>
@@ -23070,7 +23299,7 @@
                 <w:color w:val="14161B"/>
                 <w:sz w:val="18"/>
               </w:rPr>
-              <w:t xml:space="preserve">   S2.3  I can write a configuration, shorthand and orbital diagram.</w:t>
+              <w:t xml:space="preserve">   S02.3  I can write a configuration, shorthand and orbital diagram.</w:t>
             </w:r>
           </w:p>
           <w:p>
@@ -23093,7 +23322,7 @@
                 <w:color w:val="14161B"/>
                 <w:sz w:val="18"/>
               </w:rPr>
-              <w:t xml:space="preserve">   S2.4  I can predict the ion an atom forms from its group.</w:t>
+              <w:t xml:space="preserve">   S02.4  I can predict the ion an atom forms from its group.</w:t>
             </w:r>
           </w:p>
           <w:p>
@@ -23116,7 +23345,7 @@
                 <w:color w:val="14161B"/>
                 <w:sz w:val="18"/>
               </w:rPr>
-              <w:t xml:space="preserve">   S2.5  I can link electron drops to the light atoms give off.</w:t>
+              <w:t xml:space="preserve">   S02.5  I can link electron drops to the light atoms give off.</w:t>
             </w:r>
           </w:p>
           <w:p>

--- a/output/chem-u02/SHULL_CHEM_Guided_Notes_U02_S02.1-S02.5_Key.docx
+++ b/output/chem-u02/SHULL_CHEM_Guided_Notes_U02_S02.1-S02.5_Key.docx
@@ -1511,10 +1511,12 @@
                     <w:bottom w:w="40" w:type="dxa"/>
                     <w:right w:w="70" w:type="dxa"/>
                   </w:tcMar>
+                  <w:vAlign w:val="center"/>
                 </w:tcPr>
                 <w:p>
                   <w:pPr>
                     <w:spacing w:after="0"/>
+                    <w:jc w:val="left"/>
                   </w:pPr>
                   <w:r>
                     <w:rPr>
@@ -1540,10 +1542,12 @@
                     <w:bottom w:w="40" w:type="dxa"/>
                     <w:right w:w="70" w:type="dxa"/>
                   </w:tcMar>
+                  <w:vAlign w:val="center"/>
                 </w:tcPr>
                 <w:p>
                   <w:pPr>
                     <w:spacing w:after="0"/>
+                    <w:jc w:val="left"/>
                   </w:pPr>
                   <w:r>
                     <w:rPr>
@@ -1578,10 +1582,12 @@
                     <w:bottom w:w="30" w:type="dxa"/>
                     <w:right w:w="70" w:type="dxa"/>
                   </w:tcMar>
+                  <w:vAlign w:val="center"/>
                 </w:tcPr>
                 <w:p>
                   <w:pPr>
                     <w:spacing w:after="0"/>
+                    <w:jc w:val="left"/>
                   </w:pPr>
                   <w:r>
                     <w:rPr>
@@ -1610,10 +1616,12 @@
                     <w:bottom w:w="30" w:type="dxa"/>
                     <w:right w:w="70" w:type="dxa"/>
                   </w:tcMar>
+                  <w:vAlign w:val="center"/>
                 </w:tcPr>
                 <w:p>
                   <w:pPr>
                     <w:spacing w:after="0"/>
+                    <w:jc w:val="left"/>
                   </w:pPr>
                   <w:r>
                     <w:rPr>
@@ -1648,10 +1656,12 @@
                     <w:bottom w:w="30" w:type="dxa"/>
                     <w:right w:w="70" w:type="dxa"/>
                   </w:tcMar>
+                  <w:vAlign w:val="center"/>
                 </w:tcPr>
                 <w:p>
                   <w:pPr>
                     <w:spacing w:after="0"/>
+                    <w:jc w:val="left"/>
                   </w:pPr>
                   <w:r>
                     <w:rPr>
@@ -1680,10 +1690,12 @@
                     <w:bottom w:w="30" w:type="dxa"/>
                     <w:right w:w="70" w:type="dxa"/>
                   </w:tcMar>
+                  <w:vAlign w:val="center"/>
                 </w:tcPr>
                 <w:p>
                   <w:pPr>
                     <w:spacing w:after="0"/>
+                    <w:jc w:val="left"/>
                   </w:pPr>
                   <w:r>
                     <w:rPr>
@@ -1718,10 +1730,12 @@
                     <w:bottom w:w="30" w:type="dxa"/>
                     <w:right w:w="70" w:type="dxa"/>
                   </w:tcMar>
+                  <w:vAlign w:val="center"/>
                 </w:tcPr>
                 <w:p>
                   <w:pPr>
                     <w:spacing w:after="0"/>
+                    <w:jc w:val="left"/>
                   </w:pPr>
                   <w:r>
                     <w:rPr>
@@ -1750,10 +1764,12 @@
                     <w:bottom w:w="30" w:type="dxa"/>
                     <w:right w:w="70" w:type="dxa"/>
                   </w:tcMar>
+                  <w:vAlign w:val="center"/>
                 </w:tcPr>
                 <w:p>
                   <w:pPr>
                     <w:spacing w:after="0"/>
+                    <w:jc w:val="left"/>
                   </w:pPr>
                   <w:r>
                     <w:rPr>
@@ -2301,10 +2317,12 @@
                     <w:bottom w:w="40" w:type="dxa"/>
                     <w:right w:w="70" w:type="dxa"/>
                   </w:tcMar>
+                  <w:vAlign w:val="center"/>
                 </w:tcPr>
                 <w:p>
                   <w:pPr>
                     <w:spacing w:after="0"/>
+                    <w:jc w:val="left"/>
                   </w:pPr>
                   <w:r>
                     <w:rPr>
@@ -2330,10 +2348,12 @@
                     <w:bottom w:w="40" w:type="dxa"/>
                     <w:right w:w="70" w:type="dxa"/>
                   </w:tcMar>
+                  <w:vAlign w:val="center"/>
                 </w:tcPr>
                 <w:p>
                   <w:pPr>
                     <w:spacing w:after="0"/>
+                    <w:jc w:val="left"/>
                   </w:pPr>
                   <w:r>
                     <w:rPr>
@@ -2359,10 +2379,12 @@
                     <w:bottom w:w="40" w:type="dxa"/>
                     <w:right w:w="70" w:type="dxa"/>
                   </w:tcMar>
+                  <w:vAlign w:val="center"/>
                 </w:tcPr>
                 <w:p>
                   <w:pPr>
                     <w:spacing w:after="0"/>
+                    <w:jc w:val="left"/>
                   </w:pPr>
                   <w:r>
                     <w:rPr>
@@ -2397,10 +2419,12 @@
                     <w:bottom w:w="30" w:type="dxa"/>
                     <w:right w:w="70" w:type="dxa"/>
                   </w:tcMar>
+                  <w:vAlign w:val="center"/>
                 </w:tcPr>
                 <w:p>
                   <w:pPr>
                     <w:spacing w:after="0"/>
+                    <w:jc w:val="left"/>
                   </w:pPr>
                   <w:r>
                     <w:rPr>
@@ -2429,10 +2453,12 @@
                     <w:bottom w:w="30" w:type="dxa"/>
                     <w:right w:w="70" w:type="dxa"/>
                   </w:tcMar>
+                  <w:vAlign w:val="center"/>
                 </w:tcPr>
                 <w:p>
                   <w:pPr>
                     <w:spacing w:after="0"/>
+                    <w:jc w:val="left"/>
                   </w:pPr>
                   <w:r>
                     <w:rPr>
@@ -2461,10 +2487,12 @@
                     <w:bottom w:w="30" w:type="dxa"/>
                     <w:right w:w="70" w:type="dxa"/>
                   </w:tcMar>
+                  <w:vAlign w:val="center"/>
                 </w:tcPr>
                 <w:p>
                   <w:pPr>
                     <w:spacing w:after="0"/>
+                    <w:jc w:val="left"/>
                   </w:pPr>
                   <w:r>
                     <w:rPr>
@@ -2499,10 +2527,12 @@
                     <w:bottom w:w="30" w:type="dxa"/>
                     <w:right w:w="70" w:type="dxa"/>
                   </w:tcMar>
+                  <w:vAlign w:val="center"/>
                 </w:tcPr>
                 <w:p>
                   <w:pPr>
                     <w:spacing w:after="0"/>
+                    <w:jc w:val="left"/>
                   </w:pPr>
                   <w:r>
                     <w:rPr>
@@ -2531,10 +2561,12 @@
                     <w:bottom w:w="30" w:type="dxa"/>
                     <w:right w:w="70" w:type="dxa"/>
                   </w:tcMar>
+                  <w:vAlign w:val="center"/>
                 </w:tcPr>
                 <w:p>
                   <w:pPr>
                     <w:spacing w:after="0"/>
+                    <w:jc w:val="left"/>
                   </w:pPr>
                   <w:r>
                     <w:rPr>
@@ -2563,10 +2595,12 @@
                     <w:bottom w:w="30" w:type="dxa"/>
                     <w:right w:w="70" w:type="dxa"/>
                   </w:tcMar>
+                  <w:vAlign w:val="center"/>
                 </w:tcPr>
                 <w:p>
                   <w:pPr>
                     <w:spacing w:after="0"/>
+                    <w:jc w:val="left"/>
                   </w:pPr>
                   <w:r>
                     <w:rPr>
@@ -2601,10 +2635,12 @@
                     <w:bottom w:w="30" w:type="dxa"/>
                     <w:right w:w="70" w:type="dxa"/>
                   </w:tcMar>
+                  <w:vAlign w:val="center"/>
                 </w:tcPr>
                 <w:p>
                   <w:pPr>
                     <w:spacing w:after="0"/>
+                    <w:jc w:val="left"/>
                   </w:pPr>
                   <w:r>
                     <w:rPr>
@@ -2633,10 +2669,12 @@
                     <w:bottom w:w="30" w:type="dxa"/>
                     <w:right w:w="70" w:type="dxa"/>
                   </w:tcMar>
+                  <w:vAlign w:val="center"/>
                 </w:tcPr>
                 <w:p>
                   <w:pPr>
                     <w:spacing w:after="0"/>
+                    <w:jc w:val="left"/>
                   </w:pPr>
                   <w:r>
                     <w:rPr>
@@ -2665,10 +2703,12 @@
                     <w:bottom w:w="30" w:type="dxa"/>
                     <w:right w:w="70" w:type="dxa"/>
                   </w:tcMar>
+                  <w:vAlign w:val="center"/>
                 </w:tcPr>
                 <w:p>
                   <w:pPr>
                     <w:spacing w:after="0"/>
+                    <w:jc w:val="left"/>
                   </w:pPr>
                   <w:r>
                     <w:rPr>
@@ -2703,10 +2743,12 @@
                     <w:bottom w:w="30" w:type="dxa"/>
                     <w:right w:w="70" w:type="dxa"/>
                   </w:tcMar>
+                  <w:vAlign w:val="center"/>
                 </w:tcPr>
                 <w:p>
                   <w:pPr>
                     <w:spacing w:after="0"/>
+                    <w:jc w:val="left"/>
                   </w:pPr>
                   <w:r>
                     <w:rPr>
@@ -2735,10 +2777,12 @@
                     <w:bottom w:w="30" w:type="dxa"/>
                     <w:right w:w="70" w:type="dxa"/>
                   </w:tcMar>
+                  <w:vAlign w:val="center"/>
                 </w:tcPr>
                 <w:p>
                   <w:pPr>
                     <w:spacing w:after="0"/>
+                    <w:jc w:val="left"/>
                   </w:pPr>
                   <w:r>
                     <w:rPr>
@@ -2767,10 +2811,12 @@
                     <w:bottom w:w="30" w:type="dxa"/>
                     <w:right w:w="70" w:type="dxa"/>
                   </w:tcMar>
+                  <w:vAlign w:val="center"/>
                 </w:tcPr>
                 <w:p>
                   <w:pPr>
                     <w:spacing w:after="0"/>
+                    <w:jc w:val="left"/>
                   </w:pPr>
                   <w:r>
                     <w:rPr>
@@ -2911,10 +2957,12 @@
                     <w:bottom w:w="40" w:type="dxa"/>
                     <w:right w:w="70" w:type="dxa"/>
                   </w:tcMar>
+                  <w:vAlign w:val="center"/>
                 </w:tcPr>
                 <w:p>
                   <w:pPr>
                     <w:spacing w:after="0"/>
+                    <w:jc w:val="left"/>
                   </w:pPr>
                   <w:r>
                     <w:rPr>
@@ -2940,10 +2988,12 @@
                     <w:bottom w:w="40" w:type="dxa"/>
                     <w:right w:w="70" w:type="dxa"/>
                   </w:tcMar>
+                  <w:vAlign w:val="center"/>
                 </w:tcPr>
                 <w:p>
                   <w:pPr>
                     <w:spacing w:after="0"/>
+                    <w:jc w:val="left"/>
                   </w:pPr>
                   <w:r>
                     <w:rPr>
@@ -2969,10 +3019,12 @@
                     <w:bottom w:w="40" w:type="dxa"/>
                     <w:right w:w="70" w:type="dxa"/>
                   </w:tcMar>
+                  <w:vAlign w:val="center"/>
                 </w:tcPr>
                 <w:p>
                   <w:pPr>
                     <w:spacing w:after="0"/>
+                    <w:jc w:val="left"/>
                   </w:pPr>
                   <w:r>
                     <w:rPr>
@@ -3007,10 +3059,12 @@
                     <w:bottom w:w="30" w:type="dxa"/>
                     <w:right w:w="70" w:type="dxa"/>
                   </w:tcMar>
+                  <w:vAlign w:val="center"/>
                 </w:tcPr>
                 <w:p>
                   <w:pPr>
                     <w:spacing w:after="0"/>
+                    <w:jc w:val="left"/>
                   </w:pPr>
                   <w:r>
                     <w:rPr>
@@ -3039,10 +3093,12 @@
                     <w:bottom w:w="30" w:type="dxa"/>
                     <w:right w:w="70" w:type="dxa"/>
                   </w:tcMar>
+                  <w:vAlign w:val="center"/>
                 </w:tcPr>
                 <w:p>
                   <w:pPr>
                     <w:spacing w:after="0"/>
+                    <w:jc w:val="left"/>
                   </w:pPr>
                   <w:r>
                     <w:rPr>
@@ -3071,10 +3127,12 @@
                     <w:bottom w:w="30" w:type="dxa"/>
                     <w:right w:w="70" w:type="dxa"/>
                   </w:tcMar>
+                  <w:vAlign w:val="center"/>
                 </w:tcPr>
                 <w:p>
                   <w:pPr>
                     <w:spacing w:after="0"/>
+                    <w:jc w:val="left"/>
                   </w:pPr>
                   <w:r>
                     <w:rPr>
@@ -3109,10 +3167,12 @@
                     <w:bottom w:w="30" w:type="dxa"/>
                     <w:right w:w="70" w:type="dxa"/>
                   </w:tcMar>
+                  <w:vAlign w:val="center"/>
                 </w:tcPr>
                 <w:p>
                   <w:pPr>
                     <w:spacing w:after="0"/>
+                    <w:jc w:val="left"/>
                   </w:pPr>
                   <w:r>
                     <w:rPr>
@@ -3141,10 +3201,12 @@
                     <w:bottom w:w="30" w:type="dxa"/>
                     <w:right w:w="70" w:type="dxa"/>
                   </w:tcMar>
+                  <w:vAlign w:val="center"/>
                 </w:tcPr>
                 <w:p>
                   <w:pPr>
                     <w:spacing w:after="0"/>
+                    <w:jc w:val="left"/>
                   </w:pPr>
                   <w:r>
                     <w:rPr>
@@ -3173,10 +3235,12 @@
                     <w:bottom w:w="30" w:type="dxa"/>
                     <w:right w:w="70" w:type="dxa"/>
                   </w:tcMar>
+                  <w:vAlign w:val="center"/>
                 </w:tcPr>
                 <w:p>
                   <w:pPr>
                     <w:spacing w:after="0"/>
+                    <w:jc w:val="left"/>
                   </w:pPr>
                   <w:r>
                     <w:rPr>
@@ -3211,10 +3275,12 @@
                     <w:bottom w:w="30" w:type="dxa"/>
                     <w:right w:w="70" w:type="dxa"/>
                   </w:tcMar>
+                  <w:vAlign w:val="center"/>
                 </w:tcPr>
                 <w:p>
                   <w:pPr>
                     <w:spacing w:after="0"/>
+                    <w:jc w:val="left"/>
                   </w:pPr>
                   <w:r>
                     <w:rPr>
@@ -3243,10 +3309,12 @@
                     <w:bottom w:w="30" w:type="dxa"/>
                     <w:right w:w="70" w:type="dxa"/>
                   </w:tcMar>
+                  <w:vAlign w:val="center"/>
                 </w:tcPr>
                 <w:p>
                   <w:pPr>
                     <w:spacing w:after="0"/>
+                    <w:jc w:val="left"/>
                   </w:pPr>
                   <w:r>
                     <w:rPr>
@@ -3275,10 +3343,12 @@
                     <w:bottom w:w="30" w:type="dxa"/>
                     <w:right w:w="70" w:type="dxa"/>
                   </w:tcMar>
+                  <w:vAlign w:val="center"/>
                 </w:tcPr>
                 <w:p>
                   <w:pPr>
                     <w:spacing w:after="0"/>
+                    <w:jc w:val="left"/>
                   </w:pPr>
                   <w:r>
                     <w:rPr>
@@ -3313,10 +3383,12 @@
                     <w:bottom w:w="30" w:type="dxa"/>
                     <w:right w:w="70" w:type="dxa"/>
                   </w:tcMar>
+                  <w:vAlign w:val="center"/>
                 </w:tcPr>
                 <w:p>
                   <w:pPr>
                     <w:spacing w:after="0"/>
+                    <w:jc w:val="left"/>
                   </w:pPr>
                   <w:r>
                     <w:rPr>
@@ -3345,10 +3417,12 @@
                     <w:bottom w:w="30" w:type="dxa"/>
                     <w:right w:w="70" w:type="dxa"/>
                   </w:tcMar>
+                  <w:vAlign w:val="center"/>
                 </w:tcPr>
                 <w:p>
                   <w:pPr>
                     <w:spacing w:after="0"/>
+                    <w:jc w:val="left"/>
                   </w:pPr>
                   <w:r>
                     <w:rPr>
@@ -3377,10 +3451,12 @@
                     <w:bottom w:w="30" w:type="dxa"/>
                     <w:right w:w="70" w:type="dxa"/>
                   </w:tcMar>
+                  <w:vAlign w:val="center"/>
                 </w:tcPr>
                 <w:p>
                   <w:pPr>
                     <w:spacing w:after="0"/>
+                    <w:jc w:val="left"/>
                   </w:pPr>
                   <w:r>
                     <w:rPr>
@@ -3535,10 +3611,12 @@
                     <w:bottom w:w="40" w:type="dxa"/>
                     <w:right w:w="70" w:type="dxa"/>
                   </w:tcMar>
+                  <w:vAlign w:val="center"/>
                 </w:tcPr>
                 <w:p>
                   <w:pPr>
                     <w:spacing w:after="0"/>
+                    <w:jc w:val="left"/>
                   </w:pPr>
                   <w:r>
                     <w:rPr>
@@ -3564,10 +3642,12 @@
                     <w:bottom w:w="40" w:type="dxa"/>
                     <w:right w:w="70" w:type="dxa"/>
                   </w:tcMar>
+                  <w:vAlign w:val="center"/>
                 </w:tcPr>
                 <w:p>
                   <w:pPr>
                     <w:spacing w:after="0"/>
+                    <w:jc w:val="left"/>
                   </w:pPr>
                   <w:r>
                     <w:rPr>
@@ -3602,10 +3682,12 @@
                     <w:bottom w:w="30" w:type="dxa"/>
                     <w:right w:w="70" w:type="dxa"/>
                   </w:tcMar>
+                  <w:vAlign w:val="center"/>
                 </w:tcPr>
                 <w:p>
                   <w:pPr>
                     <w:spacing w:after="0"/>
+                    <w:jc w:val="left"/>
                   </w:pPr>
                   <w:r>
                     <w:rPr>
@@ -3634,10 +3716,12 @@
                     <w:bottom w:w="30" w:type="dxa"/>
                     <w:right w:w="70" w:type="dxa"/>
                   </w:tcMar>
+                  <w:vAlign w:val="center"/>
                 </w:tcPr>
                 <w:p>
                   <w:pPr>
                     <w:spacing w:after="0"/>
+                    <w:jc w:val="left"/>
                   </w:pPr>
                   <w:r>
                     <w:rPr>
@@ -3672,10 +3756,12 @@
                     <w:bottom w:w="30" w:type="dxa"/>
                     <w:right w:w="70" w:type="dxa"/>
                   </w:tcMar>
+                  <w:vAlign w:val="center"/>
                 </w:tcPr>
                 <w:p>
                   <w:pPr>
                     <w:spacing w:after="0"/>
+                    <w:jc w:val="left"/>
                   </w:pPr>
                   <w:r>
                     <w:rPr>
@@ -3704,10 +3790,12 @@
                     <w:bottom w:w="30" w:type="dxa"/>
                     <w:right w:w="70" w:type="dxa"/>
                   </w:tcMar>
+                  <w:vAlign w:val="center"/>
                 </w:tcPr>
                 <w:p>
                   <w:pPr>
                     <w:spacing w:after="0"/>
+                    <w:jc w:val="left"/>
                   </w:pPr>
                   <w:r>
                     <w:rPr>
@@ -3742,10 +3830,12 @@
                     <w:bottom w:w="30" w:type="dxa"/>
                     <w:right w:w="70" w:type="dxa"/>
                   </w:tcMar>
+                  <w:vAlign w:val="center"/>
                 </w:tcPr>
                 <w:p>
                   <w:pPr>
                     <w:spacing w:after="0"/>
+                    <w:jc w:val="left"/>
                   </w:pPr>
                   <w:r>
                     <w:rPr>
@@ -3774,10 +3864,12 @@
                     <w:bottom w:w="30" w:type="dxa"/>
                     <w:right w:w="70" w:type="dxa"/>
                   </w:tcMar>
+                  <w:vAlign w:val="center"/>
                 </w:tcPr>
                 <w:p>
                   <w:pPr>
                     <w:spacing w:after="0"/>
+                    <w:jc w:val="left"/>
                   </w:pPr>
                   <w:r>
                     <w:rPr>
@@ -3812,10 +3904,12 @@
                     <w:bottom w:w="30" w:type="dxa"/>
                     <w:right w:w="70" w:type="dxa"/>
                   </w:tcMar>
+                  <w:vAlign w:val="center"/>
                 </w:tcPr>
                 <w:p>
                   <w:pPr>
                     <w:spacing w:after="0"/>
+                    <w:jc w:val="left"/>
                   </w:pPr>
                   <w:r>
                     <w:rPr>
@@ -3844,10 +3938,12 @@
                     <w:bottom w:w="30" w:type="dxa"/>
                     <w:right w:w="70" w:type="dxa"/>
                   </w:tcMar>
+                  <w:vAlign w:val="center"/>
                 </w:tcPr>
                 <w:p>
                   <w:pPr>
                     <w:spacing w:after="0"/>
+                    <w:jc w:val="left"/>
                   </w:pPr>
                   <w:r>
                     <w:rPr>
@@ -4472,10 +4568,12 @@
                     <w:bottom w:w="40" w:type="dxa"/>
                     <w:right w:w="70" w:type="dxa"/>
                   </w:tcMar>
+                  <w:vAlign w:val="center"/>
                 </w:tcPr>
                 <w:p>
                   <w:pPr>
                     <w:spacing w:after="0"/>
+                    <w:jc w:val="left"/>
                   </w:pPr>
                   <w:r>
                     <w:rPr>
@@ -4501,10 +4599,12 @@
                     <w:bottom w:w="40" w:type="dxa"/>
                     <w:right w:w="70" w:type="dxa"/>
                   </w:tcMar>
+                  <w:vAlign w:val="center"/>
                 </w:tcPr>
                 <w:p>
                   <w:pPr>
                     <w:spacing w:after="0"/>
+                    <w:jc w:val="left"/>
                   </w:pPr>
                   <w:r>
                     <w:rPr>
@@ -4539,10 +4639,12 @@
                     <w:bottom w:w="30" w:type="dxa"/>
                     <w:right w:w="70" w:type="dxa"/>
                   </w:tcMar>
+                  <w:vAlign w:val="center"/>
                 </w:tcPr>
                 <w:p>
                   <w:pPr>
                     <w:spacing w:after="0"/>
+                    <w:jc w:val="left"/>
                   </w:pPr>
                   <w:r>
                     <w:rPr>
@@ -4571,10 +4673,12 @@
                     <w:bottom w:w="30" w:type="dxa"/>
                     <w:right w:w="70" w:type="dxa"/>
                   </w:tcMar>
+                  <w:vAlign w:val="center"/>
                 </w:tcPr>
                 <w:p>
                   <w:pPr>
                     <w:spacing w:after="0"/>
+                    <w:jc w:val="left"/>
                   </w:pPr>
                   <w:r>
                     <w:rPr>
@@ -4609,10 +4713,12 @@
                     <w:bottom w:w="30" w:type="dxa"/>
                     <w:right w:w="70" w:type="dxa"/>
                   </w:tcMar>
+                  <w:vAlign w:val="center"/>
                 </w:tcPr>
                 <w:p>
                   <w:pPr>
                     <w:spacing w:after="0"/>
+                    <w:jc w:val="left"/>
                   </w:pPr>
                   <w:r>
                     <w:rPr>
@@ -4641,10 +4747,12 @@
                     <w:bottom w:w="30" w:type="dxa"/>
                     <w:right w:w="70" w:type="dxa"/>
                   </w:tcMar>
+                  <w:vAlign w:val="center"/>
                 </w:tcPr>
                 <w:p>
                   <w:pPr>
                     <w:spacing w:after="0"/>
+                    <w:jc w:val="left"/>
                   </w:pPr>
                   <w:r>
                     <w:rPr>
@@ -4679,10 +4787,12 @@
                     <w:bottom w:w="30" w:type="dxa"/>
                     <w:right w:w="70" w:type="dxa"/>
                   </w:tcMar>
+                  <w:vAlign w:val="center"/>
                 </w:tcPr>
                 <w:p>
                   <w:pPr>
                     <w:spacing w:after="0"/>
+                    <w:jc w:val="left"/>
                   </w:pPr>
                   <w:r>
                     <w:rPr>
@@ -4711,10 +4821,12 @@
                     <w:bottom w:w="30" w:type="dxa"/>
                     <w:right w:w="70" w:type="dxa"/>
                   </w:tcMar>
+                  <w:vAlign w:val="center"/>
                 </w:tcPr>
                 <w:p>
                   <w:pPr>
                     <w:spacing w:after="0"/>
+                    <w:jc w:val="left"/>
                   </w:pPr>
                   <w:r>
                     <w:rPr>
@@ -6628,10 +6740,12 @@
                     <w:bottom w:w="40" w:type="dxa"/>
                     <w:right w:w="70" w:type="dxa"/>
                   </w:tcMar>
+                  <w:vAlign w:val="center"/>
                 </w:tcPr>
                 <w:p>
                   <w:pPr>
                     <w:spacing w:after="0"/>
+                    <w:jc w:val="left"/>
                   </w:pPr>
                   <w:r>
                     <w:rPr>
@@ -6657,10 +6771,12 @@
                     <w:bottom w:w="40" w:type="dxa"/>
                     <w:right w:w="70" w:type="dxa"/>
                   </w:tcMar>
+                  <w:vAlign w:val="center"/>
                 </w:tcPr>
                 <w:p>
                   <w:pPr>
                     <w:spacing w:after="0"/>
+                    <w:jc w:val="left"/>
                   </w:pPr>
                   <w:r>
                     <w:rPr>
@@ -6686,10 +6802,12 @@
                     <w:bottom w:w="40" w:type="dxa"/>
                     <w:right w:w="70" w:type="dxa"/>
                   </w:tcMar>
+                  <w:vAlign w:val="center"/>
                 </w:tcPr>
                 <w:p>
                   <w:pPr>
                     <w:spacing w:after="0"/>
+                    <w:jc w:val="left"/>
                   </w:pPr>
                   <w:r>
                     <w:rPr>
@@ -6724,10 +6842,12 @@
                     <w:bottom w:w="30" w:type="dxa"/>
                     <w:right w:w="70" w:type="dxa"/>
                   </w:tcMar>
+                  <w:vAlign w:val="center"/>
                 </w:tcPr>
                 <w:p>
                   <w:pPr>
                     <w:spacing w:after="0"/>
+                    <w:jc w:val="left"/>
                   </w:pPr>
                   <w:r>
                     <w:rPr>
@@ -6756,10 +6876,12 @@
                     <w:bottom w:w="30" w:type="dxa"/>
                     <w:right w:w="70" w:type="dxa"/>
                   </w:tcMar>
+                  <w:vAlign w:val="center"/>
                 </w:tcPr>
                 <w:p>
                   <w:pPr>
                     <w:spacing w:after="0"/>
+                    <w:jc w:val="left"/>
                   </w:pPr>
                   <w:r>
                     <w:rPr>
@@ -6788,10 +6910,12 @@
                     <w:bottom w:w="30" w:type="dxa"/>
                     <w:right w:w="70" w:type="dxa"/>
                   </w:tcMar>
+                  <w:vAlign w:val="center"/>
                 </w:tcPr>
                 <w:p>
                   <w:pPr>
                     <w:spacing w:after="0"/>
+                    <w:jc w:val="left"/>
                   </w:pPr>
                   <w:r>
                     <w:rPr>
@@ -6826,10 +6950,12 @@
                     <w:bottom w:w="30" w:type="dxa"/>
                     <w:right w:w="70" w:type="dxa"/>
                   </w:tcMar>
+                  <w:vAlign w:val="center"/>
                 </w:tcPr>
                 <w:p>
                   <w:pPr>
                     <w:spacing w:after="0"/>
+                    <w:jc w:val="left"/>
                   </w:pPr>
                   <w:r>
                     <w:rPr>
@@ -6858,10 +6984,12 @@
                     <w:bottom w:w="30" w:type="dxa"/>
                     <w:right w:w="70" w:type="dxa"/>
                   </w:tcMar>
+                  <w:vAlign w:val="center"/>
                 </w:tcPr>
                 <w:p>
                   <w:pPr>
                     <w:spacing w:after="0"/>
+                    <w:jc w:val="left"/>
                   </w:pPr>
                   <w:r>
                     <w:rPr>
@@ -6890,10 +7018,12 @@
                     <w:bottom w:w="30" w:type="dxa"/>
                     <w:right w:w="70" w:type="dxa"/>
                   </w:tcMar>
+                  <w:vAlign w:val="center"/>
                 </w:tcPr>
                 <w:p>
                   <w:pPr>
                     <w:spacing w:after="0"/>
+                    <w:jc w:val="left"/>
                   </w:pPr>
                   <w:r>
                     <w:rPr>
@@ -7034,10 +7164,12 @@
                     <w:bottom w:w="40" w:type="dxa"/>
                     <w:right w:w="70" w:type="dxa"/>
                   </w:tcMar>
+                  <w:vAlign w:val="center"/>
                 </w:tcPr>
                 <w:p>
                   <w:pPr>
                     <w:spacing w:after="0"/>
+                    <w:jc w:val="left"/>
                   </w:pPr>
                   <w:r>
                     <w:rPr>
@@ -7063,10 +7195,12 @@
                     <w:bottom w:w="40" w:type="dxa"/>
                     <w:right w:w="70" w:type="dxa"/>
                   </w:tcMar>
+                  <w:vAlign w:val="center"/>
                 </w:tcPr>
                 <w:p>
                   <w:pPr>
                     <w:spacing w:after="0"/>
+                    <w:jc w:val="left"/>
                   </w:pPr>
                   <w:r>
                     <w:rPr>
@@ -7092,10 +7226,12 @@
                     <w:bottom w:w="40" w:type="dxa"/>
                     <w:right w:w="70" w:type="dxa"/>
                   </w:tcMar>
+                  <w:vAlign w:val="center"/>
                 </w:tcPr>
                 <w:p>
                   <w:pPr>
                     <w:spacing w:after="0"/>
+                    <w:jc w:val="left"/>
                   </w:pPr>
                   <w:r>
                     <w:rPr>
@@ -7130,10 +7266,12 @@
                     <w:bottom w:w="30" w:type="dxa"/>
                     <w:right w:w="70" w:type="dxa"/>
                   </w:tcMar>
+                  <w:vAlign w:val="center"/>
                 </w:tcPr>
                 <w:p>
                   <w:pPr>
                     <w:spacing w:after="0"/>
+                    <w:jc w:val="left"/>
                   </w:pPr>
                   <w:r>
                     <w:rPr>
@@ -7162,10 +7300,12 @@
                     <w:bottom w:w="30" w:type="dxa"/>
                     <w:right w:w="70" w:type="dxa"/>
                   </w:tcMar>
+                  <w:vAlign w:val="center"/>
                 </w:tcPr>
                 <w:p>
                   <w:pPr>
                     <w:spacing w:after="0"/>
+                    <w:jc w:val="left"/>
                   </w:pPr>
                   <w:r>
                     <w:rPr>
@@ -7194,10 +7334,12 @@
                     <w:bottom w:w="30" w:type="dxa"/>
                     <w:right w:w="70" w:type="dxa"/>
                   </w:tcMar>
+                  <w:vAlign w:val="center"/>
                 </w:tcPr>
                 <w:p>
                   <w:pPr>
                     <w:spacing w:after="0"/>
+                    <w:jc w:val="left"/>
                   </w:pPr>
                   <w:r>
                     <w:rPr>
@@ -7232,10 +7374,12 @@
                     <w:bottom w:w="30" w:type="dxa"/>
                     <w:right w:w="70" w:type="dxa"/>
                   </w:tcMar>
+                  <w:vAlign w:val="center"/>
                 </w:tcPr>
                 <w:p>
                   <w:pPr>
                     <w:spacing w:after="0"/>
+                    <w:jc w:val="left"/>
                   </w:pPr>
                   <w:r>
                     <w:rPr>
@@ -7264,10 +7408,12 @@
                     <w:bottom w:w="30" w:type="dxa"/>
                     <w:right w:w="70" w:type="dxa"/>
                   </w:tcMar>
+                  <w:vAlign w:val="center"/>
                 </w:tcPr>
                 <w:p>
                   <w:pPr>
                     <w:spacing w:after="0"/>
+                    <w:jc w:val="left"/>
                   </w:pPr>
                   <w:r>
                     <w:rPr>
@@ -7296,10 +7442,12 @@
                     <w:bottom w:w="30" w:type="dxa"/>
                     <w:right w:w="70" w:type="dxa"/>
                   </w:tcMar>
+                  <w:vAlign w:val="center"/>
                 </w:tcPr>
                 <w:p>
                   <w:pPr>
                     <w:spacing w:after="0"/>
+                    <w:jc w:val="left"/>
                   </w:pPr>
                   <w:r>
                     <w:rPr>
@@ -7425,10 +7573,12 @@
                     <w:bottom w:w="40" w:type="dxa"/>
                     <w:right w:w="70" w:type="dxa"/>
                   </w:tcMar>
+                  <w:vAlign w:val="center"/>
                 </w:tcPr>
                 <w:p>
                   <w:pPr>
                     <w:spacing w:after="0"/>
+                    <w:jc w:val="left"/>
                   </w:pPr>
                   <w:r>
                     <w:rPr>
@@ -7454,10 +7604,12 @@
                     <w:bottom w:w="40" w:type="dxa"/>
                     <w:right w:w="70" w:type="dxa"/>
                   </w:tcMar>
+                  <w:vAlign w:val="center"/>
                 </w:tcPr>
                 <w:p>
                   <w:pPr>
                     <w:spacing w:after="0"/>
+                    <w:jc w:val="left"/>
                   </w:pPr>
                   <w:r>
                     <w:rPr>
@@ -7483,10 +7635,12 @@
                     <w:bottom w:w="40" w:type="dxa"/>
                     <w:right w:w="70" w:type="dxa"/>
                   </w:tcMar>
+                  <w:vAlign w:val="center"/>
                 </w:tcPr>
                 <w:p>
                   <w:pPr>
                     <w:spacing w:after="0"/>
+                    <w:jc w:val="left"/>
                   </w:pPr>
                   <w:r>
                     <w:rPr>
@@ -7521,10 +7675,12 @@
                     <w:bottom w:w="30" w:type="dxa"/>
                     <w:right w:w="70" w:type="dxa"/>
                   </w:tcMar>
+                  <w:vAlign w:val="center"/>
                 </w:tcPr>
                 <w:p>
                   <w:pPr>
                     <w:spacing w:after="0"/>
+                    <w:jc w:val="left"/>
                   </w:pPr>
                   <w:r>
                     <w:rPr>
@@ -7553,10 +7709,12 @@
                     <w:bottom w:w="30" w:type="dxa"/>
                     <w:right w:w="70" w:type="dxa"/>
                   </w:tcMar>
+                  <w:vAlign w:val="center"/>
                 </w:tcPr>
                 <w:p>
                   <w:pPr>
                     <w:spacing w:after="0"/>
+                    <w:jc w:val="left"/>
                   </w:pPr>
                   <w:r>
                     <w:rPr>
@@ -7585,10 +7743,12 @@
                     <w:bottom w:w="30" w:type="dxa"/>
                     <w:right w:w="70" w:type="dxa"/>
                   </w:tcMar>
+                  <w:vAlign w:val="center"/>
                 </w:tcPr>
                 <w:p>
                   <w:pPr>
                     <w:spacing w:after="0"/>
+                    <w:jc w:val="left"/>
                   </w:pPr>
                   <w:r>
                     <w:rPr>
@@ -7623,10 +7783,12 @@
                     <w:bottom w:w="30" w:type="dxa"/>
                     <w:right w:w="70" w:type="dxa"/>
                   </w:tcMar>
+                  <w:vAlign w:val="center"/>
                 </w:tcPr>
                 <w:p>
                   <w:pPr>
                     <w:spacing w:after="0"/>
+                    <w:jc w:val="left"/>
                   </w:pPr>
                   <w:r>
                     <w:rPr>
@@ -7655,10 +7817,12 @@
                     <w:bottom w:w="30" w:type="dxa"/>
                     <w:right w:w="70" w:type="dxa"/>
                   </w:tcMar>
+                  <w:vAlign w:val="center"/>
                 </w:tcPr>
                 <w:p>
                   <w:pPr>
                     <w:spacing w:after="0"/>
+                    <w:jc w:val="left"/>
                   </w:pPr>
                   <w:r>
                     <w:rPr>
@@ -7687,10 +7851,12 @@
                     <w:bottom w:w="30" w:type="dxa"/>
                     <w:right w:w="70" w:type="dxa"/>
                   </w:tcMar>
+                  <w:vAlign w:val="center"/>
                 </w:tcPr>
                 <w:p>
                   <w:pPr>
                     <w:spacing w:after="0"/>
+                    <w:jc w:val="left"/>
                   </w:pPr>
                   <w:r>
                     <w:rPr>
@@ -7725,10 +7891,12 @@
                     <w:bottom w:w="30" w:type="dxa"/>
                     <w:right w:w="70" w:type="dxa"/>
                   </w:tcMar>
+                  <w:vAlign w:val="center"/>
                 </w:tcPr>
                 <w:p>
                   <w:pPr>
                     <w:spacing w:after="0"/>
+                    <w:jc w:val="left"/>
                   </w:pPr>
                   <w:r>
                     <w:rPr>
@@ -7757,10 +7925,12 @@
                     <w:bottom w:w="30" w:type="dxa"/>
                     <w:right w:w="70" w:type="dxa"/>
                   </w:tcMar>
+                  <w:vAlign w:val="center"/>
                 </w:tcPr>
                 <w:p>
                   <w:pPr>
                     <w:spacing w:after="0"/>
+                    <w:jc w:val="left"/>
                   </w:pPr>
                   <w:r>
                     <w:rPr>
@@ -7789,10 +7959,12 @@
                     <w:bottom w:w="30" w:type="dxa"/>
                     <w:right w:w="70" w:type="dxa"/>
                   </w:tcMar>
+                  <w:vAlign w:val="center"/>
                 </w:tcPr>
                 <w:p>
                   <w:pPr>
                     <w:spacing w:after="0"/>
+                    <w:jc w:val="left"/>
                   </w:pPr>
                   <w:r>
                     <w:rPr>
@@ -7918,10 +8090,12 @@
                     <w:bottom w:w="40" w:type="dxa"/>
                     <w:right w:w="70" w:type="dxa"/>
                   </w:tcMar>
+                  <w:vAlign w:val="center"/>
                 </w:tcPr>
                 <w:p>
                   <w:pPr>
                     <w:spacing w:after="0"/>
+                    <w:jc w:val="left"/>
                   </w:pPr>
                   <w:r>
                     <w:rPr>
@@ -7947,10 +8121,12 @@
                     <w:bottom w:w="40" w:type="dxa"/>
                     <w:right w:w="70" w:type="dxa"/>
                   </w:tcMar>
+                  <w:vAlign w:val="center"/>
                 </w:tcPr>
                 <w:p>
                   <w:pPr>
                     <w:spacing w:after="0"/>
+                    <w:jc w:val="left"/>
                   </w:pPr>
                   <w:r>
                     <w:rPr>
@@ -7976,10 +8152,12 @@
                     <w:bottom w:w="40" w:type="dxa"/>
                     <w:right w:w="70" w:type="dxa"/>
                   </w:tcMar>
+                  <w:vAlign w:val="center"/>
                 </w:tcPr>
                 <w:p>
                   <w:pPr>
                     <w:spacing w:after="0"/>
+                    <w:jc w:val="left"/>
                   </w:pPr>
                   <w:r>
                     <w:rPr>
@@ -8014,10 +8192,12 @@
                     <w:bottom w:w="30" w:type="dxa"/>
                     <w:right w:w="70" w:type="dxa"/>
                   </w:tcMar>
+                  <w:vAlign w:val="center"/>
                 </w:tcPr>
                 <w:p>
                   <w:pPr>
                     <w:spacing w:after="0"/>
+                    <w:jc w:val="left"/>
                   </w:pPr>
                   <w:r>
                     <w:rPr>
@@ -8046,10 +8226,12 @@
                     <w:bottom w:w="30" w:type="dxa"/>
                     <w:right w:w="70" w:type="dxa"/>
                   </w:tcMar>
+                  <w:vAlign w:val="center"/>
                 </w:tcPr>
                 <w:p>
                   <w:pPr>
                     <w:spacing w:after="0"/>
+                    <w:jc w:val="left"/>
                   </w:pPr>
                   <w:r>
                     <w:rPr>
@@ -8078,10 +8260,12 @@
                     <w:bottom w:w="30" w:type="dxa"/>
                     <w:right w:w="70" w:type="dxa"/>
                   </w:tcMar>
+                  <w:vAlign w:val="center"/>
                 </w:tcPr>
                 <w:p>
                   <w:pPr>
                     <w:spacing w:after="0"/>
+                    <w:jc w:val="left"/>
                   </w:pPr>
                   <w:r>
                     <w:rPr>
@@ -8116,10 +8300,12 @@
                     <w:bottom w:w="30" w:type="dxa"/>
                     <w:right w:w="70" w:type="dxa"/>
                   </w:tcMar>
+                  <w:vAlign w:val="center"/>
                 </w:tcPr>
                 <w:p>
                   <w:pPr>
                     <w:spacing w:after="0"/>
+                    <w:jc w:val="left"/>
                   </w:pPr>
                   <w:r>
                     <w:rPr>
@@ -8148,10 +8334,12 @@
                     <w:bottom w:w="30" w:type="dxa"/>
                     <w:right w:w="70" w:type="dxa"/>
                   </w:tcMar>
+                  <w:vAlign w:val="center"/>
                 </w:tcPr>
                 <w:p>
                   <w:pPr>
                     <w:spacing w:after="0"/>
+                    <w:jc w:val="left"/>
                   </w:pPr>
                   <w:r>
                     <w:rPr>
@@ -8180,10 +8368,12 @@
                     <w:bottom w:w="30" w:type="dxa"/>
                     <w:right w:w="70" w:type="dxa"/>
                   </w:tcMar>
+                  <w:vAlign w:val="center"/>
                 </w:tcPr>
                 <w:p>
                   <w:pPr>
                     <w:spacing w:after="0"/>
+                    <w:jc w:val="left"/>
                   </w:pPr>
                   <w:r>
                     <w:rPr>
@@ -8670,10 +8860,12 @@
                     <w:bottom w:w="40" w:type="dxa"/>
                     <w:right w:w="70" w:type="dxa"/>
                   </w:tcMar>
+                  <w:vAlign w:val="center"/>
                 </w:tcPr>
                 <w:p>
                   <w:pPr>
                     <w:spacing w:after="0"/>
+                    <w:jc w:val="left"/>
                   </w:pPr>
                   <w:r>
                     <w:rPr>
@@ -8699,10 +8891,12 @@
                     <w:bottom w:w="40" w:type="dxa"/>
                     <w:right w:w="70" w:type="dxa"/>
                   </w:tcMar>
+                  <w:vAlign w:val="center"/>
                 </w:tcPr>
                 <w:p>
                   <w:pPr>
                     <w:spacing w:after="0"/>
+                    <w:jc w:val="left"/>
                   </w:pPr>
                   <w:r>
                     <w:rPr>
@@ -8728,10 +8922,12 @@
                     <w:bottom w:w="40" w:type="dxa"/>
                     <w:right w:w="70" w:type="dxa"/>
                   </w:tcMar>
+                  <w:vAlign w:val="center"/>
                 </w:tcPr>
                 <w:p>
                   <w:pPr>
                     <w:spacing w:after="0"/>
+                    <w:jc w:val="left"/>
                   </w:pPr>
                   <w:r>
                     <w:rPr>
@@ -8757,10 +8953,12 @@
                     <w:bottom w:w="40" w:type="dxa"/>
                     <w:right w:w="70" w:type="dxa"/>
                   </w:tcMar>
+                  <w:vAlign w:val="center"/>
                 </w:tcPr>
                 <w:p>
                   <w:pPr>
                     <w:spacing w:after="0"/>
+                    <w:jc w:val="left"/>
                   </w:pPr>
                   <w:r>
                     <w:rPr>
@@ -8786,10 +8984,12 @@
                     <w:bottom w:w="40" w:type="dxa"/>
                     <w:right w:w="70" w:type="dxa"/>
                   </w:tcMar>
+                  <w:vAlign w:val="center"/>
                 </w:tcPr>
                 <w:p>
                   <w:pPr>
                     <w:spacing w:after="0"/>
+                    <w:jc w:val="left"/>
                   </w:pPr>
                   <w:r>
                     <w:rPr>
@@ -8815,10 +9015,12 @@
                     <w:bottom w:w="40" w:type="dxa"/>
                     <w:right w:w="70" w:type="dxa"/>
                   </w:tcMar>
+                  <w:vAlign w:val="center"/>
                 </w:tcPr>
                 <w:p>
                   <w:pPr>
                     <w:spacing w:after="0"/>
+                    <w:jc w:val="left"/>
                   </w:pPr>
                   <w:r>
                     <w:rPr>
@@ -8844,10 +9046,12 @@
                     <w:bottom w:w="40" w:type="dxa"/>
                     <w:right w:w="70" w:type="dxa"/>
                   </w:tcMar>
+                  <w:vAlign w:val="center"/>
                 </w:tcPr>
                 <w:p>
                   <w:pPr>
                     <w:spacing w:after="0"/>
+                    <w:jc w:val="left"/>
                   </w:pPr>
                   <w:r>
                     <w:rPr>
@@ -8873,10 +9077,12 @@
                     <w:bottom w:w="40" w:type="dxa"/>
                     <w:right w:w="70" w:type="dxa"/>
                   </w:tcMar>
+                  <w:vAlign w:val="center"/>
                 </w:tcPr>
                 <w:p>
                   <w:pPr>
                     <w:spacing w:after="0"/>
+                    <w:jc w:val="left"/>
                   </w:pPr>
                   <w:r>
                     <w:rPr>
@@ -8902,10 +9108,12 @@
                     <w:bottom w:w="40" w:type="dxa"/>
                     <w:right w:w="70" w:type="dxa"/>
                   </w:tcMar>
+                  <w:vAlign w:val="center"/>
                 </w:tcPr>
                 <w:p>
                   <w:pPr>
                     <w:spacing w:after="0"/>
+                    <w:jc w:val="left"/>
                   </w:pPr>
                   <w:r>
                     <w:rPr>
@@ -8940,10 +9148,12 @@
                     <w:bottom w:w="30" w:type="dxa"/>
                     <w:right w:w="70" w:type="dxa"/>
                   </w:tcMar>
+                  <w:vAlign w:val="center"/>
                 </w:tcPr>
                 <w:p>
                   <w:pPr>
                     <w:spacing w:after="0"/>
+                    <w:jc w:val="left"/>
                   </w:pPr>
                   <w:r>
                     <w:rPr>
@@ -8983,10 +9193,12 @@
                     <w:bottom w:w="30" w:type="dxa"/>
                     <w:right w:w="70" w:type="dxa"/>
                   </w:tcMar>
+                  <w:vAlign w:val="center"/>
                 </w:tcPr>
                 <w:p>
                   <w:pPr>
                     <w:spacing w:after="0"/>
+                    <w:jc w:val="left"/>
                   </w:pPr>
                   <w:r>
                     <w:rPr>
@@ -9015,10 +9227,12 @@
                     <w:bottom w:w="30" w:type="dxa"/>
                     <w:right w:w="70" w:type="dxa"/>
                   </w:tcMar>
+                  <w:vAlign w:val="center"/>
                 </w:tcPr>
                 <w:p>
                   <w:pPr>
                     <w:spacing w:after="0"/>
+                    <w:jc w:val="left"/>
                   </w:pPr>
                   <w:r>
                     <w:rPr>
@@ -9047,10 +9261,12 @@
                     <w:bottom w:w="30" w:type="dxa"/>
                     <w:right w:w="70" w:type="dxa"/>
                   </w:tcMar>
+                  <w:vAlign w:val="center"/>
                 </w:tcPr>
                 <w:p>
                   <w:pPr>
                     <w:spacing w:after="0"/>
+                    <w:jc w:val="left"/>
                   </w:pPr>
                   <w:r>
                     <w:rPr>
@@ -9079,10 +9295,12 @@
                     <w:bottom w:w="30" w:type="dxa"/>
                     <w:right w:w="70" w:type="dxa"/>
                   </w:tcMar>
+                  <w:vAlign w:val="center"/>
                 </w:tcPr>
                 <w:p>
                   <w:pPr>
                     <w:spacing w:after="0"/>
+                    <w:jc w:val="left"/>
                   </w:pPr>
                   <w:r>
                     <w:rPr>
@@ -9111,10 +9329,12 @@
                     <w:bottom w:w="30" w:type="dxa"/>
                     <w:right w:w="70" w:type="dxa"/>
                   </w:tcMar>
+                  <w:vAlign w:val="center"/>
                 </w:tcPr>
                 <w:p>
                   <w:pPr>
                     <w:spacing w:after="0"/>
+                    <w:jc w:val="left"/>
                   </w:pPr>
                   <w:r>
                     <w:rPr>
@@ -9143,10 +9363,12 @@
                     <w:bottom w:w="30" w:type="dxa"/>
                     <w:right w:w="70" w:type="dxa"/>
                   </w:tcMar>
+                  <w:vAlign w:val="center"/>
                 </w:tcPr>
                 <w:p>
                   <w:pPr>
                     <w:spacing w:after="0"/>
+                    <w:jc w:val="left"/>
                   </w:pPr>
                   <w:r>
                     <w:rPr>
@@ -9175,10 +9397,12 @@
                     <w:bottom w:w="30" w:type="dxa"/>
                     <w:right w:w="70" w:type="dxa"/>
                   </w:tcMar>
+                  <w:vAlign w:val="center"/>
                 </w:tcPr>
                 <w:p>
                   <w:pPr>
                     <w:spacing w:after="0"/>
+                    <w:jc w:val="left"/>
                   </w:pPr>
                   <w:r>
                     <w:rPr>
@@ -9207,10 +9431,12 @@
                     <w:bottom w:w="30" w:type="dxa"/>
                     <w:right w:w="70" w:type="dxa"/>
                   </w:tcMar>
+                  <w:vAlign w:val="center"/>
                 </w:tcPr>
                 <w:p>
                   <w:pPr>
                     <w:spacing w:after="0"/>
+                    <w:jc w:val="left"/>
                   </w:pPr>
                   <w:r>
                     <w:rPr>
@@ -9539,10 +9765,12 @@
                     <w:bottom w:w="40" w:type="dxa"/>
                     <w:right w:w="70" w:type="dxa"/>
                   </w:tcMar>
+                  <w:vAlign w:val="center"/>
                 </w:tcPr>
                 <w:p>
                   <w:pPr>
                     <w:spacing w:after="0"/>
+                    <w:jc w:val="left"/>
                   </w:pPr>
                   <w:r>
                     <w:rPr>
@@ -9568,10 +9796,12 @@
                     <w:bottom w:w="40" w:type="dxa"/>
                     <w:right w:w="70" w:type="dxa"/>
                   </w:tcMar>
+                  <w:vAlign w:val="center"/>
                 </w:tcPr>
                 <w:p>
                   <w:pPr>
                     <w:spacing w:after="0"/>
+                    <w:jc w:val="left"/>
                   </w:pPr>
                   <w:r>
                     <w:rPr>
@@ -9597,10 +9827,12 @@
                     <w:bottom w:w="40" w:type="dxa"/>
                     <w:right w:w="70" w:type="dxa"/>
                   </w:tcMar>
+                  <w:vAlign w:val="center"/>
                 </w:tcPr>
                 <w:p>
                   <w:pPr>
                     <w:spacing w:after="0"/>
+                    <w:jc w:val="left"/>
                   </w:pPr>
                   <w:r>
                     <w:rPr>
@@ -9626,10 +9858,12 @@
                     <w:bottom w:w="40" w:type="dxa"/>
                     <w:right w:w="70" w:type="dxa"/>
                   </w:tcMar>
+                  <w:vAlign w:val="center"/>
                 </w:tcPr>
                 <w:p>
                   <w:pPr>
                     <w:spacing w:after="0"/>
+                    <w:jc w:val="left"/>
                   </w:pPr>
                   <w:r>
                     <w:rPr>
@@ -9655,10 +9889,12 @@
                     <w:bottom w:w="40" w:type="dxa"/>
                     <w:right w:w="70" w:type="dxa"/>
                   </w:tcMar>
+                  <w:vAlign w:val="center"/>
                 </w:tcPr>
                 <w:p>
                   <w:pPr>
                     <w:spacing w:after="0"/>
+                    <w:jc w:val="left"/>
                   </w:pPr>
                   <w:r>
                     <w:rPr>
@@ -9684,10 +9920,12 @@
                     <w:bottom w:w="40" w:type="dxa"/>
                     <w:right w:w="70" w:type="dxa"/>
                   </w:tcMar>
+                  <w:vAlign w:val="center"/>
                 </w:tcPr>
                 <w:p>
                   <w:pPr>
                     <w:spacing w:after="0"/>
+                    <w:jc w:val="left"/>
                   </w:pPr>
                   <w:r>
                     <w:rPr>
@@ -9713,10 +9951,12 @@
                     <w:bottom w:w="40" w:type="dxa"/>
                     <w:right w:w="70" w:type="dxa"/>
                   </w:tcMar>
+                  <w:vAlign w:val="center"/>
                 </w:tcPr>
                 <w:p>
                   <w:pPr>
                     <w:spacing w:after="0"/>
+                    <w:jc w:val="left"/>
                   </w:pPr>
                   <w:r>
                     <w:rPr>
@@ -9751,10 +9991,12 @@
                     <w:bottom w:w="30" w:type="dxa"/>
                     <w:right w:w="70" w:type="dxa"/>
                   </w:tcMar>
+                  <w:vAlign w:val="center"/>
                 </w:tcPr>
                 <w:p>
                   <w:pPr>
                     <w:spacing w:after="0"/>
+                    <w:jc w:val="left"/>
                   </w:pPr>
                   <w:r>
                     <w:rPr>
@@ -9783,10 +10025,12 @@
                     <w:bottom w:w="30" w:type="dxa"/>
                     <w:right w:w="70" w:type="dxa"/>
                   </w:tcMar>
+                  <w:vAlign w:val="center"/>
                 </w:tcPr>
                 <w:p>
                   <w:pPr>
                     <w:spacing w:after="0"/>
+                    <w:jc w:val="left"/>
                   </w:pPr>
                   <w:r>
                     <w:rPr>
@@ -9815,10 +10059,12 @@
                     <w:bottom w:w="30" w:type="dxa"/>
                     <w:right w:w="70" w:type="dxa"/>
                   </w:tcMar>
+                  <w:vAlign w:val="center"/>
                 </w:tcPr>
                 <w:p>
                   <w:pPr>
                     <w:spacing w:after="0"/>
+                    <w:jc w:val="left"/>
                   </w:pPr>
                   <w:r>
                     <w:rPr>
@@ -9847,10 +10093,12 @@
                     <w:bottom w:w="30" w:type="dxa"/>
                     <w:right w:w="70" w:type="dxa"/>
                   </w:tcMar>
+                  <w:vAlign w:val="center"/>
                 </w:tcPr>
                 <w:p>
                   <w:pPr>
                     <w:spacing w:after="0"/>
+                    <w:jc w:val="left"/>
                   </w:pPr>
                   <w:r>
                     <w:rPr>
@@ -9879,10 +10127,12 @@
                     <w:bottom w:w="30" w:type="dxa"/>
                     <w:right w:w="70" w:type="dxa"/>
                   </w:tcMar>
+                  <w:vAlign w:val="center"/>
                 </w:tcPr>
                 <w:p>
                   <w:pPr>
                     <w:spacing w:after="0"/>
+                    <w:jc w:val="left"/>
                   </w:pPr>
                   <w:r>
                     <w:rPr>
@@ -9911,10 +10161,12 @@
                     <w:bottom w:w="30" w:type="dxa"/>
                     <w:right w:w="70" w:type="dxa"/>
                   </w:tcMar>
+                  <w:vAlign w:val="center"/>
                 </w:tcPr>
                 <w:p>
                   <w:pPr>
                     <w:spacing w:after="0"/>
+                    <w:jc w:val="left"/>
                   </w:pPr>
                   <w:r>
                     <w:rPr>
@@ -9943,10 +10195,12 @@
                     <w:bottom w:w="30" w:type="dxa"/>
                     <w:right w:w="70" w:type="dxa"/>
                   </w:tcMar>
+                  <w:vAlign w:val="center"/>
                 </w:tcPr>
                 <w:p>
                   <w:pPr>
                     <w:spacing w:after="0"/>
+                    <w:jc w:val="left"/>
                   </w:pPr>
                   <w:r>
                     <w:rPr>
@@ -10075,10 +10329,12 @@
                     <w:bottom w:w="40" w:type="dxa"/>
                     <w:right w:w="70" w:type="dxa"/>
                   </w:tcMar>
+                  <w:vAlign w:val="center"/>
                 </w:tcPr>
                 <w:p>
                   <w:pPr>
                     <w:spacing w:after="0"/>
+                    <w:jc w:val="left"/>
                   </w:pPr>
                   <w:r>
                     <w:rPr>
@@ -10104,10 +10360,12 @@
                     <w:bottom w:w="40" w:type="dxa"/>
                     <w:right w:w="70" w:type="dxa"/>
                   </w:tcMar>
+                  <w:vAlign w:val="center"/>
                 </w:tcPr>
                 <w:p>
                   <w:pPr>
                     <w:spacing w:after="0"/>
+                    <w:jc w:val="left"/>
                   </w:pPr>
                   <w:r>
                     <w:rPr>
@@ -10133,10 +10391,12 @@
                     <w:bottom w:w="40" w:type="dxa"/>
                     <w:right w:w="70" w:type="dxa"/>
                   </w:tcMar>
+                  <w:vAlign w:val="center"/>
                 </w:tcPr>
                 <w:p>
                   <w:pPr>
                     <w:spacing w:after="0"/>
+                    <w:jc w:val="left"/>
                   </w:pPr>
                   <w:r>
                     <w:rPr>
@@ -10173,10 +10433,12 @@
                     <w:bottom w:w="40" w:type="dxa"/>
                     <w:right w:w="70" w:type="dxa"/>
                   </w:tcMar>
+                  <w:vAlign w:val="center"/>
                 </w:tcPr>
                 <w:p>
                   <w:pPr>
                     <w:spacing w:after="0"/>
+                    <w:jc w:val="left"/>
                   </w:pPr>
                   <w:r>
                     <w:rPr>
@@ -10202,10 +10464,12 @@
                     <w:bottom w:w="40" w:type="dxa"/>
                     <w:right w:w="70" w:type="dxa"/>
                   </w:tcMar>
+                  <w:vAlign w:val="center"/>
                 </w:tcPr>
                 <w:p>
                   <w:pPr>
                     <w:spacing w:after="0"/>
+                    <w:jc w:val="left"/>
                   </w:pPr>
                   <w:r>
                     <w:rPr>
@@ -10231,10 +10495,12 @@
                     <w:bottom w:w="40" w:type="dxa"/>
                     <w:right w:w="70" w:type="dxa"/>
                   </w:tcMar>
+                  <w:vAlign w:val="center"/>
                 </w:tcPr>
                 <w:p>
                   <w:pPr>
                     <w:spacing w:after="0"/>
+                    <w:jc w:val="left"/>
                   </w:pPr>
                   <w:r>
                     <w:rPr>
@@ -10269,10 +10535,12 @@
                     <w:bottom w:w="30" w:type="dxa"/>
                     <w:right w:w="70" w:type="dxa"/>
                   </w:tcMar>
+                  <w:vAlign w:val="center"/>
                 </w:tcPr>
                 <w:p>
                   <w:pPr>
                     <w:spacing w:after="0"/>
+                    <w:jc w:val="left"/>
                   </w:pPr>
                   <w:r>
                     <w:rPr>
@@ -10301,10 +10569,12 @@
                     <w:bottom w:w="30" w:type="dxa"/>
                     <w:right w:w="70" w:type="dxa"/>
                   </w:tcMar>
+                  <w:vAlign w:val="center"/>
                 </w:tcPr>
                 <w:p>
                   <w:pPr>
                     <w:spacing w:after="0"/>
+                    <w:jc w:val="left"/>
                   </w:pPr>
                   <w:r>
                     <w:rPr>
@@ -10333,10 +10603,12 @@
                     <w:bottom w:w="30" w:type="dxa"/>
                     <w:right w:w="70" w:type="dxa"/>
                   </w:tcMar>
+                  <w:vAlign w:val="center"/>
                 </w:tcPr>
                 <w:p>
                   <w:pPr>
                     <w:spacing w:after="0"/>
+                    <w:jc w:val="left"/>
                   </w:pPr>
                   <w:r>
                     <w:rPr>
@@ -10365,10 +10637,12 @@
                     <w:bottom w:w="30" w:type="dxa"/>
                     <w:right w:w="70" w:type="dxa"/>
                   </w:tcMar>
+                  <w:vAlign w:val="center"/>
                 </w:tcPr>
                 <w:p>
                   <w:pPr>
                     <w:spacing w:after="0"/>
+                    <w:jc w:val="left"/>
                   </w:pPr>
                   <w:r>
                     <w:rPr>
@@ -10397,10 +10671,12 @@
                     <w:bottom w:w="30" w:type="dxa"/>
                     <w:right w:w="70" w:type="dxa"/>
                   </w:tcMar>
+                  <w:vAlign w:val="center"/>
                 </w:tcPr>
                 <w:p>
                   <w:pPr>
                     <w:spacing w:after="0"/>
+                    <w:jc w:val="left"/>
                   </w:pPr>
                   <w:r>
                     <w:rPr>
@@ -10440,10 +10716,12 @@
                     <w:bottom w:w="30" w:type="dxa"/>
                     <w:right w:w="70" w:type="dxa"/>
                   </w:tcMar>
+                  <w:vAlign w:val="center"/>
                 </w:tcPr>
                 <w:p>
                   <w:pPr>
                     <w:spacing w:after="0"/>
+                    <w:jc w:val="left"/>
                   </w:pPr>
                   <w:r>
                     <w:rPr>
@@ -10478,10 +10756,12 @@
                     <w:bottom w:w="30" w:type="dxa"/>
                     <w:right w:w="70" w:type="dxa"/>
                   </w:tcMar>
+                  <w:vAlign w:val="center"/>
                 </w:tcPr>
                 <w:p>
                   <w:pPr>
                     <w:spacing w:after="0"/>
+                    <w:jc w:val="left"/>
                   </w:pPr>
                   <w:r>
                     <w:rPr>
@@ -10510,10 +10790,12 @@
                     <w:bottom w:w="30" w:type="dxa"/>
                     <w:right w:w="70" w:type="dxa"/>
                   </w:tcMar>
+                  <w:vAlign w:val="center"/>
                 </w:tcPr>
                 <w:p>
                   <w:pPr>
                     <w:spacing w:after="0"/>
+                    <w:jc w:val="left"/>
                   </w:pPr>
                   <w:r>
                     <w:rPr>
@@ -10542,10 +10824,12 @@
                     <w:bottom w:w="30" w:type="dxa"/>
                     <w:right w:w="70" w:type="dxa"/>
                   </w:tcMar>
+                  <w:vAlign w:val="center"/>
                 </w:tcPr>
                 <w:p>
                   <w:pPr>
                     <w:spacing w:after="0"/>
+                    <w:jc w:val="left"/>
                   </w:pPr>
                   <w:r>
                     <w:rPr>
@@ -10574,10 +10858,12 @@
                     <w:bottom w:w="30" w:type="dxa"/>
                     <w:right w:w="70" w:type="dxa"/>
                   </w:tcMar>
+                  <w:vAlign w:val="center"/>
                 </w:tcPr>
                 <w:p>
                   <w:pPr>
                     <w:spacing w:after="0"/>
+                    <w:jc w:val="left"/>
                   </w:pPr>
                   <w:r>
                     <w:rPr>
@@ -10606,10 +10892,12 @@
                     <w:bottom w:w="30" w:type="dxa"/>
                     <w:right w:w="70" w:type="dxa"/>
                   </w:tcMar>
+                  <w:vAlign w:val="center"/>
                 </w:tcPr>
                 <w:p>
                   <w:pPr>
                     <w:spacing w:after="0"/>
+                    <w:jc w:val="left"/>
                   </w:pPr>
                   <w:r>
                     <w:rPr>
@@ -10649,10 +10937,12 @@
                     <w:bottom w:w="30" w:type="dxa"/>
                     <w:right w:w="70" w:type="dxa"/>
                   </w:tcMar>
+                  <w:vAlign w:val="center"/>
                 </w:tcPr>
                 <w:p>
                   <w:pPr>
                     <w:spacing w:after="0"/>
+                    <w:jc w:val="left"/>
                   </w:pPr>
                   <w:r>
                     <w:rPr>
@@ -10687,10 +10977,12 @@
                     <w:bottom w:w="30" w:type="dxa"/>
                     <w:right w:w="70" w:type="dxa"/>
                   </w:tcMar>
+                  <w:vAlign w:val="center"/>
                 </w:tcPr>
                 <w:p>
                   <w:pPr>
                     <w:spacing w:after="0"/>
+                    <w:jc w:val="left"/>
                   </w:pPr>
                   <w:r>
                     <w:rPr>
@@ -10719,10 +11011,12 @@
                     <w:bottom w:w="30" w:type="dxa"/>
                     <w:right w:w="70" w:type="dxa"/>
                   </w:tcMar>
+                  <w:vAlign w:val="center"/>
                 </w:tcPr>
                 <w:p>
                   <w:pPr>
                     <w:spacing w:after="0"/>
+                    <w:jc w:val="left"/>
                   </w:pPr>
                   <w:r>
                     <w:rPr>
@@ -10751,10 +11045,12 @@
                     <w:bottom w:w="30" w:type="dxa"/>
                     <w:right w:w="70" w:type="dxa"/>
                   </w:tcMar>
+                  <w:vAlign w:val="center"/>
                 </w:tcPr>
                 <w:p>
                   <w:pPr>
                     <w:spacing w:after="0"/>
+                    <w:jc w:val="left"/>
                   </w:pPr>
                   <w:r>
                     <w:rPr>
@@ -10783,10 +11079,12 @@
                     <w:bottom w:w="30" w:type="dxa"/>
                     <w:right w:w="70" w:type="dxa"/>
                   </w:tcMar>
+                  <w:vAlign w:val="center"/>
                 </w:tcPr>
                 <w:p>
                   <w:pPr>
                     <w:spacing w:after="0"/>
+                    <w:jc w:val="left"/>
                   </w:pPr>
                   <w:r>
                     <w:rPr>
@@ -10815,10 +11113,12 @@
                     <w:bottom w:w="30" w:type="dxa"/>
                     <w:right w:w="70" w:type="dxa"/>
                   </w:tcMar>
+                  <w:vAlign w:val="center"/>
                 </w:tcPr>
                 <w:p>
                   <w:pPr>
                     <w:spacing w:after="0"/>
+                    <w:jc w:val="left"/>
                   </w:pPr>
                   <w:r>
                     <w:rPr>
@@ -10858,10 +11158,12 @@
                     <w:bottom w:w="30" w:type="dxa"/>
                     <w:right w:w="70" w:type="dxa"/>
                   </w:tcMar>
+                  <w:vAlign w:val="center"/>
                 </w:tcPr>
                 <w:p>
                   <w:pPr>
                     <w:spacing w:after="0"/>
+                    <w:jc w:val="left"/>
                   </w:pPr>
                   <w:r>
                     <w:rPr>
@@ -10896,10 +11198,12 @@
                     <w:bottom w:w="30" w:type="dxa"/>
                     <w:right w:w="70" w:type="dxa"/>
                   </w:tcMar>
+                  <w:vAlign w:val="center"/>
                 </w:tcPr>
                 <w:p>
                   <w:pPr>
                     <w:spacing w:after="0"/>
+                    <w:jc w:val="left"/>
                   </w:pPr>
                   <w:r>
                     <w:rPr>
@@ -10928,10 +11232,12 @@
                     <w:bottom w:w="30" w:type="dxa"/>
                     <w:right w:w="70" w:type="dxa"/>
                   </w:tcMar>
+                  <w:vAlign w:val="center"/>
                 </w:tcPr>
                 <w:p>
                   <w:pPr>
                     <w:spacing w:after="0"/>
+                    <w:jc w:val="left"/>
                   </w:pPr>
                   <w:r>
                     <w:rPr>
@@ -10960,10 +11266,12 @@
                     <w:bottom w:w="30" w:type="dxa"/>
                     <w:right w:w="70" w:type="dxa"/>
                   </w:tcMar>
+                  <w:vAlign w:val="center"/>
                 </w:tcPr>
                 <w:p>
                   <w:pPr>
                     <w:spacing w:after="0"/>
+                    <w:jc w:val="left"/>
                   </w:pPr>
                   <w:r>
                     <w:rPr>
@@ -10992,10 +11300,12 @@
                     <w:bottom w:w="30" w:type="dxa"/>
                     <w:right w:w="70" w:type="dxa"/>
                   </w:tcMar>
+                  <w:vAlign w:val="center"/>
                 </w:tcPr>
                 <w:p>
                   <w:pPr>
                     <w:spacing w:after="0"/>
+                    <w:jc w:val="left"/>
                   </w:pPr>
                   <w:r>
                     <w:rPr>
@@ -11024,10 +11334,12 @@
                     <w:bottom w:w="30" w:type="dxa"/>
                     <w:right w:w="70" w:type="dxa"/>
                   </w:tcMar>
+                  <w:vAlign w:val="center"/>
                 </w:tcPr>
                 <w:p>
                   <w:pPr>
                     <w:spacing w:after="0"/>
+                    <w:jc w:val="left"/>
                   </w:pPr>
                   <w:r>
                     <w:rPr>
@@ -11067,10 +11379,12 @@
                     <w:bottom w:w="30" w:type="dxa"/>
                     <w:right w:w="70" w:type="dxa"/>
                   </w:tcMar>
+                  <w:vAlign w:val="center"/>
                 </w:tcPr>
                 <w:p>
                   <w:pPr>
                     <w:spacing w:after="0"/>
+                    <w:jc w:val="left"/>
                   </w:pPr>
                   <w:r>
                     <w:rPr>
@@ -11211,10 +11525,12 @@
                     <w:bottom w:w="40" w:type="dxa"/>
                     <w:right w:w="70" w:type="dxa"/>
                   </w:tcMar>
+                  <w:vAlign w:val="center"/>
                 </w:tcPr>
                 <w:p>
                   <w:pPr>
                     <w:spacing w:after="0"/>
+                    <w:jc w:val="left"/>
                   </w:pPr>
                   <w:r>
                     <w:rPr>
@@ -11240,10 +11556,12 @@
                     <w:bottom w:w="40" w:type="dxa"/>
                     <w:right w:w="70" w:type="dxa"/>
                   </w:tcMar>
+                  <w:vAlign w:val="center"/>
                 </w:tcPr>
                 <w:p>
                   <w:pPr>
                     <w:spacing w:after="0"/>
+                    <w:jc w:val="left"/>
                   </w:pPr>
                   <w:r>
                     <w:rPr>
@@ -11269,10 +11587,12 @@
                     <w:bottom w:w="40" w:type="dxa"/>
                     <w:right w:w="70" w:type="dxa"/>
                   </w:tcMar>
+                  <w:vAlign w:val="center"/>
                 </w:tcPr>
                 <w:p>
                   <w:pPr>
                     <w:spacing w:after="0"/>
+                    <w:jc w:val="left"/>
                   </w:pPr>
                   <w:r>
                     <w:rPr>
@@ -11307,10 +11627,12 @@
                     <w:bottom w:w="30" w:type="dxa"/>
                     <w:right w:w="70" w:type="dxa"/>
                   </w:tcMar>
+                  <w:vAlign w:val="center"/>
                 </w:tcPr>
                 <w:p>
                   <w:pPr>
                     <w:spacing w:after="0"/>
+                    <w:jc w:val="left"/>
                   </w:pPr>
                   <w:r>
                     <w:rPr>
@@ -11339,10 +11661,12 @@
                     <w:bottom w:w="30" w:type="dxa"/>
                     <w:right w:w="70" w:type="dxa"/>
                   </w:tcMar>
+                  <w:vAlign w:val="center"/>
                 </w:tcPr>
                 <w:p>
                   <w:pPr>
                     <w:spacing w:after="0"/>
+                    <w:jc w:val="left"/>
                   </w:pPr>
                   <w:r>
                     <w:rPr>
@@ -11403,10 +11727,12 @@
                     <w:bottom w:w="30" w:type="dxa"/>
                     <w:right w:w="70" w:type="dxa"/>
                   </w:tcMar>
+                  <w:vAlign w:val="center"/>
                 </w:tcPr>
                 <w:p>
                   <w:pPr>
                     <w:spacing w:after="0"/>
+                    <w:jc w:val="left"/>
                   </w:pPr>
                   <w:r>
                     <w:rPr>
@@ -11461,10 +11787,12 @@
                     <w:bottom w:w="30" w:type="dxa"/>
                     <w:right w:w="70" w:type="dxa"/>
                   </w:tcMar>
+                  <w:vAlign w:val="center"/>
                 </w:tcPr>
                 <w:p>
                   <w:pPr>
                     <w:spacing w:after="0"/>
+                    <w:jc w:val="left"/>
                   </w:pPr>
                   <w:r>
                     <w:rPr>
@@ -11493,10 +11821,12 @@
                     <w:bottom w:w="30" w:type="dxa"/>
                     <w:right w:w="70" w:type="dxa"/>
                   </w:tcMar>
+                  <w:vAlign w:val="center"/>
                 </w:tcPr>
                 <w:p>
                   <w:pPr>
                     <w:spacing w:after="0"/>
+                    <w:jc w:val="left"/>
                   </w:pPr>
                   <w:r>
                     <w:rPr>
@@ -11557,10 +11887,12 @@
                     <w:bottom w:w="30" w:type="dxa"/>
                     <w:right w:w="70" w:type="dxa"/>
                   </w:tcMar>
+                  <w:vAlign w:val="center"/>
                 </w:tcPr>
                 <w:p>
                   <w:pPr>
                     <w:spacing w:after="0"/>
+                    <w:jc w:val="left"/>
                   </w:pPr>
                   <w:r>
                     <w:rPr>
@@ -11615,10 +11947,12 @@
                     <w:bottom w:w="30" w:type="dxa"/>
                     <w:right w:w="70" w:type="dxa"/>
                   </w:tcMar>
+                  <w:vAlign w:val="center"/>
                 </w:tcPr>
                 <w:p>
                   <w:pPr>
                     <w:spacing w:after="0"/>
+                    <w:jc w:val="left"/>
                   </w:pPr>
                   <w:r>
                     <w:rPr>
@@ -11647,10 +11981,12 @@
                     <w:bottom w:w="30" w:type="dxa"/>
                     <w:right w:w="70" w:type="dxa"/>
                   </w:tcMar>
+                  <w:vAlign w:val="center"/>
                 </w:tcPr>
                 <w:p>
                   <w:pPr>
                     <w:spacing w:after="0"/>
+                    <w:jc w:val="left"/>
                   </w:pPr>
                   <w:r>
                     <w:rPr>
@@ -11690,10 +12026,12 @@
                     <w:bottom w:w="30" w:type="dxa"/>
                     <w:right w:w="70" w:type="dxa"/>
                   </w:tcMar>
+                  <w:vAlign w:val="center"/>
                 </w:tcPr>
                 <w:p>
                   <w:pPr>
                     <w:spacing w:after="0"/>
+                    <w:jc w:val="left"/>
                   </w:pPr>
                   <w:r>
                     <w:rPr>
@@ -12272,10 +12610,12 @@
                     <w:bottom w:w="40" w:type="dxa"/>
                     <w:right w:w="70" w:type="dxa"/>
                   </w:tcMar>
+                  <w:vAlign w:val="center"/>
                 </w:tcPr>
                 <w:p>
                   <w:pPr>
                     <w:spacing w:after="0"/>
+                    <w:jc w:val="left"/>
                   </w:pPr>
                   <w:r>
                     <w:rPr>
@@ -12301,10 +12641,12 @@
                     <w:bottom w:w="40" w:type="dxa"/>
                     <w:right w:w="70" w:type="dxa"/>
                   </w:tcMar>
+                  <w:vAlign w:val="center"/>
                 </w:tcPr>
                 <w:p>
                   <w:pPr>
                     <w:spacing w:after="0"/>
+                    <w:jc w:val="left"/>
                   </w:pPr>
                   <w:r>
                     <w:rPr>
@@ -12339,10 +12681,12 @@
                     <w:bottom w:w="30" w:type="dxa"/>
                     <w:right w:w="70" w:type="dxa"/>
                   </w:tcMar>
+                  <w:vAlign w:val="center"/>
                 </w:tcPr>
                 <w:p>
                   <w:pPr>
                     <w:spacing w:after="0"/>
+                    <w:jc w:val="left"/>
                   </w:pPr>
                   <w:r>
                     <w:rPr>
@@ -12371,10 +12715,12 @@
                     <w:bottom w:w="30" w:type="dxa"/>
                     <w:right w:w="70" w:type="dxa"/>
                   </w:tcMar>
+                  <w:vAlign w:val="center"/>
                 </w:tcPr>
                 <w:p>
                   <w:pPr>
                     <w:spacing w:after="0"/>
+                    <w:jc w:val="left"/>
                   </w:pPr>
                   <w:r>
                     <w:rPr>
@@ -12409,10 +12755,12 @@
                     <w:bottom w:w="30" w:type="dxa"/>
                     <w:right w:w="70" w:type="dxa"/>
                   </w:tcMar>
+                  <w:vAlign w:val="center"/>
                 </w:tcPr>
                 <w:p>
                   <w:pPr>
                     <w:spacing w:after="0"/>
+                    <w:jc w:val="left"/>
                   </w:pPr>
                   <w:r>
                     <w:rPr>
@@ -12441,10 +12789,12 @@
                     <w:bottom w:w="30" w:type="dxa"/>
                     <w:right w:w="70" w:type="dxa"/>
                   </w:tcMar>
+                  <w:vAlign w:val="center"/>
                 </w:tcPr>
                 <w:p>
                   <w:pPr>
                     <w:spacing w:after="0"/>
+                    <w:jc w:val="left"/>
                   </w:pPr>
                   <w:r>
                     <w:rPr>
@@ -12685,10 +13035,12 @@
                     <w:bottom w:w="40" w:type="dxa"/>
                     <w:right w:w="70" w:type="dxa"/>
                   </w:tcMar>
+                  <w:vAlign w:val="center"/>
                 </w:tcPr>
                 <w:p>
                   <w:pPr>
                     <w:spacing w:after="0"/>
+                    <w:jc w:val="left"/>
                   </w:pPr>
                   <w:r>
                     <w:rPr>
@@ -12714,10 +13066,12 @@
                     <w:bottom w:w="40" w:type="dxa"/>
                     <w:right w:w="70" w:type="dxa"/>
                   </w:tcMar>
+                  <w:vAlign w:val="center"/>
                 </w:tcPr>
                 <w:p>
                   <w:pPr>
                     <w:spacing w:after="0"/>
+                    <w:jc w:val="left"/>
                   </w:pPr>
                   <w:r>
                     <w:rPr>
@@ -12743,10 +13097,12 @@
                     <w:bottom w:w="40" w:type="dxa"/>
                     <w:right w:w="70" w:type="dxa"/>
                   </w:tcMar>
+                  <w:vAlign w:val="center"/>
                 </w:tcPr>
                 <w:p>
                   <w:pPr>
                     <w:spacing w:after="0"/>
+                    <w:jc w:val="left"/>
                   </w:pPr>
                   <w:r>
                     <w:rPr>
@@ -12781,10 +13137,12 @@
                     <w:bottom w:w="30" w:type="dxa"/>
                     <w:right w:w="70" w:type="dxa"/>
                   </w:tcMar>
+                  <w:vAlign w:val="center"/>
                 </w:tcPr>
                 <w:p>
                   <w:pPr>
                     <w:spacing w:after="0"/>
+                    <w:jc w:val="left"/>
                   </w:pPr>
                   <w:r>
                     <w:rPr>
@@ -12813,10 +13171,12 @@
                     <w:bottom w:w="30" w:type="dxa"/>
                     <w:right w:w="70" w:type="dxa"/>
                   </w:tcMar>
+                  <w:vAlign w:val="center"/>
                 </w:tcPr>
                 <w:p>
                   <w:pPr>
                     <w:spacing w:after="0"/>
+                    <w:jc w:val="left"/>
                   </w:pPr>
                   <w:r>
                     <w:rPr>
@@ -12845,10 +13205,12 @@
                     <w:bottom w:w="30" w:type="dxa"/>
                     <w:right w:w="70" w:type="dxa"/>
                   </w:tcMar>
+                  <w:vAlign w:val="center"/>
                 </w:tcPr>
                 <w:p>
                   <w:pPr>
                     <w:spacing w:after="0"/>
+                    <w:jc w:val="left"/>
                   </w:pPr>
                   <w:r>
                     <w:rPr>
@@ -12883,10 +13245,12 @@
                     <w:bottom w:w="30" w:type="dxa"/>
                     <w:right w:w="70" w:type="dxa"/>
                   </w:tcMar>
+                  <w:vAlign w:val="center"/>
                 </w:tcPr>
                 <w:p>
                   <w:pPr>
                     <w:spacing w:after="0"/>
+                    <w:jc w:val="left"/>
                   </w:pPr>
                   <w:r>
                     <w:rPr>
@@ -12915,10 +13279,12 @@
                     <w:bottom w:w="30" w:type="dxa"/>
                     <w:right w:w="70" w:type="dxa"/>
                   </w:tcMar>
+                  <w:vAlign w:val="center"/>
                 </w:tcPr>
                 <w:p>
                   <w:pPr>
                     <w:spacing w:after="0"/>
+                    <w:jc w:val="left"/>
                   </w:pPr>
                   <w:r>
                     <w:rPr>
@@ -12947,10 +13313,12 @@
                     <w:bottom w:w="30" w:type="dxa"/>
                     <w:right w:w="70" w:type="dxa"/>
                   </w:tcMar>
+                  <w:vAlign w:val="center"/>
                 </w:tcPr>
                 <w:p>
                   <w:pPr>
                     <w:spacing w:after="0"/>
+                    <w:jc w:val="left"/>
                   </w:pPr>
                   <w:r>
                     <w:rPr>
@@ -13075,10 +13443,12 @@
                     <w:bottom w:w="40" w:type="dxa"/>
                     <w:right w:w="70" w:type="dxa"/>
                   </w:tcMar>
+                  <w:vAlign w:val="center"/>
                 </w:tcPr>
                 <w:p>
                   <w:pPr>
                     <w:spacing w:after="0"/>
+                    <w:jc w:val="left"/>
                   </w:pPr>
                   <w:r>
                     <w:rPr>
@@ -13104,10 +13474,12 @@
                     <w:bottom w:w="40" w:type="dxa"/>
                     <w:right w:w="70" w:type="dxa"/>
                   </w:tcMar>
+                  <w:vAlign w:val="center"/>
                 </w:tcPr>
                 <w:p>
                   <w:pPr>
                     <w:spacing w:after="0"/>
+                    <w:jc w:val="left"/>
                   </w:pPr>
                   <w:r>
                     <w:rPr>
@@ -13142,10 +13514,12 @@
                     <w:bottom w:w="30" w:type="dxa"/>
                     <w:right w:w="70" w:type="dxa"/>
                   </w:tcMar>
+                  <w:vAlign w:val="center"/>
                 </w:tcPr>
                 <w:p>
                   <w:pPr>
                     <w:spacing w:after="0"/>
+                    <w:jc w:val="left"/>
                   </w:pPr>
                   <w:r>
                     <w:rPr>
@@ -13174,10 +13548,12 @@
                     <w:bottom w:w="30" w:type="dxa"/>
                     <w:right w:w="70" w:type="dxa"/>
                   </w:tcMar>
+                  <w:vAlign w:val="center"/>
                 </w:tcPr>
                 <w:p>
                   <w:pPr>
                     <w:spacing w:after="0"/>
+                    <w:jc w:val="left"/>
                   </w:pPr>
                   <w:r>
                     <w:rPr>
@@ -13212,10 +13588,12 @@
                     <w:bottom w:w="30" w:type="dxa"/>
                     <w:right w:w="70" w:type="dxa"/>
                   </w:tcMar>
+                  <w:vAlign w:val="center"/>
                 </w:tcPr>
                 <w:p>
                   <w:pPr>
                     <w:spacing w:after="0"/>
+                    <w:jc w:val="left"/>
                   </w:pPr>
                   <w:r>
                     <w:rPr>
@@ -13244,10 +13622,12 @@
                     <w:bottom w:w="30" w:type="dxa"/>
                     <w:right w:w="70" w:type="dxa"/>
                   </w:tcMar>
+                  <w:vAlign w:val="center"/>
                 </w:tcPr>
                 <w:p>
                   <w:pPr>
                     <w:spacing w:after="0"/>
+                    <w:jc w:val="left"/>
                   </w:pPr>
                   <w:r>
                     <w:rPr>
@@ -13282,10 +13662,12 @@
                     <w:bottom w:w="30" w:type="dxa"/>
                     <w:right w:w="70" w:type="dxa"/>
                   </w:tcMar>
+                  <w:vAlign w:val="center"/>
                 </w:tcPr>
                 <w:p>
                   <w:pPr>
                     <w:spacing w:after="0"/>
+                    <w:jc w:val="left"/>
                   </w:pPr>
                   <w:r>
                     <w:rPr>
@@ -13314,10 +13696,12 @@
                     <w:bottom w:w="30" w:type="dxa"/>
                     <w:right w:w="70" w:type="dxa"/>
                   </w:tcMar>
+                  <w:vAlign w:val="center"/>
                 </w:tcPr>
                 <w:p>
                   <w:pPr>
                     <w:spacing w:after="0"/>
+                    <w:jc w:val="left"/>
                   </w:pPr>
                   <w:r>
                     <w:rPr>
@@ -13573,10 +13957,12 @@
                     <w:bottom w:w="40" w:type="dxa"/>
                     <w:right w:w="70" w:type="dxa"/>
                   </w:tcMar>
+                  <w:vAlign w:val="center"/>
                 </w:tcPr>
                 <w:p>
                   <w:pPr>
                     <w:spacing w:after="0"/>
+                    <w:jc w:val="left"/>
                   </w:pPr>
                   <w:r>
                     <w:rPr>
@@ -13602,10 +13988,12 @@
                     <w:bottom w:w="40" w:type="dxa"/>
                     <w:right w:w="70" w:type="dxa"/>
                   </w:tcMar>
+                  <w:vAlign w:val="center"/>
                 </w:tcPr>
                 <w:p>
                   <w:pPr>
                     <w:spacing w:after="0"/>
+                    <w:jc w:val="left"/>
                   </w:pPr>
                   <w:r>
                     <w:rPr>
@@ -13631,10 +14019,12 @@
                     <w:bottom w:w="40" w:type="dxa"/>
                     <w:right w:w="70" w:type="dxa"/>
                   </w:tcMar>
+                  <w:vAlign w:val="center"/>
                 </w:tcPr>
                 <w:p>
                   <w:pPr>
                     <w:spacing w:after="0"/>
+                    <w:jc w:val="left"/>
                   </w:pPr>
                   <w:r>
                     <w:rPr>
@@ -13669,10 +14059,12 @@
                     <w:bottom w:w="30" w:type="dxa"/>
                     <w:right w:w="70" w:type="dxa"/>
                   </w:tcMar>
+                  <w:vAlign w:val="center"/>
                 </w:tcPr>
                 <w:p>
                   <w:pPr>
                     <w:spacing w:after="0"/>
+                    <w:jc w:val="left"/>
                   </w:pPr>
                   <w:r>
                     <w:rPr>
@@ -13701,10 +14093,12 @@
                     <w:bottom w:w="30" w:type="dxa"/>
                     <w:right w:w="70" w:type="dxa"/>
                   </w:tcMar>
+                  <w:vAlign w:val="center"/>
                 </w:tcPr>
                 <w:p>
                   <w:pPr>
                     <w:spacing w:after="0"/>
+                    <w:jc w:val="left"/>
                   </w:pPr>
                   <w:r>
                     <w:rPr>
@@ -13733,10 +14127,12 @@
                     <w:bottom w:w="30" w:type="dxa"/>
                     <w:right w:w="70" w:type="dxa"/>
                   </w:tcMar>
+                  <w:vAlign w:val="center"/>
                 </w:tcPr>
                 <w:p>
                   <w:pPr>
                     <w:spacing w:after="0"/>
+                    <w:jc w:val="left"/>
                   </w:pPr>
                   <w:r>
                     <w:rPr>
@@ -13771,10 +14167,12 @@
                     <w:bottom w:w="30" w:type="dxa"/>
                     <w:right w:w="70" w:type="dxa"/>
                   </w:tcMar>
+                  <w:vAlign w:val="center"/>
                 </w:tcPr>
                 <w:p>
                   <w:pPr>
                     <w:spacing w:after="0"/>
+                    <w:jc w:val="left"/>
                   </w:pPr>
                   <w:r>
                     <w:rPr>
@@ -13803,10 +14201,12 @@
                     <w:bottom w:w="30" w:type="dxa"/>
                     <w:right w:w="70" w:type="dxa"/>
                   </w:tcMar>
+                  <w:vAlign w:val="center"/>
                 </w:tcPr>
                 <w:p>
                   <w:pPr>
                     <w:spacing w:after="0"/>
+                    <w:jc w:val="left"/>
                   </w:pPr>
                   <w:r>
                     <w:rPr>
@@ -13835,10 +14235,12 @@
                     <w:bottom w:w="30" w:type="dxa"/>
                     <w:right w:w="70" w:type="dxa"/>
                   </w:tcMar>
+                  <w:vAlign w:val="center"/>
                 </w:tcPr>
                 <w:p>
                   <w:pPr>
                     <w:spacing w:after="0"/>
+                    <w:jc w:val="left"/>
                   </w:pPr>
                   <w:r>
                     <w:rPr>
@@ -13873,10 +14275,12 @@
                     <w:bottom w:w="30" w:type="dxa"/>
                     <w:right w:w="70" w:type="dxa"/>
                   </w:tcMar>
+                  <w:vAlign w:val="center"/>
                 </w:tcPr>
                 <w:p>
                   <w:pPr>
                     <w:spacing w:after="0"/>
+                    <w:jc w:val="left"/>
                   </w:pPr>
                   <w:r>
                     <w:rPr>
@@ -13905,10 +14309,12 @@
                     <w:bottom w:w="30" w:type="dxa"/>
                     <w:right w:w="70" w:type="dxa"/>
                   </w:tcMar>
+                  <w:vAlign w:val="center"/>
                 </w:tcPr>
                 <w:p>
                   <w:pPr>
                     <w:spacing w:after="0"/>
+                    <w:jc w:val="left"/>
                   </w:pPr>
                   <w:r>
                     <w:rPr>
@@ -13937,10 +14343,12 @@
                     <w:bottom w:w="30" w:type="dxa"/>
                     <w:right w:w="70" w:type="dxa"/>
                   </w:tcMar>
+                  <w:vAlign w:val="center"/>
                 </w:tcPr>
                 <w:p>
                   <w:pPr>
                     <w:spacing w:after="0"/>
+                    <w:jc w:val="left"/>
                   </w:pPr>
                   <w:r>
                     <w:rPr>
@@ -13975,10 +14383,12 @@
                     <w:bottom w:w="30" w:type="dxa"/>
                     <w:right w:w="70" w:type="dxa"/>
                   </w:tcMar>
+                  <w:vAlign w:val="center"/>
                 </w:tcPr>
                 <w:p>
                   <w:pPr>
                     <w:spacing w:after="0"/>
+                    <w:jc w:val="left"/>
                   </w:pPr>
                   <w:r>
                     <w:rPr>
@@ -14007,10 +14417,12 @@
                     <w:bottom w:w="30" w:type="dxa"/>
                     <w:right w:w="70" w:type="dxa"/>
                   </w:tcMar>
+                  <w:vAlign w:val="center"/>
                 </w:tcPr>
                 <w:p>
                   <w:pPr>
                     <w:spacing w:after="0"/>
+                    <w:jc w:val="left"/>
                   </w:pPr>
                   <w:r>
                     <w:rPr>
@@ -14039,10 +14451,12 @@
                     <w:bottom w:w="30" w:type="dxa"/>
                     <w:right w:w="70" w:type="dxa"/>
                   </w:tcMar>
+                  <w:vAlign w:val="center"/>
                 </w:tcPr>
                 <w:p>
                   <w:pPr>
                     <w:spacing w:after="0"/>
+                    <w:jc w:val="left"/>
                   </w:pPr>
                   <w:r>
                     <w:rPr>
@@ -14182,10 +14596,12 @@
                     <w:bottom w:w="40" w:type="dxa"/>
                     <w:right w:w="70" w:type="dxa"/>
                   </w:tcMar>
+                  <w:vAlign w:val="center"/>
                 </w:tcPr>
                 <w:p>
                   <w:pPr>
                     <w:spacing w:after="0"/>
+                    <w:jc w:val="left"/>
                   </w:pPr>
                   <w:r>
                     <w:rPr>
@@ -14211,10 +14627,12 @@
                     <w:bottom w:w="40" w:type="dxa"/>
                     <w:right w:w="70" w:type="dxa"/>
                   </w:tcMar>
+                  <w:vAlign w:val="center"/>
                 </w:tcPr>
                 <w:p>
                   <w:pPr>
                     <w:spacing w:after="0"/>
+                    <w:jc w:val="left"/>
                   </w:pPr>
                   <w:r>
                     <w:rPr>
@@ -14249,10 +14667,12 @@
                     <w:bottom w:w="30" w:type="dxa"/>
                     <w:right w:w="70" w:type="dxa"/>
                   </w:tcMar>
+                  <w:vAlign w:val="center"/>
                 </w:tcPr>
                 <w:p>
                   <w:pPr>
                     <w:spacing w:after="0"/>
+                    <w:jc w:val="left"/>
                   </w:pPr>
                   <w:r>
                     <w:rPr>
@@ -14292,10 +14712,12 @@
                     <w:bottom w:w="30" w:type="dxa"/>
                     <w:right w:w="70" w:type="dxa"/>
                   </w:tcMar>
+                  <w:vAlign w:val="center"/>
                 </w:tcPr>
                 <w:p>
                   <w:pPr>
                     <w:spacing w:after="0"/>
+                    <w:jc w:val="left"/>
                   </w:pPr>
                   <w:r>
                     <w:rPr>
@@ -14330,10 +14752,12 @@
                     <w:bottom w:w="30" w:type="dxa"/>
                     <w:right w:w="70" w:type="dxa"/>
                   </w:tcMar>
+                  <w:vAlign w:val="center"/>
                 </w:tcPr>
                 <w:p>
                   <w:pPr>
                     <w:spacing w:after="0"/>
+                    <w:jc w:val="left"/>
                   </w:pPr>
                   <w:r>
                     <w:rPr>
@@ -14373,10 +14797,12 @@
                     <w:bottom w:w="30" w:type="dxa"/>
                     <w:right w:w="70" w:type="dxa"/>
                   </w:tcMar>
+                  <w:vAlign w:val="center"/>
                 </w:tcPr>
                 <w:p>
                   <w:pPr>
                     <w:spacing w:after="0"/>
+                    <w:jc w:val="left"/>
                   </w:pPr>
                   <w:r>
                     <w:rPr>
@@ -14411,10 +14837,12 @@
                     <w:bottom w:w="30" w:type="dxa"/>
                     <w:right w:w="70" w:type="dxa"/>
                   </w:tcMar>
+                  <w:vAlign w:val="center"/>
                 </w:tcPr>
                 <w:p>
                   <w:pPr>
                     <w:spacing w:after="0"/>
+                    <w:jc w:val="left"/>
                   </w:pPr>
                   <w:r>
                     <w:rPr>
@@ -14454,10 +14882,12 @@
                     <w:bottom w:w="30" w:type="dxa"/>
                     <w:right w:w="70" w:type="dxa"/>
                   </w:tcMar>
+                  <w:vAlign w:val="center"/>
                 </w:tcPr>
                 <w:p>
                   <w:pPr>
                     <w:spacing w:after="0"/>
+                    <w:jc w:val="left"/>
                   </w:pPr>
                   <w:r>
                     <w:rPr>
@@ -14492,10 +14922,12 @@
                     <w:bottom w:w="30" w:type="dxa"/>
                     <w:right w:w="70" w:type="dxa"/>
                   </w:tcMar>
+                  <w:vAlign w:val="center"/>
                 </w:tcPr>
                 <w:p>
                   <w:pPr>
                     <w:spacing w:after="0"/>
+                    <w:jc w:val="left"/>
                   </w:pPr>
                   <w:r>
                     <w:rPr>
@@ -14535,10 +14967,12 @@
                     <w:bottom w:w="30" w:type="dxa"/>
                     <w:right w:w="70" w:type="dxa"/>
                   </w:tcMar>
+                  <w:vAlign w:val="center"/>
                 </w:tcPr>
                 <w:p>
                   <w:pPr>
                     <w:spacing w:after="0"/>
+                    <w:jc w:val="left"/>
                   </w:pPr>
                   <w:r>
                     <w:rPr>
@@ -14573,10 +15007,12 @@
                     <w:bottom w:w="30" w:type="dxa"/>
                     <w:right w:w="70" w:type="dxa"/>
                   </w:tcMar>
+                  <w:vAlign w:val="center"/>
                 </w:tcPr>
                 <w:p>
                   <w:pPr>
                     <w:spacing w:after="0"/>
+                    <w:jc w:val="left"/>
                   </w:pPr>
                   <w:r>
                     <w:rPr>
@@ -14616,10 +15052,12 @@
                     <w:bottom w:w="30" w:type="dxa"/>
                     <w:right w:w="70" w:type="dxa"/>
                   </w:tcMar>
+                  <w:vAlign w:val="center"/>
                 </w:tcPr>
                 <w:p>
                   <w:pPr>
                     <w:spacing w:after="0"/>
+                    <w:jc w:val="left"/>
                   </w:pPr>
                   <w:r>
                     <w:rPr>
@@ -14654,10 +15092,12 @@
                     <w:bottom w:w="30" w:type="dxa"/>
                     <w:right w:w="70" w:type="dxa"/>
                   </w:tcMar>
+                  <w:vAlign w:val="center"/>
                 </w:tcPr>
                 <w:p>
                   <w:pPr>
                     <w:spacing w:after="0"/>
+                    <w:jc w:val="left"/>
                   </w:pPr>
                   <w:r>
                     <w:rPr>
@@ -14697,10 +15137,12 @@
                     <w:bottom w:w="30" w:type="dxa"/>
                     <w:right w:w="70" w:type="dxa"/>
                   </w:tcMar>
+                  <w:vAlign w:val="center"/>
                 </w:tcPr>
                 <w:p>
                   <w:pPr>
                     <w:spacing w:after="0"/>
+                    <w:jc w:val="left"/>
                   </w:pPr>
                   <w:r>
                     <w:rPr>
@@ -14735,10 +15177,12 @@
                     <w:bottom w:w="30" w:type="dxa"/>
                     <w:right w:w="70" w:type="dxa"/>
                   </w:tcMar>
+                  <w:vAlign w:val="center"/>
                 </w:tcPr>
                 <w:p>
                   <w:pPr>
                     <w:spacing w:after="0"/>
+                    <w:jc w:val="left"/>
                   </w:pPr>
                   <w:r>
                     <w:rPr>
@@ -14778,10 +15222,12 @@
                     <w:bottom w:w="30" w:type="dxa"/>
                     <w:right w:w="70" w:type="dxa"/>
                   </w:tcMar>
+                  <w:vAlign w:val="center"/>
                 </w:tcPr>
                 <w:p>
                   <w:pPr>
                     <w:spacing w:after="0"/>
+                    <w:jc w:val="left"/>
                   </w:pPr>
                   <w:r>
                     <w:rPr>

--- a/output/chem-u02/SHULL_CHEM_Guided_Notes_U02_S02.1-S02.5_Key.docx
+++ b/output/chem-u02/SHULL_CHEM_Guided_Notes_U02_S02.1-S02.5_Key.docx
@@ -1343,6 +1343,21 @@
               <w:t>BOHR MODEL</w:t>
             </w:r>
           </w:p>
+          <w:p>
+            <w:pPr>
+              <w:spacing w:after="40" w:before="0"/>
+            </w:pPr>
+            <w:r>
+              <w:rPr>
+                <w:rFonts w:ascii="Trade Gothic Next" w:hAnsi="Trade Gothic Next"/>
+                <w:b w:val="0"/>
+                <w:color w:val="14161B"/>
+                <w:sz w:val="17"/>
+                <w:u w:val="none"/>
+              </w:rPr>
+              <w:t>Definition — quantized</w:t>
+            </w:r>
+          </w:p>
         </w:tc>
         <w:tc>
           <w:tcPr>
@@ -1371,32 +1386,78 @@
           </w:p>
           <w:p>
             <w:pPr>
+              <w:pBdr>
+                <w:left w:val="single" w:sz="18" w:space="6" w:color="A3E635"/>
+              </w:pBdr>
               <w:spacing w:after="40" w:before="0"/>
             </w:pPr>
             <w:r>
               <w:rPr>
                 <w:rFonts w:ascii="Trade Gothic Next" w:hAnsi="Trade Gothic Next"/>
                 <w:b/>
-                <w:color w:val="4D730E"/>
+                <w:color w:val="14161B"/>
                 <w:sz w:val="19"/>
                 <w:u w:val="none"/>
               </w:rPr>
-              <w:t>Electrons stay in set energy levels, labeled n = 1, 2, 3.</w:t>
+              <w:t xml:space="preserve">Electrons stay in set energy levels, labeled </w:t>
+            </w:r>
+            <w:r>
+              <w:rPr>
+                <w:rFonts w:ascii="Trade Gothic Next" w:hAnsi="Trade Gothic Next"/>
+                <w:b/>
+                <w:color w:val="4D730E"/>
+                <w:sz w:val="19"/>
+                <w:u w:val="single"/>
+              </w:rPr>
+              <w:t>n</w:t>
+            </w:r>
+            <w:r>
+              <w:rPr>
+                <w:rFonts w:ascii="Trade Gothic Next" w:hAnsi="Trade Gothic Next"/>
+                <w:b/>
+                <w:color w:val="14161B"/>
+                <w:sz w:val="19"/>
+                <w:u w:val="none"/>
+              </w:rPr>
+              <w:t>.</w:t>
             </w:r>
           </w:p>
           <w:p>
             <w:pPr>
+              <w:pBdr>
+                <w:left w:val="single" w:sz="18" w:space="6" w:color="A3E635"/>
+              </w:pBdr>
               <w:spacing w:after="40" w:before="0"/>
             </w:pPr>
             <w:r>
               <w:rPr>
                 <w:rFonts w:ascii="Trade Gothic Next" w:hAnsi="Trade Gothic Next"/>
                 <w:b/>
-                <w:color w:val="4D730E"/>
+                <w:color w:val="14161B"/>
                 <w:sz w:val="19"/>
                 <w:u w:val="none"/>
               </w:rPr>
-              <w:t>Quantized means set amounts; an electron cannot stay halfway between levels.</w:t>
+              <w:t xml:space="preserve">Quantized means </w:t>
+            </w:r>
+            <w:r>
+              <w:rPr>
+                <w:rFonts w:ascii="Trade Gothic Next" w:hAnsi="Trade Gothic Next"/>
+                <w:b/>
+                <w:color w:val="4D730E"/>
+                <w:sz w:val="19"/>
+                <w:u w:val="single"/>
+              </w:rPr>
+              <w:t>set amounts</w:t>
+            </w:r>
+            <w:r>
+              <w:rPr>
+                <w:rFonts w:ascii="Trade Gothic Next" w:hAnsi="Trade Gothic Next"/>
+                <w:b/>
+                <w:color w:val="14161B"/>
+                <w:sz w:val="19"/>
+                <w:u w:val="none"/>
+              </w:rPr>
+              <w:t>.</w:t>
             </w:r>
           </w:p>
           <w:p>
@@ -1412,6 +1473,21 @@
                 <w:u w:val="none"/>
               </w:rPr>
               <w:t>Today's model: orbitals show where electrons are likely to be (probability), not fixed circular paths.</w:t>
+            </w:r>
+          </w:p>
+          <w:p>
+            <w:pPr>
+              <w:spacing w:after="40" w:before="0"/>
+            </w:pPr>
+            <w:r>
+              <w:rPr>
+                <w:rFonts w:ascii="Trade Gothic Next" w:hAnsi="Trade Gothic Next"/>
+                <w:b/>
+                <w:color w:val="4D730E"/>
+                <w:sz w:val="19"/>
+                <w:u w:val="none"/>
+              </w:rPr>
+              <w:t>An electron cannot stay halfway between levels.</w:t>
             </w:r>
           </w:p>
         </w:tc>
@@ -1565,7 +1641,7 @@
             <w:tr>
               <w:trPr>
                 <w:cantSplit/>
-                <w:trHeight w:val="360" w:hRule="atLeast"/>
+                <w:trHeight w:val="316" w:hRule="atLeast"/>
               </w:trPr>
               <w:tc>
                 <w:tcPr>
@@ -1577,9 +1653,9 @@
                     <w:right w:val="single" w:sz="4" w:color="C8CDC2"/>
                   </w:tcBorders>
                   <w:tcMar>
-                    <w:top w:w="30" w:type="dxa"/>
+                    <w:top w:w="20" w:type="dxa"/>
                     <w:left w:w="70" w:type="dxa"/>
-                    <w:bottom w:w="30" w:type="dxa"/>
+                    <w:bottom w:w="20" w:type="dxa"/>
                     <w:right w:w="70" w:type="dxa"/>
                   </w:tcMar>
                   <w:vAlign w:val="center"/>
@@ -1611,9 +1687,9 @@
                     <w:right w:val="single" w:sz="4" w:color="C8CDC2"/>
                   </w:tcBorders>
                   <w:tcMar>
-                    <w:top w:w="30" w:type="dxa"/>
+                    <w:top w:w="20" w:type="dxa"/>
                     <w:left w:w="70" w:type="dxa"/>
-                    <w:bottom w:w="30" w:type="dxa"/>
+                    <w:bottom w:w="20" w:type="dxa"/>
                     <w:right w:w="70" w:type="dxa"/>
                   </w:tcMar>
                   <w:vAlign w:val="center"/>
@@ -1639,7 +1715,7 @@
             <w:tr>
               <w:trPr>
                 <w:cantSplit/>
-                <w:trHeight w:val="360" w:hRule="atLeast"/>
+                <w:trHeight w:val="316" w:hRule="atLeast"/>
               </w:trPr>
               <w:tc>
                 <w:tcPr>
@@ -1651,9 +1727,9 @@
                     <w:right w:val="single" w:sz="4" w:color="C8CDC2"/>
                   </w:tcBorders>
                   <w:tcMar>
-                    <w:top w:w="30" w:type="dxa"/>
+                    <w:top w:w="20" w:type="dxa"/>
                     <w:left w:w="70" w:type="dxa"/>
-                    <w:bottom w:w="30" w:type="dxa"/>
+                    <w:bottom w:w="20" w:type="dxa"/>
                     <w:right w:w="70" w:type="dxa"/>
                   </w:tcMar>
                   <w:vAlign w:val="center"/>
@@ -1685,9 +1761,9 @@
                     <w:right w:val="single" w:sz="4" w:color="C8CDC2"/>
                   </w:tcBorders>
                   <w:tcMar>
-                    <w:top w:w="30" w:type="dxa"/>
+                    <w:top w:w="20" w:type="dxa"/>
                     <w:left w:w="70" w:type="dxa"/>
-                    <w:bottom w:w="30" w:type="dxa"/>
+                    <w:bottom w:w="20" w:type="dxa"/>
                     <w:right w:w="70" w:type="dxa"/>
                   </w:tcMar>
                   <w:vAlign w:val="center"/>
@@ -1713,7 +1789,7 @@
             <w:tr>
               <w:trPr>
                 <w:cantSplit/>
-                <w:trHeight w:val="360" w:hRule="atLeast"/>
+                <w:trHeight w:val="316" w:hRule="atLeast"/>
               </w:trPr>
               <w:tc>
                 <w:tcPr>
@@ -1725,9 +1801,9 @@
                     <w:right w:val="single" w:sz="4" w:color="C8CDC2"/>
                   </w:tcBorders>
                   <w:tcMar>
-                    <w:top w:w="30" w:type="dxa"/>
+                    <w:top w:w="20" w:type="dxa"/>
                     <w:left w:w="70" w:type="dxa"/>
-                    <w:bottom w:w="30" w:type="dxa"/>
+                    <w:bottom w:w="20" w:type="dxa"/>
                     <w:right w:w="70" w:type="dxa"/>
                   </w:tcMar>
                   <w:vAlign w:val="center"/>
@@ -1759,9 +1835,9 @@
                     <w:right w:val="single" w:sz="4" w:color="C8CDC2"/>
                   </w:tcBorders>
                   <w:tcMar>
-                    <w:top w:w="30" w:type="dxa"/>
+                    <w:top w:w="20" w:type="dxa"/>
                     <w:left w:w="70" w:type="dxa"/>
-                    <w:bottom w:w="30" w:type="dxa"/>
+                    <w:bottom w:w="20" w:type="dxa"/>
                     <w:right w:w="70" w:type="dxa"/>
                   </w:tcMar>
                   <w:vAlign w:val="center"/>
@@ -2063,6 +2139,21 @@
               <w:t>ORGANIZATION</w:t>
             </w:r>
           </w:p>
+          <w:p>
+            <w:pPr>
+              <w:spacing w:after="40" w:before="0"/>
+            </w:pPr>
+            <w:r>
+              <w:rPr>
+                <w:rFonts w:ascii="Trade Gothic Next" w:hAnsi="Trade Gothic Next"/>
+                <w:b w:val="0"/>
+                <w:color w:val="14161B"/>
+                <w:sz w:val="17"/>
+                <w:u w:val="none"/>
+              </w:rPr>
+              <w:t>Chain, level to electron</w:t>
+            </w:r>
+          </w:p>
         </w:tc>
         <w:tc>
           <w:tcPr>
@@ -2091,32 +2182,70 @@
           </w:p>
           <w:p>
             <w:pPr>
+              <w:pBdr>
+                <w:left w:val="single" w:sz="18" w:space="6" w:color="A3E635"/>
+              </w:pBdr>
               <w:spacing w:after="40" w:before="0"/>
             </w:pPr>
             <w:r>
               <w:rPr>
                 <w:rFonts w:ascii="Trade Gothic Next" w:hAnsi="Trade Gothic Next"/>
                 <w:b/>
-                <w:color w:val="4D730E"/>
+                <w:color w:val="14161B"/>
                 <w:sz w:val="19"/>
                 <w:u w:val="none"/>
               </w:rPr>
-              <w:t>Levels contain sublevels; sublevels contain orbitals.</w:t>
+              <w:t xml:space="preserve">Level → </w:t>
             </w:r>
-          </w:p>
-          <w:p>
-            <w:pPr>
-              <w:spacing w:after="40" w:before="0"/>
-            </w:pPr>
             <w:r>
               <w:rPr>
                 <w:rFonts w:ascii="Trade Gothic Next" w:hAnsi="Trade Gothic Next"/>
                 <w:b/>
                 <w:color w:val="4D730E"/>
                 <w:sz w:val="19"/>
+                <w:u w:val="single"/>
+              </w:rPr>
+              <w:t>sublevel</w:t>
+            </w:r>
+            <w:r>
+              <w:rPr>
+                <w:rFonts w:ascii="Trade Gothic Next" w:hAnsi="Trade Gothic Next"/>
+                <w:b/>
+                <w:color w:val="14161B"/>
+                <w:sz w:val="19"/>
                 <w:u w:val="none"/>
               </w:rPr>
-              <w:t>Level → sublevel → orbital → electrons</w:t>
+              <w:t xml:space="preserve"> → </w:t>
+            </w:r>
+            <w:r>
+              <w:rPr>
+                <w:rFonts w:ascii="Trade Gothic Next" w:hAnsi="Trade Gothic Next"/>
+                <w:b/>
+                <w:color w:val="4D730E"/>
+                <w:sz w:val="19"/>
+                <w:u w:val="single"/>
+              </w:rPr>
+              <w:t>orbital</w:t>
+            </w:r>
+            <w:r>
+              <w:rPr>
+                <w:rFonts w:ascii="Trade Gothic Next" w:hAnsi="Trade Gothic Next"/>
+                <w:b/>
+                <w:color w:val="14161B"/>
+                <w:sz w:val="19"/>
+                <w:u w:val="none"/>
+              </w:rPr>
+              <w:t xml:space="preserve"> → </w:t>
+            </w:r>
+            <w:r>
+              <w:rPr>
+                <w:rFonts w:ascii="Trade Gothic Next" w:hAnsi="Trade Gothic Next"/>
+                <w:b/>
+                <w:color w:val="4D730E"/>
+                <w:sz w:val="19"/>
+                <w:u w:val="single"/>
+              </w:rPr>
+              <w:t>electrons</w:t>
             </w:r>
           </w:p>
         </w:tc>
@@ -2163,6 +2292,21 @@
               <w:t>ORBITAL</w:t>
             </w:r>
           </w:p>
+          <w:p>
+            <w:pPr>
+              <w:spacing w:after="40" w:before="0"/>
+            </w:pPr>
+            <w:r>
+              <w:rPr>
+                <w:rFonts w:ascii="Trade Gothic Next" w:hAnsi="Trade Gothic Next"/>
+                <w:b w:val="0"/>
+                <w:color w:val="14161B"/>
+                <w:sz w:val="17"/>
+                <w:u w:val="none"/>
+              </w:rPr>
+              <w:t>Definition — orbital</w:t>
+            </w:r>
+          </w:p>
         </w:tc>
         <w:tc>
           <w:tcPr>
@@ -2191,17 +2335,40 @@
           </w:p>
           <w:p>
             <w:pPr>
+              <w:pBdr>
+                <w:left w:val="single" w:sz="18" w:space="6" w:color="A3E635"/>
+              </w:pBdr>
               <w:spacing w:after="40" w:before="0"/>
             </w:pPr>
             <w:r>
               <w:rPr>
                 <w:rFonts w:ascii="Trade Gothic Next" w:hAnsi="Trade Gothic Next"/>
                 <w:b/>
-                <w:color w:val="4D730E"/>
+                <w:color w:val="14161B"/>
                 <w:sz w:val="19"/>
                 <w:u w:val="none"/>
               </w:rPr>
-              <w:t>An orbital is a region where an electron is likely to be.</w:t>
+              <w:t xml:space="preserve">An orbital is a region where an electron is </w:t>
+            </w:r>
+            <w:r>
+              <w:rPr>
+                <w:rFonts w:ascii="Trade Gothic Next" w:hAnsi="Trade Gothic Next"/>
+                <w:b/>
+                <w:color w:val="4D730E"/>
+                <w:sz w:val="19"/>
+                <w:u w:val="single"/>
+              </w:rPr>
+              <w:t>likely</w:t>
+            </w:r>
+            <w:r>
+              <w:rPr>
+                <w:rFonts w:ascii="Trade Gothic Next" w:hAnsi="Trade Gothic Next"/>
+                <w:b/>
+                <w:color w:val="14161B"/>
+                <w:sz w:val="19"/>
+                <w:u w:val="none"/>
+              </w:rPr>
+              <w:t xml:space="preserve"> to be.</w:t>
             </w:r>
           </w:p>
           <w:p>
@@ -2211,12 +2378,32 @@
             <w:r>
               <w:rPr>
                 <w:rFonts w:ascii="Trade Gothic Next" w:hAnsi="Trade Gothic Next"/>
+                <w:b w:val="0"/>
+                <w:color w:val="14161B"/>
+                <w:sz w:val="19"/>
+                <w:u w:val="none"/>
+              </w:rPr>
+              <w:t xml:space="preserve">Each orbital holds up to </w:t>
+            </w:r>
+            <w:r>
+              <w:rPr>
+                <w:rFonts w:ascii="Trade Gothic Next" w:hAnsi="Trade Gothic Next"/>
                 <w:b/>
                 <w:color w:val="4D730E"/>
                 <w:sz w:val="19"/>
+                <w:u w:val="single"/>
+              </w:rPr>
+              <w:t>2</w:t>
+            </w:r>
+            <w:r>
+              <w:rPr>
+                <w:rFonts w:ascii="Trade Gothic Next" w:hAnsi="Trade Gothic Next"/>
+                <w:b w:val="0"/>
+                <w:color w:val="14161B"/>
+                <w:sz w:val="19"/>
                 <w:u w:val="none"/>
               </w:rPr>
-              <w:t>Each orbital holds up to 2 electrons.</w:t>
+              <w:t xml:space="preserve"> electrons.</w:t>
             </w:r>
           </w:p>
         </w:tc>
@@ -2402,7 +2589,7 @@
             <w:tr>
               <w:trPr>
                 <w:cantSplit/>
-                <w:trHeight w:val="360" w:hRule="atLeast"/>
+                <w:trHeight w:val="316" w:hRule="atLeast"/>
               </w:trPr>
               <w:tc>
                 <w:tcPr>
@@ -2414,9 +2601,9 @@
                     <w:right w:val="single" w:sz="4" w:color="C8CDC2"/>
                   </w:tcBorders>
                   <w:tcMar>
-                    <w:top w:w="30" w:type="dxa"/>
+                    <w:top w:w="20" w:type="dxa"/>
                     <w:left w:w="70" w:type="dxa"/>
-                    <w:bottom w:w="30" w:type="dxa"/>
+                    <w:bottom w:w="20" w:type="dxa"/>
                     <w:right w:w="70" w:type="dxa"/>
                   </w:tcMar>
                   <w:vAlign w:val="center"/>
@@ -2448,9 +2635,9 @@
                     <w:right w:val="single" w:sz="4" w:color="C8CDC2"/>
                   </w:tcBorders>
                   <w:tcMar>
-                    <w:top w:w="30" w:type="dxa"/>
+                    <w:top w:w="20" w:type="dxa"/>
                     <w:left w:w="70" w:type="dxa"/>
-                    <w:bottom w:w="30" w:type="dxa"/>
+                    <w:bottom w:w="20" w:type="dxa"/>
                     <w:right w:w="70" w:type="dxa"/>
                   </w:tcMar>
                   <w:vAlign w:val="center"/>
@@ -2482,9 +2669,9 @@
                     <w:right w:val="single" w:sz="4" w:color="C8CDC2"/>
                   </w:tcBorders>
                   <w:tcMar>
-                    <w:top w:w="30" w:type="dxa"/>
+                    <w:top w:w="20" w:type="dxa"/>
                     <w:left w:w="70" w:type="dxa"/>
-                    <w:bottom w:w="30" w:type="dxa"/>
+                    <w:bottom w:w="20" w:type="dxa"/>
                     <w:right w:w="70" w:type="dxa"/>
                   </w:tcMar>
                   <w:vAlign w:val="center"/>
@@ -2510,7 +2697,7 @@
             <w:tr>
               <w:trPr>
                 <w:cantSplit/>
-                <w:trHeight w:val="360" w:hRule="atLeast"/>
+                <w:trHeight w:val="316" w:hRule="atLeast"/>
               </w:trPr>
               <w:tc>
                 <w:tcPr>
@@ -2522,9 +2709,9 @@
                     <w:right w:val="single" w:sz="4" w:color="C8CDC2"/>
                   </w:tcBorders>
                   <w:tcMar>
-                    <w:top w:w="30" w:type="dxa"/>
+                    <w:top w:w="20" w:type="dxa"/>
                     <w:left w:w="70" w:type="dxa"/>
-                    <w:bottom w:w="30" w:type="dxa"/>
+                    <w:bottom w:w="20" w:type="dxa"/>
                     <w:right w:w="70" w:type="dxa"/>
                   </w:tcMar>
                   <w:vAlign w:val="center"/>
@@ -2556,9 +2743,9 @@
                     <w:right w:val="single" w:sz="4" w:color="C8CDC2"/>
                   </w:tcBorders>
                   <w:tcMar>
-                    <w:top w:w="30" w:type="dxa"/>
+                    <w:top w:w="20" w:type="dxa"/>
                     <w:left w:w="70" w:type="dxa"/>
-                    <w:bottom w:w="30" w:type="dxa"/>
+                    <w:bottom w:w="20" w:type="dxa"/>
                     <w:right w:w="70" w:type="dxa"/>
                   </w:tcMar>
                   <w:vAlign w:val="center"/>
@@ -2590,9 +2777,9 @@
                     <w:right w:val="single" w:sz="4" w:color="C8CDC2"/>
                   </w:tcBorders>
                   <w:tcMar>
-                    <w:top w:w="30" w:type="dxa"/>
+                    <w:top w:w="20" w:type="dxa"/>
                     <w:left w:w="70" w:type="dxa"/>
-                    <w:bottom w:w="30" w:type="dxa"/>
+                    <w:bottom w:w="20" w:type="dxa"/>
                     <w:right w:w="70" w:type="dxa"/>
                   </w:tcMar>
                   <w:vAlign w:val="center"/>
@@ -2618,7 +2805,7 @@
             <w:tr>
               <w:trPr>
                 <w:cantSplit/>
-                <w:trHeight w:val="360" w:hRule="atLeast"/>
+                <w:trHeight w:val="316" w:hRule="atLeast"/>
               </w:trPr>
               <w:tc>
                 <w:tcPr>
@@ -2630,9 +2817,9 @@
                     <w:right w:val="single" w:sz="4" w:color="C8CDC2"/>
                   </w:tcBorders>
                   <w:tcMar>
-                    <w:top w:w="30" w:type="dxa"/>
+                    <w:top w:w="20" w:type="dxa"/>
                     <w:left w:w="70" w:type="dxa"/>
-                    <w:bottom w:w="30" w:type="dxa"/>
+                    <w:bottom w:w="20" w:type="dxa"/>
                     <w:right w:w="70" w:type="dxa"/>
                   </w:tcMar>
                   <w:vAlign w:val="center"/>
@@ -2664,9 +2851,9 @@
                     <w:right w:val="single" w:sz="4" w:color="C8CDC2"/>
                   </w:tcBorders>
                   <w:tcMar>
-                    <w:top w:w="30" w:type="dxa"/>
+                    <w:top w:w="20" w:type="dxa"/>
                     <w:left w:w="70" w:type="dxa"/>
-                    <w:bottom w:w="30" w:type="dxa"/>
+                    <w:bottom w:w="20" w:type="dxa"/>
                     <w:right w:w="70" w:type="dxa"/>
                   </w:tcMar>
                   <w:vAlign w:val="center"/>
@@ -2698,9 +2885,9 @@
                     <w:right w:val="single" w:sz="4" w:color="C8CDC2"/>
                   </w:tcBorders>
                   <w:tcMar>
-                    <w:top w:w="30" w:type="dxa"/>
+                    <w:top w:w="20" w:type="dxa"/>
                     <w:left w:w="70" w:type="dxa"/>
-                    <w:bottom w:w="30" w:type="dxa"/>
+                    <w:bottom w:w="20" w:type="dxa"/>
                     <w:right w:w="70" w:type="dxa"/>
                   </w:tcMar>
                   <w:vAlign w:val="center"/>
@@ -2726,7 +2913,7 @@
             <w:tr>
               <w:trPr>
                 <w:cantSplit/>
-                <w:trHeight w:val="360" w:hRule="atLeast"/>
+                <w:trHeight w:val="316" w:hRule="atLeast"/>
               </w:trPr>
               <w:tc>
                 <w:tcPr>
@@ -2738,9 +2925,9 @@
                     <w:right w:val="single" w:sz="4" w:color="C8CDC2"/>
                   </w:tcBorders>
                   <w:tcMar>
-                    <w:top w:w="30" w:type="dxa"/>
+                    <w:top w:w="20" w:type="dxa"/>
                     <w:left w:w="70" w:type="dxa"/>
-                    <w:bottom w:w="30" w:type="dxa"/>
+                    <w:bottom w:w="20" w:type="dxa"/>
                     <w:right w:w="70" w:type="dxa"/>
                   </w:tcMar>
                   <w:vAlign w:val="center"/>
@@ -2772,9 +2959,9 @@
                     <w:right w:val="single" w:sz="4" w:color="C8CDC2"/>
                   </w:tcBorders>
                   <w:tcMar>
-                    <w:top w:w="30" w:type="dxa"/>
+                    <w:top w:w="20" w:type="dxa"/>
                     <w:left w:w="70" w:type="dxa"/>
-                    <w:bottom w:w="30" w:type="dxa"/>
+                    <w:bottom w:w="20" w:type="dxa"/>
                     <w:right w:w="70" w:type="dxa"/>
                   </w:tcMar>
                   <w:vAlign w:val="center"/>
@@ -2806,9 +2993,9 @@
                     <w:right w:val="single" w:sz="4" w:color="C8CDC2"/>
                   </w:tcBorders>
                   <w:tcMar>
-                    <w:top w:w="30" w:type="dxa"/>
+                    <w:top w:w="20" w:type="dxa"/>
                     <w:left w:w="70" w:type="dxa"/>
-                    <w:bottom w:w="30" w:type="dxa"/>
+                    <w:bottom w:w="20" w:type="dxa"/>
                     <w:right w:w="70" w:type="dxa"/>
                   </w:tcMar>
                   <w:vAlign w:val="center"/>
@@ -2888,6 +3075,21 @@
               <w:t>ELECTRON CAPACITY</w:t>
             </w:r>
           </w:p>
+          <w:p>
+            <w:pPr>
+              <w:spacing w:after="40" w:before="0"/>
+            </w:pPr>
+            <w:r>
+              <w:rPr>
+                <w:rFonts w:ascii="Trade Gothic Next" w:hAnsi="Trade Gothic Next"/>
+                <w:b w:val="0"/>
+                <w:color w:val="14161B"/>
+                <w:sz w:val="17"/>
+                <w:u w:val="none"/>
+              </w:rPr>
+              <w:t>Whole-level formulas</w:t>
+            </w:r>
+          </w:p>
         </w:tc>
         <w:tc>
           <w:tcPr>
@@ -2921,12 +3123,52 @@
             <w:r>
               <w:rPr>
                 <w:rFonts w:ascii="Trade Gothic Next" w:hAnsi="Trade Gothic Next"/>
+                <w:b w:val="0"/>
+                <w:color w:val="14161B"/>
+                <w:sz w:val="19"/>
+                <w:u w:val="none"/>
+              </w:rPr>
+              <w:t xml:space="preserve">A whole level has </w:t>
+            </w:r>
+            <w:r>
+              <w:rPr>
+                <w:rFonts w:ascii="Trade Gothic Next" w:hAnsi="Trade Gothic Next"/>
                 <w:b/>
                 <w:color w:val="4D730E"/>
                 <w:sz w:val="19"/>
+                <w:u w:val="single"/>
+              </w:rPr>
+              <w:t>n²</w:t>
+            </w:r>
+            <w:r>
+              <w:rPr>
+                <w:rFonts w:ascii="Trade Gothic Next" w:hAnsi="Trade Gothic Next"/>
+                <w:b w:val="0"/>
+                <w:color w:val="14161B"/>
+                <w:sz w:val="19"/>
                 <w:u w:val="none"/>
               </w:rPr>
-              <w:t>Whole level: n² orbitals, up to 2n² electrons.</w:t>
+              <w:t xml:space="preserve"> orbitals and holds up to </w:t>
+            </w:r>
+            <w:r>
+              <w:rPr>
+                <w:rFonts w:ascii="Trade Gothic Next" w:hAnsi="Trade Gothic Next"/>
+                <w:b/>
+                <w:color w:val="4D730E"/>
+                <w:sz w:val="19"/>
+                <w:u w:val="single"/>
+              </w:rPr>
+              <w:t>2n²</w:t>
+            </w:r>
+            <w:r>
+              <w:rPr>
+                <w:rFonts w:ascii="Trade Gothic Next" w:hAnsi="Trade Gothic Next"/>
+                <w:b w:val="0"/>
+                <w:color w:val="14161B"/>
+                <w:sz w:val="19"/>
+                <w:u w:val="none"/>
+              </w:rPr>
+              <w:t xml:space="preserve"> electrons.</w:t>
             </w:r>
           </w:p>
           <w:tbl>
@@ -3042,7 +3284,7 @@
             <w:tr>
               <w:trPr>
                 <w:cantSplit/>
-                <w:trHeight w:val="360" w:hRule="atLeast"/>
+                <w:trHeight w:val="316" w:hRule="atLeast"/>
               </w:trPr>
               <w:tc>
                 <w:tcPr>
@@ -3054,9 +3296,9 @@
                     <w:right w:val="single" w:sz="4" w:color="C8CDC2"/>
                   </w:tcBorders>
                   <w:tcMar>
-                    <w:top w:w="30" w:type="dxa"/>
+                    <w:top w:w="20" w:type="dxa"/>
                     <w:left w:w="70" w:type="dxa"/>
-                    <w:bottom w:w="30" w:type="dxa"/>
+                    <w:bottom w:w="20" w:type="dxa"/>
                     <w:right w:w="70" w:type="dxa"/>
                   </w:tcMar>
                   <w:vAlign w:val="center"/>
@@ -3088,9 +3330,9 @@
                     <w:right w:val="single" w:sz="4" w:color="C8CDC2"/>
                   </w:tcBorders>
                   <w:tcMar>
-                    <w:top w:w="30" w:type="dxa"/>
+                    <w:top w:w="20" w:type="dxa"/>
                     <w:left w:w="70" w:type="dxa"/>
-                    <w:bottom w:w="30" w:type="dxa"/>
+                    <w:bottom w:w="20" w:type="dxa"/>
                     <w:right w:w="70" w:type="dxa"/>
                   </w:tcMar>
                   <w:vAlign w:val="center"/>
@@ -3122,9 +3364,9 @@
                     <w:right w:val="single" w:sz="4" w:color="C8CDC2"/>
                   </w:tcBorders>
                   <w:tcMar>
-                    <w:top w:w="30" w:type="dxa"/>
+                    <w:top w:w="20" w:type="dxa"/>
                     <w:left w:w="70" w:type="dxa"/>
-                    <w:bottom w:w="30" w:type="dxa"/>
+                    <w:bottom w:w="20" w:type="dxa"/>
                     <w:right w:w="70" w:type="dxa"/>
                   </w:tcMar>
                   <w:vAlign w:val="center"/>
@@ -3150,7 +3392,7 @@
             <w:tr>
               <w:trPr>
                 <w:cantSplit/>
-                <w:trHeight w:val="360" w:hRule="atLeast"/>
+                <w:trHeight w:val="316" w:hRule="atLeast"/>
               </w:trPr>
               <w:tc>
                 <w:tcPr>
@@ -3162,9 +3404,9 @@
                     <w:right w:val="single" w:sz="4" w:color="C8CDC2"/>
                   </w:tcBorders>
                   <w:tcMar>
-                    <w:top w:w="30" w:type="dxa"/>
+                    <w:top w:w="20" w:type="dxa"/>
                     <w:left w:w="70" w:type="dxa"/>
-                    <w:bottom w:w="30" w:type="dxa"/>
+                    <w:bottom w:w="20" w:type="dxa"/>
                     <w:right w:w="70" w:type="dxa"/>
                   </w:tcMar>
                   <w:vAlign w:val="center"/>
@@ -3196,9 +3438,9 @@
                     <w:right w:val="single" w:sz="4" w:color="C8CDC2"/>
                   </w:tcBorders>
                   <w:tcMar>
-                    <w:top w:w="30" w:type="dxa"/>
+                    <w:top w:w="20" w:type="dxa"/>
                     <w:left w:w="70" w:type="dxa"/>
-                    <w:bottom w:w="30" w:type="dxa"/>
+                    <w:bottom w:w="20" w:type="dxa"/>
                     <w:right w:w="70" w:type="dxa"/>
                   </w:tcMar>
                   <w:vAlign w:val="center"/>
@@ -3230,9 +3472,9 @@
                     <w:right w:val="single" w:sz="4" w:color="C8CDC2"/>
                   </w:tcBorders>
                   <w:tcMar>
-                    <w:top w:w="30" w:type="dxa"/>
+                    <w:top w:w="20" w:type="dxa"/>
                     <w:left w:w="70" w:type="dxa"/>
-                    <w:bottom w:w="30" w:type="dxa"/>
+                    <w:bottom w:w="20" w:type="dxa"/>
                     <w:right w:w="70" w:type="dxa"/>
                   </w:tcMar>
                   <w:vAlign w:val="center"/>
@@ -3258,7 +3500,7 @@
             <w:tr>
               <w:trPr>
                 <w:cantSplit/>
-                <w:trHeight w:val="360" w:hRule="atLeast"/>
+                <w:trHeight w:val="316" w:hRule="atLeast"/>
               </w:trPr>
               <w:tc>
                 <w:tcPr>
@@ -3270,9 +3512,9 @@
                     <w:right w:val="single" w:sz="4" w:color="C8CDC2"/>
                   </w:tcBorders>
                   <w:tcMar>
-                    <w:top w:w="30" w:type="dxa"/>
+                    <w:top w:w="20" w:type="dxa"/>
                     <w:left w:w="70" w:type="dxa"/>
-                    <w:bottom w:w="30" w:type="dxa"/>
+                    <w:bottom w:w="20" w:type="dxa"/>
                     <w:right w:w="70" w:type="dxa"/>
                   </w:tcMar>
                   <w:vAlign w:val="center"/>
@@ -3304,9 +3546,9 @@
                     <w:right w:val="single" w:sz="4" w:color="C8CDC2"/>
                   </w:tcBorders>
                   <w:tcMar>
-                    <w:top w:w="30" w:type="dxa"/>
+                    <w:top w:w="20" w:type="dxa"/>
                     <w:left w:w="70" w:type="dxa"/>
-                    <w:bottom w:w="30" w:type="dxa"/>
+                    <w:bottom w:w="20" w:type="dxa"/>
                     <w:right w:w="70" w:type="dxa"/>
                   </w:tcMar>
                   <w:vAlign w:val="center"/>
@@ -3338,9 +3580,9 @@
                     <w:right w:val="single" w:sz="4" w:color="C8CDC2"/>
                   </w:tcBorders>
                   <w:tcMar>
-                    <w:top w:w="30" w:type="dxa"/>
+                    <w:top w:w="20" w:type="dxa"/>
                     <w:left w:w="70" w:type="dxa"/>
-                    <w:bottom w:w="30" w:type="dxa"/>
+                    <w:bottom w:w="20" w:type="dxa"/>
                     <w:right w:w="70" w:type="dxa"/>
                   </w:tcMar>
                   <w:vAlign w:val="center"/>
@@ -3366,7 +3608,7 @@
             <w:tr>
               <w:trPr>
                 <w:cantSplit/>
-                <w:trHeight w:val="360" w:hRule="atLeast"/>
+                <w:trHeight w:val="316" w:hRule="atLeast"/>
               </w:trPr>
               <w:tc>
                 <w:tcPr>
@@ -3378,9 +3620,9 @@
                     <w:right w:val="single" w:sz="4" w:color="C8CDC2"/>
                   </w:tcBorders>
                   <w:tcMar>
-                    <w:top w:w="30" w:type="dxa"/>
+                    <w:top w:w="20" w:type="dxa"/>
                     <w:left w:w="70" w:type="dxa"/>
-                    <w:bottom w:w="30" w:type="dxa"/>
+                    <w:bottom w:w="20" w:type="dxa"/>
                     <w:right w:w="70" w:type="dxa"/>
                   </w:tcMar>
                   <w:vAlign w:val="center"/>
@@ -3412,9 +3654,9 @@
                     <w:right w:val="single" w:sz="4" w:color="C8CDC2"/>
                   </w:tcBorders>
                   <w:tcMar>
-                    <w:top w:w="30" w:type="dxa"/>
+                    <w:top w:w="20" w:type="dxa"/>
                     <w:left w:w="70" w:type="dxa"/>
-                    <w:bottom w:w="30" w:type="dxa"/>
+                    <w:bottom w:w="20" w:type="dxa"/>
                     <w:right w:w="70" w:type="dxa"/>
                   </w:tcMar>
                   <w:vAlign w:val="center"/>
@@ -3446,9 +3688,9 @@
                     <w:right w:val="single" w:sz="4" w:color="C8CDC2"/>
                   </w:tcBorders>
                   <w:tcMar>
-                    <w:top w:w="30" w:type="dxa"/>
+                    <w:top w:w="20" w:type="dxa"/>
                     <w:left w:w="70" w:type="dxa"/>
-                    <w:bottom w:w="30" w:type="dxa"/>
+                    <w:bottom w:w="20" w:type="dxa"/>
                     <w:right w:w="70" w:type="dxa"/>
                   </w:tcMar>
                   <w:vAlign w:val="center"/>
@@ -3665,7 +3907,7 @@
             <w:tr>
               <w:trPr>
                 <w:cantSplit/>
-                <w:trHeight w:val="360" w:hRule="atLeast"/>
+                <w:trHeight w:val="316" w:hRule="atLeast"/>
               </w:trPr>
               <w:tc>
                 <w:tcPr>
@@ -3677,9 +3919,9 @@
                     <w:right w:val="single" w:sz="4" w:color="C8CDC2"/>
                   </w:tcBorders>
                   <w:tcMar>
-                    <w:top w:w="30" w:type="dxa"/>
+                    <w:top w:w="20" w:type="dxa"/>
                     <w:left w:w="70" w:type="dxa"/>
-                    <w:bottom w:w="30" w:type="dxa"/>
+                    <w:bottom w:w="20" w:type="dxa"/>
                     <w:right w:w="70" w:type="dxa"/>
                   </w:tcMar>
                   <w:vAlign w:val="center"/>
@@ -3711,9 +3953,9 @@
                     <w:right w:val="single" w:sz="4" w:color="C8CDC2"/>
                   </w:tcBorders>
                   <w:tcMar>
-                    <w:top w:w="30" w:type="dxa"/>
+                    <w:top w:w="20" w:type="dxa"/>
                     <w:left w:w="70" w:type="dxa"/>
-                    <w:bottom w:w="30" w:type="dxa"/>
+                    <w:bottom w:w="20" w:type="dxa"/>
                     <w:right w:w="70" w:type="dxa"/>
                   </w:tcMar>
                   <w:vAlign w:val="center"/>
@@ -3739,7 +3981,7 @@
             <w:tr>
               <w:trPr>
                 <w:cantSplit/>
-                <w:trHeight w:val="360" w:hRule="atLeast"/>
+                <w:trHeight w:val="316" w:hRule="atLeast"/>
               </w:trPr>
               <w:tc>
                 <w:tcPr>
@@ -3751,9 +3993,9 @@
                     <w:right w:val="single" w:sz="4" w:color="C8CDC2"/>
                   </w:tcBorders>
                   <w:tcMar>
-                    <w:top w:w="30" w:type="dxa"/>
+                    <w:top w:w="20" w:type="dxa"/>
                     <w:left w:w="70" w:type="dxa"/>
-                    <w:bottom w:w="30" w:type="dxa"/>
+                    <w:bottom w:w="20" w:type="dxa"/>
                     <w:right w:w="70" w:type="dxa"/>
                   </w:tcMar>
                   <w:vAlign w:val="center"/>
@@ -3785,9 +4027,9 @@
                     <w:right w:val="single" w:sz="4" w:color="C8CDC2"/>
                   </w:tcBorders>
                   <w:tcMar>
-                    <w:top w:w="30" w:type="dxa"/>
+                    <w:top w:w="20" w:type="dxa"/>
                     <w:left w:w="70" w:type="dxa"/>
-                    <w:bottom w:w="30" w:type="dxa"/>
+                    <w:bottom w:w="20" w:type="dxa"/>
                     <w:right w:w="70" w:type="dxa"/>
                   </w:tcMar>
                   <w:vAlign w:val="center"/>
@@ -3813,7 +4055,7 @@
             <w:tr>
               <w:trPr>
                 <w:cantSplit/>
-                <w:trHeight w:val="360" w:hRule="atLeast"/>
+                <w:trHeight w:val="316" w:hRule="atLeast"/>
               </w:trPr>
               <w:tc>
                 <w:tcPr>
@@ -3825,9 +4067,9 @@
                     <w:right w:val="single" w:sz="4" w:color="C8CDC2"/>
                   </w:tcBorders>
                   <w:tcMar>
-                    <w:top w:w="30" w:type="dxa"/>
+                    <w:top w:w="20" w:type="dxa"/>
                     <w:left w:w="70" w:type="dxa"/>
-                    <w:bottom w:w="30" w:type="dxa"/>
+                    <w:bottom w:w="20" w:type="dxa"/>
                     <w:right w:w="70" w:type="dxa"/>
                   </w:tcMar>
                   <w:vAlign w:val="center"/>
@@ -3859,9 +4101,9 @@
                     <w:right w:val="single" w:sz="4" w:color="C8CDC2"/>
                   </w:tcBorders>
                   <w:tcMar>
-                    <w:top w:w="30" w:type="dxa"/>
+                    <w:top w:w="20" w:type="dxa"/>
                     <w:left w:w="70" w:type="dxa"/>
-                    <w:bottom w:w="30" w:type="dxa"/>
+                    <w:bottom w:w="20" w:type="dxa"/>
                     <w:right w:w="70" w:type="dxa"/>
                   </w:tcMar>
                   <w:vAlign w:val="center"/>
@@ -3887,7 +4129,7 @@
             <w:tr>
               <w:trPr>
                 <w:cantSplit/>
-                <w:trHeight w:val="360" w:hRule="atLeast"/>
+                <w:trHeight w:val="316" w:hRule="atLeast"/>
               </w:trPr>
               <w:tc>
                 <w:tcPr>
@@ -3899,9 +4141,9 @@
                     <w:right w:val="single" w:sz="4" w:color="C8CDC2"/>
                   </w:tcBorders>
                   <w:tcMar>
-                    <w:top w:w="30" w:type="dxa"/>
+                    <w:top w:w="20" w:type="dxa"/>
                     <w:left w:w="70" w:type="dxa"/>
-                    <w:bottom w:w="30" w:type="dxa"/>
+                    <w:bottom w:w="20" w:type="dxa"/>
                     <w:right w:w="70" w:type="dxa"/>
                   </w:tcMar>
                   <w:vAlign w:val="center"/>
@@ -3933,9 +4175,9 @@
                     <w:right w:val="single" w:sz="4" w:color="C8CDC2"/>
                   </w:tcBorders>
                   <w:tcMar>
-                    <w:top w:w="30" w:type="dxa"/>
+                    <w:top w:w="20" w:type="dxa"/>
                     <w:left w:w="70" w:type="dxa"/>
-                    <w:bottom w:w="30" w:type="dxa"/>
+                    <w:bottom w:w="20" w:type="dxa"/>
                     <w:right w:w="70" w:type="dxa"/>
                   </w:tcMar>
                   <w:vAlign w:val="center"/>
@@ -4013,6 +4255,21 @@
                 <w:sz w:val="14"/>
               </w:rPr>
               <w:t>WORKED CHECKS</w:t>
+            </w:r>
+          </w:p>
+          <w:p>
+            <w:pPr>
+              <w:spacing w:after="40" w:before="0"/>
+            </w:pPr>
+            <w:r>
+              <w:rPr>
+                <w:rFonts w:ascii="Trade Gothic Next" w:hAnsi="Trade Gothic Next"/>
+                <w:b w:val="0"/>
+                <w:color w:val="14161B"/>
+                <w:sz w:val="17"/>
+                <w:u w:val="none"/>
+              </w:rPr>
+              <w:t>Worked examples</w:t>
             </w:r>
           </w:p>
         </w:tc>
@@ -4400,6 +4657,21 @@
               <w:t>CONFIGURATION</w:t>
             </w:r>
           </w:p>
+          <w:p>
+            <w:pPr>
+              <w:spacing w:after="40" w:before="0"/>
+            </w:pPr>
+            <w:r>
+              <w:rPr>
+                <w:rFonts w:ascii="Trade Gothic Next" w:hAnsi="Trade Gothic Next"/>
+                <w:b w:val="0"/>
+                <w:color w:val="14161B"/>
+                <w:sz w:val="17"/>
+                <w:u w:val="none"/>
+              </w:rPr>
+              <w:t>Definition — configuration</w:t>
+            </w:r>
+          </w:p>
         </w:tc>
         <w:tc>
           <w:tcPr>
@@ -4428,17 +4700,40 @@
           </w:p>
           <w:p>
             <w:pPr>
+              <w:pBdr>
+                <w:left w:val="single" w:sz="18" w:space="6" w:color="A3E635"/>
+              </w:pBdr>
               <w:spacing w:after="40" w:before="0"/>
             </w:pPr>
             <w:r>
               <w:rPr>
                 <w:rFonts w:ascii="Trade Gothic Next" w:hAnsi="Trade Gothic Next"/>
                 <w:b/>
-                <w:color w:val="4D730E"/>
+                <w:color w:val="14161B"/>
                 <w:sz w:val="19"/>
                 <w:u w:val="none"/>
               </w:rPr>
-              <w:t>An electron configuration shows where the electrons go.</w:t>
+              <w:t xml:space="preserve">An electron configuration shows </w:t>
+            </w:r>
+            <w:r>
+              <w:rPr>
+                <w:rFonts w:ascii="Trade Gothic Next" w:hAnsi="Trade Gothic Next"/>
+                <w:b/>
+                <w:color w:val="4D730E"/>
+                <w:sz w:val="19"/>
+                <w:u w:val="single"/>
+              </w:rPr>
+              <w:t>where the electrons go</w:t>
+            </w:r>
+            <w:r>
+              <w:rPr>
+                <w:rFonts w:ascii="Trade Gothic Next" w:hAnsi="Trade Gothic Next"/>
+                <w:b/>
+                <w:color w:val="14161B"/>
+                <w:sz w:val="19"/>
+                <w:u w:val="none"/>
+              </w:rPr>
+              <w:t>.</w:t>
             </w:r>
           </w:p>
           <w:p>
@@ -4448,12 +4743,72 @@
             <w:r>
               <w:rPr>
                 <w:rFonts w:ascii="Trade Gothic Next" w:hAnsi="Trade Gothic Next"/>
+                <w:b w:val="0"/>
+                <w:color w:val="14161B"/>
+                <w:sz w:val="19"/>
+                <w:u w:val="none"/>
+              </w:rPr>
+              <w:t xml:space="preserve">The three rules: </w:t>
+            </w:r>
+            <w:r>
+              <w:rPr>
+                <w:rFonts w:ascii="Trade Gothic Next" w:hAnsi="Trade Gothic Next"/>
                 <w:b/>
                 <w:color w:val="4D730E"/>
                 <w:sz w:val="19"/>
+                <w:u w:val="single"/>
+              </w:rPr>
+              <w:t>Aufbau</w:t>
+            </w:r>
+            <w:r>
+              <w:rPr>
+                <w:rFonts w:ascii="Trade Gothic Next" w:hAnsi="Trade Gothic Next"/>
+                <w:b w:val="0"/>
+                <w:color w:val="14161B"/>
+                <w:sz w:val="19"/>
                 <w:u w:val="none"/>
               </w:rPr>
-              <w:t>Three rules: Aufbau, Pauli, Hund.</w:t>
+              <w:t xml:space="preserve">, </w:t>
+            </w:r>
+            <w:r>
+              <w:rPr>
+                <w:rFonts w:ascii="Trade Gothic Next" w:hAnsi="Trade Gothic Next"/>
+                <w:b/>
+                <w:color w:val="4D730E"/>
+                <w:sz w:val="19"/>
+                <w:u w:val="single"/>
+              </w:rPr>
+              <w:t>Pauli</w:t>
+            </w:r>
+            <w:r>
+              <w:rPr>
+                <w:rFonts w:ascii="Trade Gothic Next" w:hAnsi="Trade Gothic Next"/>
+                <w:b w:val="0"/>
+                <w:color w:val="14161B"/>
+                <w:sz w:val="19"/>
+                <w:u w:val="none"/>
+              </w:rPr>
+              <w:t xml:space="preserve">, </w:t>
+            </w:r>
+            <w:r>
+              <w:rPr>
+                <w:rFonts w:ascii="Trade Gothic Next" w:hAnsi="Trade Gothic Next"/>
+                <w:b/>
+                <w:color w:val="4D730E"/>
+                <w:sz w:val="19"/>
+                <w:u w:val="single"/>
+              </w:rPr>
+              <w:t>Hund</w:t>
+            </w:r>
+            <w:r>
+              <w:rPr>
+                <w:rFonts w:ascii="Trade Gothic Next" w:hAnsi="Trade Gothic Next"/>
+                <w:b w:val="0"/>
+                <w:color w:val="14161B"/>
+                <w:sz w:val="19"/>
+                <w:u w:val="none"/>
+              </w:rPr>
+              <w:t>.</w:t>
             </w:r>
           </w:p>
         </w:tc>
@@ -4533,12 +4888,32 @@
             <w:r>
               <w:rPr>
                 <w:rFonts w:ascii="Trade Gothic Next" w:hAnsi="Trade Gothic Next"/>
+                <w:b w:val="0"/>
+                <w:color w:val="14161B"/>
+                <w:sz w:val="19"/>
+                <w:u w:val="none"/>
+              </w:rPr>
+              <w:t xml:space="preserve">For a neutral atom, the raised numbers add to the </w:t>
+            </w:r>
+            <w:r>
+              <w:rPr>
+                <w:rFonts w:ascii="Trade Gothic Next" w:hAnsi="Trade Gothic Next"/>
                 <w:b/>
                 <w:color w:val="4D730E"/>
                 <w:sz w:val="19"/>
+                <w:u w:val="single"/>
+              </w:rPr>
+              <w:t>atomic number</w:t>
+            </w:r>
+            <w:r>
+              <w:rPr>
+                <w:rFonts w:ascii="Trade Gothic Next" w:hAnsi="Trade Gothic Next"/>
+                <w:b w:val="0"/>
+                <w:color w:val="14161B"/>
+                <w:sz w:val="19"/>
                 <w:u w:val="none"/>
               </w:rPr>
-              <w:t>Neutral atom: the raised numbers add to the atomic number.</w:t>
+              <w:t>.</w:t>
             </w:r>
           </w:p>
           <w:tbl>
@@ -4622,7 +4997,7 @@
             <w:tr>
               <w:trPr>
                 <w:cantSplit/>
-                <w:trHeight w:val="360" w:hRule="atLeast"/>
+                <w:trHeight w:val="316" w:hRule="atLeast"/>
               </w:trPr>
               <w:tc>
                 <w:tcPr>
@@ -4634,9 +5009,9 @@
                     <w:right w:val="single" w:sz="4" w:color="C8CDC2"/>
                   </w:tcBorders>
                   <w:tcMar>
-                    <w:top w:w="30" w:type="dxa"/>
+                    <w:top w:w="20" w:type="dxa"/>
                     <w:left w:w="70" w:type="dxa"/>
-                    <w:bottom w:w="30" w:type="dxa"/>
+                    <w:bottom w:w="20" w:type="dxa"/>
                     <w:right w:w="70" w:type="dxa"/>
                   </w:tcMar>
                   <w:vAlign w:val="center"/>
@@ -4668,9 +5043,9 @@
                     <w:right w:val="single" w:sz="4" w:color="C8CDC2"/>
                   </w:tcBorders>
                   <w:tcMar>
-                    <w:top w:w="30" w:type="dxa"/>
+                    <w:top w:w="20" w:type="dxa"/>
                     <w:left w:w="70" w:type="dxa"/>
-                    <w:bottom w:w="30" w:type="dxa"/>
+                    <w:bottom w:w="20" w:type="dxa"/>
                     <w:right w:w="70" w:type="dxa"/>
                   </w:tcMar>
                   <w:vAlign w:val="center"/>
@@ -4696,7 +5071,7 @@
             <w:tr>
               <w:trPr>
                 <w:cantSplit/>
-                <w:trHeight w:val="360" w:hRule="atLeast"/>
+                <w:trHeight w:val="316" w:hRule="atLeast"/>
               </w:trPr>
               <w:tc>
                 <w:tcPr>
@@ -4708,9 +5083,9 @@
                     <w:right w:val="single" w:sz="4" w:color="C8CDC2"/>
                   </w:tcBorders>
                   <w:tcMar>
-                    <w:top w:w="30" w:type="dxa"/>
+                    <w:top w:w="20" w:type="dxa"/>
                     <w:left w:w="70" w:type="dxa"/>
-                    <w:bottom w:w="30" w:type="dxa"/>
+                    <w:bottom w:w="20" w:type="dxa"/>
                     <w:right w:w="70" w:type="dxa"/>
                   </w:tcMar>
                   <w:vAlign w:val="center"/>
@@ -4742,9 +5117,9 @@
                     <w:right w:val="single" w:sz="4" w:color="C8CDC2"/>
                   </w:tcBorders>
                   <w:tcMar>
-                    <w:top w:w="30" w:type="dxa"/>
+                    <w:top w:w="20" w:type="dxa"/>
                     <w:left w:w="70" w:type="dxa"/>
-                    <w:bottom w:w="30" w:type="dxa"/>
+                    <w:bottom w:w="20" w:type="dxa"/>
                     <w:right w:w="70" w:type="dxa"/>
                   </w:tcMar>
                   <w:vAlign w:val="center"/>
@@ -4770,7 +5145,7 @@
             <w:tr>
               <w:trPr>
                 <w:cantSplit/>
-                <w:trHeight w:val="360" w:hRule="atLeast"/>
+                <w:trHeight w:val="316" w:hRule="atLeast"/>
               </w:trPr>
               <w:tc>
                 <w:tcPr>
@@ -4782,9 +5157,9 @@
                     <w:right w:val="single" w:sz="4" w:color="C8CDC2"/>
                   </w:tcBorders>
                   <w:tcMar>
-                    <w:top w:w="30" w:type="dxa"/>
+                    <w:top w:w="20" w:type="dxa"/>
                     <w:left w:w="70" w:type="dxa"/>
-                    <w:bottom w:w="30" w:type="dxa"/>
+                    <w:bottom w:w="20" w:type="dxa"/>
                     <w:right w:w="70" w:type="dxa"/>
                   </w:tcMar>
                   <w:vAlign w:val="center"/>
@@ -4816,9 +5191,9 @@
                     <w:right w:val="single" w:sz="4" w:color="C8CDC2"/>
                   </w:tcBorders>
                   <w:tcMar>
-                    <w:top w:w="30" w:type="dxa"/>
+                    <w:top w:w="20" w:type="dxa"/>
                     <w:left w:w="70" w:type="dxa"/>
-                    <w:bottom w:w="30" w:type="dxa"/>
+                    <w:bottom w:w="20" w:type="dxa"/>
                     <w:right w:w="70" w:type="dxa"/>
                   </w:tcMar>
                   <w:vAlign w:val="center"/>
@@ -4898,6 +5273,21 @@
               <w:t>AUFBAU</w:t>
             </w:r>
           </w:p>
+          <w:p>
+            <w:pPr>
+              <w:spacing w:after="40" w:before="0"/>
+            </w:pPr>
+            <w:r>
+              <w:rPr>
+                <w:rFonts w:ascii="Trade Gothic Next" w:hAnsi="Trade Gothic Next"/>
+                <w:b w:val="0"/>
+                <w:color w:val="14161B"/>
+                <w:sz w:val="17"/>
+                <w:u w:val="none"/>
+              </w:rPr>
+              <w:t>Definition — Aufbau</w:t>
+            </w:r>
+          </w:p>
         </w:tc>
         <w:tc>
           <w:tcPr>
@@ -4926,17 +5316,40 @@
           </w:p>
           <w:p>
             <w:pPr>
+              <w:pBdr>
+                <w:left w:val="single" w:sz="18" w:space="6" w:color="A3E635"/>
+              </w:pBdr>
               <w:spacing w:after="40" w:before="0"/>
             </w:pPr>
             <w:r>
               <w:rPr>
                 <w:rFonts w:ascii="Trade Gothic Next" w:hAnsi="Trade Gothic Next"/>
                 <w:b/>
-                <w:color w:val="4D730E"/>
+                <w:color w:val="14161B"/>
                 <w:sz w:val="19"/>
                 <w:u w:val="none"/>
               </w:rPr>
-              <w:t>Fill the lowest-energy spaces first.</w:t>
+              <w:t xml:space="preserve">Aufbau: fill the </w:t>
+            </w:r>
+            <w:r>
+              <w:rPr>
+                <w:rFonts w:ascii="Trade Gothic Next" w:hAnsi="Trade Gothic Next"/>
+                <w:b/>
+                <w:color w:val="4D730E"/>
+                <w:sz w:val="19"/>
+                <w:u w:val="single"/>
+              </w:rPr>
+              <w:t>lowest</w:t>
+            </w:r>
+            <w:r>
+              <w:rPr>
+                <w:rFonts w:ascii="Trade Gothic Next" w:hAnsi="Trade Gothic Next"/>
+                <w:b/>
+                <w:color w:val="14161B"/>
+                <w:sz w:val="19"/>
+                <w:u w:val="none"/>
+              </w:rPr>
+              <w:t>-energy sublevel first.</w:t>
             </w:r>
           </w:p>
           <w:p>
@@ -5013,6 +5426,21 @@
               <w:t>PAULI</w:t>
             </w:r>
           </w:p>
+          <w:p>
+            <w:pPr>
+              <w:spacing w:after="40" w:before="0"/>
+            </w:pPr>
+            <w:r>
+              <w:rPr>
+                <w:rFonts w:ascii="Trade Gothic Next" w:hAnsi="Trade Gothic Next"/>
+                <w:b w:val="0"/>
+                <w:color w:val="14161B"/>
+                <w:sz w:val="17"/>
+                <w:u w:val="none"/>
+              </w:rPr>
+              <w:t>Definition — Pauli</w:t>
+            </w:r>
+          </w:p>
         </w:tc>
         <w:tc>
           <w:tcPr>
@@ -5041,17 +5469,60 @@
           </w:p>
           <w:p>
             <w:pPr>
+              <w:pBdr>
+                <w:left w:val="single" w:sz="18" w:space="6" w:color="A3E635"/>
+              </w:pBdr>
               <w:spacing w:after="40" w:before="0"/>
             </w:pPr>
             <w:r>
               <w:rPr>
                 <w:rFonts w:ascii="Trade Gothic Next" w:hAnsi="Trade Gothic Next"/>
                 <w:b/>
-                <w:color w:val="4D730E"/>
+                <w:color w:val="14161B"/>
                 <w:sz w:val="19"/>
                 <w:u w:val="none"/>
               </w:rPr>
-              <w:t>One orbital holds 2 electrons with opposite spins.</w:t>
+              <w:t xml:space="preserve">Pauli: </w:t>
+            </w:r>
+            <w:r>
+              <w:rPr>
+                <w:rFonts w:ascii="Trade Gothic Next" w:hAnsi="Trade Gothic Next"/>
+                <w:b/>
+                <w:color w:val="4D730E"/>
+                <w:sz w:val="19"/>
+                <w:u w:val="single"/>
+              </w:rPr>
+              <w:t>2</w:t>
+            </w:r>
+            <w:r>
+              <w:rPr>
+                <w:rFonts w:ascii="Trade Gothic Next" w:hAnsi="Trade Gothic Next"/>
+                <w:b/>
+                <w:color w:val="14161B"/>
+                <w:sz w:val="19"/>
+                <w:u w:val="none"/>
+              </w:rPr>
+              <w:t xml:space="preserve"> electrons per orbital, with </w:t>
+            </w:r>
+            <w:r>
+              <w:rPr>
+                <w:rFonts w:ascii="Trade Gothic Next" w:hAnsi="Trade Gothic Next"/>
+                <w:b/>
+                <w:color w:val="4D730E"/>
+                <w:sz w:val="19"/>
+                <w:u w:val="single"/>
+              </w:rPr>
+              <w:t>opposite</w:t>
+            </w:r>
+            <w:r>
+              <w:rPr>
+                <w:rFonts w:ascii="Trade Gothic Next" w:hAnsi="Trade Gothic Next"/>
+                <w:b/>
+                <w:color w:val="14161B"/>
+                <w:sz w:val="19"/>
+                <w:u w:val="none"/>
+              </w:rPr>
+              <w:t xml:space="preserve"> spins.</w:t>
             </w:r>
           </w:p>
           <w:p>
@@ -5083,7 +5554,7 @@
             <w:tr>
               <w:trPr>
                 <w:cantSplit/>
-                <w:trHeight w:val="518" w:hRule="atLeast"/>
+                <w:trHeight w:val="460" w:hRule="atLeast"/>
               </w:trPr>
               <w:tc>
                 <w:tcPr>
@@ -5138,7 +5609,7 @@
             <w:tr>
               <w:trPr>
                 <w:cantSplit/>
-                <w:trHeight w:val="518" w:hRule="atLeast"/>
+                <w:trHeight w:val="460" w:hRule="atLeast"/>
               </w:trPr>
               <w:tc>
                 <w:tcPr>
@@ -5247,6 +5718,21 @@
               <w:t>HUND</w:t>
             </w:r>
           </w:p>
+          <w:p>
+            <w:pPr>
+              <w:spacing w:after="40" w:before="0"/>
+            </w:pPr>
+            <w:r>
+              <w:rPr>
+                <w:rFonts w:ascii="Trade Gothic Next" w:hAnsi="Trade Gothic Next"/>
+                <w:b w:val="0"/>
+                <w:color w:val="14161B"/>
+                <w:sz w:val="17"/>
+                <w:u w:val="none"/>
+              </w:rPr>
+              <w:t>Definition — Hund</w:t>
+            </w:r>
+          </w:p>
         </w:tc>
         <w:tc>
           <w:tcPr>
@@ -5275,17 +5761,40 @@
           </w:p>
           <w:p>
             <w:pPr>
+              <w:pBdr>
+                <w:left w:val="single" w:sz="18" w:space="6" w:color="A3E635"/>
+              </w:pBdr>
               <w:spacing w:after="40" w:before="0"/>
             </w:pPr>
             <w:r>
               <w:rPr>
                 <w:rFonts w:ascii="Trade Gothic Next" w:hAnsi="Trade Gothic Next"/>
                 <w:b/>
-                <w:color w:val="4D730E"/>
+                <w:color w:val="14161B"/>
                 <w:sz w:val="19"/>
                 <w:u w:val="none"/>
               </w:rPr>
-              <w:t>One electron in each box before pairing; first arrows point up.</w:t>
+              <w:t xml:space="preserve">Hund: one electron in </w:t>
+            </w:r>
+            <w:r>
+              <w:rPr>
+                <w:rFonts w:ascii="Trade Gothic Next" w:hAnsi="Trade Gothic Next"/>
+                <w:b/>
+                <w:color w:val="4D730E"/>
+                <w:sz w:val="19"/>
+                <w:u w:val="single"/>
+              </w:rPr>
+              <w:t>each</w:t>
+            </w:r>
+            <w:r>
+              <w:rPr>
+                <w:rFonts w:ascii="Trade Gothic Next" w:hAnsi="Trade Gothic Next"/>
+                <w:b/>
+                <w:color w:val="14161B"/>
+                <w:sz w:val="19"/>
+                <w:u w:val="none"/>
+              </w:rPr>
+              <w:t xml:space="preserve"> box before pairing.</w:t>
             </w:r>
           </w:p>
           <w:p>
@@ -5319,7 +5828,7 @@
             <w:tr>
               <w:trPr>
                 <w:cantSplit/>
-                <w:trHeight w:val="518" w:hRule="atLeast"/>
+                <w:trHeight w:val="460" w:hRule="atLeast"/>
               </w:trPr>
               <w:tc>
                 <w:tcPr>
@@ -5420,7 +5929,7 @@
             <w:tr>
               <w:trPr>
                 <w:cantSplit/>
-                <w:trHeight w:val="518" w:hRule="atLeast"/>
+                <w:trHeight w:val="460" w:hRule="atLeast"/>
               </w:trPr>
               <w:tc>
                 <w:tcPr>
@@ -5531,7 +6040,7 @@
             <w:tr>
               <w:trPr>
                 <w:cantSplit/>
-                <w:trHeight w:val="518" w:hRule="atLeast"/>
+                <w:trHeight w:val="460" w:hRule="atLeast"/>
               </w:trPr>
               <w:tc>
                 <w:tcPr>
@@ -5696,6 +6205,21 @@
               <w:t>OXYGEN</w:t>
             </w:r>
           </w:p>
+          <w:p>
+            <w:pPr>
+              <w:spacing w:after="40" w:before="0"/>
+            </w:pPr>
+            <w:r>
+              <w:rPr>
+                <w:rFonts w:ascii="Trade Gothic Next" w:hAnsi="Trade Gothic Next"/>
+                <w:b w:val="0"/>
+                <w:color w:val="14161B"/>
+                <w:sz w:val="17"/>
+                <w:u w:val="none"/>
+              </w:rPr>
+              <w:t>Example</w:t>
+            </w:r>
+          </w:p>
         </w:tc>
         <w:tc>
           <w:tcPr>
@@ -5783,7 +6307,7 @@
             <w:tr>
               <w:trPr>
                 <w:cantSplit/>
-                <w:trHeight w:val="518" w:hRule="atLeast"/>
+                <w:trHeight w:val="460" w:hRule="atLeast"/>
               </w:trPr>
               <w:tc>
                 <w:tcPr>
@@ -5850,7 +6374,7 @@
             <w:tr>
               <w:trPr>
                 <w:cantSplit/>
-                <w:trHeight w:val="518" w:hRule="atLeast"/>
+                <w:trHeight w:val="460" w:hRule="atLeast"/>
               </w:trPr>
               <w:tc>
                 <w:tcPr>
@@ -5917,7 +6441,7 @@
             <w:tr>
               <w:trPr>
                 <w:cantSplit/>
-                <w:trHeight w:val="518" w:hRule="atLeast"/>
+                <w:trHeight w:val="460" w:hRule="atLeast"/>
               </w:trPr>
               <w:tc>
                 <w:tcPr>
@@ -6082,6 +6606,21 @@
               <w:t>ARGON</w:t>
             </w:r>
           </w:p>
+          <w:p>
+            <w:pPr>
+              <w:spacing w:after="40" w:before="0"/>
+            </w:pPr>
+            <w:r>
+              <w:rPr>
+                <w:rFonts w:ascii="Trade Gothic Next" w:hAnsi="Trade Gothic Next"/>
+                <w:b w:val="0"/>
+                <w:color w:val="14161B"/>
+                <w:sz w:val="17"/>
+                <w:u w:val="none"/>
+              </w:rPr>
+              <w:t>Example</w:t>
+            </w:r>
+          </w:p>
         </w:tc>
         <w:tc>
           <w:tcPr>
@@ -6182,6 +6721,21 @@
               <w:t>NOBLE-GAS SHORTHAND</w:t>
             </w:r>
           </w:p>
+          <w:p>
+            <w:pPr>
+              <w:spacing w:after="40" w:before="0"/>
+            </w:pPr>
+            <w:r>
+              <w:rPr>
+                <w:rFonts w:ascii="Trade Gothic Next" w:hAnsi="Trade Gothic Next"/>
+                <w:b w:val="0"/>
+                <w:color w:val="14161B"/>
+                <w:sz w:val="17"/>
+                <w:u w:val="none"/>
+              </w:rPr>
+              <w:t>Steps — shorthand</w:t>
+            </w:r>
+          </w:p>
         </w:tc>
         <w:tc>
           <w:tcPr>
@@ -6210,17 +6764,40 @@
           </w:p>
           <w:p>
             <w:pPr>
+              <w:pBdr>
+                <w:left w:val="single" w:sz="18" w:space="6" w:color="A3E635"/>
+              </w:pBdr>
               <w:spacing w:after="40" w:before="0"/>
             </w:pPr>
             <w:r>
               <w:rPr>
                 <w:rFonts w:ascii="Trade Gothic Next" w:hAnsi="Trade Gothic Next"/>
                 <w:b/>
-                <w:color w:val="4D730E"/>
+                <w:color w:val="14161B"/>
                 <w:sz w:val="19"/>
                 <w:u w:val="none"/>
               </w:rPr>
-              <w:t>Replace the matching first electrons with [Ar].</w:t>
+              <w:t xml:space="preserve">Replace the matching inner electrons with </w:t>
+            </w:r>
+            <w:r>
+              <w:rPr>
+                <w:rFonts w:ascii="Trade Gothic Next" w:hAnsi="Trade Gothic Next"/>
+                <w:b/>
+                <w:color w:val="4D730E"/>
+                <w:sz w:val="19"/>
+                <w:u w:val="single"/>
+              </w:rPr>
+              <w:t>[Ar]</w:t>
+            </w:r>
+            <w:r>
+              <w:rPr>
+                <w:rFonts w:ascii="Trade Gothic Next" w:hAnsi="Trade Gothic Next"/>
+                <w:b/>
+                <w:color w:val="14161B"/>
+                <w:sz w:val="19"/>
+                <w:u w:val="none"/>
+              </w:rPr>
+              <w:t>.</w:t>
             </w:r>
           </w:p>
           <w:p>
@@ -6295,6 +6872,21 @@
                 <w:sz w:val="14"/>
               </w:rPr>
               <w:t>IRON</w:t>
+            </w:r>
+          </w:p>
+          <w:p>
+            <w:pPr>
+              <w:spacing w:after="40" w:before="0"/>
+            </w:pPr>
+            <w:r>
+              <w:rPr>
+                <w:rFonts w:ascii="Trade Gothic Next" w:hAnsi="Trade Gothic Next"/>
+                <w:b w:val="0"/>
+                <w:color w:val="14161B"/>
+                <w:sz w:val="17"/>
+                <w:u w:val="none"/>
+              </w:rPr>
+              <w:t>Example</w:t>
             </w:r>
           </w:p>
         </w:tc>
@@ -6386,7 +6978,7 @@
             <w:tr>
               <w:trPr>
                 <w:cantSplit/>
-                <w:trHeight w:val="518" w:hRule="atLeast"/>
+                <w:trHeight w:val="460" w:hRule="atLeast"/>
               </w:trPr>
               <w:tc>
                 <w:tcPr>
@@ -6465,7 +7057,7 @@
             <w:tr>
               <w:trPr>
                 <w:cantSplit/>
-                <w:trHeight w:val="518" w:hRule="atLeast"/>
+                <w:trHeight w:val="460" w:hRule="atLeast"/>
               </w:trPr>
               <w:tc>
                 <w:tcPr>
@@ -6825,7 +7417,7 @@
             <w:tr>
               <w:trPr>
                 <w:cantSplit/>
-                <w:trHeight w:val="360" w:hRule="atLeast"/>
+                <w:trHeight w:val="316" w:hRule="atLeast"/>
               </w:trPr>
               <w:tc>
                 <w:tcPr>
@@ -6837,9 +7429,9 @@
                     <w:right w:val="single" w:sz="4" w:color="C8CDC2"/>
                   </w:tcBorders>
                   <w:tcMar>
-                    <w:top w:w="30" w:type="dxa"/>
+                    <w:top w:w="20" w:type="dxa"/>
                     <w:left w:w="70" w:type="dxa"/>
-                    <w:bottom w:w="30" w:type="dxa"/>
+                    <w:bottom w:w="20" w:type="dxa"/>
                     <w:right w:w="70" w:type="dxa"/>
                   </w:tcMar>
                   <w:vAlign w:val="center"/>
@@ -6871,9 +7463,9 @@
                     <w:right w:val="single" w:sz="4" w:color="C8CDC2"/>
                   </w:tcBorders>
                   <w:tcMar>
-                    <w:top w:w="30" w:type="dxa"/>
+                    <w:top w:w="20" w:type="dxa"/>
                     <w:left w:w="70" w:type="dxa"/>
-                    <w:bottom w:w="30" w:type="dxa"/>
+                    <w:bottom w:w="20" w:type="dxa"/>
                     <w:right w:w="70" w:type="dxa"/>
                   </w:tcMar>
                   <w:vAlign w:val="center"/>
@@ -6905,9 +7497,9 @@
                     <w:right w:val="single" w:sz="4" w:color="C8CDC2"/>
                   </w:tcBorders>
                   <w:tcMar>
-                    <w:top w:w="30" w:type="dxa"/>
+                    <w:top w:w="20" w:type="dxa"/>
                     <w:left w:w="70" w:type="dxa"/>
-                    <w:bottom w:w="30" w:type="dxa"/>
+                    <w:bottom w:w="20" w:type="dxa"/>
                     <w:right w:w="70" w:type="dxa"/>
                   </w:tcMar>
                   <w:vAlign w:val="center"/>
@@ -6933,7 +7525,7 @@
             <w:tr>
               <w:trPr>
                 <w:cantSplit/>
-                <w:trHeight w:val="360" w:hRule="atLeast"/>
+                <w:trHeight w:val="316" w:hRule="atLeast"/>
               </w:trPr>
               <w:tc>
                 <w:tcPr>
@@ -6945,9 +7537,9 @@
                     <w:right w:val="single" w:sz="4" w:color="C8CDC2"/>
                   </w:tcBorders>
                   <w:tcMar>
-                    <w:top w:w="30" w:type="dxa"/>
+                    <w:top w:w="20" w:type="dxa"/>
                     <w:left w:w="70" w:type="dxa"/>
-                    <w:bottom w:w="30" w:type="dxa"/>
+                    <w:bottom w:w="20" w:type="dxa"/>
                     <w:right w:w="70" w:type="dxa"/>
                   </w:tcMar>
                   <w:vAlign w:val="center"/>
@@ -6979,9 +7571,9 @@
                     <w:right w:val="single" w:sz="4" w:color="C8CDC2"/>
                   </w:tcBorders>
                   <w:tcMar>
-                    <w:top w:w="30" w:type="dxa"/>
+                    <w:top w:w="20" w:type="dxa"/>
                     <w:left w:w="70" w:type="dxa"/>
-                    <w:bottom w:w="30" w:type="dxa"/>
+                    <w:bottom w:w="20" w:type="dxa"/>
                     <w:right w:w="70" w:type="dxa"/>
                   </w:tcMar>
                   <w:vAlign w:val="center"/>
@@ -7013,9 +7605,9 @@
                     <w:right w:val="single" w:sz="4" w:color="C8CDC2"/>
                   </w:tcBorders>
                   <w:tcMar>
-                    <w:top w:w="30" w:type="dxa"/>
+                    <w:top w:w="20" w:type="dxa"/>
                     <w:left w:w="70" w:type="dxa"/>
-                    <w:bottom w:w="30" w:type="dxa"/>
+                    <w:bottom w:w="20" w:type="dxa"/>
                     <w:right w:w="70" w:type="dxa"/>
                   </w:tcMar>
                   <w:vAlign w:val="center"/>
@@ -7128,12 +7720,52 @@
             <w:r>
               <w:rPr>
                 <w:rFonts w:ascii="Trade Gothic Next" w:hAnsi="Trade Gothic Next"/>
+                <w:b w:val="0"/>
+                <w:color w:val="14161B"/>
+                <w:sz w:val="19"/>
+                <w:u w:val="none"/>
+              </w:rPr>
+              <w:t xml:space="preserve">4s and 3d energies are </w:t>
+            </w:r>
+            <w:r>
+              <w:rPr>
+                <w:rFonts w:ascii="Trade Gothic Next" w:hAnsi="Trade Gothic Next"/>
                 <w:b/>
                 <w:color w:val="4D730E"/>
                 <w:sz w:val="19"/>
+                <w:u w:val="single"/>
+              </w:rPr>
+              <w:t>close</w:t>
+            </w:r>
+            <w:r>
+              <w:rPr>
+                <w:rFonts w:ascii="Trade Gothic Next" w:hAnsi="Trade Gothic Next"/>
+                <w:b w:val="0"/>
+                <w:color w:val="14161B"/>
+                <w:sz w:val="19"/>
                 <w:u w:val="none"/>
               </w:rPr>
-              <w:t>4s and 3d energies are close; the actual arrangement has less total energy.</w:t>
+              <w:t xml:space="preserve">, so the actual arrangement has </w:t>
+            </w:r>
+            <w:r>
+              <w:rPr>
+                <w:rFonts w:ascii="Trade Gothic Next" w:hAnsi="Trade Gothic Next"/>
+                <w:b/>
+                <w:color w:val="4D730E"/>
+                <w:sz w:val="19"/>
+                <w:u w:val="single"/>
+              </w:rPr>
+              <w:t>less</w:t>
+            </w:r>
+            <w:r>
+              <w:rPr>
+                <w:rFonts w:ascii="Trade Gothic Next" w:hAnsi="Trade Gothic Next"/>
+                <w:b w:val="0"/>
+                <w:color w:val="14161B"/>
+                <w:sz w:val="19"/>
+                <w:u w:val="none"/>
+              </w:rPr>
+              <w:t xml:space="preserve"> total energy.</w:t>
             </w:r>
           </w:p>
           <w:tbl>
@@ -7249,7 +7881,7 @@
             <w:tr>
               <w:trPr>
                 <w:cantSplit/>
-                <w:trHeight w:val="360" w:hRule="atLeast"/>
+                <w:trHeight w:val="316" w:hRule="atLeast"/>
               </w:trPr>
               <w:tc>
                 <w:tcPr>
@@ -7261,9 +7893,9 @@
                     <w:right w:val="single" w:sz="4" w:color="C8CDC2"/>
                   </w:tcBorders>
                   <w:tcMar>
-                    <w:top w:w="30" w:type="dxa"/>
+                    <w:top w:w="20" w:type="dxa"/>
                     <w:left w:w="70" w:type="dxa"/>
-                    <w:bottom w:w="30" w:type="dxa"/>
+                    <w:bottom w:w="20" w:type="dxa"/>
                     <w:right w:w="70" w:type="dxa"/>
                   </w:tcMar>
                   <w:vAlign w:val="center"/>
@@ -7295,9 +7927,9 @@
                     <w:right w:val="single" w:sz="4" w:color="C8CDC2"/>
                   </w:tcBorders>
                   <w:tcMar>
-                    <w:top w:w="30" w:type="dxa"/>
+                    <w:top w:w="20" w:type="dxa"/>
                     <w:left w:w="70" w:type="dxa"/>
-                    <w:bottom w:w="30" w:type="dxa"/>
+                    <w:bottom w:w="20" w:type="dxa"/>
                     <w:right w:w="70" w:type="dxa"/>
                   </w:tcMar>
                   <w:vAlign w:val="center"/>
@@ -7329,9 +7961,9 @@
                     <w:right w:val="single" w:sz="4" w:color="C8CDC2"/>
                   </w:tcBorders>
                   <w:tcMar>
-                    <w:top w:w="30" w:type="dxa"/>
+                    <w:top w:w="20" w:type="dxa"/>
                     <w:left w:w="70" w:type="dxa"/>
-                    <w:bottom w:w="30" w:type="dxa"/>
+                    <w:bottom w:w="20" w:type="dxa"/>
                     <w:right w:w="70" w:type="dxa"/>
                   </w:tcMar>
                   <w:vAlign w:val="center"/>
@@ -7357,7 +7989,7 @@
             <w:tr>
               <w:trPr>
                 <w:cantSplit/>
-                <w:trHeight w:val="360" w:hRule="atLeast"/>
+                <w:trHeight w:val="316" w:hRule="atLeast"/>
               </w:trPr>
               <w:tc>
                 <w:tcPr>
@@ -7369,9 +8001,9 @@
                     <w:right w:val="single" w:sz="4" w:color="C8CDC2"/>
                   </w:tcBorders>
                   <w:tcMar>
-                    <w:top w:w="30" w:type="dxa"/>
+                    <w:top w:w="20" w:type="dxa"/>
                     <w:left w:w="70" w:type="dxa"/>
-                    <w:bottom w:w="30" w:type="dxa"/>
+                    <w:bottom w:w="20" w:type="dxa"/>
                     <w:right w:w="70" w:type="dxa"/>
                   </w:tcMar>
                   <w:vAlign w:val="center"/>
@@ -7403,9 +8035,9 @@
                     <w:right w:val="single" w:sz="4" w:color="C8CDC2"/>
                   </w:tcBorders>
                   <w:tcMar>
-                    <w:top w:w="30" w:type="dxa"/>
+                    <w:top w:w="20" w:type="dxa"/>
                     <w:left w:w="70" w:type="dxa"/>
-                    <w:bottom w:w="30" w:type="dxa"/>
+                    <w:bottom w:w="20" w:type="dxa"/>
                     <w:right w:w="70" w:type="dxa"/>
                   </w:tcMar>
                   <w:vAlign w:val="center"/>
@@ -7437,9 +8069,9 @@
                     <w:right w:val="single" w:sz="4" w:color="C8CDC2"/>
                   </w:tcBorders>
                   <w:tcMar>
-                    <w:top w:w="30" w:type="dxa"/>
+                    <w:top w:w="20" w:type="dxa"/>
                     <w:left w:w="70" w:type="dxa"/>
-                    <w:bottom w:w="30" w:type="dxa"/>
+                    <w:bottom w:w="20" w:type="dxa"/>
                     <w:right w:w="70" w:type="dxa"/>
                   </w:tcMar>
                   <w:vAlign w:val="center"/>
@@ -7658,7 +8290,7 @@
             <w:tr>
               <w:trPr>
                 <w:cantSplit/>
-                <w:trHeight w:val="360" w:hRule="atLeast"/>
+                <w:trHeight w:val="316" w:hRule="atLeast"/>
               </w:trPr>
               <w:tc>
                 <w:tcPr>
@@ -7670,9 +8302,9 @@
                     <w:right w:val="single" w:sz="4" w:color="C8CDC2"/>
                   </w:tcBorders>
                   <w:tcMar>
-                    <w:top w:w="30" w:type="dxa"/>
+                    <w:top w:w="20" w:type="dxa"/>
                     <w:left w:w="70" w:type="dxa"/>
-                    <w:bottom w:w="30" w:type="dxa"/>
+                    <w:bottom w:w="20" w:type="dxa"/>
                     <w:right w:w="70" w:type="dxa"/>
                   </w:tcMar>
                   <w:vAlign w:val="center"/>
@@ -7704,9 +8336,9 @@
                     <w:right w:val="single" w:sz="4" w:color="C8CDC2"/>
                   </w:tcBorders>
                   <w:tcMar>
-                    <w:top w:w="30" w:type="dxa"/>
+                    <w:top w:w="20" w:type="dxa"/>
                     <w:left w:w="70" w:type="dxa"/>
-                    <w:bottom w:w="30" w:type="dxa"/>
+                    <w:bottom w:w="20" w:type="dxa"/>
                     <w:right w:w="70" w:type="dxa"/>
                   </w:tcMar>
                   <w:vAlign w:val="center"/>
@@ -7738,9 +8370,9 @@
                     <w:right w:val="single" w:sz="4" w:color="C8CDC2"/>
                   </w:tcBorders>
                   <w:tcMar>
-                    <w:top w:w="30" w:type="dxa"/>
+                    <w:top w:w="20" w:type="dxa"/>
                     <w:left w:w="70" w:type="dxa"/>
-                    <w:bottom w:w="30" w:type="dxa"/>
+                    <w:bottom w:w="20" w:type="dxa"/>
                     <w:right w:w="70" w:type="dxa"/>
                   </w:tcMar>
                   <w:vAlign w:val="center"/>
@@ -7766,7 +8398,7 @@
             <w:tr>
               <w:trPr>
                 <w:cantSplit/>
-                <w:trHeight w:val="360" w:hRule="atLeast"/>
+                <w:trHeight w:val="316" w:hRule="atLeast"/>
               </w:trPr>
               <w:tc>
                 <w:tcPr>
@@ -7778,9 +8410,9 @@
                     <w:right w:val="single" w:sz="4" w:color="C8CDC2"/>
                   </w:tcBorders>
                   <w:tcMar>
-                    <w:top w:w="30" w:type="dxa"/>
+                    <w:top w:w="20" w:type="dxa"/>
                     <w:left w:w="70" w:type="dxa"/>
-                    <w:bottom w:w="30" w:type="dxa"/>
+                    <w:bottom w:w="20" w:type="dxa"/>
                     <w:right w:w="70" w:type="dxa"/>
                   </w:tcMar>
                   <w:vAlign w:val="center"/>
@@ -7812,9 +8444,9 @@
                     <w:right w:val="single" w:sz="4" w:color="C8CDC2"/>
                   </w:tcBorders>
                   <w:tcMar>
-                    <w:top w:w="30" w:type="dxa"/>
+                    <w:top w:w="20" w:type="dxa"/>
                     <w:left w:w="70" w:type="dxa"/>
-                    <w:bottom w:w="30" w:type="dxa"/>
+                    <w:bottom w:w="20" w:type="dxa"/>
                     <w:right w:w="70" w:type="dxa"/>
                   </w:tcMar>
                   <w:vAlign w:val="center"/>
@@ -7846,9 +8478,9 @@
                     <w:right w:val="single" w:sz="4" w:color="C8CDC2"/>
                   </w:tcBorders>
                   <w:tcMar>
-                    <w:top w:w="30" w:type="dxa"/>
+                    <w:top w:w="20" w:type="dxa"/>
                     <w:left w:w="70" w:type="dxa"/>
-                    <w:bottom w:w="30" w:type="dxa"/>
+                    <w:bottom w:w="20" w:type="dxa"/>
                     <w:right w:w="70" w:type="dxa"/>
                   </w:tcMar>
                   <w:vAlign w:val="center"/>
@@ -7874,7 +8506,7 @@
             <w:tr>
               <w:trPr>
                 <w:cantSplit/>
-                <w:trHeight w:val="360" w:hRule="atLeast"/>
+                <w:trHeight w:val="316" w:hRule="atLeast"/>
               </w:trPr>
               <w:tc>
                 <w:tcPr>
@@ -7886,9 +8518,9 @@
                     <w:right w:val="single" w:sz="4" w:color="C8CDC2"/>
                   </w:tcBorders>
                   <w:tcMar>
-                    <w:top w:w="30" w:type="dxa"/>
+                    <w:top w:w="20" w:type="dxa"/>
                     <w:left w:w="70" w:type="dxa"/>
-                    <w:bottom w:w="30" w:type="dxa"/>
+                    <w:bottom w:w="20" w:type="dxa"/>
                     <w:right w:w="70" w:type="dxa"/>
                   </w:tcMar>
                   <w:vAlign w:val="center"/>
@@ -7920,9 +8552,9 @@
                     <w:right w:val="single" w:sz="4" w:color="C8CDC2"/>
                   </w:tcBorders>
                   <w:tcMar>
-                    <w:top w:w="30" w:type="dxa"/>
+                    <w:top w:w="20" w:type="dxa"/>
                     <w:left w:w="70" w:type="dxa"/>
-                    <w:bottom w:w="30" w:type="dxa"/>
+                    <w:bottom w:w="20" w:type="dxa"/>
                     <w:right w:w="70" w:type="dxa"/>
                   </w:tcMar>
                   <w:vAlign w:val="center"/>
@@ -7954,9 +8586,9 @@
                     <w:right w:val="single" w:sz="4" w:color="C8CDC2"/>
                   </w:tcBorders>
                   <w:tcMar>
-                    <w:top w:w="30" w:type="dxa"/>
+                    <w:top w:w="20" w:type="dxa"/>
                     <w:left w:w="70" w:type="dxa"/>
-                    <w:bottom w:w="30" w:type="dxa"/>
+                    <w:bottom w:w="20" w:type="dxa"/>
                     <w:right w:w="70" w:type="dxa"/>
                   </w:tcMar>
                   <w:vAlign w:val="center"/>
@@ -8175,7 +8807,7 @@
             <w:tr>
               <w:trPr>
                 <w:cantSplit/>
-                <w:trHeight w:val="360" w:hRule="atLeast"/>
+                <w:trHeight w:val="316" w:hRule="atLeast"/>
               </w:trPr>
               <w:tc>
                 <w:tcPr>
@@ -8187,9 +8819,9 @@
                     <w:right w:val="single" w:sz="4" w:color="C8CDC2"/>
                   </w:tcBorders>
                   <w:tcMar>
-                    <w:top w:w="30" w:type="dxa"/>
+                    <w:top w:w="20" w:type="dxa"/>
                     <w:left w:w="70" w:type="dxa"/>
-                    <w:bottom w:w="30" w:type="dxa"/>
+                    <w:bottom w:w="20" w:type="dxa"/>
                     <w:right w:w="70" w:type="dxa"/>
                   </w:tcMar>
                   <w:vAlign w:val="center"/>
@@ -8221,9 +8853,9 @@
                     <w:right w:val="single" w:sz="4" w:color="C8CDC2"/>
                   </w:tcBorders>
                   <w:tcMar>
-                    <w:top w:w="30" w:type="dxa"/>
+                    <w:top w:w="20" w:type="dxa"/>
                     <w:left w:w="70" w:type="dxa"/>
-                    <w:bottom w:w="30" w:type="dxa"/>
+                    <w:bottom w:w="20" w:type="dxa"/>
                     <w:right w:w="70" w:type="dxa"/>
                   </w:tcMar>
                   <w:vAlign w:val="center"/>
@@ -8255,9 +8887,9 @@
                     <w:right w:val="single" w:sz="4" w:color="C8CDC2"/>
                   </w:tcBorders>
                   <w:tcMar>
-                    <w:top w:w="30" w:type="dxa"/>
+                    <w:top w:w="20" w:type="dxa"/>
                     <w:left w:w="70" w:type="dxa"/>
-                    <w:bottom w:w="30" w:type="dxa"/>
+                    <w:bottom w:w="20" w:type="dxa"/>
                     <w:right w:w="70" w:type="dxa"/>
                   </w:tcMar>
                   <w:vAlign w:val="center"/>
@@ -8283,7 +8915,7 @@
             <w:tr>
               <w:trPr>
                 <w:cantSplit/>
-                <w:trHeight w:val="360" w:hRule="atLeast"/>
+                <w:trHeight w:val="316" w:hRule="atLeast"/>
               </w:trPr>
               <w:tc>
                 <w:tcPr>
@@ -8295,9 +8927,9 @@
                     <w:right w:val="single" w:sz="4" w:color="C8CDC2"/>
                   </w:tcBorders>
                   <w:tcMar>
-                    <w:top w:w="30" w:type="dxa"/>
+                    <w:top w:w="20" w:type="dxa"/>
                     <w:left w:w="70" w:type="dxa"/>
-                    <w:bottom w:w="30" w:type="dxa"/>
+                    <w:bottom w:w="20" w:type="dxa"/>
                     <w:right w:w="70" w:type="dxa"/>
                   </w:tcMar>
                   <w:vAlign w:val="center"/>
@@ -8329,9 +8961,9 @@
                     <w:right w:val="single" w:sz="4" w:color="C8CDC2"/>
                   </w:tcBorders>
                   <w:tcMar>
-                    <w:top w:w="30" w:type="dxa"/>
+                    <w:top w:w="20" w:type="dxa"/>
                     <w:left w:w="70" w:type="dxa"/>
-                    <w:bottom w:w="30" w:type="dxa"/>
+                    <w:bottom w:w="20" w:type="dxa"/>
                     <w:right w:w="70" w:type="dxa"/>
                   </w:tcMar>
                   <w:vAlign w:val="center"/>
@@ -8363,9 +8995,9 @@
                     <w:right w:val="single" w:sz="4" w:color="C8CDC2"/>
                   </w:tcBorders>
                   <w:tcMar>
-                    <w:top w:w="30" w:type="dxa"/>
+                    <w:top w:w="20" w:type="dxa"/>
                     <w:left w:w="70" w:type="dxa"/>
-                    <w:bottom w:w="30" w:type="dxa"/>
+                    <w:bottom w:w="20" w:type="dxa"/>
                     <w:right w:w="70" w:type="dxa"/>
                   </w:tcMar>
                   <w:vAlign w:val="center"/>
@@ -8700,6 +9332,21 @@
               <w:t>VALENCE ELECTRONS</w:t>
             </w:r>
           </w:p>
+          <w:p>
+            <w:pPr>
+              <w:spacing w:after="40" w:before="0"/>
+            </w:pPr>
+            <w:r>
+              <w:rPr>
+                <w:rFonts w:ascii="Trade Gothic Next" w:hAnsi="Trade Gothic Next"/>
+                <w:b w:val="0"/>
+                <w:color w:val="14161B"/>
+                <w:sz w:val="17"/>
+                <w:u w:val="none"/>
+              </w:rPr>
+              <w:t>Definition — valence electrons</w:t>
+            </w:r>
+          </w:p>
         </w:tc>
         <w:tc>
           <w:tcPr>
@@ -8728,6 +9375,44 @@
           </w:p>
           <w:p>
             <w:pPr>
+              <w:pBdr>
+                <w:left w:val="single" w:sz="18" w:space="6" w:color="A3E635"/>
+              </w:pBdr>
+              <w:spacing w:after="40" w:before="0"/>
+            </w:pPr>
+            <w:r>
+              <w:rPr>
+                <w:rFonts w:ascii="Trade Gothic Next" w:hAnsi="Trade Gothic Next"/>
+                <w:b/>
+                <w:color w:val="14161B"/>
+                <w:sz w:val="19"/>
+                <w:u w:val="none"/>
+              </w:rPr>
+              <w:t xml:space="preserve">Valence electrons are the </w:t>
+            </w:r>
+            <w:r>
+              <w:rPr>
+                <w:rFonts w:ascii="Trade Gothic Next" w:hAnsi="Trade Gothic Next"/>
+                <w:b/>
+                <w:color w:val="4D730E"/>
+                <w:sz w:val="19"/>
+                <w:u w:val="single"/>
+              </w:rPr>
+              <w:t>outer</w:t>
+            </w:r>
+            <w:r>
+              <w:rPr>
+                <w:rFonts w:ascii="Trade Gothic Next" w:hAnsi="Trade Gothic Next"/>
+                <w:b/>
+                <w:color w:val="14161B"/>
+                <w:sz w:val="19"/>
+                <w:u w:val="none"/>
+              </w:rPr>
+              <w:t xml:space="preserve"> electrons.</w:t>
+            </w:r>
+          </w:p>
+          <w:p>
+            <w:pPr>
               <w:spacing w:after="40" w:before="0"/>
             </w:pPr>
             <w:r>
@@ -8738,7 +9423,7 @@
                 <w:sz w:val="19"/>
                 <w:u w:val="none"/>
               </w:rPr>
-              <w:t>Valence electrons are the outer electrons (highest level number). Cl [Ne] 3s² 3p⁵ has 7.</w:t>
+              <w:t>Chlorine [Ne] 3s² 3p⁵: 10 inner, 7 outer (n = 3).</w:t>
             </w:r>
           </w:p>
           <w:p>
@@ -9131,7 +9816,7 @@
             <w:tr>
               <w:trPr>
                 <w:cantSplit/>
-                <w:trHeight w:val="360" w:hRule="atLeast"/>
+                <w:trHeight w:val="316" w:hRule="atLeast"/>
               </w:trPr>
               <w:tc>
                 <w:tcPr>
@@ -9143,9 +9828,9 @@
                     <w:right w:val="single" w:sz="4" w:color="C8CDC2"/>
                   </w:tcBorders>
                   <w:tcMar>
-                    <w:top w:w="30" w:type="dxa"/>
+                    <w:top w:w="20" w:type="dxa"/>
                     <w:left w:w="70" w:type="dxa"/>
-                    <w:bottom w:w="30" w:type="dxa"/>
+                    <w:bottom w:w="20" w:type="dxa"/>
                     <w:right w:w="70" w:type="dxa"/>
                   </w:tcMar>
                   <w:vAlign w:val="center"/>
@@ -9188,9 +9873,9 @@
                     <w:right w:val="single" w:sz="4" w:color="C8CDC2"/>
                   </w:tcBorders>
                   <w:tcMar>
-                    <w:top w:w="30" w:type="dxa"/>
+                    <w:top w:w="20" w:type="dxa"/>
                     <w:left w:w="70" w:type="dxa"/>
-                    <w:bottom w:w="30" w:type="dxa"/>
+                    <w:bottom w:w="20" w:type="dxa"/>
                     <w:right w:w="70" w:type="dxa"/>
                   </w:tcMar>
                   <w:vAlign w:val="center"/>
@@ -9222,9 +9907,9 @@
                     <w:right w:val="single" w:sz="4" w:color="C8CDC2"/>
                   </w:tcBorders>
                   <w:tcMar>
-                    <w:top w:w="30" w:type="dxa"/>
+                    <w:top w:w="20" w:type="dxa"/>
                     <w:left w:w="70" w:type="dxa"/>
-                    <w:bottom w:w="30" w:type="dxa"/>
+                    <w:bottom w:w="20" w:type="dxa"/>
                     <w:right w:w="70" w:type="dxa"/>
                   </w:tcMar>
                   <w:vAlign w:val="center"/>
@@ -9256,9 +9941,9 @@
                     <w:right w:val="single" w:sz="4" w:color="C8CDC2"/>
                   </w:tcBorders>
                   <w:tcMar>
-                    <w:top w:w="30" w:type="dxa"/>
+                    <w:top w:w="20" w:type="dxa"/>
                     <w:left w:w="70" w:type="dxa"/>
-                    <w:bottom w:w="30" w:type="dxa"/>
+                    <w:bottom w:w="20" w:type="dxa"/>
                     <w:right w:w="70" w:type="dxa"/>
                   </w:tcMar>
                   <w:vAlign w:val="center"/>
@@ -9290,9 +9975,9 @@
                     <w:right w:val="single" w:sz="4" w:color="C8CDC2"/>
                   </w:tcBorders>
                   <w:tcMar>
-                    <w:top w:w="30" w:type="dxa"/>
+                    <w:top w:w="20" w:type="dxa"/>
                     <w:left w:w="70" w:type="dxa"/>
-                    <w:bottom w:w="30" w:type="dxa"/>
+                    <w:bottom w:w="20" w:type="dxa"/>
                     <w:right w:w="70" w:type="dxa"/>
                   </w:tcMar>
                   <w:vAlign w:val="center"/>
@@ -9324,9 +10009,9 @@
                     <w:right w:val="single" w:sz="4" w:color="C8CDC2"/>
                   </w:tcBorders>
                   <w:tcMar>
-                    <w:top w:w="30" w:type="dxa"/>
+                    <w:top w:w="20" w:type="dxa"/>
                     <w:left w:w="70" w:type="dxa"/>
-                    <w:bottom w:w="30" w:type="dxa"/>
+                    <w:bottom w:w="20" w:type="dxa"/>
                     <w:right w:w="70" w:type="dxa"/>
                   </w:tcMar>
                   <w:vAlign w:val="center"/>
@@ -9358,9 +10043,9 @@
                     <w:right w:val="single" w:sz="4" w:color="C8CDC2"/>
                   </w:tcBorders>
                   <w:tcMar>
-                    <w:top w:w="30" w:type="dxa"/>
+                    <w:top w:w="20" w:type="dxa"/>
                     <w:left w:w="70" w:type="dxa"/>
-                    <w:bottom w:w="30" w:type="dxa"/>
+                    <w:bottom w:w="20" w:type="dxa"/>
                     <w:right w:w="70" w:type="dxa"/>
                   </w:tcMar>
                   <w:vAlign w:val="center"/>
@@ -9392,9 +10077,9 @@
                     <w:right w:val="single" w:sz="4" w:color="C8CDC2"/>
                   </w:tcBorders>
                   <w:tcMar>
-                    <w:top w:w="30" w:type="dxa"/>
+                    <w:top w:w="20" w:type="dxa"/>
                     <w:left w:w="70" w:type="dxa"/>
-                    <w:bottom w:w="30" w:type="dxa"/>
+                    <w:bottom w:w="20" w:type="dxa"/>
                     <w:right w:w="70" w:type="dxa"/>
                   </w:tcMar>
                   <w:vAlign w:val="center"/>
@@ -9426,9 +10111,9 @@
                     <w:right w:val="single" w:sz="4" w:color="C8CDC2"/>
                   </w:tcBorders>
                   <w:tcMar>
-                    <w:top w:w="30" w:type="dxa"/>
+                    <w:top w:w="20" w:type="dxa"/>
                     <w:left w:w="70" w:type="dxa"/>
-                    <w:bottom w:w="30" w:type="dxa"/>
+                    <w:bottom w:w="20" w:type="dxa"/>
                     <w:right w:w="70" w:type="dxa"/>
                   </w:tcMar>
                   <w:vAlign w:val="center"/>
@@ -9508,6 +10193,36 @@
               <w:t>IONS</w:t>
             </w:r>
           </w:p>
+          <w:p>
+            <w:pPr>
+              <w:spacing w:after="40" w:before="0"/>
+            </w:pPr>
+            <w:r>
+              <w:rPr>
+                <w:rFonts w:ascii="Trade Gothic Next" w:hAnsi="Trade Gothic Next"/>
+                <w:b w:val="0"/>
+                <w:color w:val="14161B"/>
+                <w:sz w:val="17"/>
+                <w:u w:val="none"/>
+              </w:rPr>
+              <w:t>Cation and anion</w:t>
+            </w:r>
+          </w:p>
+          <w:p>
+            <w:pPr>
+              <w:spacing w:after="40" w:before="0"/>
+            </w:pPr>
+            <w:r>
+              <w:rPr>
+                <w:rFonts w:ascii="Trade Gothic Next" w:hAnsi="Trade Gothic Next"/>
+                <w:b w:val="0"/>
+                <w:color w:val="14161B"/>
+                <w:sz w:val="17"/>
+                <w:u w:val="none"/>
+              </w:rPr>
+              <w:t>Electron count in an ion</w:t>
+            </w:r>
+          </w:p>
         </w:tc>
         <w:tc>
           <w:tcPr>
@@ -9541,12 +10256,130 @@
             <w:r>
               <w:rPr>
                 <w:rFonts w:ascii="Trade Gothic Next" w:hAnsi="Trade Gothic Next"/>
+                <w:b w:val="0"/>
+                <w:color w:val="14161B"/>
+                <w:sz w:val="19"/>
+                <w:u w:val="none"/>
+              </w:rPr>
+              <w:t xml:space="preserve">Cation: </w:t>
+            </w:r>
+            <w:r>
+              <w:rPr>
+                <w:rFonts w:ascii="Trade Gothic Next" w:hAnsi="Trade Gothic Next"/>
                 <w:b/>
                 <w:color w:val="4D730E"/>
                 <w:sz w:val="19"/>
+                <w:u w:val="single"/>
+              </w:rPr>
+              <w:t>loses</w:t>
+            </w:r>
+            <w:r>
+              <w:rPr>
+                <w:rFonts w:ascii="Trade Gothic Next" w:hAnsi="Trade Gothic Next"/>
+                <w:b w:val="0"/>
+                <w:color w:val="14161B"/>
+                <w:sz w:val="19"/>
                 <w:u w:val="none"/>
               </w:rPr>
-              <w:t>Lose electrons: positive (cation). Gain electrons: negative (anion).</w:t>
+              <w:t xml:space="preserve"> electrons, charge </w:t>
+            </w:r>
+            <w:r>
+              <w:rPr>
+                <w:rFonts w:ascii="Trade Gothic Next" w:hAnsi="Trade Gothic Next"/>
+                <w:b/>
+                <w:color w:val="4D730E"/>
+                <w:sz w:val="19"/>
+                <w:u w:val="single"/>
+              </w:rPr>
+              <w:t>positive</w:t>
+            </w:r>
+            <w:r>
+              <w:rPr>
+                <w:rFonts w:ascii="Trade Gothic Next" w:hAnsi="Trade Gothic Next"/>
+                <w:b w:val="0"/>
+                <w:color w:val="14161B"/>
+                <w:sz w:val="19"/>
+                <w:u w:val="none"/>
+              </w:rPr>
+              <w:t xml:space="preserve">. Anion: </w:t>
+            </w:r>
+            <w:r>
+              <w:rPr>
+                <w:rFonts w:ascii="Trade Gothic Next" w:hAnsi="Trade Gothic Next"/>
+                <w:b/>
+                <w:color w:val="4D730E"/>
+                <w:sz w:val="19"/>
+                <w:u w:val="single"/>
+              </w:rPr>
+              <w:t>gains</w:t>
+            </w:r>
+            <w:r>
+              <w:rPr>
+                <w:rFonts w:ascii="Trade Gothic Next" w:hAnsi="Trade Gothic Next"/>
+                <w:b w:val="0"/>
+                <w:color w:val="14161B"/>
+                <w:sz w:val="19"/>
+                <w:u w:val="none"/>
+              </w:rPr>
+              <w:t xml:space="preserve"> electrons, charge </w:t>
+            </w:r>
+            <w:r>
+              <w:rPr>
+                <w:rFonts w:ascii="Trade Gothic Next" w:hAnsi="Trade Gothic Next"/>
+                <w:b/>
+                <w:color w:val="4D730E"/>
+                <w:sz w:val="19"/>
+                <w:u w:val="single"/>
+              </w:rPr>
+              <w:t>negative</w:t>
+            </w:r>
+            <w:r>
+              <w:rPr>
+                <w:rFonts w:ascii="Trade Gothic Next" w:hAnsi="Trade Gothic Next"/>
+                <w:b w:val="0"/>
+                <w:color w:val="14161B"/>
+                <w:sz w:val="19"/>
+                <w:u w:val="none"/>
+              </w:rPr>
+              <w:t>.</w:t>
+            </w:r>
+          </w:p>
+          <w:p>
+            <w:pPr>
+              <w:pBdr>
+                <w:left w:val="single" w:sz="18" w:space="6" w:color="A3E635"/>
+              </w:pBdr>
+              <w:spacing w:after="40" w:before="0"/>
+            </w:pPr>
+            <w:r>
+              <w:rPr>
+                <w:rFonts w:ascii="Trade Gothic Next" w:hAnsi="Trade Gothic Next"/>
+                <w:b/>
+                <w:color w:val="14161B"/>
+                <w:sz w:val="19"/>
+                <w:u w:val="none"/>
+              </w:rPr>
+              <w:t xml:space="preserve">Electrons = atomic number − </w:t>
+            </w:r>
+            <w:r>
+              <w:rPr>
+                <w:rFonts w:ascii="Trade Gothic Next" w:hAnsi="Trade Gothic Next"/>
+                <w:b/>
+                <w:color w:val="4D730E"/>
+                <w:sz w:val="19"/>
+                <w:u w:val="single"/>
+              </w:rPr>
+              <w:t>charge</w:t>
+            </w:r>
+            <w:r>
+              <w:rPr>
+                <w:rFonts w:ascii="Trade Gothic Next" w:hAnsi="Trade Gothic Next"/>
+                <w:b/>
+                <w:color w:val="14161B"/>
+                <w:sz w:val="19"/>
+                <w:u w:val="none"/>
+              </w:rPr>
+              <w:t>.</w:t>
             </w:r>
           </w:p>
           <w:p>
@@ -9603,7 +10436,22 @@
                 <w:sz w:val="19"/>
                 <w:u w:val="none"/>
               </w:rPr>
-              <w:t xml:space="preserve"> (10 electrons, [Ne]). Cl + e</w:t>
+              <w:t>: 10 electrons, [Ne] arrangement.</w:t>
+            </w:r>
+          </w:p>
+          <w:p>
+            <w:pPr>
+              <w:spacing w:after="40" w:before="0"/>
+            </w:pPr>
+            <w:r>
+              <w:rPr>
+                <w:rFonts w:ascii="Trade Gothic Next" w:hAnsi="Trade Gothic Next"/>
+                <w:b/>
+                <w:color w:val="4D730E"/>
+                <w:sz w:val="19"/>
+                <w:u w:val="none"/>
+              </w:rPr>
+              <w:t>Cl + e</w:t>
             </w:r>
             <w:r>
               <w:rPr>
@@ -9645,22 +10493,7 @@
                 <w:sz w:val="19"/>
                 <w:u w:val="none"/>
               </w:rPr>
-              <w:t xml:space="preserve"> (18 electrons, [Ar]).</w:t>
-            </w:r>
-          </w:p>
-          <w:p>
-            <w:pPr>
-              <w:spacing w:after="40" w:before="0"/>
-            </w:pPr>
-            <w:r>
-              <w:rPr>
-                <w:rFonts w:ascii="Trade Gothic Next" w:hAnsi="Trade Gothic Next"/>
-                <w:b/>
-                <w:color w:val="4D730E"/>
-                <w:sz w:val="19"/>
-                <w:u w:val="none"/>
-              </w:rPr>
-              <w:t>Electrons = atomic number − charge.</w:t>
+              <w:t>: 18 electrons, [Ar] arrangement.</w:t>
             </w:r>
           </w:p>
         </w:tc>
@@ -9974,7 +10807,7 @@
             <w:tr>
               <w:trPr>
                 <w:cantSplit/>
-                <w:trHeight w:val="360" w:hRule="atLeast"/>
+                <w:trHeight w:val="316" w:hRule="atLeast"/>
               </w:trPr>
               <w:tc>
                 <w:tcPr>
@@ -9986,9 +10819,9 @@
                     <w:right w:val="single" w:sz="4" w:color="C8CDC2"/>
                   </w:tcBorders>
                   <w:tcMar>
-                    <w:top w:w="30" w:type="dxa"/>
+                    <w:top w:w="20" w:type="dxa"/>
                     <w:left w:w="70" w:type="dxa"/>
-                    <w:bottom w:w="30" w:type="dxa"/>
+                    <w:bottom w:w="20" w:type="dxa"/>
                     <w:right w:w="70" w:type="dxa"/>
                   </w:tcMar>
                   <w:vAlign w:val="center"/>
@@ -10020,9 +10853,9 @@
                     <w:right w:val="single" w:sz="4" w:color="C8CDC2"/>
                   </w:tcBorders>
                   <w:tcMar>
-                    <w:top w:w="30" w:type="dxa"/>
+                    <w:top w:w="20" w:type="dxa"/>
                     <w:left w:w="70" w:type="dxa"/>
-                    <w:bottom w:w="30" w:type="dxa"/>
+                    <w:bottom w:w="20" w:type="dxa"/>
                     <w:right w:w="70" w:type="dxa"/>
                   </w:tcMar>
                   <w:vAlign w:val="center"/>
@@ -10054,9 +10887,9 @@
                     <w:right w:val="single" w:sz="4" w:color="C8CDC2"/>
                   </w:tcBorders>
                   <w:tcMar>
-                    <w:top w:w="30" w:type="dxa"/>
+                    <w:top w:w="20" w:type="dxa"/>
                     <w:left w:w="70" w:type="dxa"/>
-                    <w:bottom w:w="30" w:type="dxa"/>
+                    <w:bottom w:w="20" w:type="dxa"/>
                     <w:right w:w="70" w:type="dxa"/>
                   </w:tcMar>
                   <w:vAlign w:val="center"/>
@@ -10088,9 +10921,9 @@
                     <w:right w:val="single" w:sz="4" w:color="C8CDC2"/>
                   </w:tcBorders>
                   <w:tcMar>
-                    <w:top w:w="30" w:type="dxa"/>
+                    <w:top w:w="20" w:type="dxa"/>
                     <w:left w:w="70" w:type="dxa"/>
-                    <w:bottom w:w="30" w:type="dxa"/>
+                    <w:bottom w:w="20" w:type="dxa"/>
                     <w:right w:w="70" w:type="dxa"/>
                   </w:tcMar>
                   <w:vAlign w:val="center"/>
@@ -10122,9 +10955,9 @@
                     <w:right w:val="single" w:sz="4" w:color="C8CDC2"/>
                   </w:tcBorders>
                   <w:tcMar>
-                    <w:top w:w="30" w:type="dxa"/>
+                    <w:top w:w="20" w:type="dxa"/>
                     <w:left w:w="70" w:type="dxa"/>
-                    <w:bottom w:w="30" w:type="dxa"/>
+                    <w:bottom w:w="20" w:type="dxa"/>
                     <w:right w:w="70" w:type="dxa"/>
                   </w:tcMar>
                   <w:vAlign w:val="center"/>
@@ -10156,9 +10989,9 @@
                     <w:right w:val="single" w:sz="4" w:color="C8CDC2"/>
                   </w:tcBorders>
                   <w:tcMar>
-                    <w:top w:w="30" w:type="dxa"/>
+                    <w:top w:w="20" w:type="dxa"/>
                     <w:left w:w="70" w:type="dxa"/>
-                    <w:bottom w:w="30" w:type="dxa"/>
+                    <w:bottom w:w="20" w:type="dxa"/>
                     <w:right w:w="70" w:type="dxa"/>
                   </w:tcMar>
                   <w:vAlign w:val="center"/>
@@ -10190,9 +11023,9 @@
                     <w:right w:val="single" w:sz="4" w:color="C8CDC2"/>
                   </w:tcBorders>
                   <w:tcMar>
-                    <w:top w:w="30" w:type="dxa"/>
+                    <w:top w:w="20" w:type="dxa"/>
                     <w:left w:w="70" w:type="dxa"/>
-                    <w:bottom w:w="30" w:type="dxa"/>
+                    <w:bottom w:w="20" w:type="dxa"/>
                     <w:right w:w="70" w:type="dxa"/>
                   </w:tcMar>
                   <w:vAlign w:val="center"/>
@@ -10518,7 +11351,7 @@
             <w:tr>
               <w:trPr>
                 <w:cantSplit/>
-                <w:trHeight w:val="360" w:hRule="atLeast"/>
+                <w:trHeight w:val="316" w:hRule="atLeast"/>
               </w:trPr>
               <w:tc>
                 <w:tcPr>
@@ -10530,9 +11363,9 @@
                     <w:right w:val="single" w:sz="4" w:color="C8CDC2"/>
                   </w:tcBorders>
                   <w:tcMar>
-                    <w:top w:w="30" w:type="dxa"/>
+                    <w:top w:w="20" w:type="dxa"/>
                     <w:left w:w="70" w:type="dxa"/>
-                    <w:bottom w:w="30" w:type="dxa"/>
+                    <w:bottom w:w="20" w:type="dxa"/>
                     <w:right w:w="70" w:type="dxa"/>
                   </w:tcMar>
                   <w:vAlign w:val="center"/>
@@ -10564,9 +11397,9 @@
                     <w:right w:val="single" w:sz="4" w:color="C8CDC2"/>
                   </w:tcBorders>
                   <w:tcMar>
-                    <w:top w:w="30" w:type="dxa"/>
+                    <w:top w:w="20" w:type="dxa"/>
                     <w:left w:w="70" w:type="dxa"/>
-                    <w:bottom w:w="30" w:type="dxa"/>
+                    <w:bottom w:w="20" w:type="dxa"/>
                     <w:right w:w="70" w:type="dxa"/>
                   </w:tcMar>
                   <w:vAlign w:val="center"/>
@@ -10598,9 +11431,9 @@
                     <w:right w:val="single" w:sz="4" w:color="C8CDC2"/>
                   </w:tcBorders>
                   <w:tcMar>
-                    <w:top w:w="30" w:type="dxa"/>
+                    <w:top w:w="20" w:type="dxa"/>
                     <w:left w:w="70" w:type="dxa"/>
-                    <w:bottom w:w="30" w:type="dxa"/>
+                    <w:bottom w:w="20" w:type="dxa"/>
                     <w:right w:w="70" w:type="dxa"/>
                   </w:tcMar>
                   <w:vAlign w:val="center"/>
@@ -10632,9 +11465,9 @@
                     <w:right w:val="single" w:sz="4" w:color="C8CDC2"/>
                   </w:tcBorders>
                   <w:tcMar>
-                    <w:top w:w="30" w:type="dxa"/>
+                    <w:top w:w="20" w:type="dxa"/>
                     <w:left w:w="70" w:type="dxa"/>
-                    <w:bottom w:w="30" w:type="dxa"/>
+                    <w:bottom w:w="20" w:type="dxa"/>
                     <w:right w:w="70" w:type="dxa"/>
                   </w:tcMar>
                   <w:vAlign w:val="center"/>
@@ -10666,9 +11499,9 @@
                     <w:right w:val="single" w:sz="4" w:color="C8CDC2"/>
                   </w:tcBorders>
                   <w:tcMar>
-                    <w:top w:w="30" w:type="dxa"/>
+                    <w:top w:w="20" w:type="dxa"/>
                     <w:left w:w="70" w:type="dxa"/>
-                    <w:bottom w:w="30" w:type="dxa"/>
+                    <w:bottom w:w="20" w:type="dxa"/>
                     <w:right w:w="70" w:type="dxa"/>
                   </w:tcMar>
                   <w:vAlign w:val="center"/>
@@ -10711,9 +11544,9 @@
                     <w:right w:val="single" w:sz="4" w:color="C8CDC2"/>
                   </w:tcBorders>
                   <w:tcMar>
-                    <w:top w:w="30" w:type="dxa"/>
+                    <w:top w:w="20" w:type="dxa"/>
                     <w:left w:w="70" w:type="dxa"/>
-                    <w:bottom w:w="30" w:type="dxa"/>
+                    <w:bottom w:w="20" w:type="dxa"/>
                     <w:right w:w="70" w:type="dxa"/>
                   </w:tcMar>
                   <w:vAlign w:val="center"/>
@@ -10739,7 +11572,7 @@
             <w:tr>
               <w:trPr>
                 <w:cantSplit/>
-                <w:trHeight w:val="360" w:hRule="atLeast"/>
+                <w:trHeight w:val="316" w:hRule="atLeast"/>
               </w:trPr>
               <w:tc>
                 <w:tcPr>
@@ -10751,9 +11584,9 @@
                     <w:right w:val="single" w:sz="4" w:color="C8CDC2"/>
                   </w:tcBorders>
                   <w:tcMar>
-                    <w:top w:w="30" w:type="dxa"/>
+                    <w:top w:w="20" w:type="dxa"/>
                     <w:left w:w="70" w:type="dxa"/>
-                    <w:bottom w:w="30" w:type="dxa"/>
+                    <w:bottom w:w="20" w:type="dxa"/>
                     <w:right w:w="70" w:type="dxa"/>
                   </w:tcMar>
                   <w:vAlign w:val="center"/>
@@ -10785,9 +11618,9 @@
                     <w:right w:val="single" w:sz="4" w:color="C8CDC2"/>
                   </w:tcBorders>
                   <w:tcMar>
-                    <w:top w:w="30" w:type="dxa"/>
+                    <w:top w:w="20" w:type="dxa"/>
                     <w:left w:w="70" w:type="dxa"/>
-                    <w:bottom w:w="30" w:type="dxa"/>
+                    <w:bottom w:w="20" w:type="dxa"/>
                     <w:right w:w="70" w:type="dxa"/>
                   </w:tcMar>
                   <w:vAlign w:val="center"/>
@@ -10819,9 +11652,9 @@
                     <w:right w:val="single" w:sz="4" w:color="C8CDC2"/>
                   </w:tcBorders>
                   <w:tcMar>
-                    <w:top w:w="30" w:type="dxa"/>
+                    <w:top w:w="20" w:type="dxa"/>
                     <w:left w:w="70" w:type="dxa"/>
-                    <w:bottom w:w="30" w:type="dxa"/>
+                    <w:bottom w:w="20" w:type="dxa"/>
                     <w:right w:w="70" w:type="dxa"/>
                   </w:tcMar>
                   <w:vAlign w:val="center"/>
@@ -10853,9 +11686,9 @@
                     <w:right w:val="single" w:sz="4" w:color="C8CDC2"/>
                   </w:tcBorders>
                   <w:tcMar>
-                    <w:top w:w="30" w:type="dxa"/>
+                    <w:top w:w="20" w:type="dxa"/>
                     <w:left w:w="70" w:type="dxa"/>
-                    <w:bottom w:w="30" w:type="dxa"/>
+                    <w:bottom w:w="20" w:type="dxa"/>
                     <w:right w:w="70" w:type="dxa"/>
                   </w:tcMar>
                   <w:vAlign w:val="center"/>
@@ -10887,9 +11720,9 @@
                     <w:right w:val="single" w:sz="4" w:color="C8CDC2"/>
                   </w:tcBorders>
                   <w:tcMar>
-                    <w:top w:w="30" w:type="dxa"/>
+                    <w:top w:w="20" w:type="dxa"/>
                     <w:left w:w="70" w:type="dxa"/>
-                    <w:bottom w:w="30" w:type="dxa"/>
+                    <w:bottom w:w="20" w:type="dxa"/>
                     <w:right w:w="70" w:type="dxa"/>
                   </w:tcMar>
                   <w:vAlign w:val="center"/>
@@ -10932,9 +11765,9 @@
                     <w:right w:val="single" w:sz="4" w:color="C8CDC2"/>
                   </w:tcBorders>
                   <w:tcMar>
-                    <w:top w:w="30" w:type="dxa"/>
+                    <w:top w:w="20" w:type="dxa"/>
                     <w:left w:w="70" w:type="dxa"/>
-                    <w:bottom w:w="30" w:type="dxa"/>
+                    <w:bottom w:w="20" w:type="dxa"/>
                     <w:right w:w="70" w:type="dxa"/>
                   </w:tcMar>
                   <w:vAlign w:val="center"/>
@@ -10960,7 +11793,7 @@
             <w:tr>
               <w:trPr>
                 <w:cantSplit/>
-                <w:trHeight w:val="360" w:hRule="atLeast"/>
+                <w:trHeight w:val="316" w:hRule="atLeast"/>
               </w:trPr>
               <w:tc>
                 <w:tcPr>
@@ -10972,9 +11805,9 @@
                     <w:right w:val="single" w:sz="4" w:color="C8CDC2"/>
                   </w:tcBorders>
                   <w:tcMar>
-                    <w:top w:w="30" w:type="dxa"/>
+                    <w:top w:w="20" w:type="dxa"/>
                     <w:left w:w="70" w:type="dxa"/>
-                    <w:bottom w:w="30" w:type="dxa"/>
+                    <w:bottom w:w="20" w:type="dxa"/>
                     <w:right w:w="70" w:type="dxa"/>
                   </w:tcMar>
                   <w:vAlign w:val="center"/>
@@ -11006,9 +11839,9 @@
                     <w:right w:val="single" w:sz="4" w:color="C8CDC2"/>
                   </w:tcBorders>
                   <w:tcMar>
-                    <w:top w:w="30" w:type="dxa"/>
+                    <w:top w:w="20" w:type="dxa"/>
                     <w:left w:w="70" w:type="dxa"/>
-                    <w:bottom w:w="30" w:type="dxa"/>
+                    <w:bottom w:w="20" w:type="dxa"/>
                     <w:right w:w="70" w:type="dxa"/>
                   </w:tcMar>
                   <w:vAlign w:val="center"/>
@@ -11040,9 +11873,9 @@
                     <w:right w:val="single" w:sz="4" w:color="C8CDC2"/>
                   </w:tcBorders>
                   <w:tcMar>
-                    <w:top w:w="30" w:type="dxa"/>
+                    <w:top w:w="20" w:type="dxa"/>
                     <w:left w:w="70" w:type="dxa"/>
-                    <w:bottom w:w="30" w:type="dxa"/>
+                    <w:bottom w:w="20" w:type="dxa"/>
                     <w:right w:w="70" w:type="dxa"/>
                   </w:tcMar>
                   <w:vAlign w:val="center"/>
@@ -11074,9 +11907,9 @@
                     <w:right w:val="single" w:sz="4" w:color="C8CDC2"/>
                   </w:tcBorders>
                   <w:tcMar>
-                    <w:top w:w="30" w:type="dxa"/>
+                    <w:top w:w="20" w:type="dxa"/>
                     <w:left w:w="70" w:type="dxa"/>
-                    <w:bottom w:w="30" w:type="dxa"/>
+                    <w:bottom w:w="20" w:type="dxa"/>
                     <w:right w:w="70" w:type="dxa"/>
                   </w:tcMar>
                   <w:vAlign w:val="center"/>
@@ -11108,9 +11941,9 @@
                     <w:right w:val="single" w:sz="4" w:color="C8CDC2"/>
                   </w:tcBorders>
                   <w:tcMar>
-                    <w:top w:w="30" w:type="dxa"/>
+                    <w:top w:w="20" w:type="dxa"/>
                     <w:left w:w="70" w:type="dxa"/>
-                    <w:bottom w:w="30" w:type="dxa"/>
+                    <w:bottom w:w="20" w:type="dxa"/>
                     <w:right w:w="70" w:type="dxa"/>
                   </w:tcMar>
                   <w:vAlign w:val="center"/>
@@ -11153,9 +11986,9 @@
                     <w:right w:val="single" w:sz="4" w:color="C8CDC2"/>
                   </w:tcBorders>
                   <w:tcMar>
-                    <w:top w:w="30" w:type="dxa"/>
+                    <w:top w:w="20" w:type="dxa"/>
                     <w:left w:w="70" w:type="dxa"/>
-                    <w:bottom w:w="30" w:type="dxa"/>
+                    <w:bottom w:w="20" w:type="dxa"/>
                     <w:right w:w="70" w:type="dxa"/>
                   </w:tcMar>
                   <w:vAlign w:val="center"/>
@@ -11181,7 +12014,7 @@
             <w:tr>
               <w:trPr>
                 <w:cantSplit/>
-                <w:trHeight w:val="360" w:hRule="atLeast"/>
+                <w:trHeight w:val="316" w:hRule="atLeast"/>
               </w:trPr>
               <w:tc>
                 <w:tcPr>
@@ -11193,9 +12026,9 @@
                     <w:right w:val="single" w:sz="4" w:color="C8CDC2"/>
                   </w:tcBorders>
                   <w:tcMar>
-                    <w:top w:w="30" w:type="dxa"/>
+                    <w:top w:w="20" w:type="dxa"/>
                     <w:left w:w="70" w:type="dxa"/>
-                    <w:bottom w:w="30" w:type="dxa"/>
+                    <w:bottom w:w="20" w:type="dxa"/>
                     <w:right w:w="70" w:type="dxa"/>
                   </w:tcMar>
                   <w:vAlign w:val="center"/>
@@ -11227,9 +12060,9 @@
                     <w:right w:val="single" w:sz="4" w:color="C8CDC2"/>
                   </w:tcBorders>
                   <w:tcMar>
-                    <w:top w:w="30" w:type="dxa"/>
+                    <w:top w:w="20" w:type="dxa"/>
                     <w:left w:w="70" w:type="dxa"/>
-                    <w:bottom w:w="30" w:type="dxa"/>
+                    <w:bottom w:w="20" w:type="dxa"/>
                     <w:right w:w="70" w:type="dxa"/>
                   </w:tcMar>
                   <w:vAlign w:val="center"/>
@@ -11261,9 +12094,9 @@
                     <w:right w:val="single" w:sz="4" w:color="C8CDC2"/>
                   </w:tcBorders>
                   <w:tcMar>
-                    <w:top w:w="30" w:type="dxa"/>
+                    <w:top w:w="20" w:type="dxa"/>
                     <w:left w:w="70" w:type="dxa"/>
-                    <w:bottom w:w="30" w:type="dxa"/>
+                    <w:bottom w:w="20" w:type="dxa"/>
                     <w:right w:w="70" w:type="dxa"/>
                   </w:tcMar>
                   <w:vAlign w:val="center"/>
@@ -11295,9 +12128,9 @@
                     <w:right w:val="single" w:sz="4" w:color="C8CDC2"/>
                   </w:tcBorders>
                   <w:tcMar>
-                    <w:top w:w="30" w:type="dxa"/>
+                    <w:top w:w="20" w:type="dxa"/>
                     <w:left w:w="70" w:type="dxa"/>
-                    <w:bottom w:w="30" w:type="dxa"/>
+                    <w:bottom w:w="20" w:type="dxa"/>
                     <w:right w:w="70" w:type="dxa"/>
                   </w:tcMar>
                   <w:vAlign w:val="center"/>
@@ -11329,9 +12162,9 @@
                     <w:right w:val="single" w:sz="4" w:color="C8CDC2"/>
                   </w:tcBorders>
                   <w:tcMar>
-                    <w:top w:w="30" w:type="dxa"/>
+                    <w:top w:w="20" w:type="dxa"/>
                     <w:left w:w="70" w:type="dxa"/>
-                    <w:bottom w:w="30" w:type="dxa"/>
+                    <w:bottom w:w="20" w:type="dxa"/>
                     <w:right w:w="70" w:type="dxa"/>
                   </w:tcMar>
                   <w:vAlign w:val="center"/>
@@ -11374,9 +12207,9 @@
                     <w:right w:val="single" w:sz="4" w:color="C8CDC2"/>
                   </w:tcBorders>
                   <w:tcMar>
-                    <w:top w:w="30" w:type="dxa"/>
+                    <w:top w:w="20" w:type="dxa"/>
                     <w:left w:w="70" w:type="dxa"/>
-                    <w:bottom w:w="30" w:type="dxa"/>
+                    <w:bottom w:w="20" w:type="dxa"/>
                     <w:right w:w="70" w:type="dxa"/>
                   </w:tcMar>
                   <w:vAlign w:val="center"/>
@@ -11489,12 +12322,52 @@
             <w:r>
               <w:rPr>
                 <w:rFonts w:ascii="Trade Gothic Next" w:hAnsi="Trade Gothic Next"/>
+                <w:b w:val="0"/>
+                <w:color w:val="14161B"/>
+                <w:sz w:val="19"/>
+                <w:u w:val="none"/>
+              </w:rPr>
+              <w:t xml:space="preserve">The </w:t>
+            </w:r>
+            <w:r>
+              <w:rPr>
+                <w:rFonts w:ascii="Trade Gothic Next" w:hAnsi="Trade Gothic Next"/>
                 <w:b/>
                 <w:color w:val="4D730E"/>
                 <w:sz w:val="19"/>
+                <w:u w:val="single"/>
+              </w:rPr>
+              <w:t>4s</w:t>
+            </w:r>
+            <w:r>
+              <w:rPr>
+                <w:rFonts w:ascii="Trade Gothic Next" w:hAnsi="Trade Gothic Next"/>
+                <w:b w:val="0"/>
+                <w:color w:val="14161B"/>
+                <w:sz w:val="19"/>
                 <w:u w:val="none"/>
               </w:rPr>
-              <w:t>4s electrons leave before 3d electrons.</w:t>
+              <w:t xml:space="preserve"> electrons leave before the </w:t>
+            </w:r>
+            <w:r>
+              <w:rPr>
+                <w:rFonts w:ascii="Trade Gothic Next" w:hAnsi="Trade Gothic Next"/>
+                <w:b/>
+                <w:color w:val="4D730E"/>
+                <w:sz w:val="19"/>
+                <w:u w:val="single"/>
+              </w:rPr>
+              <w:t>3d</w:t>
+            </w:r>
+            <w:r>
+              <w:rPr>
+                <w:rFonts w:ascii="Trade Gothic Next" w:hAnsi="Trade Gothic Next"/>
+                <w:b w:val="0"/>
+                <w:color w:val="14161B"/>
+                <w:sz w:val="19"/>
+                <w:u w:val="none"/>
+              </w:rPr>
+              <w:t xml:space="preserve"> electrons.</w:t>
             </w:r>
           </w:p>
           <w:tbl>
@@ -11610,7 +12483,7 @@
             <w:tr>
               <w:trPr>
                 <w:cantSplit/>
-                <w:trHeight w:val="360" w:hRule="atLeast"/>
+                <w:trHeight w:val="316" w:hRule="atLeast"/>
               </w:trPr>
               <w:tc>
                 <w:tcPr>
@@ -11622,9 +12495,9 @@
                     <w:right w:val="single" w:sz="4" w:color="C8CDC2"/>
                   </w:tcBorders>
                   <w:tcMar>
-                    <w:top w:w="30" w:type="dxa"/>
+                    <w:top w:w="20" w:type="dxa"/>
                     <w:left w:w="70" w:type="dxa"/>
-                    <w:bottom w:w="30" w:type="dxa"/>
+                    <w:bottom w:w="20" w:type="dxa"/>
                     <w:right w:w="70" w:type="dxa"/>
                   </w:tcMar>
                   <w:vAlign w:val="center"/>
@@ -11656,9 +12529,9 @@
                     <w:right w:val="single" w:sz="4" w:color="C8CDC2"/>
                   </w:tcBorders>
                   <w:tcMar>
-                    <w:top w:w="30" w:type="dxa"/>
+                    <w:top w:w="20" w:type="dxa"/>
                     <w:left w:w="70" w:type="dxa"/>
-                    <w:bottom w:w="30" w:type="dxa"/>
+                    <w:bottom w:w="20" w:type="dxa"/>
                     <w:right w:w="70" w:type="dxa"/>
                   </w:tcMar>
                   <w:vAlign w:val="center"/>
@@ -11722,9 +12595,9 @@
                     <w:right w:val="single" w:sz="4" w:color="C8CDC2"/>
                   </w:tcBorders>
                   <w:tcMar>
-                    <w:top w:w="30" w:type="dxa"/>
+                    <w:top w:w="20" w:type="dxa"/>
                     <w:left w:w="70" w:type="dxa"/>
-                    <w:bottom w:w="30" w:type="dxa"/>
+                    <w:bottom w:w="20" w:type="dxa"/>
                     <w:right w:w="70" w:type="dxa"/>
                   </w:tcMar>
                   <w:vAlign w:val="center"/>
@@ -11770,7 +12643,7 @@
             <w:tr>
               <w:trPr>
                 <w:cantSplit/>
-                <w:trHeight w:val="360" w:hRule="atLeast"/>
+                <w:trHeight w:val="316" w:hRule="atLeast"/>
               </w:trPr>
               <w:tc>
                 <w:tcPr>
@@ -11782,9 +12655,9 @@
                     <w:right w:val="single" w:sz="4" w:color="C8CDC2"/>
                   </w:tcBorders>
                   <w:tcMar>
-                    <w:top w:w="30" w:type="dxa"/>
+                    <w:top w:w="20" w:type="dxa"/>
                     <w:left w:w="70" w:type="dxa"/>
-                    <w:bottom w:w="30" w:type="dxa"/>
+                    <w:bottom w:w="20" w:type="dxa"/>
                     <w:right w:w="70" w:type="dxa"/>
                   </w:tcMar>
                   <w:vAlign w:val="center"/>
@@ -11816,9 +12689,9 @@
                     <w:right w:val="single" w:sz="4" w:color="C8CDC2"/>
                   </w:tcBorders>
                   <w:tcMar>
-                    <w:top w:w="30" w:type="dxa"/>
+                    <w:top w:w="20" w:type="dxa"/>
                     <w:left w:w="70" w:type="dxa"/>
-                    <w:bottom w:w="30" w:type="dxa"/>
+                    <w:bottom w:w="20" w:type="dxa"/>
                     <w:right w:w="70" w:type="dxa"/>
                   </w:tcMar>
                   <w:vAlign w:val="center"/>
@@ -11882,9 +12755,9 @@
                     <w:right w:val="single" w:sz="4" w:color="C8CDC2"/>
                   </w:tcBorders>
                   <w:tcMar>
-                    <w:top w:w="30" w:type="dxa"/>
+                    <w:top w:w="20" w:type="dxa"/>
                     <w:left w:w="70" w:type="dxa"/>
-                    <w:bottom w:w="30" w:type="dxa"/>
+                    <w:bottom w:w="20" w:type="dxa"/>
                     <w:right w:w="70" w:type="dxa"/>
                   </w:tcMar>
                   <w:vAlign w:val="center"/>
@@ -11930,7 +12803,7 @@
             <w:tr>
               <w:trPr>
                 <w:cantSplit/>
-                <w:trHeight w:val="360" w:hRule="atLeast"/>
+                <w:trHeight w:val="316" w:hRule="atLeast"/>
               </w:trPr>
               <w:tc>
                 <w:tcPr>
@@ -11942,9 +12815,9 @@
                     <w:right w:val="single" w:sz="4" w:color="C8CDC2"/>
                   </w:tcBorders>
                   <w:tcMar>
-                    <w:top w:w="30" w:type="dxa"/>
+                    <w:top w:w="20" w:type="dxa"/>
                     <w:left w:w="70" w:type="dxa"/>
-                    <w:bottom w:w="30" w:type="dxa"/>
+                    <w:bottom w:w="20" w:type="dxa"/>
                     <w:right w:w="70" w:type="dxa"/>
                   </w:tcMar>
                   <w:vAlign w:val="center"/>
@@ -11976,9 +12849,9 @@
                     <w:right w:val="single" w:sz="4" w:color="C8CDC2"/>
                   </w:tcBorders>
                   <w:tcMar>
-                    <w:top w:w="30" w:type="dxa"/>
+                    <w:top w:w="20" w:type="dxa"/>
                     <w:left w:w="70" w:type="dxa"/>
-                    <w:bottom w:w="30" w:type="dxa"/>
+                    <w:bottom w:w="20" w:type="dxa"/>
                     <w:right w:w="70" w:type="dxa"/>
                   </w:tcMar>
                   <w:vAlign w:val="center"/>
@@ -12021,9 +12894,9 @@
                     <w:right w:val="single" w:sz="4" w:color="C8CDC2"/>
                   </w:tcBorders>
                   <w:tcMar>
-                    <w:top w:w="30" w:type="dxa"/>
+                    <w:top w:w="20" w:type="dxa"/>
                     <w:left w:w="70" w:type="dxa"/>
-                    <w:bottom w:w="30" w:type="dxa"/>
+                    <w:bottom w:w="20" w:type="dxa"/>
                     <w:right w:w="70" w:type="dxa"/>
                   </w:tcMar>
                   <w:vAlign w:val="center"/>
@@ -12103,6 +12976,21 @@
               <w:t>ISOELECTRONIC</w:t>
             </w:r>
           </w:p>
+          <w:p>
+            <w:pPr>
+              <w:spacing w:after="40" w:before="0"/>
+            </w:pPr>
+            <w:r>
+              <w:rPr>
+                <w:rFonts w:ascii="Trade Gothic Next" w:hAnsi="Trade Gothic Next"/>
+                <w:b w:val="0"/>
+                <w:color w:val="14161B"/>
+                <w:sz w:val="17"/>
+                <w:u w:val="none"/>
+              </w:rPr>
+              <w:t>Definition — isoelectronic</w:t>
+            </w:r>
+          </w:p>
         </w:tc>
         <w:tc>
           <w:tcPr>
@@ -12131,17 +13019,40 @@
           </w:p>
           <w:p>
             <w:pPr>
+              <w:pBdr>
+                <w:left w:val="single" w:sz="18" w:space="6" w:color="A3E635"/>
+              </w:pBdr>
               <w:spacing w:after="40" w:before="0"/>
             </w:pPr>
             <w:r>
               <w:rPr>
                 <w:rFonts w:ascii="Trade Gothic Next" w:hAnsi="Trade Gothic Next"/>
                 <w:b/>
-                <w:color w:val="4D730E"/>
+                <w:color w:val="14161B"/>
                 <w:sz w:val="19"/>
                 <w:u w:val="none"/>
               </w:rPr>
-              <w:t>Isoelectronic: same electron count and arrangement.</w:t>
+              <w:t xml:space="preserve">Isoelectronic means the same </w:t>
+            </w:r>
+            <w:r>
+              <w:rPr>
+                <w:rFonts w:ascii="Trade Gothic Next" w:hAnsi="Trade Gothic Next"/>
+                <w:b/>
+                <w:color w:val="4D730E"/>
+                <w:sz w:val="19"/>
+                <w:u w:val="single"/>
+              </w:rPr>
+              <w:t>electron count</w:t>
+            </w:r>
+            <w:r>
+              <w:rPr>
+                <w:rFonts w:ascii="Trade Gothic Next" w:hAnsi="Trade Gothic Next"/>
+                <w:b/>
+                <w:color w:val="14161B"/>
+                <w:sz w:val="19"/>
+                <w:u w:val="none"/>
+              </w:rPr>
+              <w:t xml:space="preserve"> and arrangement.</w:t>
             </w:r>
           </w:p>
           <w:p>
@@ -12240,7 +13151,22 @@
                 <w:sz w:val="19"/>
                 <w:u w:val="none"/>
               </w:rPr>
-              <w:t>: 10 electrons, 1s² 2s² 2p⁶. Different protons, so different elements.</w:t>
+              <w:t>: 10 electrons, 1s² 2s² 2p⁶.</w:t>
+            </w:r>
+          </w:p>
+          <w:p>
+            <w:pPr>
+              <w:spacing w:after="40" w:before="0"/>
+            </w:pPr>
+            <w:r>
+              <w:rPr>
+                <w:rFonts w:ascii="Trade Gothic Next" w:hAnsi="Trade Gothic Next"/>
+                <w:b/>
+                <w:color w:val="4D730E"/>
+                <w:sz w:val="19"/>
+                <w:u w:val="none"/>
+              </w:rPr>
+              <w:t>Different protons, so different elements.</w:t>
             </w:r>
           </w:p>
         </w:tc>
@@ -12542,6 +13468,21 @@
               <w:t>ABSORPTION AND EMISSION</w:t>
             </w:r>
           </w:p>
+          <w:p>
+            <w:pPr>
+              <w:spacing w:after="40" w:before="0"/>
+            </w:pPr>
+            <w:r>
+              <w:rPr>
+                <w:rFonts w:ascii="Trade Gothic Next" w:hAnsi="Trade Gothic Next"/>
+                <w:b w:val="0"/>
+                <w:color w:val="14161B"/>
+                <w:sz w:val="17"/>
+                <w:u w:val="none"/>
+              </w:rPr>
+              <w:t>Definition — photon</w:t>
+            </w:r>
+          </w:p>
         </w:tc>
         <w:tc>
           <w:tcPr>
@@ -12570,17 +13511,60 @@
           </w:p>
           <w:p>
             <w:pPr>
+              <w:pBdr>
+                <w:left w:val="single" w:sz="18" w:space="6" w:color="A3E635"/>
+              </w:pBdr>
               <w:spacing w:after="40" w:before="0"/>
             </w:pPr>
             <w:r>
               <w:rPr>
                 <w:rFonts w:ascii="Trade Gothic Next" w:hAnsi="Trade Gothic Next"/>
                 <w:b/>
-                <w:color w:val="4D730E"/>
+                <w:color w:val="14161B"/>
                 <w:sz w:val="19"/>
                 <w:u w:val="none"/>
               </w:rPr>
-              <w:t>A photon is a small packet of light energy. Its energy equals the gap between two levels.</w:t>
+              <w:t xml:space="preserve">A photon is a packet of </w:t>
+            </w:r>
+            <w:r>
+              <w:rPr>
+                <w:rFonts w:ascii="Trade Gothic Next" w:hAnsi="Trade Gothic Next"/>
+                <w:b/>
+                <w:color w:val="4D730E"/>
+                <w:sz w:val="19"/>
+                <w:u w:val="single"/>
+              </w:rPr>
+              <w:t>light energy</w:t>
+            </w:r>
+            <w:r>
+              <w:rPr>
+                <w:rFonts w:ascii="Trade Gothic Next" w:hAnsi="Trade Gothic Next"/>
+                <w:b/>
+                <w:color w:val="14161B"/>
+                <w:sz w:val="19"/>
+                <w:u w:val="none"/>
+              </w:rPr>
+              <w:t xml:space="preserve">; its energy equals the </w:t>
+            </w:r>
+            <w:r>
+              <w:rPr>
+                <w:rFonts w:ascii="Trade Gothic Next" w:hAnsi="Trade Gothic Next"/>
+                <w:b/>
+                <w:color w:val="4D730E"/>
+                <w:sz w:val="19"/>
+                <w:u w:val="single"/>
+              </w:rPr>
+              <w:t>gap</w:t>
+            </w:r>
+            <w:r>
+              <w:rPr>
+                <w:rFonts w:ascii="Trade Gothic Next" w:hAnsi="Trade Gothic Next"/>
+                <w:b/>
+                <w:color w:val="14161B"/>
+                <w:sz w:val="19"/>
+                <w:u w:val="none"/>
+              </w:rPr>
+              <w:t xml:space="preserve"> between levels.</w:t>
             </w:r>
           </w:p>
           <w:tbl>
@@ -12664,7 +13648,7 @@
             <w:tr>
               <w:trPr>
                 <w:cantSplit/>
-                <w:trHeight w:val="360" w:hRule="atLeast"/>
+                <w:trHeight w:val="316" w:hRule="atLeast"/>
               </w:trPr>
               <w:tc>
                 <w:tcPr>
@@ -12676,9 +13660,9 @@
                     <w:right w:val="single" w:sz="4" w:color="C8CDC2"/>
                   </w:tcBorders>
                   <w:tcMar>
-                    <w:top w:w="30" w:type="dxa"/>
+                    <w:top w:w="20" w:type="dxa"/>
                     <w:left w:w="70" w:type="dxa"/>
-                    <w:bottom w:w="30" w:type="dxa"/>
+                    <w:bottom w:w="20" w:type="dxa"/>
                     <w:right w:w="70" w:type="dxa"/>
                   </w:tcMar>
                   <w:vAlign w:val="center"/>
@@ -12710,9 +13694,9 @@
                     <w:right w:val="single" w:sz="4" w:color="C8CDC2"/>
                   </w:tcBorders>
                   <w:tcMar>
-                    <w:top w:w="30" w:type="dxa"/>
+                    <w:top w:w="20" w:type="dxa"/>
                     <w:left w:w="70" w:type="dxa"/>
-                    <w:bottom w:w="30" w:type="dxa"/>
+                    <w:bottom w:w="20" w:type="dxa"/>
                     <w:right w:w="70" w:type="dxa"/>
                   </w:tcMar>
                   <w:vAlign w:val="center"/>
@@ -12738,7 +13722,7 @@
             <w:tr>
               <w:trPr>
                 <w:cantSplit/>
-                <w:trHeight w:val="360" w:hRule="atLeast"/>
+                <w:trHeight w:val="316" w:hRule="atLeast"/>
               </w:trPr>
               <w:tc>
                 <w:tcPr>
@@ -12750,9 +13734,9 @@
                     <w:right w:val="single" w:sz="4" w:color="C8CDC2"/>
                   </w:tcBorders>
                   <w:tcMar>
-                    <w:top w:w="30" w:type="dxa"/>
+                    <w:top w:w="20" w:type="dxa"/>
                     <w:left w:w="70" w:type="dxa"/>
-                    <w:bottom w:w="30" w:type="dxa"/>
+                    <w:bottom w:w="20" w:type="dxa"/>
                     <w:right w:w="70" w:type="dxa"/>
                   </w:tcMar>
                   <w:vAlign w:val="center"/>
@@ -12784,9 +13768,9 @@
                     <w:right w:val="single" w:sz="4" w:color="C8CDC2"/>
                   </w:tcBorders>
                   <w:tcMar>
-                    <w:top w:w="30" w:type="dxa"/>
+                    <w:top w:w="20" w:type="dxa"/>
                     <w:left w:w="70" w:type="dxa"/>
-                    <w:bottom w:w="30" w:type="dxa"/>
+                    <w:bottom w:w="20" w:type="dxa"/>
                     <w:right w:w="70" w:type="dxa"/>
                   </w:tcMar>
                   <w:vAlign w:val="center"/>
@@ -12864,6 +13848,21 @@
                 <w:sz w:val="14"/>
               </w:rPr>
               <w:t>LARGEST ENERGY DROP</w:t>
+            </w:r>
+          </w:p>
+          <w:p>
+            <w:pPr>
+              <w:spacing w:after="40" w:before="0"/>
+            </w:pPr>
+            <w:r>
+              <w:rPr>
+                <w:rFonts w:ascii="Trade Gothic Next" w:hAnsi="Trade Gothic Next"/>
+                <w:b w:val="0"/>
+                <w:color w:val="14161B"/>
+                <w:sz w:val="17"/>
+                <w:u w:val="none"/>
+              </w:rPr>
+              <w:t>Example</w:t>
             </w:r>
           </w:p>
         </w:tc>
@@ -12999,12 +13998,52 @@
             <w:r>
               <w:rPr>
                 <w:rFonts w:ascii="Trade Gothic Next" w:hAnsi="Trade Gothic Next"/>
+                <w:b w:val="0"/>
+                <w:color w:val="14161B"/>
+                <w:sz w:val="19"/>
+                <w:u w:val="none"/>
+              </w:rPr>
+              <w:t xml:space="preserve">Shorter wavelength means </w:t>
+            </w:r>
+            <w:r>
+              <w:rPr>
+                <w:rFonts w:ascii="Trade Gothic Next" w:hAnsi="Trade Gothic Next"/>
                 <w:b/>
                 <w:color w:val="4D730E"/>
                 <w:sz w:val="19"/>
+                <w:u w:val="single"/>
+              </w:rPr>
+              <w:t>more</w:t>
+            </w:r>
+            <w:r>
+              <w:rPr>
+                <w:rFonts w:ascii="Trade Gothic Next" w:hAnsi="Trade Gothic Next"/>
+                <w:b w:val="0"/>
+                <w:color w:val="14161B"/>
+                <w:sz w:val="19"/>
                 <w:u w:val="none"/>
               </w:rPr>
-              <w:t>Visible light is about 400–700 nm. Shorter wavelength means more energy.</w:t>
+              <w:t xml:space="preserve"> energy. Visible light is about </w:t>
+            </w:r>
+            <w:r>
+              <w:rPr>
+                <w:rFonts w:ascii="Trade Gothic Next" w:hAnsi="Trade Gothic Next"/>
+                <w:b/>
+                <w:color w:val="4D730E"/>
+                <w:sz w:val="19"/>
+                <w:u w:val="single"/>
+              </w:rPr>
+              <w:t>400–700</w:t>
+            </w:r>
+            <w:r>
+              <w:rPr>
+                <w:rFonts w:ascii="Trade Gothic Next" w:hAnsi="Trade Gothic Next"/>
+                <w:b w:val="0"/>
+                <w:color w:val="14161B"/>
+                <w:sz w:val="19"/>
+                <w:u w:val="none"/>
+              </w:rPr>
+              <w:t xml:space="preserve"> nm.</w:t>
             </w:r>
           </w:p>
           <w:tbl>
@@ -13120,7 +14159,7 @@
             <w:tr>
               <w:trPr>
                 <w:cantSplit/>
-                <w:trHeight w:val="360" w:hRule="atLeast"/>
+                <w:trHeight w:val="316" w:hRule="atLeast"/>
               </w:trPr>
               <w:tc>
                 <w:tcPr>
@@ -13132,9 +14171,9 @@
                     <w:right w:val="single" w:sz="4" w:color="C8CDC2"/>
                   </w:tcBorders>
                   <w:tcMar>
-                    <w:top w:w="30" w:type="dxa"/>
+                    <w:top w:w="20" w:type="dxa"/>
                     <w:left w:w="70" w:type="dxa"/>
-                    <w:bottom w:w="30" w:type="dxa"/>
+                    <w:bottom w:w="20" w:type="dxa"/>
                     <w:right w:w="70" w:type="dxa"/>
                   </w:tcMar>
                   <w:vAlign w:val="center"/>
@@ -13166,9 +14205,9 @@
                     <w:right w:val="single" w:sz="4" w:color="C8CDC2"/>
                   </w:tcBorders>
                   <w:tcMar>
-                    <w:top w:w="30" w:type="dxa"/>
+                    <w:top w:w="20" w:type="dxa"/>
                     <w:left w:w="70" w:type="dxa"/>
-                    <w:bottom w:w="30" w:type="dxa"/>
+                    <w:bottom w:w="20" w:type="dxa"/>
                     <w:right w:w="70" w:type="dxa"/>
                   </w:tcMar>
                   <w:vAlign w:val="center"/>
@@ -13200,9 +14239,9 @@
                     <w:right w:val="single" w:sz="4" w:color="C8CDC2"/>
                   </w:tcBorders>
                   <w:tcMar>
-                    <w:top w:w="30" w:type="dxa"/>
+                    <w:top w:w="20" w:type="dxa"/>
                     <w:left w:w="70" w:type="dxa"/>
-                    <w:bottom w:w="30" w:type="dxa"/>
+                    <w:bottom w:w="20" w:type="dxa"/>
                     <w:right w:w="70" w:type="dxa"/>
                   </w:tcMar>
                   <w:vAlign w:val="center"/>
@@ -13228,7 +14267,7 @@
             <w:tr>
               <w:trPr>
                 <w:cantSplit/>
-                <w:trHeight w:val="360" w:hRule="atLeast"/>
+                <w:trHeight w:val="316" w:hRule="atLeast"/>
               </w:trPr>
               <w:tc>
                 <w:tcPr>
@@ -13240,9 +14279,9 @@
                     <w:right w:val="single" w:sz="4" w:color="C8CDC2"/>
                   </w:tcBorders>
                   <w:tcMar>
-                    <w:top w:w="30" w:type="dxa"/>
+                    <w:top w:w="20" w:type="dxa"/>
                     <w:left w:w="70" w:type="dxa"/>
-                    <w:bottom w:w="30" w:type="dxa"/>
+                    <w:bottom w:w="20" w:type="dxa"/>
                     <w:right w:w="70" w:type="dxa"/>
                   </w:tcMar>
                   <w:vAlign w:val="center"/>
@@ -13274,9 +14313,9 @@
                     <w:right w:val="single" w:sz="4" w:color="C8CDC2"/>
                   </w:tcBorders>
                   <w:tcMar>
-                    <w:top w:w="30" w:type="dxa"/>
+                    <w:top w:w="20" w:type="dxa"/>
                     <w:left w:w="70" w:type="dxa"/>
-                    <w:bottom w:w="30" w:type="dxa"/>
+                    <w:bottom w:w="20" w:type="dxa"/>
                     <w:right w:w="70" w:type="dxa"/>
                   </w:tcMar>
                   <w:vAlign w:val="center"/>
@@ -13308,9 +14347,9 @@
                     <w:right w:val="single" w:sz="4" w:color="C8CDC2"/>
                   </w:tcBorders>
                   <w:tcMar>
-                    <w:top w:w="30" w:type="dxa"/>
+                    <w:top w:w="20" w:type="dxa"/>
                     <w:left w:w="70" w:type="dxa"/>
-                    <w:bottom w:w="30" w:type="dxa"/>
+                    <w:bottom w:w="20" w:type="dxa"/>
                     <w:right w:w="70" w:type="dxa"/>
                   </w:tcMar>
                   <w:vAlign w:val="center"/>
@@ -13497,7 +14536,7 @@
             <w:tr>
               <w:trPr>
                 <w:cantSplit/>
-                <w:trHeight w:val="360" w:hRule="atLeast"/>
+                <w:trHeight w:val="316" w:hRule="atLeast"/>
               </w:trPr>
               <w:tc>
                 <w:tcPr>
@@ -13509,9 +14548,9 @@
                     <w:right w:val="single" w:sz="4" w:color="C8CDC2"/>
                   </w:tcBorders>
                   <w:tcMar>
-                    <w:top w:w="30" w:type="dxa"/>
+                    <w:top w:w="20" w:type="dxa"/>
                     <w:left w:w="70" w:type="dxa"/>
-                    <w:bottom w:w="30" w:type="dxa"/>
+                    <w:bottom w:w="20" w:type="dxa"/>
                     <w:right w:w="70" w:type="dxa"/>
                   </w:tcMar>
                   <w:vAlign w:val="center"/>
@@ -13543,9 +14582,9 @@
                     <w:right w:val="single" w:sz="4" w:color="C8CDC2"/>
                   </w:tcBorders>
                   <w:tcMar>
-                    <w:top w:w="30" w:type="dxa"/>
+                    <w:top w:w="20" w:type="dxa"/>
                     <w:left w:w="70" w:type="dxa"/>
-                    <w:bottom w:w="30" w:type="dxa"/>
+                    <w:bottom w:w="20" w:type="dxa"/>
                     <w:right w:w="70" w:type="dxa"/>
                   </w:tcMar>
                   <w:vAlign w:val="center"/>
@@ -13571,7 +14610,7 @@
             <w:tr>
               <w:trPr>
                 <w:cantSplit/>
-                <w:trHeight w:val="360" w:hRule="atLeast"/>
+                <w:trHeight w:val="316" w:hRule="atLeast"/>
               </w:trPr>
               <w:tc>
                 <w:tcPr>
@@ -13583,9 +14622,9 @@
                     <w:right w:val="single" w:sz="4" w:color="C8CDC2"/>
                   </w:tcBorders>
                   <w:tcMar>
-                    <w:top w:w="30" w:type="dxa"/>
+                    <w:top w:w="20" w:type="dxa"/>
                     <w:left w:w="70" w:type="dxa"/>
-                    <w:bottom w:w="30" w:type="dxa"/>
+                    <w:bottom w:w="20" w:type="dxa"/>
                     <w:right w:w="70" w:type="dxa"/>
                   </w:tcMar>
                   <w:vAlign w:val="center"/>
@@ -13617,9 +14656,9 @@
                     <w:right w:val="single" w:sz="4" w:color="C8CDC2"/>
                   </w:tcBorders>
                   <w:tcMar>
-                    <w:top w:w="30" w:type="dxa"/>
+                    <w:top w:w="20" w:type="dxa"/>
                     <w:left w:w="70" w:type="dxa"/>
-                    <w:bottom w:w="30" w:type="dxa"/>
+                    <w:bottom w:w="20" w:type="dxa"/>
                     <w:right w:w="70" w:type="dxa"/>
                   </w:tcMar>
                   <w:vAlign w:val="center"/>
@@ -13645,7 +14684,7 @@
             <w:tr>
               <w:trPr>
                 <w:cantSplit/>
-                <w:trHeight w:val="360" w:hRule="atLeast"/>
+                <w:trHeight w:val="316" w:hRule="atLeast"/>
               </w:trPr>
               <w:tc>
                 <w:tcPr>
@@ -13657,9 +14696,9 @@
                     <w:right w:val="single" w:sz="4" w:color="C8CDC2"/>
                   </w:tcBorders>
                   <w:tcMar>
-                    <w:top w:w="30" w:type="dxa"/>
+                    <w:top w:w="20" w:type="dxa"/>
                     <w:left w:w="70" w:type="dxa"/>
-                    <w:bottom w:w="30" w:type="dxa"/>
+                    <w:bottom w:w="20" w:type="dxa"/>
                     <w:right w:w="70" w:type="dxa"/>
                   </w:tcMar>
                   <w:vAlign w:val="center"/>
@@ -13691,9 +14730,9 @@
                     <w:right w:val="single" w:sz="4" w:color="C8CDC2"/>
                   </w:tcBorders>
                   <w:tcMar>
-                    <w:top w:w="30" w:type="dxa"/>
+                    <w:top w:w="20" w:type="dxa"/>
                     <w:left w:w="70" w:type="dxa"/>
-                    <w:bottom w:w="30" w:type="dxa"/>
+                    <w:bottom w:w="20" w:type="dxa"/>
                     <w:right w:w="70" w:type="dxa"/>
                   </w:tcMar>
                   <w:vAlign w:val="center"/>
@@ -13773,6 +14812,21 @@
               <w:t>IDENTIFYING AN ELEMENT</w:t>
             </w:r>
           </w:p>
+          <w:p>
+            <w:pPr>
+              <w:spacing w:after="40" w:before="0"/>
+            </w:pPr>
+            <w:r>
+              <w:rPr>
+                <w:rFonts w:ascii="Trade Gothic Next" w:hAnsi="Trade Gothic Next"/>
+                <w:b w:val="0"/>
+                <w:color w:val="14161B"/>
+                <w:sz w:val="17"/>
+                <w:u w:val="none"/>
+              </w:rPr>
+              <w:t>Steps — light from an atom</w:t>
+            </w:r>
+          </w:p>
         </w:tc>
         <w:tc>
           <w:tcPr>
@@ -13797,6 +14851,64 @@
                 <w:spacing w:val="26"/>
               </w:rPr>
               <w:t>LIGHT CAN IDENTIFY AN ELEMENT</w:t>
+            </w:r>
+          </w:p>
+          <w:p>
+            <w:pPr>
+              <w:pBdr>
+                <w:left w:val="single" w:sz="18" w:space="6" w:color="A3E635"/>
+              </w:pBdr>
+              <w:spacing w:after="40" w:before="0"/>
+            </w:pPr>
+            <w:r>
+              <w:rPr>
+                <w:rFonts w:ascii="Trade Gothic Next" w:hAnsi="Trade Gothic Next"/>
+                <w:b/>
+                <w:color w:val="14161B"/>
+                <w:sz w:val="19"/>
+                <w:u w:val="none"/>
+              </w:rPr>
+              <w:t xml:space="preserve">Only certain energy </w:t>
+            </w:r>
+            <w:r>
+              <w:rPr>
+                <w:rFonts w:ascii="Trade Gothic Next" w:hAnsi="Trade Gothic Next"/>
+                <w:b/>
+                <w:color w:val="4D730E"/>
+                <w:sz w:val="19"/>
+                <w:u w:val="single"/>
+              </w:rPr>
+              <w:t>gaps</w:t>
+            </w:r>
+            <w:r>
+              <w:rPr>
+                <w:rFonts w:ascii="Trade Gothic Next" w:hAnsi="Trade Gothic Next"/>
+                <w:b/>
+                <w:color w:val="14161B"/>
+                <w:sz w:val="19"/>
+                <w:u w:val="none"/>
+              </w:rPr>
+              <w:t xml:space="preserve"> exist, so only certain </w:t>
+            </w:r>
+            <w:r>
+              <w:rPr>
+                <w:rFonts w:ascii="Trade Gothic Next" w:hAnsi="Trade Gothic Next"/>
+                <w:b/>
+                <w:color w:val="4D730E"/>
+                <w:sz w:val="19"/>
+                <w:u w:val="single"/>
+              </w:rPr>
+              <w:t>colors</w:t>
+            </w:r>
+            <w:r>
+              <w:rPr>
+                <w:rFonts w:ascii="Trade Gothic Next" w:hAnsi="Trade Gothic Next"/>
+                <w:b/>
+                <w:color w:val="14161B"/>
+                <w:sz w:val="19"/>
+                <w:u w:val="none"/>
+              </w:rPr>
+              <w:t xml:space="preserve"> appear.</w:t>
             </w:r>
           </w:p>
           <w:p>
@@ -13827,21 +14939,6 @@
                 <w:u w:val="none"/>
               </w:rPr>
               <w:t>Look at the lines: the pattern shows which element made the light.</w:t>
-            </w:r>
-          </w:p>
-          <w:p>
-            <w:pPr>
-              <w:spacing w:after="40" w:before="0"/>
-            </w:pPr>
-            <w:r>
-              <w:rPr>
-                <w:rFonts w:ascii="Trade Gothic Next" w:hAnsi="Trade Gothic Next"/>
-                <w:b/>
-                <w:color w:val="4D730E"/>
-                <w:sz w:val="19"/>
-                <w:u w:val="none"/>
-              </w:rPr>
-              <w:t>Only certain energy gaps exist, so only certain colors appear.</w:t>
             </w:r>
           </w:p>
         </w:tc>
@@ -13921,12 +15018,32 @@
             <w:r>
               <w:rPr>
                 <w:rFonts w:ascii="Trade Gothic Next" w:hAnsi="Trade Gothic Next"/>
+                <w:b w:val="0"/>
+                <w:color w:val="14161B"/>
+                <w:sz w:val="19"/>
+                <w:u w:val="none"/>
+              </w:rPr>
+              <w:t xml:space="preserve">All four drops end at n = </w:t>
+            </w:r>
+            <w:r>
+              <w:rPr>
+                <w:rFonts w:ascii="Trade Gothic Next" w:hAnsi="Trade Gothic Next"/>
                 <w:b/>
                 <w:color w:val="4D730E"/>
                 <w:sz w:val="19"/>
+                <w:u w:val="single"/>
+              </w:rPr>
+              <w:t>2</w:t>
+            </w:r>
+            <w:r>
+              <w:rPr>
+                <w:rFonts w:ascii="Trade Gothic Next" w:hAnsi="Trade Gothic Next"/>
+                <w:b w:val="0"/>
+                <w:color w:val="14161B"/>
+                <w:sz w:val="19"/>
                 <w:u w:val="none"/>
               </w:rPr>
-              <w:t>All four drops end at n = 2. The 6 → 2 drop gives the most energy and the shortest wavelength.</w:t>
+              <w:t>.</w:t>
             </w:r>
           </w:p>
           <w:tbl>
@@ -14042,7 +15159,7 @@
             <w:tr>
               <w:trPr>
                 <w:cantSplit/>
-                <w:trHeight w:val="360" w:hRule="atLeast"/>
+                <w:trHeight w:val="316" w:hRule="atLeast"/>
               </w:trPr>
               <w:tc>
                 <w:tcPr>
@@ -14054,9 +15171,9 @@
                     <w:right w:val="single" w:sz="4" w:color="C8CDC2"/>
                   </w:tcBorders>
                   <w:tcMar>
-                    <w:top w:w="30" w:type="dxa"/>
+                    <w:top w:w="20" w:type="dxa"/>
                     <w:left w:w="70" w:type="dxa"/>
-                    <w:bottom w:w="30" w:type="dxa"/>
+                    <w:bottom w:w="20" w:type="dxa"/>
                     <w:right w:w="70" w:type="dxa"/>
                   </w:tcMar>
                   <w:vAlign w:val="center"/>
@@ -14088,9 +15205,9 @@
                     <w:right w:val="single" w:sz="4" w:color="C8CDC2"/>
                   </w:tcBorders>
                   <w:tcMar>
-                    <w:top w:w="30" w:type="dxa"/>
+                    <w:top w:w="20" w:type="dxa"/>
                     <w:left w:w="70" w:type="dxa"/>
-                    <w:bottom w:w="30" w:type="dxa"/>
+                    <w:bottom w:w="20" w:type="dxa"/>
                     <w:right w:w="70" w:type="dxa"/>
                   </w:tcMar>
                   <w:vAlign w:val="center"/>
@@ -14122,9 +15239,9 @@
                     <w:right w:val="single" w:sz="4" w:color="C8CDC2"/>
                   </w:tcBorders>
                   <w:tcMar>
-                    <w:top w:w="30" w:type="dxa"/>
+                    <w:top w:w="20" w:type="dxa"/>
                     <w:left w:w="70" w:type="dxa"/>
-                    <w:bottom w:w="30" w:type="dxa"/>
+                    <w:bottom w:w="20" w:type="dxa"/>
                     <w:right w:w="70" w:type="dxa"/>
                   </w:tcMar>
                   <w:vAlign w:val="center"/>
@@ -14150,7 +15267,7 @@
             <w:tr>
               <w:trPr>
                 <w:cantSplit/>
-                <w:trHeight w:val="360" w:hRule="atLeast"/>
+                <w:trHeight w:val="316" w:hRule="atLeast"/>
               </w:trPr>
               <w:tc>
                 <w:tcPr>
@@ -14162,9 +15279,9 @@
                     <w:right w:val="single" w:sz="4" w:color="C8CDC2"/>
                   </w:tcBorders>
                   <w:tcMar>
-                    <w:top w:w="30" w:type="dxa"/>
+                    <w:top w:w="20" w:type="dxa"/>
                     <w:left w:w="70" w:type="dxa"/>
-                    <w:bottom w:w="30" w:type="dxa"/>
+                    <w:bottom w:w="20" w:type="dxa"/>
                     <w:right w:w="70" w:type="dxa"/>
                   </w:tcMar>
                   <w:vAlign w:val="center"/>
@@ -14196,9 +15313,9 @@
                     <w:right w:val="single" w:sz="4" w:color="C8CDC2"/>
                   </w:tcBorders>
                   <w:tcMar>
-                    <w:top w:w="30" w:type="dxa"/>
+                    <w:top w:w="20" w:type="dxa"/>
                     <w:left w:w="70" w:type="dxa"/>
-                    <w:bottom w:w="30" w:type="dxa"/>
+                    <w:bottom w:w="20" w:type="dxa"/>
                     <w:right w:w="70" w:type="dxa"/>
                   </w:tcMar>
                   <w:vAlign w:val="center"/>
@@ -14230,9 +15347,9 @@
                     <w:right w:val="single" w:sz="4" w:color="C8CDC2"/>
                   </w:tcBorders>
                   <w:tcMar>
-                    <w:top w:w="30" w:type="dxa"/>
+                    <w:top w:w="20" w:type="dxa"/>
                     <w:left w:w="70" w:type="dxa"/>
-                    <w:bottom w:w="30" w:type="dxa"/>
+                    <w:bottom w:w="20" w:type="dxa"/>
                     <w:right w:w="70" w:type="dxa"/>
                   </w:tcMar>
                   <w:vAlign w:val="center"/>
@@ -14258,7 +15375,7 @@
             <w:tr>
               <w:trPr>
                 <w:cantSplit/>
-                <w:trHeight w:val="360" w:hRule="atLeast"/>
+                <w:trHeight w:val="316" w:hRule="atLeast"/>
               </w:trPr>
               <w:tc>
                 <w:tcPr>
@@ -14270,9 +15387,9 @@
                     <w:right w:val="single" w:sz="4" w:color="C8CDC2"/>
                   </w:tcBorders>
                   <w:tcMar>
-                    <w:top w:w="30" w:type="dxa"/>
+                    <w:top w:w="20" w:type="dxa"/>
                     <w:left w:w="70" w:type="dxa"/>
-                    <w:bottom w:w="30" w:type="dxa"/>
+                    <w:bottom w:w="20" w:type="dxa"/>
                     <w:right w:w="70" w:type="dxa"/>
                   </w:tcMar>
                   <w:vAlign w:val="center"/>
@@ -14304,9 +15421,9 @@
                     <w:right w:val="single" w:sz="4" w:color="C8CDC2"/>
                   </w:tcBorders>
                   <w:tcMar>
-                    <w:top w:w="30" w:type="dxa"/>
+                    <w:top w:w="20" w:type="dxa"/>
                     <w:left w:w="70" w:type="dxa"/>
-                    <w:bottom w:w="30" w:type="dxa"/>
+                    <w:bottom w:w="20" w:type="dxa"/>
                     <w:right w:w="70" w:type="dxa"/>
                   </w:tcMar>
                   <w:vAlign w:val="center"/>
@@ -14338,9 +15455,9 @@
                     <w:right w:val="single" w:sz="4" w:color="C8CDC2"/>
                   </w:tcBorders>
                   <w:tcMar>
-                    <w:top w:w="30" w:type="dxa"/>
+                    <w:top w:w="20" w:type="dxa"/>
                     <w:left w:w="70" w:type="dxa"/>
-                    <w:bottom w:w="30" w:type="dxa"/>
+                    <w:bottom w:w="20" w:type="dxa"/>
                     <w:right w:w="70" w:type="dxa"/>
                   </w:tcMar>
                   <w:vAlign w:val="center"/>
@@ -14366,7 +15483,7 @@
             <w:tr>
               <w:trPr>
                 <w:cantSplit/>
-                <w:trHeight w:val="360" w:hRule="atLeast"/>
+                <w:trHeight w:val="316" w:hRule="atLeast"/>
               </w:trPr>
               <w:tc>
                 <w:tcPr>
@@ -14378,9 +15495,9 @@
                     <w:right w:val="single" w:sz="4" w:color="C8CDC2"/>
                   </w:tcBorders>
                   <w:tcMar>
-                    <w:top w:w="30" w:type="dxa"/>
+                    <w:top w:w="20" w:type="dxa"/>
                     <w:left w:w="70" w:type="dxa"/>
-                    <w:bottom w:w="30" w:type="dxa"/>
+                    <w:bottom w:w="20" w:type="dxa"/>
                     <w:right w:w="70" w:type="dxa"/>
                   </w:tcMar>
                   <w:vAlign w:val="center"/>
@@ -14412,9 +15529,9 @@
                     <w:right w:val="single" w:sz="4" w:color="C8CDC2"/>
                   </w:tcBorders>
                   <w:tcMar>
-                    <w:top w:w="30" w:type="dxa"/>
+                    <w:top w:w="20" w:type="dxa"/>
                     <w:left w:w="70" w:type="dxa"/>
-                    <w:bottom w:w="30" w:type="dxa"/>
+                    <w:bottom w:w="20" w:type="dxa"/>
                     <w:right w:w="70" w:type="dxa"/>
                   </w:tcMar>
                   <w:vAlign w:val="center"/>
@@ -14446,9 +15563,9 @@
                     <w:right w:val="single" w:sz="4" w:color="C8CDC2"/>
                   </w:tcBorders>
                   <w:tcMar>
-                    <w:top w:w="30" w:type="dxa"/>
+                    <w:top w:w="20" w:type="dxa"/>
                     <w:left w:w="70" w:type="dxa"/>
-                    <w:bottom w:w="30" w:type="dxa"/>
+                    <w:bottom w:w="20" w:type="dxa"/>
                     <w:right w:w="70" w:type="dxa"/>
                   </w:tcMar>
                   <w:vAlign w:val="center"/>
@@ -14561,12 +15678,32 @@
             <w:r>
               <w:rPr>
                 <w:rFonts w:ascii="Trade Gothic Next" w:hAnsi="Trade Gothic Next"/>
+                <w:b w:val="0"/>
+                <w:color w:val="14161B"/>
+                <w:sz w:val="19"/>
+                <w:u w:val="none"/>
+              </w:rPr>
+              <w:t xml:space="preserve">A flame color is a </w:t>
+            </w:r>
+            <w:r>
+              <w:rPr>
+                <w:rFonts w:ascii="Trade Gothic Next" w:hAnsi="Trade Gothic Next"/>
                 <w:b/>
                 <w:color w:val="4D730E"/>
                 <w:sz w:val="19"/>
+                <w:u w:val="single"/>
+              </w:rPr>
+              <w:t>clue</w:t>
+            </w:r>
+            <w:r>
+              <w:rPr>
+                <w:rFonts w:ascii="Trade Gothic Next" w:hAnsi="Trade Gothic Next"/>
+                <w:b w:val="0"/>
+                <w:color w:val="14161B"/>
+                <w:sz w:val="19"/>
                 <w:u w:val="none"/>
               </w:rPr>
-              <w:t>Heat gives electrons energy; as they drop back, they give off light. A flame color is a clue, not proof.</w:t>
+              <w:t>, not proof.</w:t>
             </w:r>
           </w:p>
           <w:tbl>
@@ -14650,7 +15787,7 @@
             <w:tr>
               <w:trPr>
                 <w:cantSplit/>
-                <w:trHeight w:val="360" w:hRule="atLeast"/>
+                <w:trHeight w:val="316" w:hRule="atLeast"/>
               </w:trPr>
               <w:tc>
                 <w:tcPr>
@@ -14662,9 +15799,9 @@
                     <w:right w:val="single" w:sz="4" w:color="C8CDC2"/>
                   </w:tcBorders>
                   <w:tcMar>
-                    <w:top w:w="30" w:type="dxa"/>
+                    <w:top w:w="20" w:type="dxa"/>
                     <w:left w:w="70" w:type="dxa"/>
-                    <w:bottom w:w="30" w:type="dxa"/>
+                    <w:bottom w:w="20" w:type="dxa"/>
                     <w:right w:w="70" w:type="dxa"/>
                   </w:tcMar>
                   <w:vAlign w:val="center"/>
@@ -14707,9 +15844,9 @@
                     <w:right w:val="single" w:sz="4" w:color="C8CDC2"/>
                   </w:tcBorders>
                   <w:tcMar>
-                    <w:top w:w="30" w:type="dxa"/>
+                    <w:top w:w="20" w:type="dxa"/>
                     <w:left w:w="70" w:type="dxa"/>
-                    <w:bottom w:w="30" w:type="dxa"/>
+                    <w:bottom w:w="20" w:type="dxa"/>
                     <w:right w:w="70" w:type="dxa"/>
                   </w:tcMar>
                   <w:vAlign w:val="center"/>
@@ -14735,7 +15872,7 @@
             <w:tr>
               <w:trPr>
                 <w:cantSplit/>
-                <w:trHeight w:val="360" w:hRule="atLeast"/>
+                <w:trHeight w:val="316" w:hRule="atLeast"/>
               </w:trPr>
               <w:tc>
                 <w:tcPr>
@@ -14747,9 +15884,9 @@
                     <w:right w:val="single" w:sz="4" w:color="C8CDC2"/>
                   </w:tcBorders>
                   <w:tcMar>
-                    <w:top w:w="30" w:type="dxa"/>
+                    <w:top w:w="20" w:type="dxa"/>
                     <w:left w:w="70" w:type="dxa"/>
-                    <w:bottom w:w="30" w:type="dxa"/>
+                    <w:bottom w:w="20" w:type="dxa"/>
                     <w:right w:w="70" w:type="dxa"/>
                   </w:tcMar>
                   <w:vAlign w:val="center"/>
@@ -14792,9 +15929,9 @@
                     <w:right w:val="single" w:sz="4" w:color="C8CDC2"/>
                   </w:tcBorders>
                   <w:tcMar>
-                    <w:top w:w="30" w:type="dxa"/>
+                    <w:top w:w="20" w:type="dxa"/>
                     <w:left w:w="70" w:type="dxa"/>
-                    <w:bottom w:w="30" w:type="dxa"/>
+                    <w:bottom w:w="20" w:type="dxa"/>
                     <w:right w:w="70" w:type="dxa"/>
                   </w:tcMar>
                   <w:vAlign w:val="center"/>
@@ -14820,7 +15957,7 @@
             <w:tr>
               <w:trPr>
                 <w:cantSplit/>
-                <w:trHeight w:val="360" w:hRule="atLeast"/>
+                <w:trHeight w:val="316" w:hRule="atLeast"/>
               </w:trPr>
               <w:tc>
                 <w:tcPr>
@@ -14832,9 +15969,9 @@
                     <w:right w:val="single" w:sz="4" w:color="C8CDC2"/>
                   </w:tcBorders>
                   <w:tcMar>
-                    <w:top w:w="30" w:type="dxa"/>
+                    <w:top w:w="20" w:type="dxa"/>
                     <w:left w:w="70" w:type="dxa"/>
-                    <w:bottom w:w="30" w:type="dxa"/>
+                    <w:bottom w:w="20" w:type="dxa"/>
                     <w:right w:w="70" w:type="dxa"/>
                   </w:tcMar>
                   <w:vAlign w:val="center"/>
@@ -14877,9 +16014,9 @@
                     <w:right w:val="single" w:sz="4" w:color="C8CDC2"/>
                   </w:tcBorders>
                   <w:tcMar>
-                    <w:top w:w="30" w:type="dxa"/>
+                    <w:top w:w="20" w:type="dxa"/>
                     <w:left w:w="70" w:type="dxa"/>
-                    <w:bottom w:w="30" w:type="dxa"/>
+                    <w:bottom w:w="20" w:type="dxa"/>
                     <w:right w:w="70" w:type="dxa"/>
                   </w:tcMar>
                   <w:vAlign w:val="center"/>
@@ -14905,7 +16042,7 @@
             <w:tr>
               <w:trPr>
                 <w:cantSplit/>
-                <w:trHeight w:val="360" w:hRule="atLeast"/>
+                <w:trHeight w:val="316" w:hRule="atLeast"/>
               </w:trPr>
               <w:tc>
                 <w:tcPr>
@@ -14917,9 +16054,9 @@
                     <w:right w:val="single" w:sz="4" w:color="C8CDC2"/>
                   </w:tcBorders>
                   <w:tcMar>
-                    <w:top w:w="30" w:type="dxa"/>
+                    <w:top w:w="20" w:type="dxa"/>
                     <w:left w:w="70" w:type="dxa"/>
-                    <w:bottom w:w="30" w:type="dxa"/>
+                    <w:bottom w:w="20" w:type="dxa"/>
                     <w:right w:w="70" w:type="dxa"/>
                   </w:tcMar>
                   <w:vAlign w:val="center"/>
@@ -14962,9 +16099,9 @@
                     <w:right w:val="single" w:sz="4" w:color="C8CDC2"/>
                   </w:tcBorders>
                   <w:tcMar>
-                    <w:top w:w="30" w:type="dxa"/>
+                    <w:top w:w="20" w:type="dxa"/>
                     <w:left w:w="70" w:type="dxa"/>
-                    <w:bottom w:w="30" w:type="dxa"/>
+                    <w:bottom w:w="20" w:type="dxa"/>
                     <w:right w:w="70" w:type="dxa"/>
                   </w:tcMar>
                   <w:vAlign w:val="center"/>
@@ -14990,7 +16127,7 @@
             <w:tr>
               <w:trPr>
                 <w:cantSplit/>
-                <w:trHeight w:val="360" w:hRule="atLeast"/>
+                <w:trHeight w:val="316" w:hRule="atLeast"/>
               </w:trPr>
               <w:tc>
                 <w:tcPr>
@@ -15002,9 +16139,9 @@
                     <w:right w:val="single" w:sz="4" w:color="C8CDC2"/>
                   </w:tcBorders>
                   <w:tcMar>
-                    <w:top w:w="30" w:type="dxa"/>
+                    <w:top w:w="20" w:type="dxa"/>
                     <w:left w:w="70" w:type="dxa"/>
-                    <w:bottom w:w="30" w:type="dxa"/>
+                    <w:bottom w:w="20" w:type="dxa"/>
                     <w:right w:w="70" w:type="dxa"/>
                   </w:tcMar>
                   <w:vAlign w:val="center"/>
@@ -15047,9 +16184,9 @@
                     <w:right w:val="single" w:sz="4" w:color="C8CDC2"/>
                   </w:tcBorders>
                   <w:tcMar>
-                    <w:top w:w="30" w:type="dxa"/>
+                    <w:top w:w="20" w:type="dxa"/>
                     <w:left w:w="70" w:type="dxa"/>
-                    <w:bottom w:w="30" w:type="dxa"/>
+                    <w:bottom w:w="20" w:type="dxa"/>
                     <w:right w:w="70" w:type="dxa"/>
                   </w:tcMar>
                   <w:vAlign w:val="center"/>
@@ -15075,7 +16212,7 @@
             <w:tr>
               <w:trPr>
                 <w:cantSplit/>
-                <w:trHeight w:val="360" w:hRule="atLeast"/>
+                <w:trHeight w:val="316" w:hRule="atLeast"/>
               </w:trPr>
               <w:tc>
                 <w:tcPr>
@@ -15087,9 +16224,9 @@
                     <w:right w:val="single" w:sz="4" w:color="C8CDC2"/>
                   </w:tcBorders>
                   <w:tcMar>
-                    <w:top w:w="30" w:type="dxa"/>
+                    <w:top w:w="20" w:type="dxa"/>
                     <w:left w:w="70" w:type="dxa"/>
-                    <w:bottom w:w="30" w:type="dxa"/>
+                    <w:bottom w:w="20" w:type="dxa"/>
                     <w:right w:w="70" w:type="dxa"/>
                   </w:tcMar>
                   <w:vAlign w:val="center"/>
@@ -15132,9 +16269,9 @@
                     <w:right w:val="single" w:sz="4" w:color="C8CDC2"/>
                   </w:tcBorders>
                   <w:tcMar>
-                    <w:top w:w="30" w:type="dxa"/>
+                    <w:top w:w="20" w:type="dxa"/>
                     <w:left w:w="70" w:type="dxa"/>
-                    <w:bottom w:w="30" w:type="dxa"/>
+                    <w:bottom w:w="20" w:type="dxa"/>
                     <w:right w:w="70" w:type="dxa"/>
                   </w:tcMar>
                   <w:vAlign w:val="center"/>
@@ -15160,7 +16297,7 @@
             <w:tr>
               <w:trPr>
                 <w:cantSplit/>
-                <w:trHeight w:val="360" w:hRule="atLeast"/>
+                <w:trHeight w:val="316" w:hRule="atLeast"/>
               </w:trPr>
               <w:tc>
                 <w:tcPr>
@@ -15172,9 +16309,9 @@
                     <w:right w:val="single" w:sz="4" w:color="C8CDC2"/>
                   </w:tcBorders>
                   <w:tcMar>
-                    <w:top w:w="30" w:type="dxa"/>
+                    <w:top w:w="20" w:type="dxa"/>
                     <w:left w:w="70" w:type="dxa"/>
-                    <w:bottom w:w="30" w:type="dxa"/>
+                    <w:bottom w:w="20" w:type="dxa"/>
                     <w:right w:w="70" w:type="dxa"/>
                   </w:tcMar>
                   <w:vAlign w:val="center"/>
@@ -15217,9 +16354,9 @@
                     <w:right w:val="single" w:sz="4" w:color="C8CDC2"/>
                   </w:tcBorders>
                   <w:tcMar>
-                    <w:top w:w="30" w:type="dxa"/>
+                    <w:top w:w="20" w:type="dxa"/>
                     <w:left w:w="70" w:type="dxa"/>
-                    <w:bottom w:w="30" w:type="dxa"/>
+                    <w:bottom w:w="20" w:type="dxa"/>
                     <w:right w:w="70" w:type="dxa"/>
                   </w:tcMar>
                   <w:vAlign w:val="center"/>
@@ -15297,6 +16434,21 @@
                 <w:sz w:val="14"/>
               </w:rPr>
               <w:t>UNIT 2 CLOSING CHECK</w:t>
+            </w:r>
+          </w:p>
+          <w:p>
+            <w:pPr>
+              <w:spacing w:after="40" w:before="0"/>
+            </w:pPr>
+            <w:r>
+              <w:rPr>
+                <w:rFonts w:ascii="Trade Gothic Next" w:hAnsi="Trade Gothic Next"/>
+                <w:b w:val="0"/>
+                <w:color w:val="14161B"/>
+                <w:sz w:val="17"/>
+                <w:u w:val="none"/>
+              </w:rPr>
+              <w:t>Answers from the board</w:t>
             </w:r>
           </w:p>
         </w:tc>
